--- a/06-学生侧材料/讲义/有机化学/周环反应.docx
+++ b/06-学生侧材料/讲义/有机化学/周环反应.docx
@@ -3,6 +3,101 @@
 <w:document xmlns:w="http://schemas.openxmlformats.org/wordprocessingml/2006/main" xmlns:m="http://schemas.openxmlformats.org/officeDocument/2006/math" xmlns:r="http://schemas.openxmlformats.org/officeDocument/2006/relationships" xmlns:o="urn:schemas-microsoft-com:office:office" xmlns:v="urn:schemas-microsoft-com:vml" xmlns:w10="urn:schemas-microsoft-com:office:word" xmlns:a="http://schemas.openxmlformats.org/drawingml/2006/main" xmlns:pic="http://schemas.openxmlformats.org/drawingml/2006/picture" xmlns:wp="http://schemas.openxmlformats.org/drawingml/2006/wordprocessingDrawing">
   <w:body>
     <w:bookmarkStart w:id="64" w:name="周环反应"/>
+    <w:p>
+      <w:pPr>
+        <w:spacing w:after="1800" w:before="1200" w:line="276" w:lineRule="auto"/>
+        <w:jc w:val="center"/>
+      </w:pPr>
+    </w:p>
+    <w:p>
+      <w:pPr>
+        <w:spacing w:after="320" w:before="0" w:line="276" w:lineRule="auto"/>
+        <w:jc w:val="center"/>
+      </w:pPr>
+      <w:r>
+        <w:rPr>
+          <w:rFonts w:ascii="Times New Roman" w:hAnsi="Times New Roman" w:eastAsia="SimHei" w:cs="Times New Roman"/>
+          <w:b/>
+          <w:color w:val="17324D"/>
+          <w:sz w:val="64"/>
+        </w:rPr>
+        <w:t>化学竞赛习题册</w:t>
+      </w:r>
+    </w:p>
+    <w:p>
+      <w:pPr>
+        <w:spacing w:after="120" w:before="0" w:line="276" w:lineRule="auto"/>
+        <w:jc w:val="center"/>
+      </w:pPr>
+      <w:r>
+        <w:rPr>
+          <w:rFonts w:ascii="Times New Roman" w:hAnsi="Times New Roman" w:eastAsia="SimHei" w:cs="Times New Roman"/>
+          <w:b w:val="0"/>
+          <w:color w:val="5B6975"/>
+          <w:sz w:val="32"/>
+        </w:rPr>
+        <w:t>有机化学</w:t>
+      </w:r>
+    </w:p>
+    <w:p>
+      <w:pPr>
+        <w:spacing w:after="600" w:before="0" w:line="276" w:lineRule="auto"/>
+        <w:jc w:val="center"/>
+      </w:pPr>
+      <w:r>
+        <w:rPr>
+          <w:rFonts w:ascii="Times New Roman" w:hAnsi="Times New Roman" w:eastAsia="SimHei" w:cs="Times New Roman"/>
+          <w:b/>
+          <w:color w:val="17324D"/>
+          <w:sz w:val="44"/>
+        </w:rPr>
+        <w:t>周环反应</w:t>
+      </w:r>
+    </w:p>
+    <w:p>
+      <w:pPr>
+        <w:spacing w:after="600" w:before="120" w:line="276" w:lineRule="auto"/>
+        <w:jc w:val="center"/>
+        <w:pBdr>
+          <w:bottom w:val="single" w:sz="8" w:space="4" w:color="4A6577"/>
+        </w:pBdr>
+      </w:pPr>
+    </w:p>
+    <w:p>
+      <w:pPr>
+        <w:spacing w:after="160" w:before="0" w:line="276" w:lineRule="auto"/>
+        <w:jc w:val="center"/>
+      </w:pPr>
+      <w:r>
+        <w:rPr>
+          <w:rFonts w:ascii="Times New Roman" w:hAnsi="Times New Roman" w:eastAsia="FangSong" w:cs="Times New Roman"/>
+          <w:b w:val="0"/>
+          <w:color w:val="5B6975"/>
+          <w:sz w:val="24"/>
+        </w:rPr>
+        <w:t>日期</w:t>
+      </w:r>
+      <w:r>
+        <w:rPr>
+          <w:rFonts w:ascii="Times New Roman" w:hAnsi="Times New Roman" w:eastAsia="Times New Roman" w:cs="Times New Roman"/>
+          <w:b w:val="0"/>
+          <w:color w:val="5B6975"/>
+          <w:sz w:val="24"/>
+        </w:rPr>
+        <w:t>：2026-09-10</w:t>
+      </w:r>
+    </w:p>
+    <w:p>
+      <w:pPr>
+        <w:jc w:val="center"/>
+      </w:pPr>
+      <w:r>
+        <w:rPr>
+          <w:rFonts w:ascii="Times New Roman" w:hAnsi="Times New Roman" w:eastAsia="Times New Roman" w:cs="Times New Roman"/>
+        </w:rPr>
+        <w:br w:type="page"/>
+      </w:r>
+    </w:p>
     <w:p>
       <w:pPr>
         <w:pStyle w:val="Heading1"/>

--- a/06-学生侧材料/讲义/有机化学/周环反应.docx
+++ b/06-学生侧材料/讲义/有机化学/周环反应.docx
@@ -3,101 +3,6 @@
 <w:document xmlns:w="http://schemas.openxmlformats.org/wordprocessingml/2006/main" xmlns:m="http://schemas.openxmlformats.org/officeDocument/2006/math" xmlns:r="http://schemas.openxmlformats.org/officeDocument/2006/relationships" xmlns:o="urn:schemas-microsoft-com:office:office" xmlns:v="urn:schemas-microsoft-com:vml" xmlns:w10="urn:schemas-microsoft-com:office:word" xmlns:a="http://schemas.openxmlformats.org/drawingml/2006/main" xmlns:pic="http://schemas.openxmlformats.org/drawingml/2006/picture" xmlns:wp="http://schemas.openxmlformats.org/drawingml/2006/wordprocessingDrawing">
   <w:body>
     <w:bookmarkStart w:id="64" w:name="周环反应"/>
-    <w:p>
-      <w:pPr>
-        <w:spacing w:after="1800" w:before="1200" w:line="276" w:lineRule="auto"/>
-        <w:jc w:val="center"/>
-      </w:pPr>
-    </w:p>
-    <w:p>
-      <w:pPr>
-        <w:spacing w:after="320" w:before="0" w:line="276" w:lineRule="auto"/>
-        <w:jc w:val="center"/>
-      </w:pPr>
-      <w:r>
-        <w:rPr>
-          <w:rFonts w:ascii="Times New Roman" w:hAnsi="Times New Roman" w:eastAsia="SimHei" w:cs="Times New Roman"/>
-          <w:b/>
-          <w:color w:val="17324D"/>
-          <w:sz w:val="64"/>
-        </w:rPr>
-        <w:t>化学竞赛习题册</w:t>
-      </w:r>
-    </w:p>
-    <w:p>
-      <w:pPr>
-        <w:spacing w:after="120" w:before="0" w:line="276" w:lineRule="auto"/>
-        <w:jc w:val="center"/>
-      </w:pPr>
-      <w:r>
-        <w:rPr>
-          <w:rFonts w:ascii="Times New Roman" w:hAnsi="Times New Roman" w:eastAsia="SimHei" w:cs="Times New Roman"/>
-          <w:b w:val="0"/>
-          <w:color w:val="5B6975"/>
-          <w:sz w:val="32"/>
-        </w:rPr>
-        <w:t>有机化学</w:t>
-      </w:r>
-    </w:p>
-    <w:p>
-      <w:pPr>
-        <w:spacing w:after="600" w:before="0" w:line="276" w:lineRule="auto"/>
-        <w:jc w:val="center"/>
-      </w:pPr>
-      <w:r>
-        <w:rPr>
-          <w:rFonts w:ascii="Times New Roman" w:hAnsi="Times New Roman" w:eastAsia="SimHei" w:cs="Times New Roman"/>
-          <w:b/>
-          <w:color w:val="17324D"/>
-          <w:sz w:val="44"/>
-        </w:rPr>
-        <w:t>周环反应</w:t>
-      </w:r>
-    </w:p>
-    <w:p>
-      <w:pPr>
-        <w:spacing w:after="600" w:before="120" w:line="276" w:lineRule="auto"/>
-        <w:jc w:val="center"/>
-        <w:pBdr>
-          <w:bottom w:val="single" w:sz="8" w:space="4" w:color="4A6577"/>
-        </w:pBdr>
-      </w:pPr>
-    </w:p>
-    <w:p>
-      <w:pPr>
-        <w:spacing w:after="160" w:before="0" w:line="276" w:lineRule="auto"/>
-        <w:jc w:val="center"/>
-      </w:pPr>
-      <w:r>
-        <w:rPr>
-          <w:rFonts w:ascii="Times New Roman" w:hAnsi="Times New Roman" w:eastAsia="FangSong" w:cs="Times New Roman"/>
-          <w:b w:val="0"/>
-          <w:color w:val="5B6975"/>
-          <w:sz w:val="24"/>
-        </w:rPr>
-        <w:t>日期</w:t>
-      </w:r>
-      <w:r>
-        <w:rPr>
-          <w:rFonts w:ascii="Times New Roman" w:hAnsi="Times New Roman" w:eastAsia="Times New Roman" w:cs="Times New Roman"/>
-          <w:b w:val="0"/>
-          <w:color w:val="5B6975"/>
-          <w:sz w:val="24"/>
-        </w:rPr>
-        <w:t>：2026-09-10</w:t>
-      </w:r>
-    </w:p>
-    <w:p>
-      <w:pPr>
-        <w:jc w:val="center"/>
-      </w:pPr>
-      <w:r>
-        <w:rPr>
-          <w:rFonts w:ascii="Times New Roman" w:hAnsi="Times New Roman" w:eastAsia="Times New Roman" w:cs="Times New Roman"/>
-        </w:rPr>
-        <w:br w:type="page"/>
-      </w:r>
-    </w:p>
     <w:p>
       <w:pPr>
         <w:pStyle w:val="Heading1"/>

--- a/06-学生侧材料/讲义/有机化学/周环反应.docx
+++ b/06-学生侧材料/讲义/有机化学/周环反应.docx
@@ -4983,11 +4983,10 @@
             </m:e>
             <m:lim>
               <m:r>
-                <m:rPr>
-                  <m:nor/>
-                  <m:sty m:val="p"/>
-                </m:rPr>
-                <m:t>hv</m:t>
+                <m:t>h</m:t>
+              </m:r>
+              <m:r>
+                <m:t>v</m:t>
               </m:r>
             </m:lim>
           </m:limUpp>
@@ -7514,81 +7513,352 @@
       <w:pPr>
         <w:pStyle w:val="BodyText"/>
       </w:pPr>
-      <w:r>
-        <w:rPr>
-          <w:rFonts w:ascii="Times New Roman" w:hAnsi="Times New Roman" w:eastAsia="Times New Roman" w:cs="Times New Roman"/>
-        </w:rPr>
-        <w:t xml:space="preserve">$$
-    CH_{2}=CH-CH_{2}-O-CH=CH_{2} \xrightarrow{\text{\Delta} } CH_{2}=CH-CH_{2}-CH_{2}-CHO
-    </w:t>
-      </w:r>
-      <w:r>
-        <w:rPr>
-          <w:rFonts w:hint="eastAsia" w:ascii="Times New Roman" w:hAnsi="Times New Roman" w:eastAsia="Times New Roman" w:cs="Times New Roman"/>
-        </w:rPr>
-        <w:t>（</w:t>
-      </w:r>
-      <w:r>
-        <w:rPr>
-          <w:rFonts w:hint="eastAsia" w:ascii="Times New Roman" w:hAnsi="Times New Roman" w:eastAsia="FangSong" w:cs="Times New Roman"/>
-        </w:rPr>
-        <w:t>产物即</w:t>
-      </w:r>
-      <w:r>
-        <w:rPr>
-          <w:rFonts w:ascii="Times New Roman" w:hAnsi="Times New Roman" w:eastAsia="Times New Roman" w:cs="Times New Roman"/>
-        </w:rPr>
-        <w:t xml:space="preserve"> </w:t>
-      </w:r>
-      <w:r>
-        <w:rPr>
-          <w:rFonts w:hint="eastAsia" w:ascii="Times New Roman" w:hAnsi="Times New Roman" w:eastAsia="Times New Roman" w:cs="Times New Roman"/>
-        </w:rPr>
-        <w:t>**4-</w:t>
-      </w:r>
-      <w:r>
-        <w:rPr>
-          <w:rFonts w:hint="eastAsia" w:ascii="Times New Roman" w:hAnsi="Times New Roman" w:eastAsia="FangSong" w:cs="Times New Roman"/>
-        </w:rPr>
-        <w:t>戊烯醛</w:t>
-      </w:r>
-      <w:r>
-        <w:rPr>
-          <w:rFonts w:hint="eastAsia" w:ascii="Times New Roman" w:hAnsi="Times New Roman" w:eastAsia="Times New Roman" w:cs="Times New Roman"/>
-        </w:rPr>
-        <w:t>**，γ,δ-</w:t>
-      </w:r>
-      <w:r>
-        <w:rPr>
-          <w:rFonts w:hint="eastAsia" w:ascii="Times New Roman" w:hAnsi="Times New Roman" w:eastAsia="FangSong" w:cs="Times New Roman"/>
-        </w:rPr>
-        <w:t>不饱和醛</w:t>
-      </w:r>
-      <w:r>
-        <w:rPr>
-          <w:rFonts w:hint="eastAsia" w:ascii="Times New Roman" w:hAnsi="Times New Roman" w:eastAsia="Times New Roman" w:cs="Times New Roman"/>
-        </w:rPr>
-        <w:t>；</w:t>
-      </w:r>
-      <w:r>
-        <w:rPr>
-          <w:rFonts w:hint="eastAsia" w:ascii="Times New Roman" w:hAnsi="Times New Roman" w:eastAsia="FangSong" w:cs="Times New Roman"/>
-        </w:rPr>
-        <w:t>烯醇式立即互变异构为醛式</w:t>
-      </w:r>
-      <w:r>
-        <w:rPr>
-          <w:rFonts w:hint="eastAsia" w:ascii="Times New Roman" w:hAnsi="Times New Roman" w:eastAsia="Times New Roman" w:cs="Times New Roman"/>
-        </w:rPr>
-        <w:t>）</w:t>
-      </w:r>
-      <w:r>
-        <w:rPr>
-          <w:rFonts w:ascii="Times New Roman" w:hAnsi="Times New Roman" w:eastAsia="Times New Roman" w:cs="Times New Roman"/>
-        </w:rPr>
-        <w:t xml:space="preserve">
-    $$</w:t>
-      </w:r>
+      <m:oMathPara>
+        <m:oMathParaPr>
+          <m:jc m:val="center"/>
+          <m:ctrlPr>
+            <w:rPr>
+              <w:sz w:val="28"/>
+              <w:szCs w:val="28"/>
+            </w:rPr>
+          </m:ctrlPr>
+        </m:oMathParaPr>
+        <m:oMath>
+          <m:r>
+            <m:t>C</m:t>
+          </m:r>
+          <m:sSub>
+            <m:e>
+              <m:r>
+                <m:t>H</m:t>
+              </m:r>
+            </m:e>
+            <m:sub>
+              <m:r>
+                <m:t>2</m:t>
+              </m:r>
+            </m:sub>
+          </m:sSub>
+          <m:r>
+            <m:rPr>
+              <m:sty m:val="p"/>
+            </m:rPr>
+            <m:t>=</m:t>
+          </m:r>
+          <m:r>
+            <m:t>C</m:t>
+          </m:r>
+          <m:r>
+            <m:t>H</m:t>
+          </m:r>
+          <m:r>
+            <m:rPr>
+              <m:sty m:val="p"/>
+            </m:rPr>
+            <m:t>−</m:t>
+          </m:r>
+          <m:r>
+            <m:t>C</m:t>
+          </m:r>
+          <m:sSub>
+            <m:e>
+              <m:r>
+                <m:t>H</m:t>
+              </m:r>
+            </m:e>
+            <m:sub>
+              <m:r>
+                <m:t>2</m:t>
+              </m:r>
+            </m:sub>
+          </m:sSub>
+          <m:r>
+            <m:rPr>
+              <m:sty m:val="p"/>
+            </m:rPr>
+            <m:t>−</m:t>
+          </m:r>
+          <m:r>
+            <m:t>O</m:t>
+          </m:r>
+          <m:r>
+            <m:rPr>
+              <m:sty m:val="p"/>
+            </m:rPr>
+            <m:t>−</m:t>
+          </m:r>
+          <m:r>
+            <m:t>C</m:t>
+          </m:r>
+          <m:r>
+            <m:t>H</m:t>
+          </m:r>
+          <m:r>
+            <m:rPr>
+              <m:sty m:val="p"/>
+            </m:rPr>
+            <m:t>=</m:t>
+          </m:r>
+          <m:r>
+            <m:t>C</m:t>
+          </m:r>
+          <m:sSub>
+            <m:e>
+              <m:r>
+                <m:t>H</m:t>
+              </m:r>
+            </m:e>
+            <m:sub>
+              <m:r>
+                <m:t>2</m:t>
+              </m:r>
+            </m:sub>
+          </m:sSub>
+          <m:limUpp>
+            <m:e>
+              <m:r>
+                <m:rPr>
+                  <m:sty m:val="p"/>
+                </m:rPr>
+                <m:t>→</m:t>
+              </m:r>
+            </m:e>
+            <m:lim>
+              <m:r>
+                <m:rPr>
+                  <m:sty m:val="p"/>
+                </m:rPr>
+                <m:t>Δ</m:t>
+              </m:r>
+            </m:lim>
+          </m:limUpp>
+          <m:r>
+            <m:t>C</m:t>
+          </m:r>
+          <m:sSub>
+            <m:e>
+              <m:r>
+                <m:t>H</m:t>
+              </m:r>
+            </m:e>
+            <m:sub>
+              <m:r>
+                <m:t>2</m:t>
+              </m:r>
+            </m:sub>
+          </m:sSub>
+          <m:r>
+            <m:rPr>
+              <m:sty m:val="p"/>
+            </m:rPr>
+            <m:t>=</m:t>
+          </m:r>
+          <m:r>
+            <m:t>C</m:t>
+          </m:r>
+          <m:r>
+            <m:t>H</m:t>
+          </m:r>
+          <m:r>
+            <m:rPr>
+              <m:sty m:val="p"/>
+            </m:rPr>
+            <m:t>−</m:t>
+          </m:r>
+          <m:r>
+            <m:t>C</m:t>
+          </m:r>
+          <m:sSub>
+            <m:e>
+              <m:r>
+                <m:t>H</m:t>
+              </m:r>
+            </m:e>
+            <m:sub>
+              <m:r>
+                <m:t>2</m:t>
+              </m:r>
+            </m:sub>
+          </m:sSub>
+          <m:r>
+            <m:rPr>
+              <m:sty m:val="p"/>
+            </m:rPr>
+            <m:t>−</m:t>
+          </m:r>
+          <m:r>
+            <m:t>C</m:t>
+          </m:r>
+          <m:sSub>
+            <m:e>
+              <m:r>
+                <m:t>H</m:t>
+              </m:r>
+            </m:e>
+            <m:sub>
+              <m:r>
+                <m:t>2</m:t>
+              </m:r>
+            </m:sub>
+          </m:sSub>
+          <m:r>
+            <m:rPr>
+              <m:sty m:val="p"/>
+            </m:rPr>
+            <m:t>−</m:t>
+          </m:r>
+          <m:r>
+            <m:t>C</m:t>
+          </m:r>
+          <m:r>
+            <m:t>H</m:t>
+          </m:r>
+          <m:r>
+            <m:t>O</m:t>
+          </m:r>
+          <m:r>
+            <m:rPr>
+              <m:sty m:val="p"/>
+            </m:rPr>
+            <m:t>（</m:t>
+          </m:r>
+          <m:r>
+            <m:t>产</m:t>
+          </m:r>
+          <m:r>
+            <m:t>物</m:t>
+          </m:r>
+          <m:r>
+            <m:t>即</m:t>
+          </m:r>
+          <m:r>
+            <m:rPr>
+              <m:sty m:val="p"/>
+            </m:rPr>
+            <m:t>*</m:t>
+          </m:r>
+          <m:r>
+            <m:rPr>
+              <m:sty m:val="p"/>
+            </m:rPr>
+            <m:t>*</m:t>
+          </m:r>
+          <m:r>
+            <m:t>4</m:t>
+          </m:r>
+          <m:r>
+            <m:rPr>
+              <m:sty m:val="p"/>
+            </m:rPr>
+            <m:t>−</m:t>
+          </m:r>
+          <m:r>
+            <m:t>戊</m:t>
+          </m:r>
+          <m:r>
+            <m:t>烯</m:t>
+          </m:r>
+          <m:r>
+            <m:t>醛</m:t>
+          </m:r>
+          <m:r>
+            <m:rPr>
+              <m:sty m:val="p"/>
+            </m:rPr>
+            <m:t>*</m:t>
+          </m:r>
+          <m:r>
+            <m:rPr>
+              <m:sty m:val="p"/>
+            </m:rPr>
+            <m:t>*</m:t>
+          </m:r>
+          <m:r>
+            <m:rPr>
+              <m:sty m:val="p"/>
+            </m:rPr>
+            <m:t>，</m:t>
+          </m:r>
+          <m:r>
+            <m:t>γ</m:t>
+          </m:r>
+          <m:r>
+            <m:rPr>
+              <m:sty m:val="p"/>
+            </m:rPr>
+            <m:t>,</m:t>
+          </m:r>
+          <m:r>
+            <m:t>δ</m:t>
+          </m:r>
+          <m:r>
+            <m:rPr>
+              <m:sty m:val="p"/>
+            </m:rPr>
+            <m:t>−</m:t>
+          </m:r>
+          <m:r>
+            <m:t>不</m:t>
+          </m:r>
+          <m:r>
+            <m:t>饱</m:t>
+          </m:r>
+          <m:r>
+            <m:t>和</m:t>
+          </m:r>
+          <m:r>
+            <m:t>醛</m:t>
+          </m:r>
+          <m:r>
+            <m:rPr>
+              <m:sty m:val="p"/>
+            </m:rPr>
+            <m:t>；</m:t>
+          </m:r>
+          <m:r>
+            <m:t>烯</m:t>
+          </m:r>
+          <m:r>
+            <m:t>醇</m:t>
+          </m:r>
+          <m:r>
+            <m:t>式</m:t>
+          </m:r>
+          <m:r>
+            <m:t>立</m:t>
+          </m:r>
+          <m:r>
+            <m:t>即</m:t>
+          </m:r>
+          <m:r>
+            <m:t>互</m:t>
+          </m:r>
+          <m:r>
+            <m:t>变</m:t>
+          </m:r>
+          <m:r>
+            <m:t>异</m:t>
+          </m:r>
+          <m:r>
+            <m:t>构</m:t>
+          </m:r>
+          <m:r>
+            <m:t>为</m:t>
+          </m:r>
+          <m:r>
+            <m:t>醛</m:t>
+          </m:r>
+          <m:r>
+            <m:t>式</m:t>
+          </m:r>
+          <m:r>
+            <m:rPr>
+              <m:sty m:val="p"/>
+            </m:rPr>
+            <m:t>）</m:t>
+          </m:r>
+        </m:oMath>
+      </m:oMathPara>
     </w:p>
     <w:p>
       <w:pPr>
@@ -8936,56 +9206,112 @@
       <w:pPr>
         <w:pStyle w:val="BodyText"/>
       </w:pPr>
-      <w:r>
-        <w:rPr>
-          <w:rFonts w:ascii="Times New Roman" w:hAnsi="Times New Roman" w:eastAsia="Times New Roman" w:cs="Times New Roman"/>
-        </w:rPr>
-        <w:t xml:space="preserve">$$
-    </w:t>
-      </w:r>
-      <w:r>
-        <w:rPr>
-          <w:rFonts w:hint="eastAsia" w:ascii="Times New Roman" w:hAnsi="Times New Roman" w:eastAsia="FangSong" w:cs="Times New Roman"/>
-        </w:rPr>
-        <w:t xml:space="preserve">丁二烯</w:t>
-      </w:r>
-      <w:r>
-        <w:rPr>
-          <w:rFonts w:ascii="Times New Roman" w:hAnsi="Times New Roman" w:eastAsia="Times New Roman" w:cs="Times New Roman"/>
-        </w:rPr>
-        <w:t xml:space="preserve"> + SO_{2} \xrightarrow{\text{\Delta} } </w:t>
-      </w:r>
-      <w:r>
-        <w:rPr>
-          <w:rFonts w:hint="eastAsia" w:ascii="Times New Roman" w:hAnsi="Times New Roman" w:eastAsia="FangSong" w:cs="Times New Roman"/>
-        </w:rPr>
-        <w:t>环状砜</w:t>
-      </w:r>
-      <w:r>
-        <w:rPr>
-          <w:rFonts w:hint="eastAsia" w:ascii="Times New Roman" w:hAnsi="Times New Roman" w:eastAsia="Times New Roman" w:cs="Times New Roman"/>
-        </w:rPr>
-        <w:t>（3-</w:t>
-      </w:r>
-      <w:r>
-        <w:rPr>
-          <w:rFonts w:hint="eastAsia" w:ascii="Times New Roman" w:hAnsi="Times New Roman" w:eastAsia="FangSong" w:cs="Times New Roman"/>
-        </w:rPr>
-        <w:t>磺杂环戊烯</w:t>
-      </w:r>
-      <w:r>
-        <w:rPr>
-          <w:rFonts w:hint="eastAsia" w:ascii="Times New Roman" w:hAnsi="Times New Roman" w:eastAsia="Times New Roman" w:cs="Times New Roman"/>
-        </w:rPr>
-        <w:t>）</w:t>
-      </w:r>
-      <w:r>
-        <w:rPr>
-          <w:rFonts w:ascii="Times New Roman" w:hAnsi="Times New Roman" w:eastAsia="Times New Roman" w:cs="Times New Roman"/>
-        </w:rPr>
-        <w:t xml:space="preserve">
-    $$</w:t>
-      </w:r>
+      <m:oMathPara>
+        <m:oMathParaPr>
+          <m:jc m:val="center"/>
+          <m:ctrlPr>
+            <w:rPr>
+              <w:sz w:val="28"/>
+              <w:szCs w:val="28"/>
+            </w:rPr>
+          </m:ctrlPr>
+        </m:oMathParaPr>
+        <m:oMath>
+          <m:r>
+            <m:t>丁</m:t>
+          </m:r>
+          <m:r>
+            <m:t>二</m:t>
+          </m:r>
+          <m:r>
+            <m:t>烯</m:t>
+          </m:r>
+          <m:r>
+            <m:rPr>
+              <m:sty m:val="p"/>
+            </m:rPr>
+            <m:t>+</m:t>
+          </m:r>
+          <m:r>
+            <m:t>S</m:t>
+          </m:r>
+          <m:sSub>
+            <m:e>
+              <m:r>
+                <m:t>O</m:t>
+              </m:r>
+            </m:e>
+            <m:sub>
+              <m:r>
+                <m:t>2</m:t>
+              </m:r>
+            </m:sub>
+          </m:sSub>
+          <m:limUpp>
+            <m:e>
+              <m:r>
+                <m:rPr>
+                  <m:sty m:val="p"/>
+                </m:rPr>
+                <m:t>→</m:t>
+              </m:r>
+            </m:e>
+            <m:lim>
+              <m:r>
+                <m:rPr>
+                  <m:sty m:val="p"/>
+                </m:rPr>
+                <m:t>Δ</m:t>
+              </m:r>
+            </m:lim>
+          </m:limUpp>
+          <m:r>
+            <m:t>环</m:t>
+          </m:r>
+          <m:r>
+            <m:t>状</m:t>
+          </m:r>
+          <m:r>
+            <m:t>砜</m:t>
+          </m:r>
+          <m:r>
+            <m:rPr>
+              <m:sty m:val="p"/>
+            </m:rPr>
+            <m:t>（</m:t>
+          </m:r>
+          <m:r>
+            <m:t>3</m:t>
+          </m:r>
+          <m:r>
+            <m:rPr>
+              <m:sty m:val="p"/>
+            </m:rPr>
+            <m:t>−</m:t>
+          </m:r>
+          <m:r>
+            <m:t>磺</m:t>
+          </m:r>
+          <m:r>
+            <m:t>杂</m:t>
+          </m:r>
+          <m:r>
+            <m:t>环</m:t>
+          </m:r>
+          <m:r>
+            <m:t>戊</m:t>
+          </m:r>
+          <m:r>
+            <m:t>烯</m:t>
+          </m:r>
+          <m:r>
+            <m:rPr>
+              <m:sty m:val="p"/>
+            </m:rPr>
+            <m:t>）</m:t>
+          </m:r>
+        </m:oMath>
+      </m:oMathPara>
     </w:p>
     <w:p>
       <w:pPr>
@@ -17836,12 +18162,208 @@
         </w:rPr>
         <w:t xml:space="preserve">：</w:t>
       </w:r>
-      <w:r>
-        <w:rPr>
-          <w:rFonts w:ascii="Times New Roman" w:hAnsi="Times New Roman" w:eastAsia="Times New Roman" w:cs="Times New Roman"/>
-        </w:rPr>
-        <w:t xml:space="preserve">$CH_{2}=CH-CH_{2}-O-CH=CH_{2} \xrightarrow{\text{\Delta} } CH_{2}=CH-CH_{2}-CH_{2}-CHO$</w:t>
-      </w:r>
+      <m:oMath>
+        <m:oMathPr>
+          <m:ctrlPr>
+            <w:rPr>
+              <w:sz w:val="28"/>
+              <w:szCs w:val="28"/>
+            </w:rPr>
+          </m:ctrlPr>
+        </m:oMathPr>
+        <m:r>
+          <m:t>C</m:t>
+        </m:r>
+        <m:sSub>
+          <m:e>
+            <m:r>
+              <m:t>H</m:t>
+            </m:r>
+          </m:e>
+          <m:sub>
+            <m:r>
+              <m:t>2</m:t>
+            </m:r>
+          </m:sub>
+        </m:sSub>
+        <m:r>
+          <m:rPr>
+            <m:sty m:val="p"/>
+          </m:rPr>
+          <m:t>=</m:t>
+        </m:r>
+        <m:r>
+          <m:t>C</m:t>
+        </m:r>
+        <m:r>
+          <m:t>H</m:t>
+        </m:r>
+        <m:r>
+          <m:rPr>
+            <m:sty m:val="p"/>
+          </m:rPr>
+          <m:t>−</m:t>
+        </m:r>
+        <m:r>
+          <m:t>C</m:t>
+        </m:r>
+        <m:sSub>
+          <m:e>
+            <m:r>
+              <m:t>H</m:t>
+            </m:r>
+          </m:e>
+          <m:sub>
+            <m:r>
+              <m:t>2</m:t>
+            </m:r>
+          </m:sub>
+        </m:sSub>
+        <m:r>
+          <m:rPr>
+            <m:sty m:val="p"/>
+          </m:rPr>
+          <m:t>−</m:t>
+        </m:r>
+        <m:r>
+          <m:t>O</m:t>
+        </m:r>
+        <m:r>
+          <m:rPr>
+            <m:sty m:val="p"/>
+          </m:rPr>
+          <m:t>−</m:t>
+        </m:r>
+        <m:r>
+          <m:t>C</m:t>
+        </m:r>
+        <m:r>
+          <m:t>H</m:t>
+        </m:r>
+        <m:r>
+          <m:rPr>
+            <m:sty m:val="p"/>
+          </m:rPr>
+          <m:t>=</m:t>
+        </m:r>
+        <m:r>
+          <m:t>C</m:t>
+        </m:r>
+        <m:sSub>
+          <m:e>
+            <m:r>
+              <m:t>H</m:t>
+            </m:r>
+          </m:e>
+          <m:sub>
+            <m:r>
+              <m:t>2</m:t>
+            </m:r>
+          </m:sub>
+        </m:sSub>
+        <m:limUpp>
+          <m:e>
+            <m:r>
+              <m:rPr>
+                <m:sty m:val="p"/>
+              </m:rPr>
+              <m:t>→</m:t>
+            </m:r>
+          </m:e>
+          <m:lim>
+            <m:r>
+              <m:rPr>
+                <m:sty m:val="p"/>
+              </m:rPr>
+              <m:t>Δ</m:t>
+            </m:r>
+          </m:lim>
+        </m:limUpp>
+        <m:r>
+          <m:t>C</m:t>
+        </m:r>
+        <m:sSub>
+          <m:e>
+            <m:r>
+              <m:t>H</m:t>
+            </m:r>
+          </m:e>
+          <m:sub>
+            <m:r>
+              <m:t>2</m:t>
+            </m:r>
+          </m:sub>
+        </m:sSub>
+        <m:r>
+          <m:rPr>
+            <m:sty m:val="p"/>
+          </m:rPr>
+          <m:t>=</m:t>
+        </m:r>
+        <m:r>
+          <m:t>C</m:t>
+        </m:r>
+        <m:r>
+          <m:t>H</m:t>
+        </m:r>
+        <m:r>
+          <m:rPr>
+            <m:sty m:val="p"/>
+          </m:rPr>
+          <m:t>−</m:t>
+        </m:r>
+        <m:r>
+          <m:t>C</m:t>
+        </m:r>
+        <m:sSub>
+          <m:e>
+            <m:r>
+              <m:t>H</m:t>
+            </m:r>
+          </m:e>
+          <m:sub>
+            <m:r>
+              <m:t>2</m:t>
+            </m:r>
+          </m:sub>
+        </m:sSub>
+        <m:r>
+          <m:rPr>
+            <m:sty m:val="p"/>
+          </m:rPr>
+          <m:t>−</m:t>
+        </m:r>
+        <m:r>
+          <m:t>C</m:t>
+        </m:r>
+        <m:sSub>
+          <m:e>
+            <m:r>
+              <m:t>H</m:t>
+            </m:r>
+          </m:e>
+          <m:sub>
+            <m:r>
+              <m:t>2</m:t>
+            </m:r>
+          </m:sub>
+        </m:sSub>
+        <m:r>
+          <m:rPr>
+            <m:sty m:val="p"/>
+          </m:rPr>
+          <m:t>−</m:t>
+        </m:r>
+        <m:r>
+          <m:t>C</m:t>
+        </m:r>
+        <m:r>
+          <m:t>H</m:t>
+        </m:r>
+        <m:r>
+          <m:t>O</m:t>
+        </m:r>
+      </m:oMath>
       <w:r>
         <w:rPr>
           <w:rFonts w:hint="eastAsia" w:ascii="Times New Roman" w:hAnsi="Times New Roman" w:eastAsia="Times New Roman" w:cs="Times New Roman"/>

--- a/06-学生侧材料/讲义/有机化学/周环反应.docx
+++ b/06-学生侧材料/讲义/有机化学/周环反应.docx
@@ -1773,165 +1773,165 @@
       <w:r>
         <w:rPr>
           <w:rStyle w:val="VerbatimChar"/>
-          <w:rFonts w:ascii="Times New Roman" w:hAnsi="Times New Roman" w:eastAsia="Times New Roman" w:cs="Times New Roman"/>
+          <w:rFonts w:ascii="SimSun" w:hAnsi="SimSun" w:eastAsia="SimSun" w:cs="SimSun"/>
         </w:rPr>
         <w:t xml:space="preserve">1. </w:t>
       </w:r>
       <w:r>
         <w:rPr>
           <w:rStyle w:val="VerbatimChar"/>
-          <w:rFonts w:hint="eastAsia" w:ascii="Times New Roman" w:hAnsi="Times New Roman" w:eastAsia="FangSong" w:cs="Times New Roman"/>
+          <w:rFonts w:ascii="SimSun" w:hAnsi="SimSun" w:eastAsia="SimSun" w:cs="SimSun"/>
         </w:rPr>
         <w:t xml:space="preserve">确定参与反应的</w:t>
       </w:r>
       <w:r>
         <w:rPr>
           <w:rStyle w:val="VerbatimChar"/>
-          <w:rFonts w:ascii="Times New Roman" w:hAnsi="Times New Roman" w:eastAsia="Times New Roman" w:cs="Times New Roman"/>
+          <w:rFonts w:ascii="SimSun" w:hAnsi="SimSun" w:eastAsia="SimSun" w:cs="SimSun"/>
         </w:rPr>
         <w:t xml:space="preserve"> π </w:t>
       </w:r>
       <w:r>
         <w:rPr>
           <w:rStyle w:val="VerbatimChar"/>
-          <w:rFonts w:hint="eastAsia" w:ascii="Times New Roman" w:hAnsi="Times New Roman" w:eastAsia="FangSong" w:cs="Times New Roman"/>
+          <w:rFonts w:ascii="SimSun" w:hAnsi="SimSun" w:eastAsia="SimSun" w:cs="SimSun"/>
         </w:rPr>
         <w:t xml:space="preserve">电子数</w:t>
       </w:r>
       <w:r>
         <w:rPr>
-          <w:rFonts w:ascii="Times New Roman" w:hAnsi="Times New Roman" w:eastAsia="Times New Roman" w:cs="Times New Roman"/>
+          <w:rFonts w:ascii="SimSun" w:hAnsi="SimSun" w:eastAsia="SimSun" w:cs="SimSun"/>
         </w:rPr>
         <w:br/>
       </w:r>
       <w:r>
         <w:rPr>
           <w:rStyle w:val="VerbatimChar"/>
-          <w:rFonts w:ascii="Times New Roman" w:hAnsi="Times New Roman" w:eastAsia="Times New Roman" w:cs="Times New Roman"/>
+          <w:rFonts w:ascii="SimSun" w:hAnsi="SimSun" w:eastAsia="SimSun" w:cs="SimSun"/>
         </w:rPr>
         <w:t xml:space="preserve">2. </w:t>
       </w:r>
       <w:r>
         <w:rPr>
           <w:rStyle w:val="VerbatimChar"/>
-          <w:rFonts w:hint="eastAsia" w:ascii="Times New Roman" w:hAnsi="Times New Roman" w:eastAsia="FangSong" w:cs="Times New Roman"/>
+          <w:rFonts w:ascii="SimSun" w:hAnsi="SimSun" w:eastAsia="SimSun" w:cs="SimSun"/>
         </w:rPr>
         <w:t xml:space="preserve">画出轨道的节面和对称性</w:t>
       </w:r>
       <w:r>
         <w:rPr>
-          <w:rFonts w:ascii="Times New Roman" w:hAnsi="Times New Roman" w:eastAsia="Times New Roman" w:cs="Times New Roman"/>
+          <w:rFonts w:ascii="SimSun" w:hAnsi="SimSun" w:eastAsia="SimSun" w:cs="SimSun"/>
         </w:rPr>
         <w:br/>
       </w:r>
       <w:r>
         <w:rPr>
           <w:rStyle w:val="VerbatimChar"/>
-          <w:rFonts w:ascii="Times New Roman" w:hAnsi="Times New Roman" w:eastAsia="Times New Roman" w:cs="Times New Roman"/>
+          <w:rFonts w:ascii="SimSun" w:hAnsi="SimSun" w:eastAsia="SimSun" w:cs="SimSun"/>
         </w:rPr>
         <w:t xml:space="preserve">3. </w:t>
       </w:r>
       <w:r>
         <w:rPr>
           <w:rStyle w:val="VerbatimChar"/>
-          <w:rFonts w:hint="eastAsia" w:ascii="Times New Roman" w:hAnsi="Times New Roman" w:eastAsia="FangSong" w:cs="Times New Roman"/>
+          <w:rFonts w:ascii="SimSun" w:hAnsi="SimSun" w:eastAsia="SimSun" w:cs="SimSun"/>
         </w:rPr>
         <w:t xml:space="preserve">判断</w:t>
       </w:r>
       <w:r>
         <w:rPr>
           <w:rStyle w:val="VerbatimChar"/>
-          <w:rFonts w:ascii="Times New Roman" w:hAnsi="Times New Roman" w:eastAsia="Times New Roman" w:cs="Times New Roman"/>
+          <w:rFonts w:ascii="SimSun" w:hAnsi="SimSun" w:eastAsia="SimSun" w:cs="SimSun"/>
         </w:rPr>
         <w:t xml:space="preserve"> HOMO-LUMO </w:t>
       </w:r>
       <w:r>
         <w:rPr>
           <w:rStyle w:val="VerbatimChar"/>
-          <w:rFonts w:hint="eastAsia" w:ascii="Times New Roman" w:hAnsi="Times New Roman" w:eastAsia="FangSong" w:cs="Times New Roman"/>
+          <w:rFonts w:ascii="SimSun" w:hAnsi="SimSun" w:eastAsia="SimSun" w:cs="SimSun"/>
         </w:rPr>
         <w:t xml:space="preserve">是否同相重叠</w:t>
       </w:r>
       <w:r>
         <w:rPr>
-          <w:rFonts w:ascii="Times New Roman" w:hAnsi="Times New Roman" w:eastAsia="Times New Roman" w:cs="Times New Roman"/>
+          <w:rFonts w:ascii="SimSun" w:hAnsi="SimSun" w:eastAsia="SimSun" w:cs="SimSun"/>
         </w:rPr>
         <w:br/>
       </w:r>
       <w:r>
         <w:rPr>
           <w:rStyle w:val="VerbatimChar"/>
-          <w:rFonts w:ascii="Times New Roman" w:hAnsi="Times New Roman" w:eastAsia="Times New Roman" w:cs="Times New Roman"/>
+          <w:rFonts w:ascii="SimSun" w:hAnsi="SimSun" w:eastAsia="SimSun" w:cs="SimSun"/>
         </w:rPr>
         <w:t xml:space="preserve">4. </w:t>
       </w:r>
       <w:r>
         <w:rPr>
           <w:rStyle w:val="VerbatimChar"/>
-          <w:rFonts w:hint="eastAsia" w:ascii="Times New Roman" w:hAnsi="Times New Roman" w:eastAsia="FangSong" w:cs="Times New Roman"/>
+          <w:rFonts w:ascii="SimSun" w:hAnsi="SimSun" w:eastAsia="SimSun" w:cs="SimSun"/>
         </w:rPr>
         <w:t xml:space="preserve">同相</w:t>
       </w:r>
       <w:r>
         <w:rPr>
           <w:rStyle w:val="VerbatimChar"/>
-          <w:rFonts w:ascii="Times New Roman" w:hAnsi="Times New Roman" w:eastAsia="Times New Roman" w:cs="Times New Roman"/>
+          <w:rFonts w:ascii="SimSun" w:hAnsi="SimSun" w:eastAsia="SimSun" w:cs="SimSun"/>
         </w:rPr>
         <w:t xml:space="preserve"> → </w:t>
       </w:r>
       <w:r>
         <w:rPr>
           <w:rStyle w:val="VerbatimChar"/>
-          <w:rFonts w:hint="eastAsia" w:ascii="Times New Roman" w:hAnsi="Times New Roman" w:eastAsia="FangSong" w:cs="Times New Roman"/>
+          <w:rFonts w:ascii="SimSun" w:hAnsi="SimSun" w:eastAsia="SimSun" w:cs="SimSun"/>
         </w:rPr>
         <w:t>热允许</w:t>
       </w:r>
       <w:r>
         <w:rPr>
           <w:rStyle w:val="VerbatimChar"/>
-          <w:rFonts w:hint="eastAsia" w:ascii="Times New Roman" w:hAnsi="Times New Roman" w:eastAsia="Times New Roman" w:cs="Times New Roman"/>
+          <w:rFonts w:ascii="SimSun" w:hAnsi="SimSun" w:eastAsia="SimSun" w:cs="SimSun"/>
         </w:rPr>
         <w:t>；</w:t>
       </w:r>
       <w:r>
         <w:rPr>
           <w:rStyle w:val="VerbatimChar"/>
-          <w:rFonts w:hint="eastAsia" w:ascii="Times New Roman" w:hAnsi="Times New Roman" w:eastAsia="FangSong" w:cs="Times New Roman"/>
+          <w:rFonts w:ascii="SimSun" w:hAnsi="SimSun" w:eastAsia="SimSun" w:cs="SimSun"/>
         </w:rPr>
         <w:t>异相</w:t>
       </w:r>
       <w:r>
         <w:rPr>
           <w:rStyle w:val="VerbatimChar"/>
-          <w:rFonts w:ascii="Times New Roman" w:hAnsi="Times New Roman" w:eastAsia="Times New Roman" w:cs="Times New Roman"/>
+          <w:rFonts w:ascii="SimSun" w:hAnsi="SimSun" w:eastAsia="SimSun" w:cs="SimSun"/>
         </w:rPr>
         <w:t xml:space="preserve"> → </w:t>
       </w:r>
       <w:r>
         <w:rPr>
           <w:rStyle w:val="VerbatimChar"/>
-          <w:rFonts w:hint="eastAsia" w:ascii="Times New Roman" w:hAnsi="Times New Roman" w:eastAsia="FangSong" w:cs="Times New Roman"/>
+          <w:rFonts w:ascii="SimSun" w:hAnsi="SimSun" w:eastAsia="SimSun" w:cs="SimSun"/>
         </w:rPr>
         <w:t>热禁阻</w:t>
       </w:r>
       <w:r>
         <w:rPr>
           <w:rStyle w:val="VerbatimChar"/>
-          <w:rFonts w:hint="eastAsia" w:ascii="Times New Roman" w:hAnsi="Times New Roman" w:eastAsia="Times New Roman" w:cs="Times New Roman"/>
+          <w:rFonts w:ascii="SimSun" w:hAnsi="SimSun" w:eastAsia="SimSun" w:cs="SimSun"/>
         </w:rPr>
         <w:t>（</w:t>
       </w:r>
       <w:r>
         <w:rPr>
           <w:rStyle w:val="VerbatimChar"/>
-          <w:rFonts w:hint="eastAsia" w:ascii="Times New Roman" w:hAnsi="Times New Roman" w:eastAsia="FangSong" w:cs="Times New Roman"/>
+          <w:rFonts w:ascii="SimSun" w:hAnsi="SimSun" w:eastAsia="SimSun" w:cs="SimSun"/>
         </w:rPr>
         <w:t>光照可能允许</w:t>
       </w:r>
       <w:r>
         <w:rPr>
           <w:rStyle w:val="VerbatimChar"/>
-          <w:rFonts w:hint="eastAsia" w:ascii="Times New Roman" w:hAnsi="Times New Roman" w:eastAsia="Times New Roman" w:cs="Times New Roman"/>
+          <w:rFonts w:ascii="SimSun" w:hAnsi="SimSun" w:eastAsia="SimSun" w:cs="SimSun"/>
         </w:rPr>
         <w:t>）</w:t>
       </w:r>
@@ -2905,119 +2905,119 @@
       <w:r>
         <w:rPr>
           <w:rStyle w:val="VerbatimChar"/>
-          <w:rFonts w:ascii="Times New Roman" w:hAnsi="Times New Roman" w:eastAsia="Times New Roman" w:cs="Times New Roman"/>
+          <w:rFonts w:ascii="SimSun" w:hAnsi="SimSun" w:eastAsia="SimSun" w:cs="SimSun"/>
         </w:rPr>
         <w:t xml:space="preserve">       EWG                EWG</w:t>
       </w:r>
       <w:r>
         <w:rPr>
-          <w:rFonts w:ascii="Times New Roman" w:hAnsi="Times New Roman" w:eastAsia="Times New Roman" w:cs="Times New Roman"/>
+          <w:rFonts w:ascii="SimSun" w:hAnsi="SimSun" w:eastAsia="SimSun" w:cs="SimSun"/>
         </w:rPr>
         <w:br/>
       </w:r>
       <w:r>
         <w:rPr>
           <w:rStyle w:val="VerbatimChar"/>
-          <w:rFonts w:ascii="Times New Roman" w:hAnsi="Times New Roman" w:eastAsia="Times New Roman" w:cs="Times New Roman"/>
+          <w:rFonts w:ascii="SimSun" w:hAnsi="SimSun" w:eastAsia="SimSun" w:cs="SimSun"/>
         </w:rPr>
         <w:t xml:space="preserve">         \                  /</w:t>
       </w:r>
       <w:r>
         <w:rPr>
-          <w:rFonts w:ascii="Times New Roman" w:hAnsi="Times New Roman" w:eastAsia="Times New Roman" w:cs="Times New Roman"/>
+          <w:rFonts w:ascii="SimSun" w:hAnsi="SimSun" w:eastAsia="SimSun" w:cs="SimSun"/>
         </w:rPr>
         <w:br/>
       </w:r>
       <w:r>
         <w:rPr>
           <w:rStyle w:val="VerbatimChar"/>
-          <w:rFonts w:ascii="Times New Roman" w:hAnsi="Times New Roman" w:eastAsia="Times New Roman" w:cs="Times New Roman"/>
+          <w:rFonts w:ascii="SimSun" w:hAnsi="SimSun" w:eastAsia="SimSun" w:cs="SimSun"/>
         </w:rPr>
         <w:t xml:space="preserve">          C                C</w:t>
       </w:r>
       <w:r>
         <w:rPr>
-          <w:rFonts w:ascii="Times New Roman" w:hAnsi="Times New Roman" w:eastAsia="Times New Roman" w:cs="Times New Roman"/>
+          <w:rFonts w:ascii="SimSun" w:hAnsi="SimSun" w:eastAsia="SimSun" w:cs="SimSun"/>
         </w:rPr>
         <w:br/>
       </w:r>
       <w:r>
         <w:rPr>
           <w:rStyle w:val="VerbatimChar"/>
-          <w:rFonts w:ascii="Times New Roman" w:hAnsi="Times New Roman" w:eastAsia="Times New Roman" w:cs="Times New Roman"/>
+          <w:rFonts w:ascii="SimSun" w:hAnsi="SimSun" w:eastAsia="SimSun" w:cs="SimSun"/>
         </w:rPr>
         <w:t xml:space="preserve">         /  \            /  \</w:t>
       </w:r>
       <w:r>
         <w:rPr>
-          <w:rFonts w:ascii="Times New Roman" w:hAnsi="Times New Roman" w:eastAsia="Times New Roman" w:cs="Times New Roman"/>
+          <w:rFonts w:ascii="SimSun" w:hAnsi="SimSun" w:eastAsia="SimSun" w:cs="SimSun"/>
         </w:rPr>
         <w:br/>
       </w:r>
       <w:r>
         <w:rPr>
           <w:rStyle w:val="VerbatimChar"/>
-          <w:rFonts w:ascii="Times New Roman" w:hAnsi="Times New Roman" w:eastAsia="Times New Roman" w:cs="Times New Roman"/>
+          <w:rFonts w:ascii="SimSun" w:hAnsi="SimSun" w:eastAsia="SimSun" w:cs="SimSun"/>
         </w:rPr>
         <w:t xml:space="preserve">  </w:t>
       </w:r>
       <w:r>
         <w:rPr>
           <w:rStyle w:val="VerbatimChar"/>
-          <w:rFonts w:hint="eastAsia" w:ascii="Times New Roman" w:hAnsi="Times New Roman" w:eastAsia="FangSong" w:cs="Times New Roman"/>
+          <w:rFonts w:ascii="SimSun" w:hAnsi="SimSun" w:eastAsia="SimSun" w:cs="SimSun"/>
         </w:rPr>
         <w:t xml:space="preserve">二烯</w:t>
       </w:r>
       <w:r>
         <w:rPr>
           <w:rStyle w:val="VerbatimChar"/>
-          <w:rFonts w:ascii="Times New Roman" w:hAnsi="Times New Roman" w:eastAsia="Times New Roman" w:cs="Times New Roman"/>
+          <w:rFonts w:ascii="SimSun" w:hAnsi="SimSun" w:eastAsia="SimSun" w:cs="SimSun"/>
         </w:rPr>
         <w:t xml:space="preserve"> +     C  →  endo /    \  </w:t>
       </w:r>
       <w:r>
         <w:rPr>
           <w:rStyle w:val="VerbatimChar"/>
-          <w:rFonts w:hint="eastAsia" w:ascii="Times New Roman" w:hAnsi="Times New Roman" w:eastAsia="FangSong" w:cs="Times New Roman"/>
+          <w:rFonts w:ascii="SimSun" w:hAnsi="SimSun" w:eastAsia="SimSun" w:cs="SimSun"/>
         </w:rPr>
         <w:t xml:space="preserve">为主</w:t>
       </w:r>
       <w:r>
         <w:rPr>
-          <w:rFonts w:ascii="Times New Roman" w:hAnsi="Times New Roman" w:eastAsia="Times New Roman" w:cs="Times New Roman"/>
+          <w:rFonts w:ascii="SimSun" w:hAnsi="SimSun" w:eastAsia="SimSun" w:cs="SimSun"/>
         </w:rPr>
         <w:br/>
       </w:r>
       <w:r>
         <w:rPr>
           <w:rStyle w:val="VerbatimChar"/>
-          <w:rFonts w:ascii="Times New Roman" w:hAnsi="Times New Roman" w:eastAsia="Times New Roman" w:cs="Times New Roman"/>
+          <w:rFonts w:ascii="SimSun" w:hAnsi="SimSun" w:eastAsia="SimSun" w:cs="SimSun"/>
         </w:rPr>
         <w:t xml:space="preserve">          \ /          \    /</w:t>
       </w:r>
       <w:r>
         <w:rPr>
-          <w:rFonts w:ascii="Times New Roman" w:hAnsi="Times New Roman" w:eastAsia="Times New Roman" w:cs="Times New Roman"/>
+          <w:rFonts w:ascii="SimSun" w:hAnsi="SimSun" w:eastAsia="SimSun" w:cs="SimSun"/>
         </w:rPr>
         <w:br/>
       </w:r>
       <w:r>
         <w:rPr>
           <w:rStyle w:val="VerbatimChar"/>
-          <w:rFonts w:ascii="Times New Roman" w:hAnsi="Times New Roman" w:eastAsia="Times New Roman" w:cs="Times New Roman"/>
+          <w:rFonts w:ascii="SimSun" w:hAnsi="SimSun" w:eastAsia="SimSun" w:cs="SimSun"/>
         </w:rPr>
         <w:t xml:space="preserve">           C            \  /</w:t>
       </w:r>
       <w:r>
         <w:rPr>
-          <w:rFonts w:ascii="Times New Roman" w:hAnsi="Times New Roman" w:eastAsia="Times New Roman" w:cs="Times New Roman"/>
+          <w:rFonts w:ascii="SimSun" w:hAnsi="SimSun" w:eastAsia="SimSun" w:cs="SimSun"/>
         </w:rPr>
         <w:br/>
       </w:r>
       <w:r>
         <w:rPr>
           <w:rStyle w:val="VerbatimChar"/>
-          <w:rFonts w:ascii="Times New Roman" w:hAnsi="Times New Roman" w:eastAsia="Times New Roman" w:cs="Times New Roman"/>
+          <w:rFonts w:ascii="SimSun" w:hAnsi="SimSun" w:eastAsia="SimSun" w:cs="SimSun"/>
         </w:rPr>
         <w:t xml:space="preserve">                           \</w:t>
       </w:r>
@@ -5508,386 +5508,386 @@
       <w:r>
         <w:rPr>
           <w:rStyle w:val="VerbatimChar"/>
-          <w:rFonts w:ascii="Times New Roman" w:hAnsi="Times New Roman" w:eastAsia="Times New Roman" w:cs="Times New Roman"/>
+          <w:rFonts w:ascii="SimSun" w:hAnsi="SimSun" w:eastAsia="SimSun" w:cs="SimSun"/>
         </w:rPr>
         <w:t xml:space="preserve">4n </w:t>
       </w:r>
       <w:r>
         <w:rPr>
           <w:rStyle w:val="VerbatimChar"/>
-          <w:rFonts w:hint="eastAsia" w:ascii="Times New Roman" w:hAnsi="Times New Roman" w:eastAsia="FangSong" w:cs="Times New Roman"/>
+          <w:rFonts w:ascii="SimSun" w:hAnsi="SimSun" w:eastAsia="SimSun" w:cs="SimSun"/>
         </w:rPr>
         <w:t>体系</w:t>
       </w:r>
       <w:r>
         <w:rPr>
           <w:rStyle w:val="VerbatimChar"/>
-          <w:rFonts w:hint="eastAsia" w:ascii="Times New Roman" w:hAnsi="Times New Roman" w:eastAsia="Times New Roman" w:cs="Times New Roman"/>
+          <w:rFonts w:ascii="SimSun" w:hAnsi="SimSun" w:eastAsia="SimSun" w:cs="SimSun"/>
         </w:rPr>
         <w:t>（</w:t>
       </w:r>
       <w:r>
         <w:rPr>
           <w:rStyle w:val="VerbatimChar"/>
-          <w:rFonts w:hint="eastAsia" w:ascii="Times New Roman" w:hAnsi="Times New Roman" w:eastAsia="FangSong" w:cs="Times New Roman"/>
+          <w:rFonts w:ascii="SimSun" w:hAnsi="SimSun" w:eastAsia="SimSun" w:cs="SimSun"/>
         </w:rPr>
         <w:t>如</w:t>
       </w:r>
       <w:r>
         <w:rPr>
           <w:rStyle w:val="VerbatimChar"/>
-          <w:rFonts w:ascii="Times New Roman" w:hAnsi="Times New Roman" w:eastAsia="Times New Roman" w:cs="Times New Roman"/>
+          <w:rFonts w:ascii="SimSun" w:hAnsi="SimSun" w:eastAsia="SimSun" w:cs="SimSun"/>
         </w:rPr>
         <w:t xml:space="preserve"> 4π </w:t>
       </w:r>
       <w:r>
         <w:rPr>
           <w:rStyle w:val="VerbatimChar"/>
-          <w:rFonts w:hint="eastAsia" w:ascii="Times New Roman" w:hAnsi="Times New Roman" w:eastAsia="FangSong" w:cs="Times New Roman"/>
+          <w:rFonts w:ascii="SimSun" w:hAnsi="SimSun" w:eastAsia="SimSun" w:cs="SimSun"/>
         </w:rPr>
         <w:t>丁二烯</w:t>
       </w:r>
       <w:r>
         <w:rPr>
           <w:rStyle w:val="VerbatimChar"/>
-          <w:rFonts w:hint="eastAsia" w:ascii="Times New Roman" w:hAnsi="Times New Roman" w:eastAsia="Times New Roman" w:cs="Times New Roman"/>
+          <w:rFonts w:ascii="SimSun" w:hAnsi="SimSun" w:eastAsia="SimSun" w:cs="SimSun"/>
         </w:rPr>
         <w:t>）：</w:t>
       </w:r>
       <w:r>
         <w:rPr>
-          <w:rFonts w:ascii="Times New Roman" w:hAnsi="Times New Roman" w:eastAsia="Times New Roman" w:cs="Times New Roman"/>
+          <w:rFonts w:ascii="SimSun" w:hAnsi="SimSun" w:eastAsia="SimSun" w:cs="SimSun"/>
         </w:rPr>
         <w:br/>
       </w:r>
       <w:r>
         <w:rPr>
           <w:rStyle w:val="VerbatimChar"/>
-          <w:rFonts w:ascii="Times New Roman" w:hAnsi="Times New Roman" w:eastAsia="Times New Roman" w:cs="Times New Roman"/>
+          <w:rFonts w:ascii="SimSun" w:hAnsi="SimSun" w:eastAsia="SimSun" w:cs="SimSun"/>
         </w:rPr>
         <w:t xml:space="preserve">  ──→  </w:t>
       </w:r>
       <w:r>
         <w:rPr>
           <w:rStyle w:val="VerbatimChar"/>
-          <w:rFonts w:hint="eastAsia" w:ascii="Times New Roman" w:hAnsi="Times New Roman" w:eastAsia="FangSong" w:cs="Times New Roman"/>
+          <w:rFonts w:ascii="SimSun" w:hAnsi="SimSun" w:eastAsia="SimSun" w:cs="SimSun"/>
         </w:rPr>
         <w:t>热</w:t>
       </w:r>
       <w:r>
         <w:rPr>
           <w:rStyle w:val="VerbatimChar"/>
-          <w:rFonts w:hint="eastAsia" w:ascii="Times New Roman" w:hAnsi="Times New Roman" w:eastAsia="Times New Roman" w:cs="Times New Roman"/>
+          <w:rFonts w:ascii="SimSun" w:hAnsi="SimSun" w:eastAsia="SimSun" w:cs="SimSun"/>
         </w:rPr>
         <w:t>：</w:t>
       </w:r>
       <w:r>
         <w:rPr>
           <w:rStyle w:val="VerbatimChar"/>
-          <w:rFonts w:hint="eastAsia" w:ascii="Times New Roman" w:hAnsi="Times New Roman" w:eastAsia="FangSong" w:cs="Times New Roman"/>
+          <w:rFonts w:ascii="SimSun" w:hAnsi="SimSun" w:eastAsia="SimSun" w:cs="SimSun"/>
         </w:rPr>
         <w:t>两个末端向相同方向旋转</w:t>
       </w:r>
       <w:r>
         <w:rPr>
           <w:rStyle w:val="VerbatimChar"/>
-          <w:rFonts w:hint="eastAsia" w:ascii="Times New Roman" w:hAnsi="Times New Roman" w:eastAsia="Times New Roman" w:cs="Times New Roman"/>
+          <w:rFonts w:ascii="SimSun" w:hAnsi="SimSun" w:eastAsia="SimSun" w:cs="SimSun"/>
         </w:rPr>
         <w:t>（</w:t>
       </w:r>
       <w:r>
         <w:rPr>
           <w:rStyle w:val="VerbatimChar"/>
-          <w:rFonts w:hint="eastAsia" w:ascii="Times New Roman" w:hAnsi="Times New Roman" w:eastAsia="FangSong" w:cs="Times New Roman"/>
+          <w:rFonts w:ascii="SimSun" w:hAnsi="SimSun" w:eastAsia="SimSun" w:cs="SimSun"/>
         </w:rPr>
         <w:t>顺旋</w:t>
       </w:r>
       <w:r>
         <w:rPr>
           <w:rStyle w:val="VerbatimChar"/>
-          <w:rFonts w:hint="eastAsia" w:ascii="Times New Roman" w:hAnsi="Times New Roman" w:eastAsia="Times New Roman" w:cs="Times New Roman"/>
+          <w:rFonts w:ascii="SimSun" w:hAnsi="SimSun" w:eastAsia="SimSun" w:cs="SimSun"/>
         </w:rPr>
         <w:t>）→</w:t>
       </w:r>
       <w:r>
         <w:rPr>
           <w:rStyle w:val="VerbatimChar"/>
-          <w:rFonts w:ascii="Times New Roman" w:hAnsi="Times New Roman" w:eastAsia="Times New Roman" w:cs="Times New Roman"/>
+          <w:rFonts w:ascii="SimSun" w:hAnsi="SimSun" w:eastAsia="SimSun" w:cs="SimSun"/>
         </w:rPr>
         <w:t xml:space="preserve"> </w:t>
       </w:r>
       <w:r>
         <w:rPr>
           <w:rStyle w:val="VerbatimChar"/>
-          <w:rFonts w:hint="eastAsia" w:ascii="Times New Roman" w:hAnsi="Times New Roman" w:eastAsia="FangSong" w:cs="Times New Roman"/>
+          <w:rFonts w:ascii="SimSun" w:hAnsi="SimSun" w:eastAsia="SimSun" w:cs="SimSun"/>
         </w:rPr>
         <w:t xml:space="preserve">反式产物</w:t>
       </w:r>
       <w:r>
         <w:rPr>
-          <w:rFonts w:ascii="Times New Roman" w:hAnsi="Times New Roman" w:eastAsia="Times New Roman" w:cs="Times New Roman"/>
+          <w:rFonts w:ascii="SimSun" w:hAnsi="SimSun" w:eastAsia="SimSun" w:cs="SimSun"/>
         </w:rPr>
         <w:br/>
       </w:r>
       <w:r>
         <w:rPr>
           <w:rStyle w:val="VerbatimChar"/>
-          <w:rFonts w:ascii="Times New Roman" w:hAnsi="Times New Roman" w:eastAsia="Times New Roman" w:cs="Times New Roman"/>
+          <w:rFonts w:ascii="SimSun" w:hAnsi="SimSun" w:eastAsia="SimSun" w:cs="SimSun"/>
         </w:rPr>
         <w:t xml:space="preserve">  ──→  </w:t>
       </w:r>
       <w:r>
         <w:rPr>
           <w:rStyle w:val="VerbatimChar"/>
-          <w:rFonts w:hint="eastAsia" w:ascii="Times New Roman" w:hAnsi="Times New Roman" w:eastAsia="FangSong" w:cs="Times New Roman"/>
+          <w:rFonts w:ascii="SimSun" w:hAnsi="SimSun" w:eastAsia="SimSun" w:cs="SimSun"/>
         </w:rPr>
         <w:t>光</w:t>
       </w:r>
       <w:r>
         <w:rPr>
           <w:rStyle w:val="VerbatimChar"/>
-          <w:rFonts w:hint="eastAsia" w:ascii="Times New Roman" w:hAnsi="Times New Roman" w:eastAsia="Times New Roman" w:cs="Times New Roman"/>
+          <w:rFonts w:ascii="SimSun" w:hAnsi="SimSun" w:eastAsia="SimSun" w:cs="SimSun"/>
         </w:rPr>
         <w:t>：</w:t>
       </w:r>
       <w:r>
         <w:rPr>
           <w:rStyle w:val="VerbatimChar"/>
-          <w:rFonts w:hint="eastAsia" w:ascii="Times New Roman" w:hAnsi="Times New Roman" w:eastAsia="FangSong" w:cs="Times New Roman"/>
+          <w:rFonts w:ascii="SimSun" w:hAnsi="SimSun" w:eastAsia="SimSun" w:cs="SimSun"/>
         </w:rPr>
         <w:t>两个末端向相反方向旋转</w:t>
       </w:r>
       <w:r>
         <w:rPr>
           <w:rStyle w:val="VerbatimChar"/>
-          <w:rFonts w:hint="eastAsia" w:ascii="Times New Roman" w:hAnsi="Times New Roman" w:eastAsia="Times New Roman" w:cs="Times New Roman"/>
+          <w:rFonts w:ascii="SimSun" w:hAnsi="SimSun" w:eastAsia="SimSun" w:cs="SimSun"/>
         </w:rPr>
         <w:t>（</w:t>
       </w:r>
       <w:r>
         <w:rPr>
           <w:rStyle w:val="VerbatimChar"/>
-          <w:rFonts w:hint="eastAsia" w:ascii="Times New Roman" w:hAnsi="Times New Roman" w:eastAsia="FangSong" w:cs="Times New Roman"/>
+          <w:rFonts w:ascii="SimSun" w:hAnsi="SimSun" w:eastAsia="SimSun" w:cs="SimSun"/>
         </w:rPr>
         <w:t>对旋</w:t>
       </w:r>
       <w:r>
         <w:rPr>
           <w:rStyle w:val="VerbatimChar"/>
-          <w:rFonts w:hint="eastAsia" w:ascii="Times New Roman" w:hAnsi="Times New Roman" w:eastAsia="Times New Roman" w:cs="Times New Roman"/>
+          <w:rFonts w:ascii="SimSun" w:hAnsi="SimSun" w:eastAsia="SimSun" w:cs="SimSun"/>
         </w:rPr>
         <w:t>）→</w:t>
       </w:r>
       <w:r>
         <w:rPr>
           <w:rStyle w:val="VerbatimChar"/>
-          <w:rFonts w:ascii="Times New Roman" w:hAnsi="Times New Roman" w:eastAsia="Times New Roman" w:cs="Times New Roman"/>
+          <w:rFonts w:ascii="SimSun" w:hAnsi="SimSun" w:eastAsia="SimSun" w:cs="SimSun"/>
         </w:rPr>
         <w:t xml:space="preserve"> </w:t>
       </w:r>
       <w:r>
         <w:rPr>
           <w:rStyle w:val="VerbatimChar"/>
-          <w:rFonts w:hint="eastAsia" w:ascii="Times New Roman" w:hAnsi="Times New Roman" w:eastAsia="FangSong" w:cs="Times New Roman"/>
+          <w:rFonts w:ascii="SimSun" w:hAnsi="SimSun" w:eastAsia="SimSun" w:cs="SimSun"/>
         </w:rPr>
         <w:t xml:space="preserve">顺式产物</w:t>
       </w:r>
       <w:r>
         <w:rPr>
-          <w:rFonts w:ascii="Times New Roman" w:hAnsi="Times New Roman" w:eastAsia="Times New Roman" w:cs="Times New Roman"/>
+          <w:rFonts w:ascii="SimSun" w:hAnsi="SimSun" w:eastAsia="SimSun" w:cs="SimSun"/>
         </w:rPr>
         <w:br/>
       </w:r>
       <w:r>
         <w:rPr>
-          <w:rFonts w:ascii="Times New Roman" w:hAnsi="Times New Roman" w:eastAsia="Times New Roman" w:cs="Times New Roman"/>
+          <w:rFonts w:ascii="SimSun" w:hAnsi="SimSun" w:eastAsia="SimSun" w:cs="SimSun"/>
         </w:rPr>
         <w:br/>
       </w:r>
       <w:r>
         <w:rPr>
           <w:rStyle w:val="VerbatimChar"/>
-          <w:rFonts w:ascii="Times New Roman" w:hAnsi="Times New Roman" w:eastAsia="Times New Roman" w:cs="Times New Roman"/>
+          <w:rFonts w:ascii="SimSun" w:hAnsi="SimSun" w:eastAsia="SimSun" w:cs="SimSun"/>
         </w:rPr>
         <w:t xml:space="preserve">4n+2 </w:t>
       </w:r>
       <w:r>
         <w:rPr>
           <w:rStyle w:val="VerbatimChar"/>
-          <w:rFonts w:hint="eastAsia" w:ascii="Times New Roman" w:hAnsi="Times New Roman" w:eastAsia="FangSong" w:cs="Times New Roman"/>
+          <w:rFonts w:ascii="SimSun" w:hAnsi="SimSun" w:eastAsia="SimSun" w:cs="SimSun"/>
         </w:rPr>
         <w:t>体系</w:t>
       </w:r>
       <w:r>
         <w:rPr>
           <w:rStyle w:val="VerbatimChar"/>
-          <w:rFonts w:hint="eastAsia" w:ascii="Times New Roman" w:hAnsi="Times New Roman" w:eastAsia="Times New Roman" w:cs="Times New Roman"/>
+          <w:rFonts w:ascii="SimSun" w:hAnsi="SimSun" w:eastAsia="SimSun" w:cs="SimSun"/>
         </w:rPr>
         <w:t>（</w:t>
       </w:r>
       <w:r>
         <w:rPr>
           <w:rStyle w:val="VerbatimChar"/>
-          <w:rFonts w:hint="eastAsia" w:ascii="Times New Roman" w:hAnsi="Times New Roman" w:eastAsia="FangSong" w:cs="Times New Roman"/>
+          <w:rFonts w:ascii="SimSun" w:hAnsi="SimSun" w:eastAsia="SimSun" w:cs="SimSun"/>
         </w:rPr>
         <w:t>如</w:t>
       </w:r>
       <w:r>
         <w:rPr>
           <w:rStyle w:val="VerbatimChar"/>
-          <w:rFonts w:ascii="Times New Roman" w:hAnsi="Times New Roman" w:eastAsia="Times New Roman" w:cs="Times New Roman"/>
+          <w:rFonts w:ascii="SimSun" w:hAnsi="SimSun" w:eastAsia="SimSun" w:cs="SimSun"/>
         </w:rPr>
         <w:t xml:space="preserve"> 6π </w:t>
       </w:r>
       <w:r>
         <w:rPr>
           <w:rStyle w:val="VerbatimChar"/>
-          <w:rFonts w:hint="eastAsia" w:ascii="Times New Roman" w:hAnsi="Times New Roman" w:eastAsia="FangSong" w:cs="Times New Roman"/>
+          <w:rFonts w:ascii="SimSun" w:hAnsi="SimSun" w:eastAsia="SimSun" w:cs="SimSun"/>
         </w:rPr>
         <w:t>己三烯</w:t>
       </w:r>
       <w:r>
         <w:rPr>
           <w:rStyle w:val="VerbatimChar"/>
-          <w:rFonts w:hint="eastAsia" w:ascii="Times New Roman" w:hAnsi="Times New Roman" w:eastAsia="Times New Roman" w:cs="Times New Roman"/>
+          <w:rFonts w:ascii="SimSun" w:hAnsi="SimSun" w:eastAsia="SimSun" w:cs="SimSun"/>
         </w:rPr>
         <w:t>）：</w:t>
       </w:r>
       <w:r>
         <w:rPr>
-          <w:rFonts w:ascii="Times New Roman" w:hAnsi="Times New Roman" w:eastAsia="Times New Roman" w:cs="Times New Roman"/>
+          <w:rFonts w:ascii="SimSun" w:hAnsi="SimSun" w:eastAsia="SimSun" w:cs="SimSun"/>
         </w:rPr>
         <w:br/>
       </w:r>
       <w:r>
         <w:rPr>
           <w:rStyle w:val="VerbatimChar"/>
-          <w:rFonts w:ascii="Times New Roman" w:hAnsi="Times New Roman" w:eastAsia="Times New Roman" w:cs="Times New Roman"/>
+          <w:rFonts w:ascii="SimSun" w:hAnsi="SimSun" w:eastAsia="SimSun" w:cs="SimSun"/>
         </w:rPr>
         <w:t xml:space="preserve">  ──→  </w:t>
       </w:r>
       <w:r>
         <w:rPr>
           <w:rStyle w:val="VerbatimChar"/>
-          <w:rFonts w:hint="eastAsia" w:ascii="Times New Roman" w:hAnsi="Times New Roman" w:eastAsia="FangSong" w:cs="Times New Roman"/>
+          <w:rFonts w:ascii="SimSun" w:hAnsi="SimSun" w:eastAsia="SimSun" w:cs="SimSun"/>
         </w:rPr>
         <w:t>热</w:t>
       </w:r>
       <w:r>
         <w:rPr>
           <w:rStyle w:val="VerbatimChar"/>
-          <w:rFonts w:hint="eastAsia" w:ascii="Times New Roman" w:hAnsi="Times New Roman" w:eastAsia="Times New Roman" w:cs="Times New Roman"/>
+          <w:rFonts w:ascii="SimSun" w:hAnsi="SimSun" w:eastAsia="SimSun" w:cs="SimSun"/>
         </w:rPr>
         <w:t>：</w:t>
       </w:r>
       <w:r>
         <w:rPr>
           <w:rStyle w:val="VerbatimChar"/>
-          <w:rFonts w:hint="eastAsia" w:ascii="Times New Roman" w:hAnsi="Times New Roman" w:eastAsia="FangSong" w:cs="Times New Roman"/>
+          <w:rFonts w:ascii="SimSun" w:hAnsi="SimSun" w:eastAsia="SimSun" w:cs="SimSun"/>
         </w:rPr>
         <w:t>两个末端向相反方向旋转</w:t>
       </w:r>
       <w:r>
         <w:rPr>
           <w:rStyle w:val="VerbatimChar"/>
-          <w:rFonts w:hint="eastAsia" w:ascii="Times New Roman" w:hAnsi="Times New Roman" w:eastAsia="Times New Roman" w:cs="Times New Roman"/>
+          <w:rFonts w:ascii="SimSun" w:hAnsi="SimSun" w:eastAsia="SimSun" w:cs="SimSun"/>
         </w:rPr>
         <w:t>（</w:t>
       </w:r>
       <w:r>
         <w:rPr>
           <w:rStyle w:val="VerbatimChar"/>
-          <w:rFonts w:hint="eastAsia" w:ascii="Times New Roman" w:hAnsi="Times New Roman" w:eastAsia="FangSong" w:cs="Times New Roman"/>
+          <w:rFonts w:ascii="SimSun" w:hAnsi="SimSun" w:eastAsia="SimSun" w:cs="SimSun"/>
         </w:rPr>
         <w:t>对旋</w:t>
       </w:r>
       <w:r>
         <w:rPr>
           <w:rStyle w:val="VerbatimChar"/>
-          <w:rFonts w:hint="eastAsia" w:ascii="Times New Roman" w:hAnsi="Times New Roman" w:eastAsia="Times New Roman" w:cs="Times New Roman"/>
+          <w:rFonts w:ascii="SimSun" w:hAnsi="SimSun" w:eastAsia="SimSun" w:cs="SimSun"/>
         </w:rPr>
         <w:t>）→</w:t>
       </w:r>
       <w:r>
         <w:rPr>
           <w:rStyle w:val="VerbatimChar"/>
-          <w:rFonts w:ascii="Times New Roman" w:hAnsi="Times New Roman" w:eastAsia="Times New Roman" w:cs="Times New Roman"/>
+          <w:rFonts w:ascii="SimSun" w:hAnsi="SimSun" w:eastAsia="SimSun" w:cs="SimSun"/>
         </w:rPr>
         <w:t xml:space="preserve"> </w:t>
       </w:r>
       <w:r>
         <w:rPr>
           <w:rStyle w:val="VerbatimChar"/>
-          <w:rFonts w:hint="eastAsia" w:ascii="Times New Roman" w:hAnsi="Times New Roman" w:eastAsia="FangSong" w:cs="Times New Roman"/>
+          <w:rFonts w:ascii="SimSun" w:hAnsi="SimSun" w:eastAsia="SimSun" w:cs="SimSun"/>
         </w:rPr>
         <w:t xml:space="preserve">顺式产物</w:t>
       </w:r>
       <w:r>
         <w:rPr>
-          <w:rFonts w:ascii="Times New Roman" w:hAnsi="Times New Roman" w:eastAsia="Times New Roman" w:cs="Times New Roman"/>
+          <w:rFonts w:ascii="SimSun" w:hAnsi="SimSun" w:eastAsia="SimSun" w:cs="SimSun"/>
         </w:rPr>
         <w:br/>
       </w:r>
       <w:r>
         <w:rPr>
           <w:rStyle w:val="VerbatimChar"/>
-          <w:rFonts w:ascii="Times New Roman" w:hAnsi="Times New Roman" w:eastAsia="Times New Roman" w:cs="Times New Roman"/>
+          <w:rFonts w:ascii="SimSun" w:hAnsi="SimSun" w:eastAsia="SimSun" w:cs="SimSun"/>
         </w:rPr>
         <w:t xml:space="preserve">  ──→  </w:t>
       </w:r>
       <w:r>
         <w:rPr>
           <w:rStyle w:val="VerbatimChar"/>
-          <w:rFonts w:hint="eastAsia" w:ascii="Times New Roman" w:hAnsi="Times New Roman" w:eastAsia="FangSong" w:cs="Times New Roman"/>
+          <w:rFonts w:ascii="SimSun" w:hAnsi="SimSun" w:eastAsia="SimSun" w:cs="SimSun"/>
         </w:rPr>
         <w:t>光</w:t>
       </w:r>
       <w:r>
         <w:rPr>
           <w:rStyle w:val="VerbatimChar"/>
-          <w:rFonts w:hint="eastAsia" w:ascii="Times New Roman" w:hAnsi="Times New Roman" w:eastAsia="Times New Roman" w:cs="Times New Roman"/>
+          <w:rFonts w:ascii="SimSun" w:hAnsi="SimSun" w:eastAsia="SimSun" w:cs="SimSun"/>
         </w:rPr>
         <w:t>：</w:t>
       </w:r>
       <w:r>
         <w:rPr>
           <w:rStyle w:val="VerbatimChar"/>
-          <w:rFonts w:hint="eastAsia" w:ascii="Times New Roman" w:hAnsi="Times New Roman" w:eastAsia="FangSong" w:cs="Times New Roman"/>
+          <w:rFonts w:ascii="SimSun" w:hAnsi="SimSun" w:eastAsia="SimSun" w:cs="SimSun"/>
         </w:rPr>
         <w:t>两个末端向相同方向旋转</w:t>
       </w:r>
       <w:r>
         <w:rPr>
           <w:rStyle w:val="VerbatimChar"/>
-          <w:rFonts w:hint="eastAsia" w:ascii="Times New Roman" w:hAnsi="Times New Roman" w:eastAsia="Times New Roman" w:cs="Times New Roman"/>
+          <w:rFonts w:ascii="SimSun" w:hAnsi="SimSun" w:eastAsia="SimSun" w:cs="SimSun"/>
         </w:rPr>
         <w:t>（</w:t>
       </w:r>
       <w:r>
         <w:rPr>
           <w:rStyle w:val="VerbatimChar"/>
-          <w:rFonts w:hint="eastAsia" w:ascii="Times New Roman" w:hAnsi="Times New Roman" w:eastAsia="FangSong" w:cs="Times New Roman"/>
+          <w:rFonts w:ascii="SimSun" w:hAnsi="SimSun" w:eastAsia="SimSun" w:cs="SimSun"/>
         </w:rPr>
         <w:t>顺旋</w:t>
       </w:r>
       <w:r>
         <w:rPr>
           <w:rStyle w:val="VerbatimChar"/>
-          <w:rFonts w:hint="eastAsia" w:ascii="Times New Roman" w:hAnsi="Times New Roman" w:eastAsia="Times New Roman" w:cs="Times New Roman"/>
+          <w:rFonts w:ascii="SimSun" w:hAnsi="SimSun" w:eastAsia="SimSun" w:cs="SimSun"/>
         </w:rPr>
         <w:t>）→</w:t>
       </w:r>
       <w:r>
         <w:rPr>
           <w:rStyle w:val="VerbatimChar"/>
-          <w:rFonts w:ascii="Times New Roman" w:hAnsi="Times New Roman" w:eastAsia="Times New Roman" w:cs="Times New Roman"/>
+          <w:rFonts w:ascii="SimSun" w:hAnsi="SimSun" w:eastAsia="SimSun" w:cs="SimSun"/>
         </w:rPr>
         <w:t xml:space="preserve"> </w:t>
       </w:r>
       <w:r>
         <w:rPr>
           <w:rStyle w:val="VerbatimChar"/>
-          <w:rFonts w:hint="eastAsia" w:ascii="Times New Roman" w:hAnsi="Times New Roman" w:eastAsia="FangSong" w:cs="Times New Roman"/>
+          <w:rFonts w:ascii="SimSun" w:hAnsi="SimSun" w:eastAsia="SimSun" w:cs="SimSun"/>
         </w:rPr>
         <w:t xml:space="preserve">反式产物</w:t>
       </w:r>
@@ -7015,59 +7015,59 @@
       <w:r>
         <w:rPr>
           <w:rStyle w:val="VerbatimChar"/>
-          <w:rFonts w:ascii="Times New Roman" w:hAnsi="Times New Roman" w:eastAsia="Times New Roman" w:cs="Times New Roman"/>
+          <w:rFonts w:ascii="SimSun" w:hAnsi="SimSun" w:eastAsia="SimSun" w:cs="SimSun"/>
         </w:rPr>
         <w:t xml:space="preserve">      H</w:t>
       </w:r>
       <w:r>
         <w:rPr>
-          <w:rFonts w:ascii="Times New Roman" w:hAnsi="Times New Roman" w:eastAsia="Times New Roman" w:cs="Times New Roman"/>
+          <w:rFonts w:ascii="SimSun" w:hAnsi="SimSun" w:eastAsia="SimSun" w:cs="SimSun"/>
         </w:rPr>
         <w:br/>
       </w:r>
       <w:r>
         <w:rPr>
           <w:rStyle w:val="VerbatimChar"/>
-          <w:rFonts w:ascii="Times New Roman" w:hAnsi="Times New Roman" w:eastAsia="Times New Roman" w:cs="Times New Roman"/>
+          <w:rFonts w:ascii="SimSun" w:hAnsi="SimSun" w:eastAsia="SimSun" w:cs="SimSun"/>
         </w:rPr>
         <w:t xml:space="preserve">      |</w:t>
       </w:r>
       <w:r>
         <w:rPr>
-          <w:rFonts w:ascii="Times New Roman" w:hAnsi="Times New Roman" w:eastAsia="Times New Roman" w:cs="Times New Roman"/>
+          <w:rFonts w:ascii="SimSun" w:hAnsi="SimSun" w:eastAsia="SimSun" w:cs="SimSun"/>
         </w:rPr>
         <w:br/>
       </w:r>
       <w:r>
         <w:rPr>
           <w:rStyle w:val="VerbatimChar"/>
-          <w:rFonts w:ascii="Times New Roman" w:hAnsi="Times New Roman" w:eastAsia="Times New Roman" w:cs="Times New Roman"/>
+          <w:rFonts w:ascii="SimSun" w:hAnsi="SimSun" w:eastAsia="SimSun" w:cs="SimSun"/>
         </w:rPr>
         <w:t xml:space="preserve">    C=C-C=C-C     ——→    C-C=C-C=C</w:t>
       </w:r>
       <w:r>
         <w:rPr>
-          <w:rFonts w:ascii="Times New Roman" w:hAnsi="Times New Roman" w:eastAsia="Times New Roman" w:cs="Times New Roman"/>
+          <w:rFonts w:ascii="SimSun" w:hAnsi="SimSun" w:eastAsia="SimSun" w:cs="SimSun"/>
         </w:rPr>
         <w:br/>
       </w:r>
       <w:r>
         <w:rPr>
           <w:rStyle w:val="VerbatimChar"/>
-          <w:rFonts w:ascii="Times New Roman" w:hAnsi="Times New Roman" w:eastAsia="Times New Roman" w:cs="Times New Roman"/>
+          <w:rFonts w:ascii="SimSun" w:hAnsi="SimSun" w:eastAsia="SimSun" w:cs="SimSun"/>
         </w:rPr>
         <w:t xml:space="preserve">      \ /                  \</w:t>
       </w:r>
       <w:r>
         <w:rPr>
-          <w:rFonts w:ascii="Times New Roman" w:hAnsi="Times New Roman" w:eastAsia="Times New Roman" w:cs="Times New Roman"/>
+          <w:rFonts w:ascii="SimSun" w:hAnsi="SimSun" w:eastAsia="SimSun" w:cs="SimSun"/>
         </w:rPr>
         <w:br/>
       </w:r>
       <w:r>
         <w:rPr>
           <w:rStyle w:val="VerbatimChar"/>
-          <w:rFonts w:ascii="Times New Roman" w:hAnsi="Times New Roman" w:eastAsia="Times New Roman" w:cs="Times New Roman"/>
+          <w:rFonts w:ascii="SimSun" w:hAnsi="SimSun" w:eastAsia="SimSun" w:cs="SimSun"/>
         </w:rPr>
         <w:t xml:space="preserve">       C                    H-C</w:t>
       </w:r>
@@ -11292,548 +11292,548 @@
       <w:r>
         <w:rPr>
           <w:rStyle w:val="VerbatimChar"/>
-          <w:rFonts w:ascii="Times New Roman" w:hAnsi="Times New Roman" w:eastAsia="Times New Roman" w:cs="Times New Roman"/>
+          <w:rFonts w:ascii="SimSun" w:hAnsi="SimSun" w:eastAsia="SimSun" w:cs="SimSun"/>
         </w:rPr>
         <w:t xml:space="preserve">① </w:t>
       </w:r>
       <w:r>
         <w:rPr>
           <w:rStyle w:val="VerbatimChar"/>
-          <w:rFonts w:hint="eastAsia" w:ascii="Times New Roman" w:hAnsi="Times New Roman" w:eastAsia="FangSong" w:cs="Times New Roman"/>
+          <w:rFonts w:ascii="SimSun" w:hAnsi="SimSun" w:eastAsia="SimSun" w:cs="SimSun"/>
         </w:rPr>
         <w:t>反应物数</w:t>
       </w:r>
       <w:r>
         <w:rPr>
           <w:rStyle w:val="VerbatimChar"/>
-          <w:rFonts w:hint="eastAsia" w:ascii="Times New Roman" w:hAnsi="Times New Roman" w:eastAsia="Times New Roman" w:cs="Times New Roman"/>
+          <w:rFonts w:ascii="SimSun" w:hAnsi="SimSun" w:eastAsia="SimSun" w:cs="SimSun"/>
         </w:rPr>
         <w:t>：</w:t>
       </w:r>
       <w:r>
         <w:rPr>
-          <w:rFonts w:ascii="Times New Roman" w:hAnsi="Times New Roman" w:eastAsia="Times New Roman" w:cs="Times New Roman"/>
+          <w:rFonts w:ascii="SimSun" w:hAnsi="SimSun" w:eastAsia="SimSun" w:cs="SimSun"/>
         </w:rPr>
         <w:br/>
       </w:r>
       <w:r>
         <w:rPr>
           <w:rStyle w:val="VerbatimChar"/>
-          <w:rFonts w:ascii="Times New Roman" w:hAnsi="Times New Roman" w:eastAsia="Times New Roman" w:cs="Times New Roman"/>
+          <w:rFonts w:ascii="SimSun" w:hAnsi="SimSun" w:eastAsia="SimSun" w:cs="SimSun"/>
         </w:rPr>
         <w:t xml:space="preserve">   - 2 </w:t>
       </w:r>
       <w:r>
         <w:rPr>
           <w:rStyle w:val="VerbatimChar"/>
-          <w:rFonts w:hint="eastAsia" w:ascii="Times New Roman" w:hAnsi="Times New Roman" w:eastAsia="FangSong" w:cs="Times New Roman"/>
+          <w:rFonts w:ascii="SimSun" w:hAnsi="SimSun" w:eastAsia="SimSun" w:cs="SimSun"/>
         </w:rPr>
         <w:t xml:space="preserve">个</w:t>
       </w:r>
       <w:r>
         <w:rPr>
           <w:rStyle w:val="VerbatimChar"/>
-          <w:rFonts w:ascii="Times New Roman" w:hAnsi="Times New Roman" w:eastAsia="Times New Roman" w:cs="Times New Roman"/>
+          <w:rFonts w:ascii="SimSun" w:hAnsi="SimSun" w:eastAsia="SimSun" w:cs="SimSun"/>
         </w:rPr>
         <w:t xml:space="preserve"> → </w:t>
       </w:r>
       <w:r>
         <w:rPr>
           <w:rStyle w:val="VerbatimChar"/>
-          <w:rFonts w:hint="eastAsia" w:ascii="Times New Roman" w:hAnsi="Times New Roman" w:eastAsia="FangSong" w:cs="Times New Roman"/>
+          <w:rFonts w:ascii="SimSun" w:hAnsi="SimSun" w:eastAsia="SimSun" w:cs="SimSun"/>
         </w:rPr>
         <w:t>环加成</w:t>
       </w:r>
       <w:r>
         <w:rPr>
           <w:rStyle w:val="VerbatimChar"/>
-          <w:rFonts w:hint="eastAsia" w:ascii="Times New Roman" w:hAnsi="Times New Roman" w:eastAsia="Times New Roman" w:cs="Times New Roman"/>
+          <w:rFonts w:ascii="SimSun" w:hAnsi="SimSun" w:eastAsia="SimSun" w:cs="SimSun"/>
         </w:rPr>
         <w:t>（[2+2]</w:t>
       </w:r>
       <w:r>
         <w:rPr>
           <w:rStyle w:val="VerbatimChar"/>
-          <w:rFonts w:ascii="Times New Roman" w:hAnsi="Times New Roman" w:eastAsia="Times New Roman" w:cs="Times New Roman"/>
+          <w:rFonts w:ascii="SimSun" w:hAnsi="SimSun" w:eastAsia="SimSun" w:cs="SimSun"/>
         </w:rPr>
         <w:t xml:space="preserve"> </w:t>
       </w:r>
       <w:r>
         <w:rPr>
           <w:rStyle w:val="VerbatimChar"/>
-          <w:rFonts w:hint="eastAsia" w:ascii="Times New Roman" w:hAnsi="Times New Roman" w:eastAsia="FangSong" w:cs="Times New Roman"/>
+          <w:rFonts w:ascii="SimSun" w:hAnsi="SimSun" w:eastAsia="SimSun" w:cs="SimSun"/>
         </w:rPr>
         <w:t xml:space="preserve">或</w:t>
       </w:r>
       <w:r>
         <w:rPr>
           <w:rStyle w:val="VerbatimChar"/>
-          <w:rFonts w:ascii="Times New Roman" w:hAnsi="Times New Roman" w:eastAsia="Times New Roman" w:cs="Times New Roman"/>
+          <w:rFonts w:ascii="SimSun" w:hAnsi="SimSun" w:eastAsia="SimSun" w:cs="SimSun"/>
         </w:rPr>
         <w:t xml:space="preserve"> </w:t>
       </w:r>
       <w:r>
         <w:rPr>
           <w:rStyle w:val="VerbatimChar"/>
-          <w:rFonts w:hint="eastAsia" w:ascii="Times New Roman" w:hAnsi="Times New Roman" w:eastAsia="Times New Roman" w:cs="Times New Roman"/>
+          <w:rFonts w:ascii="SimSun" w:hAnsi="SimSun" w:eastAsia="SimSun" w:cs="SimSun"/>
         </w:rPr>
         <w:t xml:space="preserve">[4+2]）</w:t>
       </w:r>
       <w:r>
         <w:rPr>
-          <w:rFonts w:ascii="Times New Roman" w:hAnsi="Times New Roman" w:eastAsia="Times New Roman" w:cs="Times New Roman"/>
+          <w:rFonts w:ascii="SimSun" w:hAnsi="SimSun" w:eastAsia="SimSun" w:cs="SimSun"/>
         </w:rPr>
         <w:br/>
       </w:r>
       <w:r>
         <w:rPr>
           <w:rStyle w:val="VerbatimChar"/>
-          <w:rFonts w:ascii="Times New Roman" w:hAnsi="Times New Roman" w:eastAsia="Times New Roman" w:cs="Times New Roman"/>
+          <w:rFonts w:ascii="SimSun" w:hAnsi="SimSun" w:eastAsia="SimSun" w:cs="SimSun"/>
         </w:rPr>
         <w:t xml:space="preserve">   - 1 </w:t>
       </w:r>
       <w:r>
         <w:rPr>
           <w:rStyle w:val="VerbatimChar"/>
-          <w:rFonts w:hint="eastAsia" w:ascii="Times New Roman" w:hAnsi="Times New Roman" w:eastAsia="FangSong" w:cs="Times New Roman"/>
+          <w:rFonts w:ascii="SimSun" w:hAnsi="SimSun" w:eastAsia="SimSun" w:cs="SimSun"/>
         </w:rPr>
         <w:t xml:space="preserve">个</w:t>
       </w:r>
       <w:r>
         <w:rPr>
           <w:rStyle w:val="VerbatimChar"/>
-          <w:rFonts w:ascii="Times New Roman" w:hAnsi="Times New Roman" w:eastAsia="Times New Roman" w:cs="Times New Roman"/>
+          <w:rFonts w:ascii="SimSun" w:hAnsi="SimSun" w:eastAsia="SimSun" w:cs="SimSun"/>
         </w:rPr>
         <w:t xml:space="preserve"> → </w:t>
       </w:r>
       <w:r>
         <w:rPr>
           <w:rStyle w:val="VerbatimChar"/>
-          <w:rFonts w:hint="eastAsia" w:ascii="Times New Roman" w:hAnsi="Times New Roman" w:eastAsia="FangSong" w:cs="Times New Roman"/>
+          <w:rFonts w:ascii="SimSun" w:hAnsi="SimSun" w:eastAsia="SimSun" w:cs="SimSun"/>
         </w:rPr>
         <w:t xml:space="preserve">看</w:t>
       </w:r>
       <w:r>
         <w:rPr>
           <w:rStyle w:val="VerbatimChar"/>
-          <w:rFonts w:ascii="Times New Roman" w:hAnsi="Times New Roman" w:eastAsia="Times New Roman" w:cs="Times New Roman"/>
+          <w:rFonts w:ascii="SimSun" w:hAnsi="SimSun" w:eastAsia="SimSun" w:cs="SimSun"/>
         </w:rPr>
         <w:t xml:space="preserve"> σ </w:t>
       </w:r>
       <w:r>
         <w:rPr>
           <w:rStyle w:val="VerbatimChar"/>
-          <w:rFonts w:hint="eastAsia" w:ascii="Times New Roman" w:hAnsi="Times New Roman" w:eastAsia="FangSong" w:cs="Times New Roman"/>
+          <w:rFonts w:ascii="SimSun" w:hAnsi="SimSun" w:eastAsia="SimSun" w:cs="SimSun"/>
         </w:rPr>
         <w:t>键变化</w:t>
       </w:r>
       <w:r>
         <w:rPr>
           <w:rStyle w:val="VerbatimChar"/>
-          <w:rFonts w:hint="eastAsia" w:ascii="Times New Roman" w:hAnsi="Times New Roman" w:eastAsia="Times New Roman" w:cs="Times New Roman"/>
+          <w:rFonts w:ascii="SimSun" w:hAnsi="SimSun" w:eastAsia="SimSun" w:cs="SimSun"/>
         </w:rPr>
         <w:t>：</w:t>
       </w:r>
       <w:r>
         <w:rPr>
-          <w:rFonts w:ascii="Times New Roman" w:hAnsi="Times New Roman" w:eastAsia="Times New Roman" w:cs="Times New Roman"/>
+          <w:rFonts w:ascii="SimSun" w:hAnsi="SimSun" w:eastAsia="SimSun" w:cs="SimSun"/>
         </w:rPr>
         <w:br/>
       </w:r>
       <w:r>
         <w:rPr>
           <w:rStyle w:val="VerbatimChar"/>
-          <w:rFonts w:ascii="Times New Roman" w:hAnsi="Times New Roman" w:eastAsia="Times New Roman" w:cs="Times New Roman"/>
+          <w:rFonts w:ascii="SimSun" w:hAnsi="SimSun" w:eastAsia="SimSun" w:cs="SimSun"/>
         </w:rPr>
         <w:t xml:space="preserve">     - σ </w:t>
       </w:r>
       <w:r>
         <w:rPr>
           <w:rStyle w:val="VerbatimChar"/>
-          <w:rFonts w:hint="eastAsia" w:ascii="Times New Roman" w:hAnsi="Times New Roman" w:eastAsia="FangSong" w:cs="Times New Roman"/>
+          <w:rFonts w:ascii="SimSun" w:hAnsi="SimSun" w:eastAsia="SimSun" w:cs="SimSun"/>
         </w:rPr>
         <w:t>键断裂</w:t>
       </w:r>
       <w:r>
         <w:rPr>
           <w:rStyle w:val="VerbatimChar"/>
-          <w:rFonts w:hint="eastAsia" w:ascii="Times New Roman" w:hAnsi="Times New Roman" w:eastAsia="Times New Roman" w:cs="Times New Roman"/>
+          <w:rFonts w:ascii="SimSun" w:hAnsi="SimSun" w:eastAsia="SimSun" w:cs="SimSun"/>
         </w:rPr>
         <w:t>+</w:t>
       </w:r>
       <w:r>
         <w:rPr>
           <w:rStyle w:val="VerbatimChar"/>
-          <w:rFonts w:hint="eastAsia" w:ascii="Times New Roman" w:hAnsi="Times New Roman" w:eastAsia="FangSong" w:cs="Times New Roman"/>
+          <w:rFonts w:ascii="SimSun" w:hAnsi="SimSun" w:eastAsia="SimSun" w:cs="SimSun"/>
         </w:rPr>
         <w:t>形成在不同位置</w:t>
       </w:r>
       <w:r>
         <w:rPr>
           <w:rStyle w:val="VerbatimChar"/>
-          <w:rFonts w:ascii="Times New Roman" w:hAnsi="Times New Roman" w:eastAsia="Times New Roman" w:cs="Times New Roman"/>
+          <w:rFonts w:ascii="SimSun" w:hAnsi="SimSun" w:eastAsia="SimSun" w:cs="SimSun"/>
         </w:rPr>
         <w:t xml:space="preserve"> → σ </w:t>
       </w:r>
       <w:r>
         <w:rPr>
           <w:rStyle w:val="VerbatimChar"/>
-          <w:rFonts w:hint="eastAsia" w:ascii="Times New Roman" w:hAnsi="Times New Roman" w:eastAsia="FangSong" w:cs="Times New Roman"/>
+          <w:rFonts w:ascii="SimSun" w:hAnsi="SimSun" w:eastAsia="SimSun" w:cs="SimSun"/>
         </w:rPr>
         <w:t xml:space="preserve">迁移</w:t>
       </w:r>
       <w:r>
         <w:rPr>
-          <w:rFonts w:ascii="Times New Roman" w:hAnsi="Times New Roman" w:eastAsia="Times New Roman" w:cs="Times New Roman"/>
+          <w:rFonts w:ascii="SimSun" w:hAnsi="SimSun" w:eastAsia="SimSun" w:cs="SimSun"/>
         </w:rPr>
         <w:br/>
       </w:r>
       <w:r>
         <w:rPr>
           <w:rStyle w:val="VerbatimChar"/>
-          <w:rFonts w:ascii="Times New Roman" w:hAnsi="Times New Roman" w:eastAsia="Times New Roman" w:cs="Times New Roman"/>
+          <w:rFonts w:ascii="SimSun" w:hAnsi="SimSun" w:eastAsia="SimSun" w:cs="SimSun"/>
         </w:rPr>
         <w:t xml:space="preserve">     - </w:t>
       </w:r>
       <w:r>
         <w:rPr>
           <w:rStyle w:val="VerbatimChar"/>
-          <w:rFonts w:hint="eastAsia" w:ascii="Times New Roman" w:hAnsi="Times New Roman" w:eastAsia="FangSong" w:cs="Times New Roman"/>
+          <w:rFonts w:ascii="SimSun" w:hAnsi="SimSun" w:eastAsia="SimSun" w:cs="SimSun"/>
         </w:rPr>
         <w:t>末端碳之间成键</w:t>
       </w:r>
       <w:r>
         <w:rPr>
           <w:rStyle w:val="VerbatimChar"/>
-          <w:rFonts w:hint="eastAsia" w:ascii="Times New Roman" w:hAnsi="Times New Roman" w:eastAsia="Times New Roman" w:cs="Times New Roman"/>
+          <w:rFonts w:ascii="SimSun" w:hAnsi="SimSun" w:eastAsia="SimSun" w:cs="SimSun"/>
         </w:rPr>
         <w:t>/</w:t>
       </w:r>
       <w:r>
         <w:rPr>
           <w:rStyle w:val="VerbatimChar"/>
-          <w:rFonts w:hint="eastAsia" w:ascii="Times New Roman" w:hAnsi="Times New Roman" w:eastAsia="FangSong" w:cs="Times New Roman"/>
+          <w:rFonts w:ascii="SimSun" w:hAnsi="SimSun" w:eastAsia="SimSun" w:cs="SimSun"/>
         </w:rPr>
         <w:t>断键</w:t>
       </w:r>
       <w:r>
         <w:rPr>
           <w:rStyle w:val="VerbatimChar"/>
-          <w:rFonts w:ascii="Times New Roman" w:hAnsi="Times New Roman" w:eastAsia="Times New Roman" w:cs="Times New Roman"/>
+          <w:rFonts w:ascii="SimSun" w:hAnsi="SimSun" w:eastAsia="SimSun" w:cs="SimSun"/>
         </w:rPr>
         <w:t xml:space="preserve"> → </w:t>
       </w:r>
       <w:r>
         <w:rPr>
           <w:rStyle w:val="VerbatimChar"/>
-          <w:rFonts w:hint="eastAsia" w:ascii="Times New Roman" w:hAnsi="Times New Roman" w:eastAsia="FangSong" w:cs="Times New Roman"/>
+          <w:rFonts w:ascii="SimSun" w:hAnsi="SimSun" w:eastAsia="SimSun" w:cs="SimSun"/>
         </w:rPr>
         <w:t xml:space="preserve">电环化</w:t>
       </w:r>
       <w:r>
         <w:rPr>
-          <w:rFonts w:ascii="Times New Roman" w:hAnsi="Times New Roman" w:eastAsia="Times New Roman" w:cs="Times New Roman"/>
+          <w:rFonts w:ascii="SimSun" w:hAnsi="SimSun" w:eastAsia="SimSun" w:cs="SimSun"/>
         </w:rPr>
         <w:br/>
       </w:r>
       <w:r>
         <w:rPr>
-          <w:rFonts w:ascii="Times New Roman" w:hAnsi="Times New Roman" w:eastAsia="Times New Roman" w:cs="Times New Roman"/>
+          <w:rFonts w:ascii="SimSun" w:hAnsi="SimSun" w:eastAsia="SimSun" w:cs="SimSun"/>
         </w:rPr>
         <w:br/>
       </w:r>
       <w:r>
         <w:rPr>
           <w:rStyle w:val="VerbatimChar"/>
-          <w:rFonts w:ascii="Times New Roman" w:hAnsi="Times New Roman" w:eastAsia="Times New Roman" w:cs="Times New Roman"/>
+          <w:rFonts w:ascii="SimSun" w:hAnsi="SimSun" w:eastAsia="SimSun" w:cs="SimSun"/>
         </w:rPr>
         <w:t xml:space="preserve">② </w:t>
       </w:r>
       <w:r>
         <w:rPr>
           <w:rStyle w:val="VerbatimChar"/>
-          <w:rFonts w:hint="eastAsia" w:ascii="Times New Roman" w:hAnsi="Times New Roman" w:eastAsia="FangSong" w:cs="Times New Roman"/>
+          <w:rFonts w:ascii="SimSun" w:hAnsi="SimSun" w:eastAsia="SimSun" w:cs="SimSun"/>
         </w:rPr>
         <w:t>反应条件</w:t>
       </w:r>
       <w:r>
         <w:rPr>
           <w:rStyle w:val="VerbatimChar"/>
-          <w:rFonts w:hint="eastAsia" w:ascii="Times New Roman" w:hAnsi="Times New Roman" w:eastAsia="Times New Roman" w:cs="Times New Roman"/>
+          <w:rFonts w:ascii="SimSun" w:hAnsi="SimSun" w:eastAsia="SimSun" w:cs="SimSun"/>
         </w:rPr>
         <w:t>：</w:t>
       </w:r>
       <w:r>
         <w:rPr>
-          <w:rFonts w:ascii="Times New Roman" w:hAnsi="Times New Roman" w:eastAsia="Times New Roman" w:cs="Times New Roman"/>
+          <w:rFonts w:ascii="SimSun" w:hAnsi="SimSun" w:eastAsia="SimSun" w:cs="SimSun"/>
         </w:rPr>
         <w:br/>
       </w:r>
       <w:r>
         <w:rPr>
           <w:rStyle w:val="VerbatimChar"/>
-          <w:rFonts w:ascii="Times New Roman" w:hAnsi="Times New Roman" w:eastAsia="Times New Roman" w:cs="Times New Roman"/>
+          <w:rFonts w:ascii="SimSun" w:hAnsi="SimSun" w:eastAsia="SimSun" w:cs="SimSun"/>
         </w:rPr>
         <w:t xml:space="preserve">   - </w:t>
       </w:r>
       <w:r>
         <w:rPr>
           <w:rStyle w:val="VerbatimChar"/>
-          <w:rFonts w:hint="eastAsia" w:ascii="Times New Roman" w:hAnsi="Times New Roman" w:eastAsia="FangSong" w:cs="Times New Roman"/>
+          <w:rFonts w:ascii="SimSun" w:hAnsi="SimSun" w:eastAsia="SimSun" w:cs="SimSun"/>
         </w:rPr>
         <w:t xml:space="preserve">加热</w:t>
       </w:r>
       <w:r>
         <w:rPr>
           <w:rStyle w:val="VerbatimChar"/>
-          <w:rFonts w:ascii="Times New Roman" w:hAnsi="Times New Roman" w:eastAsia="Times New Roman" w:cs="Times New Roman"/>
+          <w:rFonts w:ascii="SimSun" w:hAnsi="SimSun" w:eastAsia="SimSun" w:cs="SimSun"/>
         </w:rPr>
         <w:t xml:space="preserve"> → </w:t>
       </w:r>
       <w:r>
         <w:rPr>
           <w:rStyle w:val="VerbatimChar"/>
-          <w:rFonts w:hint="eastAsia" w:ascii="Times New Roman" w:hAnsi="Times New Roman" w:eastAsia="FangSong" w:cs="Times New Roman"/>
+          <w:rFonts w:ascii="SimSun" w:hAnsi="SimSun" w:eastAsia="SimSun" w:cs="SimSun"/>
         </w:rPr>
         <w:t>热允许</w:t>
       </w:r>
       <w:r>
         <w:rPr>
           <w:rStyle w:val="VerbatimChar"/>
-          <w:rFonts w:hint="eastAsia" w:ascii="Times New Roman" w:hAnsi="Times New Roman" w:eastAsia="Times New Roman" w:cs="Times New Roman"/>
+          <w:rFonts w:ascii="SimSun" w:hAnsi="SimSun" w:eastAsia="SimSun" w:cs="SimSun"/>
         </w:rPr>
         <w:t>（D-A,</w:t>
       </w:r>
       <w:r>
         <w:rPr>
           <w:rStyle w:val="VerbatimChar"/>
-          <w:rFonts w:ascii="Times New Roman" w:hAnsi="Times New Roman" w:eastAsia="Times New Roman" w:cs="Times New Roman"/>
+          <w:rFonts w:ascii="SimSun" w:hAnsi="SimSun" w:eastAsia="SimSun" w:cs="SimSun"/>
         </w:rPr>
         <w:t xml:space="preserve"> [3,3]-σ </w:t>
       </w:r>
       <w:r>
         <w:rPr>
           <w:rStyle w:val="VerbatimChar"/>
-          <w:rFonts w:hint="eastAsia" w:ascii="Times New Roman" w:hAnsi="Times New Roman" w:eastAsia="FangSong" w:cs="Times New Roman"/>
+          <w:rFonts w:ascii="SimSun" w:hAnsi="SimSun" w:eastAsia="SimSun" w:cs="SimSun"/>
         </w:rPr>
         <w:t>迁移</w:t>
       </w:r>
       <w:r>
         <w:rPr>
           <w:rStyle w:val="VerbatimChar"/>
-          <w:rFonts w:hint="eastAsia" w:ascii="Times New Roman" w:hAnsi="Times New Roman" w:eastAsia="Times New Roman" w:cs="Times New Roman"/>
+          <w:rFonts w:ascii="SimSun" w:hAnsi="SimSun" w:eastAsia="SimSun" w:cs="SimSun"/>
         </w:rPr>
         <w:t>,</w:t>
       </w:r>
       <w:r>
         <w:rPr>
           <w:rStyle w:val="VerbatimChar"/>
-          <w:rFonts w:ascii="Times New Roman" w:hAnsi="Times New Roman" w:eastAsia="Times New Roman" w:cs="Times New Roman"/>
+          <w:rFonts w:ascii="SimSun" w:hAnsi="SimSun" w:eastAsia="SimSun" w:cs="SimSun"/>
         </w:rPr>
         <w:t xml:space="preserve"> </w:t>
       </w:r>
       <w:r>
         <w:rPr>
           <w:rStyle w:val="VerbatimChar"/>
-          <w:rFonts w:hint="eastAsia" w:ascii="Times New Roman" w:hAnsi="Times New Roman" w:eastAsia="FangSong" w:cs="Times New Roman"/>
+          <w:rFonts w:ascii="SimSun" w:hAnsi="SimSun" w:eastAsia="SimSun" w:cs="SimSun"/>
         </w:rPr>
         <w:t xml:space="preserve">电环化</w:t>
       </w:r>
       <w:r>
         <w:rPr>
           <w:rStyle w:val="VerbatimChar"/>
-          <w:rFonts w:ascii="Times New Roman" w:hAnsi="Times New Roman" w:eastAsia="Times New Roman" w:cs="Times New Roman"/>
+          <w:rFonts w:ascii="SimSun" w:hAnsi="SimSun" w:eastAsia="SimSun" w:cs="SimSun"/>
         </w:rPr>
         <w:t xml:space="preserve"> </w:t>
       </w:r>
       <w:r>
         <w:rPr>
           <w:rStyle w:val="VerbatimChar"/>
-          <w:rFonts w:hint="eastAsia" w:ascii="Times New Roman" w:hAnsi="Times New Roman" w:eastAsia="Times New Roman" w:cs="Times New Roman"/>
+          <w:rFonts w:ascii="SimSun" w:hAnsi="SimSun" w:eastAsia="SimSun" w:cs="SimSun"/>
         </w:rPr>
         <w:t xml:space="preserve">4n+2）</w:t>
       </w:r>
       <w:r>
         <w:rPr>
-          <w:rFonts w:ascii="Times New Roman" w:hAnsi="Times New Roman" w:eastAsia="Times New Roman" w:cs="Times New Roman"/>
+          <w:rFonts w:ascii="SimSun" w:hAnsi="SimSun" w:eastAsia="SimSun" w:cs="SimSun"/>
         </w:rPr>
         <w:br/>
       </w:r>
       <w:r>
         <w:rPr>
           <w:rStyle w:val="VerbatimChar"/>
-          <w:rFonts w:ascii="Times New Roman" w:hAnsi="Times New Roman" w:eastAsia="Times New Roman" w:cs="Times New Roman"/>
+          <w:rFonts w:ascii="SimSun" w:hAnsi="SimSun" w:eastAsia="SimSun" w:cs="SimSun"/>
         </w:rPr>
         <w:t xml:space="preserve">   - </w:t>
       </w:r>
       <w:r>
         <w:rPr>
           <w:rStyle w:val="VerbatimChar"/>
-          <w:rFonts w:hint="eastAsia" w:ascii="Times New Roman" w:hAnsi="Times New Roman" w:eastAsia="FangSong" w:cs="Times New Roman"/>
+          <w:rFonts w:ascii="SimSun" w:hAnsi="SimSun" w:eastAsia="SimSun" w:cs="SimSun"/>
         </w:rPr>
         <w:t xml:space="preserve">光照</w:t>
       </w:r>
       <w:r>
         <w:rPr>
           <w:rStyle w:val="VerbatimChar"/>
-          <w:rFonts w:ascii="Times New Roman" w:hAnsi="Times New Roman" w:eastAsia="Times New Roman" w:cs="Times New Roman"/>
+          <w:rFonts w:ascii="SimSun" w:hAnsi="SimSun" w:eastAsia="SimSun" w:cs="SimSun"/>
         </w:rPr>
         <w:t xml:space="preserve"> → </w:t>
       </w:r>
       <w:r>
         <w:rPr>
           <w:rStyle w:val="VerbatimChar"/>
-          <w:rFonts w:hint="eastAsia" w:ascii="Times New Roman" w:hAnsi="Times New Roman" w:eastAsia="FangSong" w:cs="Times New Roman"/>
+          <w:rFonts w:ascii="SimSun" w:hAnsi="SimSun" w:eastAsia="SimSun" w:cs="SimSun"/>
         </w:rPr>
         <w:t>光允许</w:t>
       </w:r>
       <w:r>
         <w:rPr>
           <w:rStyle w:val="VerbatimChar"/>
-          <w:rFonts w:hint="eastAsia" w:ascii="Times New Roman" w:hAnsi="Times New Roman" w:eastAsia="Times New Roman" w:cs="Times New Roman"/>
+          <w:rFonts w:ascii="SimSun" w:hAnsi="SimSun" w:eastAsia="SimSun" w:cs="SimSun"/>
         </w:rPr>
         <w:t>（[2+2],</w:t>
       </w:r>
       <w:r>
         <w:rPr>
           <w:rStyle w:val="VerbatimChar"/>
-          <w:rFonts w:ascii="Times New Roman" w:hAnsi="Times New Roman" w:eastAsia="Times New Roman" w:cs="Times New Roman"/>
+          <w:rFonts w:ascii="SimSun" w:hAnsi="SimSun" w:eastAsia="SimSun" w:cs="SimSun"/>
         </w:rPr>
         <w:t xml:space="preserve"> </w:t>
       </w:r>
       <w:r>
         <w:rPr>
           <w:rStyle w:val="VerbatimChar"/>
-          <w:rFonts w:hint="eastAsia" w:ascii="Times New Roman" w:hAnsi="Times New Roman" w:eastAsia="FangSong" w:cs="Times New Roman"/>
+          <w:rFonts w:ascii="SimSun" w:hAnsi="SimSun" w:eastAsia="SimSun" w:cs="SimSun"/>
         </w:rPr>
         <w:t xml:space="preserve">电环化</w:t>
       </w:r>
       <w:r>
         <w:rPr>
           <w:rStyle w:val="VerbatimChar"/>
-          <w:rFonts w:ascii="Times New Roman" w:hAnsi="Times New Roman" w:eastAsia="Times New Roman" w:cs="Times New Roman"/>
+          <w:rFonts w:ascii="SimSun" w:hAnsi="SimSun" w:eastAsia="SimSun" w:cs="SimSun"/>
         </w:rPr>
         <w:t xml:space="preserve"> </w:t>
       </w:r>
       <w:r>
         <w:rPr>
           <w:rStyle w:val="VerbatimChar"/>
-          <w:rFonts w:hint="eastAsia" w:ascii="Times New Roman" w:hAnsi="Times New Roman" w:eastAsia="Times New Roman" w:cs="Times New Roman"/>
+          <w:rFonts w:ascii="SimSun" w:hAnsi="SimSun" w:eastAsia="SimSun" w:cs="SimSun"/>
         </w:rPr>
         <w:t xml:space="preserve">4n）</w:t>
       </w:r>
       <w:r>
         <w:rPr>
-          <w:rFonts w:ascii="Times New Roman" w:hAnsi="Times New Roman" w:eastAsia="Times New Roman" w:cs="Times New Roman"/>
+          <w:rFonts w:ascii="SimSun" w:hAnsi="SimSun" w:eastAsia="SimSun" w:cs="SimSun"/>
         </w:rPr>
         <w:br/>
       </w:r>
       <w:r>
         <w:rPr>
-          <w:rFonts w:ascii="Times New Roman" w:hAnsi="Times New Roman" w:eastAsia="Times New Roman" w:cs="Times New Roman"/>
+          <w:rFonts w:ascii="SimSun" w:hAnsi="SimSun" w:eastAsia="SimSun" w:cs="SimSun"/>
         </w:rPr>
         <w:br/>
       </w:r>
       <w:r>
         <w:rPr>
           <w:rStyle w:val="VerbatimChar"/>
-          <w:rFonts w:ascii="Times New Roman" w:hAnsi="Times New Roman" w:eastAsia="Times New Roman" w:cs="Times New Roman"/>
+          <w:rFonts w:ascii="SimSun" w:hAnsi="SimSun" w:eastAsia="SimSun" w:cs="SimSun"/>
         </w:rPr>
         <w:t xml:space="preserve">③ π </w:t>
       </w:r>
       <w:r>
         <w:rPr>
           <w:rStyle w:val="VerbatimChar"/>
-          <w:rFonts w:hint="eastAsia" w:ascii="Times New Roman" w:hAnsi="Times New Roman" w:eastAsia="FangSong" w:cs="Times New Roman"/>
+          <w:rFonts w:ascii="SimSun" w:hAnsi="SimSun" w:eastAsia="SimSun" w:cs="SimSun"/>
         </w:rPr>
         <w:t>电子数</w:t>
       </w:r>
       <w:r>
         <w:rPr>
           <w:rStyle w:val="VerbatimChar"/>
-          <w:rFonts w:hint="eastAsia" w:ascii="Times New Roman" w:hAnsi="Times New Roman" w:eastAsia="Times New Roman" w:cs="Times New Roman"/>
+          <w:rFonts w:ascii="SimSun" w:hAnsi="SimSun" w:eastAsia="SimSun" w:cs="SimSun"/>
         </w:rPr>
         <w:t>（</w:t>
       </w:r>
       <w:r>
         <w:rPr>
           <w:rStyle w:val="VerbatimChar"/>
-          <w:rFonts w:hint="eastAsia" w:ascii="Times New Roman" w:hAnsi="Times New Roman" w:eastAsia="FangSong" w:cs="Times New Roman"/>
+          <w:rFonts w:ascii="SimSun" w:hAnsi="SimSun" w:eastAsia="SimSun" w:cs="SimSun"/>
         </w:rPr>
         <w:t>电环化用</w:t>
       </w:r>
       <w:r>
         <w:rPr>
           <w:rStyle w:val="VerbatimChar"/>
-          <w:rFonts w:hint="eastAsia" w:ascii="Times New Roman" w:hAnsi="Times New Roman" w:eastAsia="Times New Roman" w:cs="Times New Roman"/>
+          <w:rFonts w:ascii="SimSun" w:hAnsi="SimSun" w:eastAsia="SimSun" w:cs="SimSun"/>
         </w:rPr>
         <w:t>）：</w:t>
       </w:r>
       <w:r>
         <w:rPr>
-          <w:rFonts w:ascii="Times New Roman" w:hAnsi="Times New Roman" w:eastAsia="Times New Roman" w:cs="Times New Roman"/>
+          <w:rFonts w:ascii="SimSun" w:hAnsi="SimSun" w:eastAsia="SimSun" w:cs="SimSun"/>
         </w:rPr>
         <w:br/>
       </w:r>
       <w:r>
         <w:rPr>
           <w:rStyle w:val="VerbatimChar"/>
-          <w:rFonts w:ascii="Times New Roman" w:hAnsi="Times New Roman" w:eastAsia="Times New Roman" w:cs="Times New Roman"/>
+          <w:rFonts w:ascii="SimSun" w:hAnsi="SimSun" w:eastAsia="SimSun" w:cs="SimSun"/>
         </w:rPr>
         <w:t xml:space="preserve">   - 4n → </w:t>
       </w:r>
       <w:r>
         <w:rPr>
           <w:rStyle w:val="VerbatimChar"/>
-          <w:rFonts w:hint="eastAsia" w:ascii="Times New Roman" w:hAnsi="Times New Roman" w:eastAsia="FangSong" w:cs="Times New Roman"/>
+          <w:rFonts w:ascii="SimSun" w:hAnsi="SimSun" w:eastAsia="SimSun" w:cs="SimSun"/>
         </w:rPr>
         <w:t>热顺旋</w:t>
       </w:r>
       <w:r>
         <w:rPr>
           <w:rStyle w:val="VerbatimChar"/>
-          <w:rFonts w:hint="eastAsia" w:ascii="Times New Roman" w:hAnsi="Times New Roman" w:eastAsia="Times New Roman" w:cs="Times New Roman"/>
+          <w:rFonts w:ascii="SimSun" w:hAnsi="SimSun" w:eastAsia="SimSun" w:cs="SimSun"/>
         </w:rPr>
         <w:t>，</w:t>
       </w:r>
       <w:r>
         <w:rPr>
           <w:rStyle w:val="VerbatimChar"/>
-          <w:rFonts w:hint="eastAsia" w:ascii="Times New Roman" w:hAnsi="Times New Roman" w:eastAsia="FangSong" w:cs="Times New Roman"/>
+          <w:rFonts w:ascii="SimSun" w:hAnsi="SimSun" w:eastAsia="SimSun" w:cs="SimSun"/>
         </w:rPr>
         <w:t>光对旋</w:t>
       </w:r>
       <w:r>
         <w:rPr>
-          <w:rFonts w:ascii="Times New Roman" w:hAnsi="Times New Roman" w:eastAsia="Times New Roman" w:cs="Times New Roman"/>
+          <w:rFonts w:ascii="SimSun" w:hAnsi="SimSun" w:eastAsia="SimSun" w:cs="SimSun"/>
         </w:rPr>
         <w:br/>
       </w:r>
       <w:r>
         <w:rPr>
           <w:rStyle w:val="VerbatimChar"/>
-          <w:rFonts w:ascii="Times New Roman" w:hAnsi="Times New Roman" w:eastAsia="Times New Roman" w:cs="Times New Roman"/>
+          <w:rFonts w:ascii="SimSun" w:hAnsi="SimSun" w:eastAsia="SimSun" w:cs="SimSun"/>
         </w:rPr>
         <w:t xml:space="preserve">   - 4n+2 → </w:t>
       </w:r>
       <w:r>
         <w:rPr>
           <w:rStyle w:val="VerbatimChar"/>
-          <w:rFonts w:hint="eastAsia" w:ascii="Times New Roman" w:hAnsi="Times New Roman" w:eastAsia="FangSong" w:cs="Times New Roman"/>
+          <w:rFonts w:ascii="SimSun" w:hAnsi="SimSun" w:eastAsia="SimSun" w:cs="SimSun"/>
         </w:rPr>
         <w:t>热对旋</w:t>
       </w:r>
       <w:r>
         <w:rPr>
           <w:rStyle w:val="VerbatimChar"/>
-          <w:rFonts w:hint="eastAsia" w:ascii="Times New Roman" w:hAnsi="Times New Roman" w:eastAsia="Times New Roman" w:cs="Times New Roman"/>
+          <w:rFonts w:ascii="SimSun" w:hAnsi="SimSun" w:eastAsia="SimSun" w:cs="SimSun"/>
         </w:rPr>
         <w:t>，</w:t>
       </w:r>
       <w:r>
         <w:rPr>
           <w:rStyle w:val="VerbatimChar"/>
-          <w:rFonts w:hint="eastAsia" w:ascii="Times New Roman" w:hAnsi="Times New Roman" w:eastAsia="FangSong" w:cs="Times New Roman"/>
+          <w:rFonts w:ascii="SimSun" w:hAnsi="SimSun" w:eastAsia="SimSun" w:cs="SimSun"/>
         </w:rPr>
         <w:t>光顺旋</w:t>
       </w:r>
@@ -23661,7 +23661,7 @@
     <ns0:name ns0:val="Verbatim Char"/>
     <ns0:basedOn ns0:val="BodyTextChar"/>
     <ns0:rPr>
-      <ns0:rFonts ns0:ascii="Times New Roman" ns0:cs="Times New Roman" ns0:eastAsia="FangSong" ns0:hAnsi="Times New Roman"/>
+      <ns0:rFonts ns0:ascii="SimSun" ns0:hAnsi="SimSun" ns0:eastAsia="SimSun" ns0:cs="SimSun"/>
       <ns0:b ns0:val="0"/>
       <ns0:sz ns0:val="20"/>
     </ns0:rPr>
@@ -23723,7 +23723,7 @@
       <w:wordWrap w:val="off"/>
     </w:pPr>
     <ns0:rPr>
-      <w:rFonts ns0:ascii="Times New Roman" ns0:hAnsi="Times New Roman" ns0:eastAsia="FangSong" ns0:cs="Times New Roman"/>
+      <w:rFonts w:ascii="SimSun" w:hAnsi="SimSun" w:eastAsia="SimSun" w:cs="SimSun"/>
     </ns0:rPr>
   </w:style>
   <w:style w:type="character" w:customStyle="1" w:styleId="KeywordTok">

--- a/06-学生侧材料/讲义/有机化学/周环反应.docx
+++ b/06-学生侧材料/讲义/有机化学/周环反应.docx
@@ -1768,170 +1768,138 @@
     </w:p>
     <w:p>
       <w:pPr>
-        <w:pStyle w:val="SourceCode"/>
-      </w:pPr>
-      <w:r>
-        <w:rPr>
-          <w:rStyle w:val="VerbatimChar"/>
-          <w:rFonts w:ascii="SimSun" w:hAnsi="SimSun" w:eastAsia="SimSun" w:cs="SimSun"/>
-        </w:rPr>
-        <w:t xml:space="preserve">1. </w:t>
-      </w:r>
-      <w:r>
-        <w:rPr>
-          <w:rStyle w:val="VerbatimChar"/>
-          <w:rFonts w:ascii="SimSun" w:hAnsi="SimSun" w:eastAsia="SimSun" w:cs="SimSun"/>
+        <w:pStyle w:val="Compact"/>
+        <w:numPr>
+          <w:ilvl w:val="0"/>
+          <w:numId w:val="1002"/>
+        </w:numPr>
+      </w:pPr>
+      <w:r>
+        <w:rPr>
+          <w:rFonts w:hint="eastAsia" w:ascii="Times New Roman" w:hAnsi="Times New Roman" w:eastAsia="FangSong" w:cs="Times New Roman"/>
         </w:rPr>
         <w:t xml:space="preserve">确定参与反应的</w:t>
       </w:r>
       <w:r>
         <w:rPr>
-          <w:rStyle w:val="VerbatimChar"/>
-          <w:rFonts w:ascii="SimSun" w:hAnsi="SimSun" w:eastAsia="SimSun" w:cs="SimSun"/>
+          <w:rFonts w:ascii="Times New Roman" w:hAnsi="Times New Roman" w:eastAsia="Times New Roman" w:cs="Times New Roman"/>
         </w:rPr>
         <w:t xml:space="preserve"> π </w:t>
       </w:r>
       <w:r>
         <w:rPr>
-          <w:rStyle w:val="VerbatimChar"/>
-          <w:rFonts w:ascii="SimSun" w:hAnsi="SimSun" w:eastAsia="SimSun" w:cs="SimSun"/>
+          <w:rFonts w:hint="eastAsia" w:ascii="Times New Roman" w:hAnsi="Times New Roman" w:eastAsia="FangSong" w:cs="Times New Roman"/>
         </w:rPr>
         <w:t xml:space="preserve">电子数</w:t>
       </w:r>
-      <w:r>
-        <w:rPr>
-          <w:rFonts w:ascii="SimSun" w:hAnsi="SimSun" w:eastAsia="SimSun" w:cs="SimSun"/>
-        </w:rPr>
-        <w:br/>
-      </w:r>
-      <w:r>
-        <w:rPr>
-          <w:rStyle w:val="VerbatimChar"/>
-          <w:rFonts w:ascii="SimSun" w:hAnsi="SimSun" w:eastAsia="SimSun" w:cs="SimSun"/>
-        </w:rPr>
-        <w:t xml:space="preserve">2. </w:t>
-      </w:r>
-      <w:r>
-        <w:rPr>
-          <w:rStyle w:val="VerbatimChar"/>
-          <w:rFonts w:ascii="SimSun" w:hAnsi="SimSun" w:eastAsia="SimSun" w:cs="SimSun"/>
+    </w:p>
+    <w:p>
+      <w:pPr>
+        <w:pStyle w:val="Compact"/>
+        <w:numPr>
+          <w:ilvl w:val="0"/>
+          <w:numId w:val="1002"/>
+        </w:numPr>
+      </w:pPr>
+      <w:r>
+        <w:rPr>
+          <w:rFonts w:hint="eastAsia" w:ascii="Times New Roman" w:hAnsi="Times New Roman" w:eastAsia="FangSong" w:cs="Times New Roman"/>
         </w:rPr>
         <w:t xml:space="preserve">画出轨道的节面和对称性</w:t>
       </w:r>
-      <w:r>
-        <w:rPr>
-          <w:rFonts w:ascii="SimSun" w:hAnsi="SimSun" w:eastAsia="SimSun" w:cs="SimSun"/>
-        </w:rPr>
-        <w:br/>
-      </w:r>
-      <w:r>
-        <w:rPr>
-          <w:rStyle w:val="VerbatimChar"/>
-          <w:rFonts w:ascii="SimSun" w:hAnsi="SimSun" w:eastAsia="SimSun" w:cs="SimSun"/>
-        </w:rPr>
-        <w:t xml:space="preserve">3. </w:t>
-      </w:r>
-      <w:r>
-        <w:rPr>
-          <w:rStyle w:val="VerbatimChar"/>
-          <w:rFonts w:ascii="SimSun" w:hAnsi="SimSun" w:eastAsia="SimSun" w:cs="SimSun"/>
+    </w:p>
+    <w:p>
+      <w:pPr>
+        <w:pStyle w:val="Compact"/>
+        <w:numPr>
+          <w:ilvl w:val="0"/>
+          <w:numId w:val="1002"/>
+        </w:numPr>
+      </w:pPr>
+      <w:r>
+        <w:rPr>
+          <w:rFonts w:hint="eastAsia" w:ascii="Times New Roman" w:hAnsi="Times New Roman" w:eastAsia="FangSong" w:cs="Times New Roman"/>
         </w:rPr>
         <w:t xml:space="preserve">判断</w:t>
       </w:r>
       <w:r>
         <w:rPr>
-          <w:rStyle w:val="VerbatimChar"/>
-          <w:rFonts w:ascii="SimSun" w:hAnsi="SimSun" w:eastAsia="SimSun" w:cs="SimSun"/>
+          <w:rFonts w:ascii="Times New Roman" w:hAnsi="Times New Roman" w:eastAsia="Times New Roman" w:cs="Times New Roman"/>
         </w:rPr>
         <w:t xml:space="preserve"> HOMO-LUMO </w:t>
       </w:r>
       <w:r>
         <w:rPr>
-          <w:rStyle w:val="VerbatimChar"/>
-          <w:rFonts w:ascii="SimSun" w:hAnsi="SimSun" w:eastAsia="SimSun" w:cs="SimSun"/>
+          <w:rFonts w:hint="eastAsia" w:ascii="Times New Roman" w:hAnsi="Times New Roman" w:eastAsia="FangSong" w:cs="Times New Roman"/>
         </w:rPr>
         <w:t xml:space="preserve">是否同相重叠</w:t>
       </w:r>
-      <w:r>
-        <w:rPr>
-          <w:rFonts w:ascii="SimSun" w:hAnsi="SimSun" w:eastAsia="SimSun" w:cs="SimSun"/>
-        </w:rPr>
-        <w:br/>
-      </w:r>
-      <w:r>
-        <w:rPr>
-          <w:rStyle w:val="VerbatimChar"/>
-          <w:rFonts w:ascii="SimSun" w:hAnsi="SimSun" w:eastAsia="SimSun" w:cs="SimSun"/>
-        </w:rPr>
-        <w:t xml:space="preserve">4. </w:t>
-      </w:r>
-      <w:r>
-        <w:rPr>
-          <w:rStyle w:val="VerbatimChar"/>
-          <w:rFonts w:ascii="SimSun" w:hAnsi="SimSun" w:eastAsia="SimSun" w:cs="SimSun"/>
+    </w:p>
+    <w:p>
+      <w:pPr>
+        <w:pStyle w:val="Compact"/>
+        <w:numPr>
+          <w:ilvl w:val="0"/>
+          <w:numId w:val="1002"/>
+        </w:numPr>
+      </w:pPr>
+      <w:r>
+        <w:rPr>
+          <w:rFonts w:hint="eastAsia" w:ascii="Times New Roman" w:hAnsi="Times New Roman" w:eastAsia="FangSong" w:cs="Times New Roman"/>
         </w:rPr>
         <w:t xml:space="preserve">同相</w:t>
       </w:r>
       <w:r>
         <w:rPr>
-          <w:rStyle w:val="VerbatimChar"/>
-          <w:rFonts w:ascii="SimSun" w:hAnsi="SimSun" w:eastAsia="SimSun" w:cs="SimSun"/>
+          <w:rFonts w:ascii="Times New Roman" w:hAnsi="Times New Roman" w:eastAsia="Times New Roman" w:cs="Times New Roman"/>
         </w:rPr>
         <w:t xml:space="preserve"> → </w:t>
       </w:r>
       <w:r>
         <w:rPr>
-          <w:rStyle w:val="VerbatimChar"/>
-          <w:rFonts w:ascii="SimSun" w:hAnsi="SimSun" w:eastAsia="SimSun" w:cs="SimSun"/>
+          <w:rFonts w:hint="eastAsia" w:ascii="Times New Roman" w:hAnsi="Times New Roman" w:eastAsia="FangSong" w:cs="Times New Roman"/>
         </w:rPr>
         <w:t>热允许</w:t>
       </w:r>
       <w:r>
         <w:rPr>
-          <w:rStyle w:val="VerbatimChar"/>
-          <w:rFonts w:ascii="SimSun" w:hAnsi="SimSun" w:eastAsia="SimSun" w:cs="SimSun"/>
+          <w:rFonts w:hint="eastAsia" w:ascii="Times New Roman" w:hAnsi="Times New Roman" w:eastAsia="Times New Roman" w:cs="Times New Roman"/>
         </w:rPr>
         <w:t>；</w:t>
       </w:r>
       <w:r>
         <w:rPr>
-          <w:rStyle w:val="VerbatimChar"/>
-          <w:rFonts w:ascii="SimSun" w:hAnsi="SimSun" w:eastAsia="SimSun" w:cs="SimSun"/>
+          <w:rFonts w:hint="eastAsia" w:ascii="Times New Roman" w:hAnsi="Times New Roman" w:eastAsia="FangSong" w:cs="Times New Roman"/>
         </w:rPr>
         <w:t>异相</w:t>
       </w:r>
       <w:r>
         <w:rPr>
-          <w:rStyle w:val="VerbatimChar"/>
-          <w:rFonts w:ascii="SimSun" w:hAnsi="SimSun" w:eastAsia="SimSun" w:cs="SimSun"/>
+          <w:rFonts w:ascii="Times New Roman" w:hAnsi="Times New Roman" w:eastAsia="Times New Roman" w:cs="Times New Roman"/>
         </w:rPr>
         <w:t xml:space="preserve"> → </w:t>
       </w:r>
       <w:r>
         <w:rPr>
-          <w:rStyle w:val="VerbatimChar"/>
-          <w:rFonts w:ascii="SimSun" w:hAnsi="SimSun" w:eastAsia="SimSun" w:cs="SimSun"/>
+          <w:rFonts w:hint="eastAsia" w:ascii="Times New Roman" w:hAnsi="Times New Roman" w:eastAsia="FangSong" w:cs="Times New Roman"/>
         </w:rPr>
         <w:t>热禁阻</w:t>
       </w:r>
       <w:r>
         <w:rPr>
-          <w:rStyle w:val="VerbatimChar"/>
-          <w:rFonts w:ascii="SimSun" w:hAnsi="SimSun" w:eastAsia="SimSun" w:cs="SimSun"/>
+          <w:rFonts w:hint="eastAsia" w:ascii="Times New Roman" w:hAnsi="Times New Roman" w:eastAsia="Times New Roman" w:cs="Times New Roman"/>
         </w:rPr>
         <w:t>（</w:t>
       </w:r>
       <w:r>
         <w:rPr>
-          <w:rStyle w:val="VerbatimChar"/>
-          <w:rFonts w:ascii="SimSun" w:hAnsi="SimSun" w:eastAsia="SimSun" w:cs="SimSun"/>
+          <w:rFonts w:hint="eastAsia" w:ascii="Times New Roman" w:hAnsi="Times New Roman" w:eastAsia="FangSong" w:cs="Times New Roman"/>
         </w:rPr>
         <w:t>光照可能允许</w:t>
       </w:r>
       <w:r>
         <w:rPr>
-          <w:rStyle w:val="VerbatimChar"/>
-          <w:rFonts w:ascii="SimSun" w:hAnsi="SimSun" w:eastAsia="SimSun" w:cs="SimSun"/>
+          <w:rFonts w:hint="eastAsia" w:ascii="Times New Roman" w:hAnsi="Times New Roman" w:eastAsia="Times New Roman" w:cs="Times New Roman"/>
         </w:rPr>
         <w:t>）</w:t>
       </w:r>
@@ -2475,7 +2443,7 @@
         <w:pStyle w:val="Compact"/>
         <w:numPr>
           <w:ilvl w:val="0"/>
-          <w:numId w:val="1002"/>
+          <w:numId w:val="1003"/>
         </w:numPr>
       </w:pPr>
       <w:r>
@@ -2530,7 +2498,7 @@
         <w:pStyle w:val="Compact"/>
         <w:numPr>
           <w:ilvl w:val="0"/>
-          <w:numId w:val="1002"/>
+          <w:numId w:val="1003"/>
         </w:numPr>
       </w:pPr>
       <w:r>
@@ -2589,7 +2557,7 @@
         <w:pStyle w:val="Compact"/>
         <w:numPr>
           <w:ilvl w:val="0"/>
-          <w:numId w:val="1002"/>
+          <w:numId w:val="1003"/>
         </w:numPr>
       </w:pPr>
       <w:r>
@@ -2964,7 +2932,7 @@
       <w:r>
         <w:rPr>
           <w:rStyle w:val="VerbatimChar"/>
-          <w:rFonts w:ascii="SimSun" w:hAnsi="SimSun" w:eastAsia="SimSun" w:cs="SimSun"/>
+          <w:rFonts w:hint="eastAsia" w:ascii="SimSun" w:hAnsi="SimSun" w:eastAsia="SimSun" w:cs="SimSun"/>
         </w:rPr>
         <w:t xml:space="preserve">二烯</w:t>
       </w:r>
@@ -2978,7 +2946,7 @@
       <w:r>
         <w:rPr>
           <w:rStyle w:val="VerbatimChar"/>
-          <w:rFonts w:ascii="SimSun" w:hAnsi="SimSun" w:eastAsia="SimSun" w:cs="SimSun"/>
+          <w:rFonts w:hint="eastAsia" w:ascii="SimSun" w:hAnsi="SimSun" w:eastAsia="SimSun" w:cs="SimSun"/>
         </w:rPr>
         <w:t xml:space="preserve">为主</w:t>
       </w:r>
@@ -5007,7 +4975,7 @@
         <w:pStyle w:val="Compact"/>
         <w:numPr>
           <w:ilvl w:val="0"/>
-          <w:numId w:val="1003"/>
+          <w:numId w:val="1004"/>
         </w:numPr>
       </w:pPr>
       <w:r>
@@ -5046,7 +5014,7 @@
         <w:pStyle w:val="Compact"/>
         <w:numPr>
           <w:ilvl w:val="0"/>
-          <w:numId w:val="1003"/>
+          <w:numId w:val="1004"/>
         </w:numPr>
       </w:pPr>
       <w:r>
@@ -5515,44 +5483,188 @@
       <w:r>
         <w:rPr>
           <w:rStyle w:val="VerbatimChar"/>
-          <w:rFonts w:ascii="SimSun" w:hAnsi="SimSun" w:eastAsia="SimSun" w:cs="SimSun"/>
+          <w:rFonts w:hint="eastAsia" w:ascii="SimSun" w:hAnsi="SimSun" w:eastAsia="SimSun" w:cs="SimSun"/>
         </w:rPr>
         <w:t>体系</w:t>
+      </w:r>
+      <w:r>
+        <w:rPr>
+          <w:rStyle w:val="VerbatimChar"/>
+          <w:rFonts w:hint="eastAsia" w:ascii="SimSun" w:hAnsi="SimSun" w:eastAsia="SimSun" w:cs="SimSun"/>
+        </w:rPr>
+        <w:t>（</w:t>
+      </w:r>
+      <w:r>
+        <w:rPr>
+          <w:rStyle w:val="VerbatimChar"/>
+          <w:rFonts w:hint="eastAsia" w:ascii="SimSun" w:hAnsi="SimSun" w:eastAsia="SimSun" w:cs="SimSun"/>
+        </w:rPr>
+        <w:t>如</w:t>
       </w:r>
       <w:r>
         <w:rPr>
           <w:rStyle w:val="VerbatimChar"/>
           <w:rFonts w:ascii="SimSun" w:hAnsi="SimSun" w:eastAsia="SimSun" w:cs="SimSun"/>
         </w:rPr>
-        <w:t>（</w:t>
+        <w:t xml:space="preserve"> 4π </w:t>
+      </w:r>
+      <w:r>
+        <w:rPr>
+          <w:rStyle w:val="VerbatimChar"/>
+          <w:rFonts w:hint="eastAsia" w:ascii="SimSun" w:hAnsi="SimSun" w:eastAsia="SimSun" w:cs="SimSun"/>
+        </w:rPr>
+        <w:t>丁二烯</w:t>
+      </w:r>
+      <w:r>
+        <w:rPr>
+          <w:rStyle w:val="VerbatimChar"/>
+          <w:rFonts w:hint="eastAsia" w:ascii="SimSun" w:hAnsi="SimSun" w:eastAsia="SimSun" w:cs="SimSun"/>
+        </w:rPr>
+        <w:t>）：</w:t>
+      </w:r>
+      <w:r>
+        <w:rPr>
+          <w:rFonts w:ascii="SimSun" w:hAnsi="SimSun" w:eastAsia="SimSun" w:cs="SimSun"/>
+        </w:rPr>
+        <w:br/>
       </w:r>
       <w:r>
         <w:rPr>
           <w:rStyle w:val="VerbatimChar"/>
           <w:rFonts w:ascii="SimSun" w:hAnsi="SimSun" w:eastAsia="SimSun" w:cs="SimSun"/>
         </w:rPr>
-        <w:t>如</w:t>
+        <w:t xml:space="preserve">  ──→  </w:t>
+      </w:r>
+      <w:r>
+        <w:rPr>
+          <w:rStyle w:val="VerbatimChar"/>
+          <w:rFonts w:hint="eastAsia" w:ascii="SimSun" w:hAnsi="SimSun" w:eastAsia="SimSun" w:cs="SimSun"/>
+        </w:rPr>
+        <w:t>热</w:t>
+      </w:r>
+      <w:r>
+        <w:rPr>
+          <w:rStyle w:val="VerbatimChar"/>
+          <w:rFonts w:hint="eastAsia" w:ascii="SimSun" w:hAnsi="SimSun" w:eastAsia="SimSun" w:cs="SimSun"/>
+        </w:rPr>
+        <w:t>：</w:t>
+      </w:r>
+      <w:r>
+        <w:rPr>
+          <w:rStyle w:val="VerbatimChar"/>
+          <w:rFonts w:hint="eastAsia" w:ascii="SimSun" w:hAnsi="SimSun" w:eastAsia="SimSun" w:cs="SimSun"/>
+        </w:rPr>
+        <w:t>两个末端向相同方向旋转</w:t>
+      </w:r>
+      <w:r>
+        <w:rPr>
+          <w:rStyle w:val="VerbatimChar"/>
+          <w:rFonts w:hint="eastAsia" w:ascii="SimSun" w:hAnsi="SimSun" w:eastAsia="SimSun" w:cs="SimSun"/>
+        </w:rPr>
+        <w:t>（</w:t>
+      </w:r>
+      <w:r>
+        <w:rPr>
+          <w:rStyle w:val="VerbatimChar"/>
+          <w:rFonts w:hint="eastAsia" w:ascii="SimSun" w:hAnsi="SimSun" w:eastAsia="SimSun" w:cs="SimSun"/>
+        </w:rPr>
+        <w:t>顺旋</w:t>
+      </w:r>
+      <w:r>
+        <w:rPr>
+          <w:rStyle w:val="VerbatimChar"/>
+          <w:rFonts w:hint="eastAsia" w:ascii="SimSun" w:hAnsi="SimSun" w:eastAsia="SimSun" w:cs="SimSun"/>
+        </w:rPr>
+        <w:t>）→</w:t>
       </w:r>
       <w:r>
         <w:rPr>
           <w:rStyle w:val="VerbatimChar"/>
           <w:rFonts w:ascii="SimSun" w:hAnsi="SimSun" w:eastAsia="SimSun" w:cs="SimSun"/>
         </w:rPr>
-        <w:t xml:space="preserve"> 4π </w:t>
+        <w:t xml:space="preserve"> </w:t>
+      </w:r>
+      <w:r>
+        <w:rPr>
+          <w:rStyle w:val="VerbatimChar"/>
+          <w:rFonts w:hint="eastAsia" w:ascii="SimSun" w:hAnsi="SimSun" w:eastAsia="SimSun" w:cs="SimSun"/>
+        </w:rPr>
+        <w:t xml:space="preserve">反式产物</w:t>
+      </w:r>
+      <w:r>
+        <w:rPr>
+          <w:rFonts w:ascii="SimSun" w:hAnsi="SimSun" w:eastAsia="SimSun" w:cs="SimSun"/>
+        </w:rPr>
+        <w:br/>
       </w:r>
       <w:r>
         <w:rPr>
           <w:rStyle w:val="VerbatimChar"/>
           <w:rFonts w:ascii="SimSun" w:hAnsi="SimSun" w:eastAsia="SimSun" w:cs="SimSun"/>
         </w:rPr>
-        <w:t>丁二烯</w:t>
+        <w:t xml:space="preserve">  ──→  </w:t>
+      </w:r>
+      <w:r>
+        <w:rPr>
+          <w:rStyle w:val="VerbatimChar"/>
+          <w:rFonts w:hint="eastAsia" w:ascii="SimSun" w:hAnsi="SimSun" w:eastAsia="SimSun" w:cs="SimSun"/>
+        </w:rPr>
+        <w:t>光</w:t>
+      </w:r>
+      <w:r>
+        <w:rPr>
+          <w:rStyle w:val="VerbatimChar"/>
+          <w:rFonts w:hint="eastAsia" w:ascii="SimSun" w:hAnsi="SimSun" w:eastAsia="SimSun" w:cs="SimSun"/>
+        </w:rPr>
+        <w:t>：</w:t>
+      </w:r>
+      <w:r>
+        <w:rPr>
+          <w:rStyle w:val="VerbatimChar"/>
+          <w:rFonts w:hint="eastAsia" w:ascii="SimSun" w:hAnsi="SimSun" w:eastAsia="SimSun" w:cs="SimSun"/>
+        </w:rPr>
+        <w:t>两个末端向相反方向旋转</w:t>
+      </w:r>
+      <w:r>
+        <w:rPr>
+          <w:rStyle w:val="VerbatimChar"/>
+          <w:rFonts w:hint="eastAsia" w:ascii="SimSun" w:hAnsi="SimSun" w:eastAsia="SimSun" w:cs="SimSun"/>
+        </w:rPr>
+        <w:t>（</w:t>
+      </w:r>
+      <w:r>
+        <w:rPr>
+          <w:rStyle w:val="VerbatimChar"/>
+          <w:rFonts w:hint="eastAsia" w:ascii="SimSun" w:hAnsi="SimSun" w:eastAsia="SimSun" w:cs="SimSun"/>
+        </w:rPr>
+        <w:t>对旋</w:t>
+      </w:r>
+      <w:r>
+        <w:rPr>
+          <w:rStyle w:val="VerbatimChar"/>
+          <w:rFonts w:hint="eastAsia" w:ascii="SimSun" w:hAnsi="SimSun" w:eastAsia="SimSun" w:cs="SimSun"/>
+        </w:rPr>
+        <w:t>）→</w:t>
       </w:r>
       <w:r>
         <w:rPr>
           <w:rStyle w:val="VerbatimChar"/>
           <w:rFonts w:ascii="SimSun" w:hAnsi="SimSun" w:eastAsia="SimSun" w:cs="SimSun"/>
         </w:rPr>
-        <w:t>）：</w:t>
+        <w:t xml:space="preserve"> </w:t>
+      </w:r>
+      <w:r>
+        <w:rPr>
+          <w:rStyle w:val="VerbatimChar"/>
+          <w:rFonts w:hint="eastAsia" w:ascii="SimSun" w:hAnsi="SimSun" w:eastAsia="SimSun" w:cs="SimSun"/>
+        </w:rPr>
+        <w:t xml:space="preserve">顺式产物</w:t>
+      </w:r>
+      <w:r>
+        <w:rPr>
+          <w:rFonts w:ascii="SimSun" w:hAnsi="SimSun" w:eastAsia="SimSun" w:cs="SimSun"/>
+        </w:rPr>
+        <w:br/>
       </w:r>
       <w:r>
         <w:rPr>
@@ -5565,329 +5677,185 @@
           <w:rStyle w:val="VerbatimChar"/>
           <w:rFonts w:ascii="SimSun" w:hAnsi="SimSun" w:eastAsia="SimSun" w:cs="SimSun"/>
         </w:rPr>
-        <w:t xml:space="preserve">  ──→  </w:t>
+        <w:t xml:space="preserve">4n+2 </w:t>
+      </w:r>
+      <w:r>
+        <w:rPr>
+          <w:rStyle w:val="VerbatimChar"/>
+          <w:rFonts w:hint="eastAsia" w:ascii="SimSun" w:hAnsi="SimSun" w:eastAsia="SimSun" w:cs="SimSun"/>
+        </w:rPr>
+        <w:t>体系</w:t>
+      </w:r>
+      <w:r>
+        <w:rPr>
+          <w:rStyle w:val="VerbatimChar"/>
+          <w:rFonts w:hint="eastAsia" w:ascii="SimSun" w:hAnsi="SimSun" w:eastAsia="SimSun" w:cs="SimSun"/>
+        </w:rPr>
+        <w:t>（</w:t>
+      </w:r>
+      <w:r>
+        <w:rPr>
+          <w:rStyle w:val="VerbatimChar"/>
+          <w:rFonts w:hint="eastAsia" w:ascii="SimSun" w:hAnsi="SimSun" w:eastAsia="SimSun" w:cs="SimSun"/>
+        </w:rPr>
+        <w:t>如</w:t>
       </w:r>
       <w:r>
         <w:rPr>
           <w:rStyle w:val="VerbatimChar"/>
           <w:rFonts w:ascii="SimSun" w:hAnsi="SimSun" w:eastAsia="SimSun" w:cs="SimSun"/>
         </w:rPr>
-        <w:t>热</w:t>
+        <w:t xml:space="preserve"> 6π </w:t>
+      </w:r>
+      <w:r>
+        <w:rPr>
+          <w:rStyle w:val="VerbatimChar"/>
+          <w:rFonts w:hint="eastAsia" w:ascii="SimSun" w:hAnsi="SimSun" w:eastAsia="SimSun" w:cs="SimSun"/>
+        </w:rPr>
+        <w:t>己三烯</w:t>
+      </w:r>
+      <w:r>
+        <w:rPr>
+          <w:rStyle w:val="VerbatimChar"/>
+          <w:rFonts w:hint="eastAsia" w:ascii="SimSun" w:hAnsi="SimSun" w:eastAsia="SimSun" w:cs="SimSun"/>
+        </w:rPr>
+        <w:t>）：</w:t>
+      </w:r>
+      <w:r>
+        <w:rPr>
+          <w:rFonts w:ascii="SimSun" w:hAnsi="SimSun" w:eastAsia="SimSun" w:cs="SimSun"/>
+        </w:rPr>
+        <w:br/>
       </w:r>
       <w:r>
         <w:rPr>
           <w:rStyle w:val="VerbatimChar"/>
           <w:rFonts w:ascii="SimSun" w:hAnsi="SimSun" w:eastAsia="SimSun" w:cs="SimSun"/>
         </w:rPr>
+        <w:t xml:space="preserve">  ──→  </w:t>
+      </w:r>
+      <w:r>
+        <w:rPr>
+          <w:rStyle w:val="VerbatimChar"/>
+          <w:rFonts w:hint="eastAsia" w:ascii="SimSun" w:hAnsi="SimSun" w:eastAsia="SimSun" w:cs="SimSun"/>
+        </w:rPr>
+        <w:t>热</w:t>
+      </w:r>
+      <w:r>
+        <w:rPr>
+          <w:rStyle w:val="VerbatimChar"/>
+          <w:rFonts w:hint="eastAsia" w:ascii="SimSun" w:hAnsi="SimSun" w:eastAsia="SimSun" w:cs="SimSun"/>
+        </w:rPr>
         <w:t>：</w:t>
+      </w:r>
+      <w:r>
+        <w:rPr>
+          <w:rStyle w:val="VerbatimChar"/>
+          <w:rFonts w:hint="eastAsia" w:ascii="SimSun" w:hAnsi="SimSun" w:eastAsia="SimSun" w:cs="SimSun"/>
+        </w:rPr>
+        <w:t>两个末端向相反方向旋转</w:t>
+      </w:r>
+      <w:r>
+        <w:rPr>
+          <w:rStyle w:val="VerbatimChar"/>
+          <w:rFonts w:hint="eastAsia" w:ascii="SimSun" w:hAnsi="SimSun" w:eastAsia="SimSun" w:cs="SimSun"/>
+        </w:rPr>
+        <w:t>（</w:t>
+      </w:r>
+      <w:r>
+        <w:rPr>
+          <w:rStyle w:val="VerbatimChar"/>
+          <w:rFonts w:hint="eastAsia" w:ascii="SimSun" w:hAnsi="SimSun" w:eastAsia="SimSun" w:cs="SimSun"/>
+        </w:rPr>
+        <w:t>对旋</w:t>
+      </w:r>
+      <w:r>
+        <w:rPr>
+          <w:rStyle w:val="VerbatimChar"/>
+          <w:rFonts w:hint="eastAsia" w:ascii="SimSun" w:hAnsi="SimSun" w:eastAsia="SimSun" w:cs="SimSun"/>
+        </w:rPr>
+        <w:t>）→</w:t>
       </w:r>
       <w:r>
         <w:rPr>
           <w:rStyle w:val="VerbatimChar"/>
           <w:rFonts w:ascii="SimSun" w:hAnsi="SimSun" w:eastAsia="SimSun" w:cs="SimSun"/>
         </w:rPr>
-        <w:t>两个末端向相同方向旋转</w:t>
+        <w:t xml:space="preserve"> </w:t>
+      </w:r>
+      <w:r>
+        <w:rPr>
+          <w:rStyle w:val="VerbatimChar"/>
+          <w:rFonts w:hint="eastAsia" w:ascii="SimSun" w:hAnsi="SimSun" w:eastAsia="SimSun" w:cs="SimSun"/>
+        </w:rPr>
+        <w:t xml:space="preserve">顺式产物</w:t>
+      </w:r>
+      <w:r>
+        <w:rPr>
+          <w:rFonts w:ascii="SimSun" w:hAnsi="SimSun" w:eastAsia="SimSun" w:cs="SimSun"/>
+        </w:rPr>
+        <w:br/>
       </w:r>
       <w:r>
         <w:rPr>
           <w:rStyle w:val="VerbatimChar"/>
           <w:rFonts w:ascii="SimSun" w:hAnsi="SimSun" w:eastAsia="SimSun" w:cs="SimSun"/>
         </w:rPr>
+        <w:t xml:space="preserve">  ──→  </w:t>
+      </w:r>
+      <w:r>
+        <w:rPr>
+          <w:rStyle w:val="VerbatimChar"/>
+          <w:rFonts w:hint="eastAsia" w:ascii="SimSun" w:hAnsi="SimSun" w:eastAsia="SimSun" w:cs="SimSun"/>
+        </w:rPr>
+        <w:t>光</w:t>
+      </w:r>
+      <w:r>
+        <w:rPr>
+          <w:rStyle w:val="VerbatimChar"/>
+          <w:rFonts w:hint="eastAsia" w:ascii="SimSun" w:hAnsi="SimSun" w:eastAsia="SimSun" w:cs="SimSun"/>
+        </w:rPr>
+        <w:t>：</w:t>
+      </w:r>
+      <w:r>
+        <w:rPr>
+          <w:rStyle w:val="VerbatimChar"/>
+          <w:rFonts w:hint="eastAsia" w:ascii="SimSun" w:hAnsi="SimSun" w:eastAsia="SimSun" w:cs="SimSun"/>
+        </w:rPr>
+        <w:t>两个末端向相同方向旋转</w:t>
+      </w:r>
+      <w:r>
+        <w:rPr>
+          <w:rStyle w:val="VerbatimChar"/>
+          <w:rFonts w:hint="eastAsia" w:ascii="SimSun" w:hAnsi="SimSun" w:eastAsia="SimSun" w:cs="SimSun"/>
+        </w:rPr>
         <w:t>（</w:t>
+      </w:r>
+      <w:r>
+        <w:rPr>
+          <w:rStyle w:val="VerbatimChar"/>
+          <w:rFonts w:hint="eastAsia" w:ascii="SimSun" w:hAnsi="SimSun" w:eastAsia="SimSun" w:cs="SimSun"/>
+        </w:rPr>
+        <w:t>顺旋</w:t>
+      </w:r>
+      <w:r>
+        <w:rPr>
+          <w:rStyle w:val="VerbatimChar"/>
+          <w:rFonts w:hint="eastAsia" w:ascii="SimSun" w:hAnsi="SimSun" w:eastAsia="SimSun" w:cs="SimSun"/>
+        </w:rPr>
+        <w:t>）→</w:t>
       </w:r>
       <w:r>
         <w:rPr>
           <w:rStyle w:val="VerbatimChar"/>
           <w:rFonts w:ascii="SimSun" w:hAnsi="SimSun" w:eastAsia="SimSun" w:cs="SimSun"/>
         </w:rPr>
-        <w:t>顺旋</w:t>
+        <w:t xml:space="preserve"> </w:t>
       </w:r>
       <w:r>
         <w:rPr>
           <w:rStyle w:val="VerbatimChar"/>
-          <w:rFonts w:ascii="SimSun" w:hAnsi="SimSun" w:eastAsia="SimSun" w:cs="SimSun"/>
-        </w:rPr>
-        <w:t>）→</w:t>
-      </w:r>
-      <w:r>
-        <w:rPr>
-          <w:rStyle w:val="VerbatimChar"/>
-          <w:rFonts w:ascii="SimSun" w:hAnsi="SimSun" w:eastAsia="SimSun" w:cs="SimSun"/>
-        </w:rPr>
-        <w:t xml:space="preserve"> </w:t>
-      </w:r>
-      <w:r>
-        <w:rPr>
-          <w:rStyle w:val="VerbatimChar"/>
-          <w:rFonts w:ascii="SimSun" w:hAnsi="SimSun" w:eastAsia="SimSun" w:cs="SimSun"/>
-        </w:rPr>
-        <w:t xml:space="preserve">反式产物</w:t>
-      </w:r>
-      <w:r>
-        <w:rPr>
-          <w:rFonts w:ascii="SimSun" w:hAnsi="SimSun" w:eastAsia="SimSun" w:cs="SimSun"/>
-        </w:rPr>
-        <w:br/>
-      </w:r>
-      <w:r>
-        <w:rPr>
-          <w:rStyle w:val="VerbatimChar"/>
-          <w:rFonts w:ascii="SimSun" w:hAnsi="SimSun" w:eastAsia="SimSun" w:cs="SimSun"/>
-        </w:rPr>
-        <w:t xml:space="preserve">  ──→  </w:t>
-      </w:r>
-      <w:r>
-        <w:rPr>
-          <w:rStyle w:val="VerbatimChar"/>
-          <w:rFonts w:ascii="SimSun" w:hAnsi="SimSun" w:eastAsia="SimSun" w:cs="SimSun"/>
-        </w:rPr>
-        <w:t>光</w:t>
-      </w:r>
-      <w:r>
-        <w:rPr>
-          <w:rStyle w:val="VerbatimChar"/>
-          <w:rFonts w:ascii="SimSun" w:hAnsi="SimSun" w:eastAsia="SimSun" w:cs="SimSun"/>
-        </w:rPr>
-        <w:t>：</w:t>
-      </w:r>
-      <w:r>
-        <w:rPr>
-          <w:rStyle w:val="VerbatimChar"/>
-          <w:rFonts w:ascii="SimSun" w:hAnsi="SimSun" w:eastAsia="SimSun" w:cs="SimSun"/>
-        </w:rPr>
-        <w:t>两个末端向相反方向旋转</w:t>
-      </w:r>
-      <w:r>
-        <w:rPr>
-          <w:rStyle w:val="VerbatimChar"/>
-          <w:rFonts w:ascii="SimSun" w:hAnsi="SimSun" w:eastAsia="SimSun" w:cs="SimSun"/>
-        </w:rPr>
-        <w:t>（</w:t>
-      </w:r>
-      <w:r>
-        <w:rPr>
-          <w:rStyle w:val="VerbatimChar"/>
-          <w:rFonts w:ascii="SimSun" w:hAnsi="SimSun" w:eastAsia="SimSun" w:cs="SimSun"/>
-        </w:rPr>
-        <w:t>对旋</w:t>
-      </w:r>
-      <w:r>
-        <w:rPr>
-          <w:rStyle w:val="VerbatimChar"/>
-          <w:rFonts w:ascii="SimSun" w:hAnsi="SimSun" w:eastAsia="SimSun" w:cs="SimSun"/>
-        </w:rPr>
-        <w:t>）→</w:t>
-      </w:r>
-      <w:r>
-        <w:rPr>
-          <w:rStyle w:val="VerbatimChar"/>
-          <w:rFonts w:ascii="SimSun" w:hAnsi="SimSun" w:eastAsia="SimSun" w:cs="SimSun"/>
-        </w:rPr>
-        <w:t xml:space="preserve"> </w:t>
-      </w:r>
-      <w:r>
-        <w:rPr>
-          <w:rStyle w:val="VerbatimChar"/>
-          <w:rFonts w:ascii="SimSun" w:hAnsi="SimSun" w:eastAsia="SimSun" w:cs="SimSun"/>
-        </w:rPr>
-        <w:t xml:space="preserve">顺式产物</w:t>
-      </w:r>
-      <w:r>
-        <w:rPr>
-          <w:rFonts w:ascii="SimSun" w:hAnsi="SimSun" w:eastAsia="SimSun" w:cs="SimSun"/>
-        </w:rPr>
-        <w:br/>
-      </w:r>
-      <w:r>
-        <w:rPr>
-          <w:rFonts w:ascii="SimSun" w:hAnsi="SimSun" w:eastAsia="SimSun" w:cs="SimSun"/>
-        </w:rPr>
-        <w:br/>
-      </w:r>
-      <w:r>
-        <w:rPr>
-          <w:rStyle w:val="VerbatimChar"/>
-          <w:rFonts w:ascii="SimSun" w:hAnsi="SimSun" w:eastAsia="SimSun" w:cs="SimSun"/>
-        </w:rPr>
-        <w:t xml:space="preserve">4n+2 </w:t>
-      </w:r>
-      <w:r>
-        <w:rPr>
-          <w:rStyle w:val="VerbatimChar"/>
-          <w:rFonts w:ascii="SimSun" w:hAnsi="SimSun" w:eastAsia="SimSun" w:cs="SimSun"/>
-        </w:rPr>
-        <w:t>体系</w:t>
-      </w:r>
-      <w:r>
-        <w:rPr>
-          <w:rStyle w:val="VerbatimChar"/>
-          <w:rFonts w:ascii="SimSun" w:hAnsi="SimSun" w:eastAsia="SimSun" w:cs="SimSun"/>
-        </w:rPr>
-        <w:t>（</w:t>
-      </w:r>
-      <w:r>
-        <w:rPr>
-          <w:rStyle w:val="VerbatimChar"/>
-          <w:rFonts w:ascii="SimSun" w:hAnsi="SimSun" w:eastAsia="SimSun" w:cs="SimSun"/>
-        </w:rPr>
-        <w:t>如</w:t>
-      </w:r>
-      <w:r>
-        <w:rPr>
-          <w:rStyle w:val="VerbatimChar"/>
-          <w:rFonts w:ascii="SimSun" w:hAnsi="SimSun" w:eastAsia="SimSun" w:cs="SimSun"/>
-        </w:rPr>
-        <w:t xml:space="preserve"> 6π </w:t>
-      </w:r>
-      <w:r>
-        <w:rPr>
-          <w:rStyle w:val="VerbatimChar"/>
-          <w:rFonts w:ascii="SimSun" w:hAnsi="SimSun" w:eastAsia="SimSun" w:cs="SimSun"/>
-        </w:rPr>
-        <w:t>己三烯</w:t>
-      </w:r>
-      <w:r>
-        <w:rPr>
-          <w:rStyle w:val="VerbatimChar"/>
-          <w:rFonts w:ascii="SimSun" w:hAnsi="SimSun" w:eastAsia="SimSun" w:cs="SimSun"/>
-        </w:rPr>
-        <w:t>）：</w:t>
-      </w:r>
-      <w:r>
-        <w:rPr>
-          <w:rFonts w:ascii="SimSun" w:hAnsi="SimSun" w:eastAsia="SimSun" w:cs="SimSun"/>
-        </w:rPr>
-        <w:br/>
-      </w:r>
-      <w:r>
-        <w:rPr>
-          <w:rStyle w:val="VerbatimChar"/>
-          <w:rFonts w:ascii="SimSun" w:hAnsi="SimSun" w:eastAsia="SimSun" w:cs="SimSun"/>
-        </w:rPr>
-        <w:t xml:space="preserve">  ──→  </w:t>
-      </w:r>
-      <w:r>
-        <w:rPr>
-          <w:rStyle w:val="VerbatimChar"/>
-          <w:rFonts w:ascii="SimSun" w:hAnsi="SimSun" w:eastAsia="SimSun" w:cs="SimSun"/>
-        </w:rPr>
-        <w:t>热</w:t>
-      </w:r>
-      <w:r>
-        <w:rPr>
-          <w:rStyle w:val="VerbatimChar"/>
-          <w:rFonts w:ascii="SimSun" w:hAnsi="SimSun" w:eastAsia="SimSun" w:cs="SimSun"/>
-        </w:rPr>
-        <w:t>：</w:t>
-      </w:r>
-      <w:r>
-        <w:rPr>
-          <w:rStyle w:val="VerbatimChar"/>
-          <w:rFonts w:ascii="SimSun" w:hAnsi="SimSun" w:eastAsia="SimSun" w:cs="SimSun"/>
-        </w:rPr>
-        <w:t>两个末端向相反方向旋转</w:t>
-      </w:r>
-      <w:r>
-        <w:rPr>
-          <w:rStyle w:val="VerbatimChar"/>
-          <w:rFonts w:ascii="SimSun" w:hAnsi="SimSun" w:eastAsia="SimSun" w:cs="SimSun"/>
-        </w:rPr>
-        <w:t>（</w:t>
-      </w:r>
-      <w:r>
-        <w:rPr>
-          <w:rStyle w:val="VerbatimChar"/>
-          <w:rFonts w:ascii="SimSun" w:hAnsi="SimSun" w:eastAsia="SimSun" w:cs="SimSun"/>
-        </w:rPr>
-        <w:t>对旋</w:t>
-      </w:r>
-      <w:r>
-        <w:rPr>
-          <w:rStyle w:val="VerbatimChar"/>
-          <w:rFonts w:ascii="SimSun" w:hAnsi="SimSun" w:eastAsia="SimSun" w:cs="SimSun"/>
-        </w:rPr>
-        <w:t>）→</w:t>
-      </w:r>
-      <w:r>
-        <w:rPr>
-          <w:rStyle w:val="VerbatimChar"/>
-          <w:rFonts w:ascii="SimSun" w:hAnsi="SimSun" w:eastAsia="SimSun" w:cs="SimSun"/>
-        </w:rPr>
-        <w:t xml:space="preserve"> </w:t>
-      </w:r>
-      <w:r>
-        <w:rPr>
-          <w:rStyle w:val="VerbatimChar"/>
-          <w:rFonts w:ascii="SimSun" w:hAnsi="SimSun" w:eastAsia="SimSun" w:cs="SimSun"/>
-        </w:rPr>
-        <w:t xml:space="preserve">顺式产物</w:t>
-      </w:r>
-      <w:r>
-        <w:rPr>
-          <w:rFonts w:ascii="SimSun" w:hAnsi="SimSun" w:eastAsia="SimSun" w:cs="SimSun"/>
-        </w:rPr>
-        <w:br/>
-      </w:r>
-      <w:r>
-        <w:rPr>
-          <w:rStyle w:val="VerbatimChar"/>
-          <w:rFonts w:ascii="SimSun" w:hAnsi="SimSun" w:eastAsia="SimSun" w:cs="SimSun"/>
-        </w:rPr>
-        <w:t xml:space="preserve">  ──→  </w:t>
-      </w:r>
-      <w:r>
-        <w:rPr>
-          <w:rStyle w:val="VerbatimChar"/>
-          <w:rFonts w:ascii="SimSun" w:hAnsi="SimSun" w:eastAsia="SimSun" w:cs="SimSun"/>
-        </w:rPr>
-        <w:t>光</w:t>
-      </w:r>
-      <w:r>
-        <w:rPr>
-          <w:rStyle w:val="VerbatimChar"/>
-          <w:rFonts w:ascii="SimSun" w:hAnsi="SimSun" w:eastAsia="SimSun" w:cs="SimSun"/>
-        </w:rPr>
-        <w:t>：</w:t>
-      </w:r>
-      <w:r>
-        <w:rPr>
-          <w:rStyle w:val="VerbatimChar"/>
-          <w:rFonts w:ascii="SimSun" w:hAnsi="SimSun" w:eastAsia="SimSun" w:cs="SimSun"/>
-        </w:rPr>
-        <w:t>两个末端向相同方向旋转</w:t>
-      </w:r>
-      <w:r>
-        <w:rPr>
-          <w:rStyle w:val="VerbatimChar"/>
-          <w:rFonts w:ascii="SimSun" w:hAnsi="SimSun" w:eastAsia="SimSun" w:cs="SimSun"/>
-        </w:rPr>
-        <w:t>（</w:t>
-      </w:r>
-      <w:r>
-        <w:rPr>
-          <w:rStyle w:val="VerbatimChar"/>
-          <w:rFonts w:ascii="SimSun" w:hAnsi="SimSun" w:eastAsia="SimSun" w:cs="SimSun"/>
-        </w:rPr>
-        <w:t>顺旋</w:t>
-      </w:r>
-      <w:r>
-        <w:rPr>
-          <w:rStyle w:val="VerbatimChar"/>
-          <w:rFonts w:ascii="SimSun" w:hAnsi="SimSun" w:eastAsia="SimSun" w:cs="SimSun"/>
-        </w:rPr>
-        <w:t>）→</w:t>
-      </w:r>
-      <w:r>
-        <w:rPr>
-          <w:rStyle w:val="VerbatimChar"/>
-          <w:rFonts w:ascii="SimSun" w:hAnsi="SimSun" w:eastAsia="SimSun" w:cs="SimSun"/>
-        </w:rPr>
-        <w:t xml:space="preserve"> </w:t>
-      </w:r>
-      <w:r>
-        <w:rPr>
-          <w:rStyle w:val="VerbatimChar"/>
-          <w:rFonts w:ascii="SimSun" w:hAnsi="SimSun" w:eastAsia="SimSun" w:cs="SimSun"/>
+          <w:rFonts w:hint="eastAsia" w:ascii="SimSun" w:hAnsi="SimSun" w:eastAsia="SimSun" w:cs="SimSun"/>
         </w:rPr>
         <w:t xml:space="preserve">反式产物</w:t>
       </w:r>
@@ -6250,7 +6218,7 @@
         <w:pStyle w:val="Compact"/>
         <w:numPr>
           <w:ilvl w:val="0"/>
-          <w:numId w:val="1004"/>
+          <w:numId w:val="1005"/>
         </w:numPr>
       </w:pPr>
       <w:r>
@@ -6325,7 +6293,7 @@
         <w:pStyle w:val="Compact"/>
         <w:numPr>
           <w:ilvl w:val="0"/>
-          <w:numId w:val="1004"/>
+          <w:numId w:val="1005"/>
         </w:numPr>
       </w:pPr>
       <w:r>
@@ -6354,7 +6322,7 @@
         <w:pStyle w:val="Compact"/>
         <w:numPr>
           <w:ilvl w:val="0"/>
-          <w:numId w:val="1004"/>
+          <w:numId w:val="1005"/>
         </w:numPr>
       </w:pPr>
       <w:r>
@@ -6906,7 +6874,7 @@
         <w:pStyle w:val="Compact"/>
         <w:numPr>
           <w:ilvl w:val="0"/>
-          <w:numId w:val="1005"/>
+          <w:numId w:val="1006"/>
         </w:numPr>
       </w:pPr>
       <w:r>
@@ -6941,7 +6909,7 @@
         <w:pStyle w:val="Compact"/>
         <w:numPr>
           <w:ilvl w:val="0"/>
-          <w:numId w:val="1005"/>
+          <w:numId w:val="1006"/>
         </w:numPr>
       </w:pPr>
       <w:r>
@@ -6986,7 +6954,7 @@
         <w:pStyle w:val="Compact"/>
         <w:numPr>
           <w:ilvl w:val="0"/>
-          <w:numId w:val="1005"/>
+          <w:numId w:val="1006"/>
         </w:numPr>
       </w:pPr>
       <w:r>
@@ -7269,7 +7237,7 @@
         <w:pStyle w:val="Compact"/>
         <w:numPr>
           <w:ilvl w:val="0"/>
-          <w:numId w:val="1006"/>
+          <w:numId w:val="1007"/>
         </w:numPr>
       </w:pPr>
       <w:r>
@@ -7314,7 +7282,7 @@
         <w:pStyle w:val="Compact"/>
         <w:numPr>
           <w:ilvl w:val="0"/>
-          <w:numId w:val="1006"/>
+          <w:numId w:val="1007"/>
         </w:numPr>
       </w:pPr>
       <w:r>
@@ -7341,7 +7309,7 @@
         <w:pStyle w:val="Compact"/>
         <w:numPr>
           <w:ilvl w:val="0"/>
-          <w:numId w:val="1006"/>
+          <w:numId w:val="1007"/>
         </w:numPr>
       </w:pPr>
       <w:r>
@@ -8919,7 +8887,7 @@
         <w:pStyle w:val="Compact"/>
         <w:numPr>
           <w:ilvl w:val="0"/>
-          <w:numId w:val="1007"/>
+          <w:numId w:val="1008"/>
         </w:numPr>
       </w:pPr>
       <w:r>
@@ -9000,7 +8968,7 @@
         <w:pStyle w:val="Compact"/>
         <w:numPr>
           <w:ilvl w:val="0"/>
-          <w:numId w:val="1007"/>
+          <w:numId w:val="1008"/>
         </w:numPr>
       </w:pPr>
       <w:r>
@@ -9027,7 +8995,7 @@
         <w:pStyle w:val="Compact"/>
         <w:numPr>
           <w:ilvl w:val="0"/>
-          <w:numId w:val="1007"/>
+          <w:numId w:val="1008"/>
         </w:numPr>
       </w:pPr>
       <w:r>
@@ -9318,7 +9286,7 @@
         <w:pStyle w:val="Compact"/>
         <w:numPr>
           <w:ilvl w:val="0"/>
-          <w:numId w:val="1008"/>
+          <w:numId w:val="1009"/>
         </w:numPr>
       </w:pPr>
       <w:r>
@@ -9458,7 +9426,7 @@
         <w:pStyle w:val="Compact"/>
         <w:numPr>
           <w:ilvl w:val="0"/>
-          <w:numId w:val="1008"/>
+          <w:numId w:val="1009"/>
         </w:numPr>
       </w:pPr>
       <w:r>
@@ -9567,7 +9535,7 @@
         <w:pStyle w:val="Compact"/>
         <w:numPr>
           <w:ilvl w:val="0"/>
-          <w:numId w:val="1008"/>
+          <w:numId w:val="1009"/>
         </w:numPr>
       </w:pPr>
       <w:r>
@@ -11299,140 +11267,359 @@
       <w:r>
         <w:rPr>
           <w:rStyle w:val="VerbatimChar"/>
+          <w:rFonts w:hint="eastAsia" w:ascii="SimSun" w:hAnsi="SimSun" w:eastAsia="SimSun" w:cs="SimSun"/>
+        </w:rPr>
+        <w:t>反应物数</w:t>
+      </w:r>
+      <w:r>
+        <w:rPr>
+          <w:rStyle w:val="VerbatimChar"/>
+          <w:rFonts w:hint="eastAsia" w:ascii="SimSun" w:hAnsi="SimSun" w:eastAsia="SimSun" w:cs="SimSun"/>
+        </w:rPr>
+        <w:t>：</w:t>
+      </w:r>
+      <w:r>
+        <w:rPr>
           <w:rFonts w:ascii="SimSun" w:hAnsi="SimSun" w:eastAsia="SimSun" w:cs="SimSun"/>
         </w:rPr>
-        <w:t>反应物数</w:t>
+        <w:br/>
       </w:r>
       <w:r>
         <w:rPr>
           <w:rStyle w:val="VerbatimChar"/>
           <w:rFonts w:ascii="SimSun" w:hAnsi="SimSun" w:eastAsia="SimSun" w:cs="SimSun"/>
         </w:rPr>
-        <w:t>：</w:t>
-      </w:r>
-      <w:r>
-        <w:rPr>
-          <w:rFonts w:ascii="SimSun" w:hAnsi="SimSun" w:eastAsia="SimSun" w:cs="SimSun"/>
-        </w:rPr>
-        <w:br/>
+        <w:t xml:space="preserve">   - 2 </w:t>
+      </w:r>
+      <w:r>
+        <w:rPr>
+          <w:rStyle w:val="VerbatimChar"/>
+          <w:rFonts w:hint="eastAsia" w:ascii="SimSun" w:hAnsi="SimSun" w:eastAsia="SimSun" w:cs="SimSun"/>
+        </w:rPr>
+        <w:t xml:space="preserve">个</w:t>
       </w:r>
       <w:r>
         <w:rPr>
           <w:rStyle w:val="VerbatimChar"/>
           <w:rFonts w:ascii="SimSun" w:hAnsi="SimSun" w:eastAsia="SimSun" w:cs="SimSun"/>
         </w:rPr>
-        <w:t xml:space="preserve">   - 2 </w:t>
+        <w:t xml:space="preserve"> → </w:t>
+      </w:r>
+      <w:r>
+        <w:rPr>
+          <w:rStyle w:val="VerbatimChar"/>
+          <w:rFonts w:hint="eastAsia" w:ascii="SimSun" w:hAnsi="SimSun" w:eastAsia="SimSun" w:cs="SimSun"/>
+        </w:rPr>
+        <w:t>环加成</w:t>
+      </w:r>
+      <w:r>
+        <w:rPr>
+          <w:rStyle w:val="VerbatimChar"/>
+          <w:rFonts w:hint="eastAsia" w:ascii="SimSun" w:hAnsi="SimSun" w:eastAsia="SimSun" w:cs="SimSun"/>
+        </w:rPr>
+        <w:t>（[2+2]</w:t>
       </w:r>
       <w:r>
         <w:rPr>
           <w:rStyle w:val="VerbatimChar"/>
           <w:rFonts w:ascii="SimSun" w:hAnsi="SimSun" w:eastAsia="SimSun" w:cs="SimSun"/>
         </w:rPr>
-        <w:t xml:space="preserve">个</w:t>
+        <w:t xml:space="preserve"> </w:t>
+      </w:r>
+      <w:r>
+        <w:rPr>
+          <w:rStyle w:val="VerbatimChar"/>
+          <w:rFonts w:hint="eastAsia" w:ascii="SimSun" w:hAnsi="SimSun" w:eastAsia="SimSun" w:cs="SimSun"/>
+        </w:rPr>
+        <w:t xml:space="preserve">或</w:t>
       </w:r>
       <w:r>
         <w:rPr>
           <w:rStyle w:val="VerbatimChar"/>
           <w:rFonts w:ascii="SimSun" w:hAnsi="SimSun" w:eastAsia="SimSun" w:cs="SimSun"/>
         </w:rPr>
-        <w:t xml:space="preserve"> → </w:t>
+        <w:t xml:space="preserve"> </w:t>
+      </w:r>
+      <w:r>
+        <w:rPr>
+          <w:rStyle w:val="VerbatimChar"/>
+          <w:rFonts w:hint="eastAsia" w:ascii="SimSun" w:hAnsi="SimSun" w:eastAsia="SimSun" w:cs="SimSun"/>
+        </w:rPr>
+        <w:t xml:space="preserve">[4+2]）</w:t>
+      </w:r>
+      <w:r>
+        <w:rPr>
+          <w:rFonts w:ascii="SimSun" w:hAnsi="SimSun" w:eastAsia="SimSun" w:cs="SimSun"/>
+        </w:rPr>
+        <w:br/>
       </w:r>
       <w:r>
         <w:rPr>
           <w:rStyle w:val="VerbatimChar"/>
           <w:rFonts w:ascii="SimSun" w:hAnsi="SimSun" w:eastAsia="SimSun" w:cs="SimSun"/>
         </w:rPr>
-        <w:t>环加成</w:t>
+        <w:t xml:space="preserve">   - 1 </w:t>
+      </w:r>
+      <w:r>
+        <w:rPr>
+          <w:rStyle w:val="VerbatimChar"/>
+          <w:rFonts w:hint="eastAsia" w:ascii="SimSun" w:hAnsi="SimSun" w:eastAsia="SimSun" w:cs="SimSun"/>
+        </w:rPr>
+        <w:t xml:space="preserve">个</w:t>
       </w:r>
       <w:r>
         <w:rPr>
           <w:rStyle w:val="VerbatimChar"/>
           <w:rFonts w:ascii="SimSun" w:hAnsi="SimSun" w:eastAsia="SimSun" w:cs="SimSun"/>
         </w:rPr>
-        <w:t>（[2+2]</w:t>
+        <w:t xml:space="preserve"> → </w:t>
+      </w:r>
+      <w:r>
+        <w:rPr>
+          <w:rStyle w:val="VerbatimChar"/>
+          <w:rFonts w:hint="eastAsia" w:ascii="SimSun" w:hAnsi="SimSun" w:eastAsia="SimSun" w:cs="SimSun"/>
+        </w:rPr>
+        <w:t xml:space="preserve">看</w:t>
       </w:r>
       <w:r>
         <w:rPr>
           <w:rStyle w:val="VerbatimChar"/>
           <w:rFonts w:ascii="SimSun" w:hAnsi="SimSun" w:eastAsia="SimSun" w:cs="SimSun"/>
         </w:rPr>
-        <w:t xml:space="preserve"> </w:t>
+        <w:t xml:space="preserve"> σ </w:t>
+      </w:r>
+      <w:r>
+        <w:rPr>
+          <w:rStyle w:val="VerbatimChar"/>
+          <w:rFonts w:hint="eastAsia" w:ascii="SimSun" w:hAnsi="SimSun" w:eastAsia="SimSun" w:cs="SimSun"/>
+        </w:rPr>
+        <w:t>键变化</w:t>
+      </w:r>
+      <w:r>
+        <w:rPr>
+          <w:rStyle w:val="VerbatimChar"/>
+          <w:rFonts w:hint="eastAsia" w:ascii="SimSun" w:hAnsi="SimSun" w:eastAsia="SimSun" w:cs="SimSun"/>
+        </w:rPr>
+        <w:t>：</w:t>
+      </w:r>
+      <w:r>
+        <w:rPr>
+          <w:rFonts w:ascii="SimSun" w:hAnsi="SimSun" w:eastAsia="SimSun" w:cs="SimSun"/>
+        </w:rPr>
+        <w:br/>
       </w:r>
       <w:r>
         <w:rPr>
           <w:rStyle w:val="VerbatimChar"/>
           <w:rFonts w:ascii="SimSun" w:hAnsi="SimSun" w:eastAsia="SimSun" w:cs="SimSun"/>
         </w:rPr>
-        <w:t xml:space="preserve">或</w:t>
+        <w:t xml:space="preserve">     - σ </w:t>
+      </w:r>
+      <w:r>
+        <w:rPr>
+          <w:rStyle w:val="VerbatimChar"/>
+          <w:rFonts w:hint="eastAsia" w:ascii="SimSun" w:hAnsi="SimSun" w:eastAsia="SimSun" w:cs="SimSun"/>
+        </w:rPr>
+        <w:t>键断裂</w:t>
+      </w:r>
+      <w:r>
+        <w:rPr>
+          <w:rStyle w:val="VerbatimChar"/>
+          <w:rFonts w:hint="eastAsia" w:ascii="SimSun" w:hAnsi="SimSun" w:eastAsia="SimSun" w:cs="SimSun"/>
+        </w:rPr>
+        <w:t>+</w:t>
+      </w:r>
+      <w:r>
+        <w:rPr>
+          <w:rStyle w:val="VerbatimChar"/>
+          <w:rFonts w:hint="eastAsia" w:ascii="SimSun" w:hAnsi="SimSun" w:eastAsia="SimSun" w:cs="SimSun"/>
+        </w:rPr>
+        <w:t>形成在不同位置</w:t>
       </w:r>
       <w:r>
         <w:rPr>
           <w:rStyle w:val="VerbatimChar"/>
           <w:rFonts w:ascii="SimSun" w:hAnsi="SimSun" w:eastAsia="SimSun" w:cs="SimSun"/>
         </w:rPr>
-        <w:t xml:space="preserve"> </w:t>
+        <w:t xml:space="preserve"> → σ </w:t>
+      </w:r>
+      <w:r>
+        <w:rPr>
+          <w:rStyle w:val="VerbatimChar"/>
+          <w:rFonts w:hint="eastAsia" w:ascii="SimSun" w:hAnsi="SimSun" w:eastAsia="SimSun" w:cs="SimSun"/>
+        </w:rPr>
+        <w:t xml:space="preserve">迁移</w:t>
+      </w:r>
+      <w:r>
+        <w:rPr>
+          <w:rFonts w:ascii="SimSun" w:hAnsi="SimSun" w:eastAsia="SimSun" w:cs="SimSun"/>
+        </w:rPr>
+        <w:br/>
       </w:r>
       <w:r>
         <w:rPr>
           <w:rStyle w:val="VerbatimChar"/>
           <w:rFonts w:ascii="SimSun" w:hAnsi="SimSun" w:eastAsia="SimSun" w:cs="SimSun"/>
         </w:rPr>
-        <w:t xml:space="preserve">[4+2]）</w:t>
-      </w:r>
-      <w:r>
-        <w:rPr>
-          <w:rFonts w:ascii="SimSun" w:hAnsi="SimSun" w:eastAsia="SimSun" w:cs="SimSun"/>
-        </w:rPr>
-        <w:br/>
+        <w:t xml:space="preserve">     - </w:t>
+      </w:r>
+      <w:r>
+        <w:rPr>
+          <w:rStyle w:val="VerbatimChar"/>
+          <w:rFonts w:hint="eastAsia" w:ascii="SimSun" w:hAnsi="SimSun" w:eastAsia="SimSun" w:cs="SimSun"/>
+        </w:rPr>
+        <w:t>末端碳之间成键</w:t>
+      </w:r>
+      <w:r>
+        <w:rPr>
+          <w:rStyle w:val="VerbatimChar"/>
+          <w:rFonts w:hint="eastAsia" w:ascii="SimSun" w:hAnsi="SimSun" w:eastAsia="SimSun" w:cs="SimSun"/>
+        </w:rPr>
+        <w:t>/</w:t>
+      </w:r>
+      <w:r>
+        <w:rPr>
+          <w:rStyle w:val="VerbatimChar"/>
+          <w:rFonts w:hint="eastAsia" w:ascii="SimSun" w:hAnsi="SimSun" w:eastAsia="SimSun" w:cs="SimSun"/>
+        </w:rPr>
+        <w:t>断键</w:t>
       </w:r>
       <w:r>
         <w:rPr>
           <w:rStyle w:val="VerbatimChar"/>
           <w:rFonts w:ascii="SimSun" w:hAnsi="SimSun" w:eastAsia="SimSun" w:cs="SimSun"/>
         </w:rPr>
-        <w:t xml:space="preserve">   - 1 </w:t>
+        <w:t xml:space="preserve"> → </w:t>
+      </w:r>
+      <w:r>
+        <w:rPr>
+          <w:rStyle w:val="VerbatimChar"/>
+          <w:rFonts w:hint="eastAsia" w:ascii="SimSun" w:hAnsi="SimSun" w:eastAsia="SimSun" w:cs="SimSun"/>
+        </w:rPr>
+        <w:t xml:space="preserve">电环化</w:t>
+      </w:r>
+      <w:r>
+        <w:rPr>
+          <w:rFonts w:ascii="SimSun" w:hAnsi="SimSun" w:eastAsia="SimSun" w:cs="SimSun"/>
+        </w:rPr>
+        <w:br/>
+      </w:r>
+      <w:r>
+        <w:rPr>
+          <w:rFonts w:ascii="SimSun" w:hAnsi="SimSun" w:eastAsia="SimSun" w:cs="SimSun"/>
+        </w:rPr>
+        <w:br/>
       </w:r>
       <w:r>
         <w:rPr>
           <w:rStyle w:val="VerbatimChar"/>
           <w:rFonts w:ascii="SimSun" w:hAnsi="SimSun" w:eastAsia="SimSun" w:cs="SimSun"/>
         </w:rPr>
-        <w:t xml:space="preserve">个</w:t>
+        <w:t xml:space="preserve">② </w:t>
+      </w:r>
+      <w:r>
+        <w:rPr>
+          <w:rStyle w:val="VerbatimChar"/>
+          <w:rFonts w:hint="eastAsia" w:ascii="SimSun" w:hAnsi="SimSun" w:eastAsia="SimSun" w:cs="SimSun"/>
+        </w:rPr>
+        <w:t>反应条件</w:t>
+      </w:r>
+      <w:r>
+        <w:rPr>
+          <w:rStyle w:val="VerbatimChar"/>
+          <w:rFonts w:hint="eastAsia" w:ascii="SimSun" w:hAnsi="SimSun" w:eastAsia="SimSun" w:cs="SimSun"/>
+        </w:rPr>
+        <w:t>：</w:t>
+      </w:r>
+      <w:r>
+        <w:rPr>
+          <w:rFonts w:ascii="SimSun" w:hAnsi="SimSun" w:eastAsia="SimSun" w:cs="SimSun"/>
+        </w:rPr>
+        <w:br/>
       </w:r>
       <w:r>
         <w:rPr>
           <w:rStyle w:val="VerbatimChar"/>
           <w:rFonts w:ascii="SimSun" w:hAnsi="SimSun" w:eastAsia="SimSun" w:cs="SimSun"/>
         </w:rPr>
-        <w:t xml:space="preserve"> → </w:t>
+        <w:t xml:space="preserve">   - </w:t>
+      </w:r>
+      <w:r>
+        <w:rPr>
+          <w:rStyle w:val="VerbatimChar"/>
+          <w:rFonts w:hint="eastAsia" w:ascii="SimSun" w:hAnsi="SimSun" w:eastAsia="SimSun" w:cs="SimSun"/>
+        </w:rPr>
+        <w:t xml:space="preserve">加热</w:t>
       </w:r>
       <w:r>
         <w:rPr>
           <w:rStyle w:val="VerbatimChar"/>
           <w:rFonts w:ascii="SimSun" w:hAnsi="SimSun" w:eastAsia="SimSun" w:cs="SimSun"/>
         </w:rPr>
-        <w:t xml:space="preserve">看</w:t>
+        <w:t xml:space="preserve"> → </w:t>
+      </w:r>
+      <w:r>
+        <w:rPr>
+          <w:rStyle w:val="VerbatimChar"/>
+          <w:rFonts w:hint="eastAsia" w:ascii="SimSun" w:hAnsi="SimSun" w:eastAsia="SimSun" w:cs="SimSun"/>
+        </w:rPr>
+        <w:t>热允许</w:t>
+      </w:r>
+      <w:r>
+        <w:rPr>
+          <w:rStyle w:val="VerbatimChar"/>
+          <w:rFonts w:hint="eastAsia" w:ascii="SimSun" w:hAnsi="SimSun" w:eastAsia="SimSun" w:cs="SimSun"/>
+        </w:rPr>
+        <w:t>（D-A,</w:t>
       </w:r>
       <w:r>
         <w:rPr>
           <w:rStyle w:val="VerbatimChar"/>
           <w:rFonts w:ascii="SimSun" w:hAnsi="SimSun" w:eastAsia="SimSun" w:cs="SimSun"/>
         </w:rPr>
-        <w:t xml:space="preserve"> σ </w:t>
+        <w:t xml:space="preserve"> [3,3]-σ </w:t>
+      </w:r>
+      <w:r>
+        <w:rPr>
+          <w:rStyle w:val="VerbatimChar"/>
+          <w:rFonts w:hint="eastAsia" w:ascii="SimSun" w:hAnsi="SimSun" w:eastAsia="SimSun" w:cs="SimSun"/>
+        </w:rPr>
+        <w:t>迁移</w:t>
+      </w:r>
+      <w:r>
+        <w:rPr>
+          <w:rStyle w:val="VerbatimChar"/>
+          <w:rFonts w:hint="eastAsia" w:ascii="SimSun" w:hAnsi="SimSun" w:eastAsia="SimSun" w:cs="SimSun"/>
+        </w:rPr>
+        <w:t>,</w:t>
       </w:r>
       <w:r>
         <w:rPr>
           <w:rStyle w:val="VerbatimChar"/>
           <w:rFonts w:ascii="SimSun" w:hAnsi="SimSun" w:eastAsia="SimSun" w:cs="SimSun"/>
         </w:rPr>
-        <w:t>键变化</w:t>
+        <w:t xml:space="preserve"> </w:t>
+      </w:r>
+      <w:r>
+        <w:rPr>
+          <w:rStyle w:val="VerbatimChar"/>
+          <w:rFonts w:hint="eastAsia" w:ascii="SimSun" w:hAnsi="SimSun" w:eastAsia="SimSun" w:cs="SimSun"/>
+        </w:rPr>
+        <w:t xml:space="preserve">电环化</w:t>
       </w:r>
       <w:r>
         <w:rPr>
           <w:rStyle w:val="VerbatimChar"/>
           <w:rFonts w:ascii="SimSun" w:hAnsi="SimSun" w:eastAsia="SimSun" w:cs="SimSun"/>
         </w:rPr>
-        <w:t>：</w:t>
+        <w:t xml:space="preserve"> </w:t>
+      </w:r>
+      <w:r>
+        <w:rPr>
+          <w:rStyle w:val="VerbatimChar"/>
+          <w:rFonts w:hint="eastAsia" w:ascii="SimSun" w:hAnsi="SimSun" w:eastAsia="SimSun" w:cs="SimSun"/>
+        </w:rPr>
+        <w:t xml:space="preserve">4n+2）</w:t>
       </w:r>
       <w:r>
         <w:rPr>
@@ -11445,42 +11632,144 @@
           <w:rStyle w:val="VerbatimChar"/>
           <w:rFonts w:ascii="SimSun" w:hAnsi="SimSun" w:eastAsia="SimSun" w:cs="SimSun"/>
         </w:rPr>
-        <w:t xml:space="preserve">     - σ </w:t>
+        <w:t xml:space="preserve">   - </w:t>
+      </w:r>
+      <w:r>
+        <w:rPr>
+          <w:rStyle w:val="VerbatimChar"/>
+          <w:rFonts w:hint="eastAsia" w:ascii="SimSun" w:hAnsi="SimSun" w:eastAsia="SimSun" w:cs="SimSun"/>
+        </w:rPr>
+        <w:t xml:space="preserve">光照</w:t>
       </w:r>
       <w:r>
         <w:rPr>
           <w:rStyle w:val="VerbatimChar"/>
           <w:rFonts w:ascii="SimSun" w:hAnsi="SimSun" w:eastAsia="SimSun" w:cs="SimSun"/>
         </w:rPr>
-        <w:t>键断裂</w:t>
+        <w:t xml:space="preserve"> → </w:t>
+      </w:r>
+      <w:r>
+        <w:rPr>
+          <w:rStyle w:val="VerbatimChar"/>
+          <w:rFonts w:hint="eastAsia" w:ascii="SimSun" w:hAnsi="SimSun" w:eastAsia="SimSun" w:cs="SimSun"/>
+        </w:rPr>
+        <w:t>光允许</w:t>
+      </w:r>
+      <w:r>
+        <w:rPr>
+          <w:rStyle w:val="VerbatimChar"/>
+          <w:rFonts w:hint="eastAsia" w:ascii="SimSun" w:hAnsi="SimSun" w:eastAsia="SimSun" w:cs="SimSun"/>
+        </w:rPr>
+        <w:t>（[2+2],</w:t>
       </w:r>
       <w:r>
         <w:rPr>
           <w:rStyle w:val="VerbatimChar"/>
           <w:rFonts w:ascii="SimSun" w:hAnsi="SimSun" w:eastAsia="SimSun" w:cs="SimSun"/>
         </w:rPr>
-        <w:t>+</w:t>
+        <w:t xml:space="preserve"> </w:t>
+      </w:r>
+      <w:r>
+        <w:rPr>
+          <w:rStyle w:val="VerbatimChar"/>
+          <w:rFonts w:hint="eastAsia" w:ascii="SimSun" w:hAnsi="SimSun" w:eastAsia="SimSun" w:cs="SimSun"/>
+        </w:rPr>
+        <w:t xml:space="preserve">电环化</w:t>
       </w:r>
       <w:r>
         <w:rPr>
           <w:rStyle w:val="VerbatimChar"/>
           <w:rFonts w:ascii="SimSun" w:hAnsi="SimSun" w:eastAsia="SimSun" w:cs="SimSun"/>
         </w:rPr>
-        <w:t>形成在不同位置</w:t>
+        <w:t xml:space="preserve"> </w:t>
+      </w:r>
+      <w:r>
+        <w:rPr>
+          <w:rStyle w:val="VerbatimChar"/>
+          <w:rFonts w:hint="eastAsia" w:ascii="SimSun" w:hAnsi="SimSun" w:eastAsia="SimSun" w:cs="SimSun"/>
+        </w:rPr>
+        <w:t xml:space="preserve">4n）</w:t>
+      </w:r>
+      <w:r>
+        <w:rPr>
+          <w:rFonts w:ascii="SimSun" w:hAnsi="SimSun" w:eastAsia="SimSun" w:cs="SimSun"/>
+        </w:rPr>
+        <w:br/>
+      </w:r>
+      <w:r>
+        <w:rPr>
+          <w:rFonts w:ascii="SimSun" w:hAnsi="SimSun" w:eastAsia="SimSun" w:cs="SimSun"/>
+        </w:rPr>
+        <w:br/>
       </w:r>
       <w:r>
         <w:rPr>
           <w:rStyle w:val="VerbatimChar"/>
           <w:rFonts w:ascii="SimSun" w:hAnsi="SimSun" w:eastAsia="SimSun" w:cs="SimSun"/>
         </w:rPr>
-        <w:t xml:space="preserve"> → σ </w:t>
+        <w:t xml:space="preserve">③ π </w:t>
+      </w:r>
+      <w:r>
+        <w:rPr>
+          <w:rStyle w:val="VerbatimChar"/>
+          <w:rFonts w:hint="eastAsia" w:ascii="SimSun" w:hAnsi="SimSun" w:eastAsia="SimSun" w:cs="SimSun"/>
+        </w:rPr>
+        <w:t>电子数</w:t>
+      </w:r>
+      <w:r>
+        <w:rPr>
+          <w:rStyle w:val="VerbatimChar"/>
+          <w:rFonts w:hint="eastAsia" w:ascii="SimSun" w:hAnsi="SimSun" w:eastAsia="SimSun" w:cs="SimSun"/>
+        </w:rPr>
+        <w:t>（</w:t>
+      </w:r>
+      <w:r>
+        <w:rPr>
+          <w:rStyle w:val="VerbatimChar"/>
+          <w:rFonts w:hint="eastAsia" w:ascii="SimSun" w:hAnsi="SimSun" w:eastAsia="SimSun" w:cs="SimSun"/>
+        </w:rPr>
+        <w:t>电环化用</w:t>
+      </w:r>
+      <w:r>
+        <w:rPr>
+          <w:rStyle w:val="VerbatimChar"/>
+          <w:rFonts w:hint="eastAsia" w:ascii="SimSun" w:hAnsi="SimSun" w:eastAsia="SimSun" w:cs="SimSun"/>
+        </w:rPr>
+        <w:t>）：</w:t>
+      </w:r>
+      <w:r>
+        <w:rPr>
+          <w:rFonts w:ascii="SimSun" w:hAnsi="SimSun" w:eastAsia="SimSun" w:cs="SimSun"/>
+        </w:rPr>
+        <w:br/>
       </w:r>
       <w:r>
         <w:rPr>
           <w:rStyle w:val="VerbatimChar"/>
           <w:rFonts w:ascii="SimSun" w:hAnsi="SimSun" w:eastAsia="SimSun" w:cs="SimSun"/>
         </w:rPr>
-        <w:t xml:space="preserve">迁移</w:t>
+        <w:t xml:space="preserve">   - 4n → </w:t>
+      </w:r>
+      <w:r>
+        <w:rPr>
+          <w:rStyle w:val="VerbatimChar"/>
+          <w:rFonts w:hint="eastAsia" w:ascii="SimSun" w:hAnsi="SimSun" w:eastAsia="SimSun" w:cs="SimSun"/>
+        </w:rPr>
+        <w:t>热顺旋</w:t>
+      </w:r>
+      <w:r>
+        <w:rPr>
+          <w:rStyle w:val="VerbatimChar"/>
+          <w:rFonts w:hint="eastAsia" w:ascii="SimSun" w:hAnsi="SimSun" w:eastAsia="SimSun" w:cs="SimSun"/>
+        </w:rPr>
+        <w:t>，</w:t>
+      </w:r>
+      <w:r>
+        <w:rPr>
+          <w:rStyle w:val="VerbatimChar"/>
+          <w:rFonts w:hint="eastAsia" w:ascii="SimSun" w:hAnsi="SimSun" w:eastAsia="SimSun" w:cs="SimSun"/>
+        </w:rPr>
+        <w:t>光对旋</w:t>
       </w:r>
       <w:r>
         <w:rPr>
@@ -11493,347 +11782,26 @@
           <w:rStyle w:val="VerbatimChar"/>
           <w:rFonts w:ascii="SimSun" w:hAnsi="SimSun" w:eastAsia="SimSun" w:cs="SimSun"/>
         </w:rPr>
-        <w:t xml:space="preserve">     - </w:t>
+        <w:t xml:space="preserve">   - 4n+2 → </w:t>
       </w:r>
       <w:r>
         <w:rPr>
           <w:rStyle w:val="VerbatimChar"/>
-          <w:rFonts w:ascii="SimSun" w:hAnsi="SimSun" w:eastAsia="SimSun" w:cs="SimSun"/>
-        </w:rPr>
-        <w:t>末端碳之间成键</w:t>
+          <w:rFonts w:hint="eastAsia" w:ascii="SimSun" w:hAnsi="SimSun" w:eastAsia="SimSun" w:cs="SimSun"/>
+        </w:rPr>
+        <w:t>热对旋</w:t>
       </w:r>
       <w:r>
         <w:rPr>
           <w:rStyle w:val="VerbatimChar"/>
-          <w:rFonts w:ascii="SimSun" w:hAnsi="SimSun" w:eastAsia="SimSun" w:cs="SimSun"/>
-        </w:rPr>
-        <w:t>/</w:t>
+          <w:rFonts w:hint="eastAsia" w:ascii="SimSun" w:hAnsi="SimSun" w:eastAsia="SimSun" w:cs="SimSun"/>
+        </w:rPr>
+        <w:t>，</w:t>
       </w:r>
       <w:r>
         <w:rPr>
           <w:rStyle w:val="VerbatimChar"/>
-          <w:rFonts w:ascii="SimSun" w:hAnsi="SimSun" w:eastAsia="SimSun" w:cs="SimSun"/>
-        </w:rPr>
-        <w:t>断键</w:t>
-      </w:r>
-      <w:r>
-        <w:rPr>
-          <w:rStyle w:val="VerbatimChar"/>
-          <w:rFonts w:ascii="SimSun" w:hAnsi="SimSun" w:eastAsia="SimSun" w:cs="SimSun"/>
-        </w:rPr>
-        <w:t xml:space="preserve"> → </w:t>
-      </w:r>
-      <w:r>
-        <w:rPr>
-          <w:rStyle w:val="VerbatimChar"/>
-          <w:rFonts w:ascii="SimSun" w:hAnsi="SimSun" w:eastAsia="SimSun" w:cs="SimSun"/>
-        </w:rPr>
-        <w:t xml:space="preserve">电环化</w:t>
-      </w:r>
-      <w:r>
-        <w:rPr>
-          <w:rFonts w:ascii="SimSun" w:hAnsi="SimSun" w:eastAsia="SimSun" w:cs="SimSun"/>
-        </w:rPr>
-        <w:br/>
-      </w:r>
-      <w:r>
-        <w:rPr>
-          <w:rFonts w:ascii="SimSun" w:hAnsi="SimSun" w:eastAsia="SimSun" w:cs="SimSun"/>
-        </w:rPr>
-        <w:br/>
-      </w:r>
-      <w:r>
-        <w:rPr>
-          <w:rStyle w:val="VerbatimChar"/>
-          <w:rFonts w:ascii="SimSun" w:hAnsi="SimSun" w:eastAsia="SimSun" w:cs="SimSun"/>
-        </w:rPr>
-        <w:t xml:space="preserve">② </w:t>
-      </w:r>
-      <w:r>
-        <w:rPr>
-          <w:rStyle w:val="VerbatimChar"/>
-          <w:rFonts w:ascii="SimSun" w:hAnsi="SimSun" w:eastAsia="SimSun" w:cs="SimSun"/>
-        </w:rPr>
-        <w:t>反应条件</w:t>
-      </w:r>
-      <w:r>
-        <w:rPr>
-          <w:rStyle w:val="VerbatimChar"/>
-          <w:rFonts w:ascii="SimSun" w:hAnsi="SimSun" w:eastAsia="SimSun" w:cs="SimSun"/>
-        </w:rPr>
-        <w:t>：</w:t>
-      </w:r>
-      <w:r>
-        <w:rPr>
-          <w:rFonts w:ascii="SimSun" w:hAnsi="SimSun" w:eastAsia="SimSun" w:cs="SimSun"/>
-        </w:rPr>
-        <w:br/>
-      </w:r>
-      <w:r>
-        <w:rPr>
-          <w:rStyle w:val="VerbatimChar"/>
-          <w:rFonts w:ascii="SimSun" w:hAnsi="SimSun" w:eastAsia="SimSun" w:cs="SimSun"/>
-        </w:rPr>
-        <w:t xml:space="preserve">   - </w:t>
-      </w:r>
-      <w:r>
-        <w:rPr>
-          <w:rStyle w:val="VerbatimChar"/>
-          <w:rFonts w:ascii="SimSun" w:hAnsi="SimSun" w:eastAsia="SimSun" w:cs="SimSun"/>
-        </w:rPr>
-        <w:t xml:space="preserve">加热</w:t>
-      </w:r>
-      <w:r>
-        <w:rPr>
-          <w:rStyle w:val="VerbatimChar"/>
-          <w:rFonts w:ascii="SimSun" w:hAnsi="SimSun" w:eastAsia="SimSun" w:cs="SimSun"/>
-        </w:rPr>
-        <w:t xml:space="preserve"> → </w:t>
-      </w:r>
-      <w:r>
-        <w:rPr>
-          <w:rStyle w:val="VerbatimChar"/>
-          <w:rFonts w:ascii="SimSun" w:hAnsi="SimSun" w:eastAsia="SimSun" w:cs="SimSun"/>
-        </w:rPr>
-        <w:t>热允许</w:t>
-      </w:r>
-      <w:r>
-        <w:rPr>
-          <w:rStyle w:val="VerbatimChar"/>
-          <w:rFonts w:ascii="SimSun" w:hAnsi="SimSun" w:eastAsia="SimSun" w:cs="SimSun"/>
-        </w:rPr>
-        <w:t>（D-A,</w:t>
-      </w:r>
-      <w:r>
-        <w:rPr>
-          <w:rStyle w:val="VerbatimChar"/>
-          <w:rFonts w:ascii="SimSun" w:hAnsi="SimSun" w:eastAsia="SimSun" w:cs="SimSun"/>
-        </w:rPr>
-        <w:t xml:space="preserve"> [3,3]-σ </w:t>
-      </w:r>
-      <w:r>
-        <w:rPr>
-          <w:rStyle w:val="VerbatimChar"/>
-          <w:rFonts w:ascii="SimSun" w:hAnsi="SimSun" w:eastAsia="SimSun" w:cs="SimSun"/>
-        </w:rPr>
-        <w:t>迁移</w:t>
-      </w:r>
-      <w:r>
-        <w:rPr>
-          <w:rStyle w:val="VerbatimChar"/>
-          <w:rFonts w:ascii="SimSun" w:hAnsi="SimSun" w:eastAsia="SimSun" w:cs="SimSun"/>
-        </w:rPr>
-        <w:t>,</w:t>
-      </w:r>
-      <w:r>
-        <w:rPr>
-          <w:rStyle w:val="VerbatimChar"/>
-          <w:rFonts w:ascii="SimSun" w:hAnsi="SimSun" w:eastAsia="SimSun" w:cs="SimSun"/>
-        </w:rPr>
-        <w:t xml:space="preserve"> </w:t>
-      </w:r>
-      <w:r>
-        <w:rPr>
-          <w:rStyle w:val="VerbatimChar"/>
-          <w:rFonts w:ascii="SimSun" w:hAnsi="SimSun" w:eastAsia="SimSun" w:cs="SimSun"/>
-        </w:rPr>
-        <w:t xml:space="preserve">电环化</w:t>
-      </w:r>
-      <w:r>
-        <w:rPr>
-          <w:rStyle w:val="VerbatimChar"/>
-          <w:rFonts w:ascii="SimSun" w:hAnsi="SimSun" w:eastAsia="SimSun" w:cs="SimSun"/>
-        </w:rPr>
-        <w:t xml:space="preserve"> </w:t>
-      </w:r>
-      <w:r>
-        <w:rPr>
-          <w:rStyle w:val="VerbatimChar"/>
-          <w:rFonts w:ascii="SimSun" w:hAnsi="SimSun" w:eastAsia="SimSun" w:cs="SimSun"/>
-        </w:rPr>
-        <w:t xml:space="preserve">4n+2）</w:t>
-      </w:r>
-      <w:r>
-        <w:rPr>
-          <w:rFonts w:ascii="SimSun" w:hAnsi="SimSun" w:eastAsia="SimSun" w:cs="SimSun"/>
-        </w:rPr>
-        <w:br/>
-      </w:r>
-      <w:r>
-        <w:rPr>
-          <w:rStyle w:val="VerbatimChar"/>
-          <w:rFonts w:ascii="SimSun" w:hAnsi="SimSun" w:eastAsia="SimSun" w:cs="SimSun"/>
-        </w:rPr>
-        <w:t xml:space="preserve">   - </w:t>
-      </w:r>
-      <w:r>
-        <w:rPr>
-          <w:rStyle w:val="VerbatimChar"/>
-          <w:rFonts w:ascii="SimSun" w:hAnsi="SimSun" w:eastAsia="SimSun" w:cs="SimSun"/>
-        </w:rPr>
-        <w:t xml:space="preserve">光照</w:t>
-      </w:r>
-      <w:r>
-        <w:rPr>
-          <w:rStyle w:val="VerbatimChar"/>
-          <w:rFonts w:ascii="SimSun" w:hAnsi="SimSun" w:eastAsia="SimSun" w:cs="SimSun"/>
-        </w:rPr>
-        <w:t xml:space="preserve"> → </w:t>
-      </w:r>
-      <w:r>
-        <w:rPr>
-          <w:rStyle w:val="VerbatimChar"/>
-          <w:rFonts w:ascii="SimSun" w:hAnsi="SimSun" w:eastAsia="SimSun" w:cs="SimSun"/>
-        </w:rPr>
-        <w:t>光允许</w:t>
-      </w:r>
-      <w:r>
-        <w:rPr>
-          <w:rStyle w:val="VerbatimChar"/>
-          <w:rFonts w:ascii="SimSun" w:hAnsi="SimSun" w:eastAsia="SimSun" w:cs="SimSun"/>
-        </w:rPr>
-        <w:t>（[2+2],</w:t>
-      </w:r>
-      <w:r>
-        <w:rPr>
-          <w:rStyle w:val="VerbatimChar"/>
-          <w:rFonts w:ascii="SimSun" w:hAnsi="SimSun" w:eastAsia="SimSun" w:cs="SimSun"/>
-        </w:rPr>
-        <w:t xml:space="preserve"> </w:t>
-      </w:r>
-      <w:r>
-        <w:rPr>
-          <w:rStyle w:val="VerbatimChar"/>
-          <w:rFonts w:ascii="SimSun" w:hAnsi="SimSun" w:eastAsia="SimSun" w:cs="SimSun"/>
-        </w:rPr>
-        <w:t xml:space="preserve">电环化</w:t>
-      </w:r>
-      <w:r>
-        <w:rPr>
-          <w:rStyle w:val="VerbatimChar"/>
-          <w:rFonts w:ascii="SimSun" w:hAnsi="SimSun" w:eastAsia="SimSun" w:cs="SimSun"/>
-        </w:rPr>
-        <w:t xml:space="preserve"> </w:t>
-      </w:r>
-      <w:r>
-        <w:rPr>
-          <w:rStyle w:val="VerbatimChar"/>
-          <w:rFonts w:ascii="SimSun" w:hAnsi="SimSun" w:eastAsia="SimSun" w:cs="SimSun"/>
-        </w:rPr>
-        <w:t xml:space="preserve">4n）</w:t>
-      </w:r>
-      <w:r>
-        <w:rPr>
-          <w:rFonts w:ascii="SimSun" w:hAnsi="SimSun" w:eastAsia="SimSun" w:cs="SimSun"/>
-        </w:rPr>
-        <w:br/>
-      </w:r>
-      <w:r>
-        <w:rPr>
-          <w:rFonts w:ascii="SimSun" w:hAnsi="SimSun" w:eastAsia="SimSun" w:cs="SimSun"/>
-        </w:rPr>
-        <w:br/>
-      </w:r>
-      <w:r>
-        <w:rPr>
-          <w:rStyle w:val="VerbatimChar"/>
-          <w:rFonts w:ascii="SimSun" w:hAnsi="SimSun" w:eastAsia="SimSun" w:cs="SimSun"/>
-        </w:rPr>
-        <w:t xml:space="preserve">③ π </w:t>
-      </w:r>
-      <w:r>
-        <w:rPr>
-          <w:rStyle w:val="VerbatimChar"/>
-          <w:rFonts w:ascii="SimSun" w:hAnsi="SimSun" w:eastAsia="SimSun" w:cs="SimSun"/>
-        </w:rPr>
-        <w:t>电子数</w:t>
-      </w:r>
-      <w:r>
-        <w:rPr>
-          <w:rStyle w:val="VerbatimChar"/>
-          <w:rFonts w:ascii="SimSun" w:hAnsi="SimSun" w:eastAsia="SimSun" w:cs="SimSun"/>
-        </w:rPr>
-        <w:t>（</w:t>
-      </w:r>
-      <w:r>
-        <w:rPr>
-          <w:rStyle w:val="VerbatimChar"/>
-          <w:rFonts w:ascii="SimSun" w:hAnsi="SimSun" w:eastAsia="SimSun" w:cs="SimSun"/>
-        </w:rPr>
-        <w:t>电环化用</w:t>
-      </w:r>
-      <w:r>
-        <w:rPr>
-          <w:rStyle w:val="VerbatimChar"/>
-          <w:rFonts w:ascii="SimSun" w:hAnsi="SimSun" w:eastAsia="SimSun" w:cs="SimSun"/>
-        </w:rPr>
-        <w:t>）：</w:t>
-      </w:r>
-      <w:r>
-        <w:rPr>
-          <w:rFonts w:ascii="SimSun" w:hAnsi="SimSun" w:eastAsia="SimSun" w:cs="SimSun"/>
-        </w:rPr>
-        <w:br/>
-      </w:r>
-      <w:r>
-        <w:rPr>
-          <w:rStyle w:val="VerbatimChar"/>
-          <w:rFonts w:ascii="SimSun" w:hAnsi="SimSun" w:eastAsia="SimSun" w:cs="SimSun"/>
-        </w:rPr>
-        <w:t xml:space="preserve">   - 4n → </w:t>
-      </w:r>
-      <w:r>
-        <w:rPr>
-          <w:rStyle w:val="VerbatimChar"/>
-          <w:rFonts w:ascii="SimSun" w:hAnsi="SimSun" w:eastAsia="SimSun" w:cs="SimSun"/>
-        </w:rPr>
-        <w:t>热顺旋</w:t>
-      </w:r>
-      <w:r>
-        <w:rPr>
-          <w:rStyle w:val="VerbatimChar"/>
-          <w:rFonts w:ascii="SimSun" w:hAnsi="SimSun" w:eastAsia="SimSun" w:cs="SimSun"/>
-        </w:rPr>
-        <w:t>，</w:t>
-      </w:r>
-      <w:r>
-        <w:rPr>
-          <w:rStyle w:val="VerbatimChar"/>
-          <w:rFonts w:ascii="SimSun" w:hAnsi="SimSun" w:eastAsia="SimSun" w:cs="SimSun"/>
-        </w:rPr>
-        <w:t>光对旋</w:t>
-      </w:r>
-      <w:r>
-        <w:rPr>
-          <w:rFonts w:ascii="SimSun" w:hAnsi="SimSun" w:eastAsia="SimSun" w:cs="SimSun"/>
-        </w:rPr>
-        <w:br/>
-      </w:r>
-      <w:r>
-        <w:rPr>
-          <w:rStyle w:val="VerbatimChar"/>
-          <w:rFonts w:ascii="SimSun" w:hAnsi="SimSun" w:eastAsia="SimSun" w:cs="SimSun"/>
-        </w:rPr>
-        <w:t xml:space="preserve">   - 4n+2 → </w:t>
-      </w:r>
-      <w:r>
-        <w:rPr>
-          <w:rStyle w:val="VerbatimChar"/>
-          <w:rFonts w:ascii="SimSun" w:hAnsi="SimSun" w:eastAsia="SimSun" w:cs="SimSun"/>
-        </w:rPr>
-        <w:t>热对旋</w:t>
-      </w:r>
-      <w:r>
-        <w:rPr>
-          <w:rStyle w:val="VerbatimChar"/>
-          <w:rFonts w:ascii="SimSun" w:hAnsi="SimSun" w:eastAsia="SimSun" w:cs="SimSun"/>
-        </w:rPr>
-        <w:t>，</w:t>
-      </w:r>
-      <w:r>
-        <w:rPr>
-          <w:rStyle w:val="VerbatimChar"/>
-          <w:rFonts w:ascii="SimSun" w:hAnsi="SimSun" w:eastAsia="SimSun" w:cs="SimSun"/>
+          <w:rFonts w:hint="eastAsia" w:ascii="SimSun" w:hAnsi="SimSun" w:eastAsia="SimSun" w:cs="SimSun"/>
         </w:rPr>
         <w:t>光顺旋</w:t>
       </w:r>
@@ -13058,7 +13026,7 @@
       <w:pPr>
         <w:numPr>
           <w:ilvl w:val="0"/>
-          <w:numId w:val="1009"/>
+          <w:numId w:val="1010"/>
         </w:numPr>
       </w:pPr>
       <w:r>
@@ -13088,60 +13056,6 @@
     </w:p>
     <w:p>
       <w:pPr>
-        <w:numPr>
-          <w:ilvl w:val="0"/>
-          <w:numId w:val="1009"/>
-        </w:numPr>
-      </w:pPr>
-      <w:r>
-        <w:rPr>
-          <w:rFonts w:hint="eastAsia" w:ascii="Times New Roman" w:hAnsi="Times New Roman" w:eastAsia="FangSong" w:cs="Times New Roman"/>
-        </w:rPr>
-        <w:t>前线轨道理论</w:t>
-      </w:r>
-      <w:r>
-        <w:rPr>
-          <w:rFonts w:hint="eastAsia" w:ascii="Times New Roman" w:hAnsi="Times New Roman" w:eastAsia="Times New Roman" w:cs="Times New Roman"/>
-        </w:rPr>
-        <w:t>（FMO）</w:t>
-      </w:r>
-      <w:r>
-        <w:rPr>
-          <w:rFonts w:hint="eastAsia" w:ascii="Times New Roman" w:hAnsi="Times New Roman" w:eastAsia="FangSong" w:cs="Times New Roman"/>
-        </w:rPr>
-        <w:t>判断周环反应允许性的两个条件是什么</w:t>
-      </w:r>
-      <w:r>
-        <w:rPr>
-          <w:rFonts w:hint="eastAsia" w:ascii="Times New Roman" w:hAnsi="Times New Roman" w:eastAsia="Times New Roman" w:cs="Times New Roman"/>
-        </w:rPr>
-        <w:t>？</w:t>
-      </w:r>
-    </w:p>
-    <w:p>
-      <w:pPr>
-        <w:pStyle w:val="FirstParagraph"/>
-      </w:pPr>
-      <w:r>
-        <w:rPr>
-          <w:rFonts w:ascii="Times New Roman" w:hAnsi="Times New Roman" w:eastAsia="Times New Roman" w:cs="Times New Roman"/>
-          <w:b/>
-          <w:bCs/>
-        </w:rPr>
-        <w:t xml:space="preserve">Diels-Alder </w:t>
-      </w:r>
-      <w:r>
-        <w:rPr>
-          <w:rFonts w:hint="eastAsia" w:ascii="Times New Roman" w:hAnsi="Times New Roman" w:eastAsia="FangSong" w:cs="Times New Roman"/>
-          <w:b/>
-          <w:bCs/>
-        </w:rPr>
-        <w:t xml:space="preserve">反应</w:t>
-      </w:r>
-    </w:p>
-    <w:p>
-      <w:pPr>
-        <w:pStyle w:val="Compact"/>
         <w:numPr>
           <w:ilvl w:val="0"/>
           <w:numId w:val="1010"/>
@@ -13151,6 +13065,60 @@
         <w:rPr>
           <w:rFonts w:hint="eastAsia" w:ascii="Times New Roman" w:hAnsi="Times New Roman" w:eastAsia="FangSong" w:cs="Times New Roman"/>
         </w:rPr>
+        <w:t>前线轨道理论</w:t>
+      </w:r>
+      <w:r>
+        <w:rPr>
+          <w:rFonts w:hint="eastAsia" w:ascii="Times New Roman" w:hAnsi="Times New Roman" w:eastAsia="Times New Roman" w:cs="Times New Roman"/>
+        </w:rPr>
+        <w:t>（FMO）</w:t>
+      </w:r>
+      <w:r>
+        <w:rPr>
+          <w:rFonts w:hint="eastAsia" w:ascii="Times New Roman" w:hAnsi="Times New Roman" w:eastAsia="FangSong" w:cs="Times New Roman"/>
+        </w:rPr>
+        <w:t>判断周环反应允许性的两个条件是什么</w:t>
+      </w:r>
+      <w:r>
+        <w:rPr>
+          <w:rFonts w:hint="eastAsia" w:ascii="Times New Roman" w:hAnsi="Times New Roman" w:eastAsia="Times New Roman" w:cs="Times New Roman"/>
+        </w:rPr>
+        <w:t>？</w:t>
+      </w:r>
+    </w:p>
+    <w:p>
+      <w:pPr>
+        <w:pStyle w:val="FirstParagraph"/>
+      </w:pPr>
+      <w:r>
+        <w:rPr>
+          <w:rFonts w:ascii="Times New Roman" w:hAnsi="Times New Roman" w:eastAsia="Times New Roman" w:cs="Times New Roman"/>
+          <w:b/>
+          <w:bCs/>
+        </w:rPr>
+        <w:t xml:space="preserve">Diels-Alder </w:t>
+      </w:r>
+      <w:r>
+        <w:rPr>
+          <w:rFonts w:hint="eastAsia" w:ascii="Times New Roman" w:hAnsi="Times New Roman" w:eastAsia="FangSong" w:cs="Times New Roman"/>
+          <w:b/>
+          <w:bCs/>
+        </w:rPr>
+        <w:t xml:space="preserve">反应</w:t>
+      </w:r>
+    </w:p>
+    <w:p>
+      <w:pPr>
+        <w:pStyle w:val="Compact"/>
+        <w:numPr>
+          <w:ilvl w:val="0"/>
+          <w:numId w:val="1011"/>
+        </w:numPr>
+      </w:pPr>
+      <w:r>
+        <w:rPr>
+          <w:rFonts w:hint="eastAsia" w:ascii="Times New Roman" w:hAnsi="Times New Roman" w:eastAsia="FangSong" w:cs="Times New Roman"/>
+        </w:rPr>
         <w:t xml:space="preserve">判断以下二烯能否发生</w:t>
       </w:r>
       <w:r>
@@ -13189,7 +13157,7 @@
         <w:pStyle w:val="Compact"/>
         <w:numPr>
           <w:ilvl w:val="1"/>
-          <w:numId w:val="1011"/>
+          <w:numId w:val="1012"/>
         </w:numPr>
       </w:pPr>
       <w:r>
@@ -13210,7 +13178,7 @@
         <w:pStyle w:val="Compact"/>
         <w:numPr>
           <w:ilvl w:val="1"/>
-          <w:numId w:val="1011"/>
+          <w:numId w:val="1012"/>
         </w:numPr>
       </w:pPr>
       <w:r>
@@ -13231,7 +13199,7 @@
         <w:pStyle w:val="Compact"/>
         <w:numPr>
           <w:ilvl w:val="1"/>
-          <w:numId w:val="1011"/>
+          <w:numId w:val="1012"/>
         </w:numPr>
       </w:pPr>
       <w:r>
@@ -13252,7 +13220,7 @@
         <w:pStyle w:val="Compact"/>
         <w:numPr>
           <w:ilvl w:val="1"/>
-          <w:numId w:val="1011"/>
+          <w:numId w:val="1012"/>
         </w:numPr>
       </w:pPr>
       <w:r>
@@ -13273,7 +13241,7 @@
         <w:pStyle w:val="Compact"/>
         <w:numPr>
           <w:ilvl w:val="1"/>
-          <w:numId w:val="1011"/>
+          <w:numId w:val="1012"/>
         </w:numPr>
       </w:pPr>
       <w:r>
@@ -13294,7 +13262,7 @@
         <w:pStyle w:val="Compact"/>
         <w:numPr>
           <w:ilvl w:val="0"/>
-          <w:numId w:val="1010"/>
+          <w:numId w:val="1011"/>
         </w:numPr>
       </w:pPr>
       <w:r>
@@ -13414,7 +13382,7 @@
         <w:pStyle w:val="Compact"/>
         <w:numPr>
           <w:ilvl w:val="0"/>
-          <w:numId w:val="1012"/>
+          <w:numId w:val="1013"/>
         </w:numPr>
       </w:pPr>
       <w:r>
@@ -13447,7 +13415,7 @@
         <w:pStyle w:val="Compact"/>
         <w:numPr>
           <w:ilvl w:val="1"/>
-          <w:numId w:val="1013"/>
+          <w:numId w:val="1014"/>
         </w:numPr>
       </w:pPr>
       <w:r>
@@ -13504,7 +13472,7 @@
         <w:pStyle w:val="Compact"/>
         <w:numPr>
           <w:ilvl w:val="1"/>
-          <w:numId w:val="1013"/>
+          <w:numId w:val="1014"/>
         </w:numPr>
       </w:pPr>
       <w:r>
@@ -13561,7 +13529,7 @@
         <w:pStyle w:val="Compact"/>
         <w:numPr>
           <w:ilvl w:val="1"/>
-          <w:numId w:val="1013"/>
+          <w:numId w:val="1014"/>
         </w:numPr>
       </w:pPr>
       <w:r>
@@ -13631,7 +13599,7 @@
         <w:pStyle w:val="Compact"/>
         <w:numPr>
           <w:ilvl w:val="0"/>
-          <w:numId w:val="1014"/>
+          <w:numId w:val="1015"/>
         </w:numPr>
       </w:pPr>
       <w:r>
@@ -13676,7 +13644,7 @@
         <w:pStyle w:val="Compact"/>
         <w:numPr>
           <w:ilvl w:val="1"/>
-          <w:numId w:val="1015"/>
+          <w:numId w:val="1016"/>
         </w:numPr>
       </w:pPr>
       <w:r>
@@ -13727,7 +13695,7 @@
         <w:pStyle w:val="Compact"/>
         <w:numPr>
           <w:ilvl w:val="1"/>
-          <w:numId w:val="1015"/>
+          <w:numId w:val="1016"/>
         </w:numPr>
       </w:pPr>
       <w:r>
@@ -13778,7 +13746,7 @@
         <w:pStyle w:val="Compact"/>
         <w:numPr>
           <w:ilvl w:val="1"/>
-          <w:numId w:val="1015"/>
+          <w:numId w:val="1016"/>
         </w:numPr>
       </w:pPr>
       <w:r>
@@ -13850,7 +13818,7 @@
         <w:pStyle w:val="Compact"/>
         <w:numPr>
           <w:ilvl w:val="0"/>
-          <w:numId w:val="1016"/>
+          <w:numId w:val="1017"/>
         </w:numPr>
       </w:pPr>
       <w:r>
@@ -13895,7 +13863,7 @@
         <w:pStyle w:val="Compact"/>
         <w:numPr>
           <w:ilvl w:val="1"/>
-          <w:numId w:val="1017"/>
+          <w:numId w:val="1018"/>
         </w:numPr>
       </w:pPr>
       <w:r>
@@ -13916,7 +13884,7 @@
         <w:pStyle w:val="Compact"/>
         <w:numPr>
           <w:ilvl w:val="1"/>
-          <w:numId w:val="1017"/>
+          <w:numId w:val="1018"/>
         </w:numPr>
       </w:pPr>
       <w:r>
@@ -13937,7 +13905,7 @@
         <w:pStyle w:val="Compact"/>
         <w:numPr>
           <w:ilvl w:val="1"/>
-          <w:numId w:val="1017"/>
+          <w:numId w:val="1018"/>
         </w:numPr>
       </w:pPr>
       <w:r>
@@ -14047,7 +14015,7 @@
         <w:pStyle w:val="Compact"/>
         <w:numPr>
           <w:ilvl w:val="0"/>
-          <w:numId w:val="1018"/>
+          <w:numId w:val="1019"/>
         </w:numPr>
       </w:pPr>
       <w:r>
@@ -14098,7 +14066,7 @@
         <w:pStyle w:val="Compact"/>
         <w:numPr>
           <w:ilvl w:val="1"/>
-          <w:numId w:val="1019"/>
+          <w:numId w:val="1020"/>
         </w:numPr>
       </w:pPr>
       <w:r>
@@ -14161,7 +14129,7 @@
         <w:pStyle w:val="Compact"/>
         <w:numPr>
           <w:ilvl w:val="1"/>
-          <w:numId w:val="1019"/>
+          <w:numId w:val="1020"/>
         </w:numPr>
       </w:pPr>
       <w:r>
@@ -14224,7 +14192,7 @@
         <w:pStyle w:val="Compact"/>
         <w:numPr>
           <w:ilvl w:val="1"/>
-          <w:numId w:val="1019"/>
+          <w:numId w:val="1020"/>
         </w:numPr>
       </w:pPr>
       <w:r>
@@ -14290,7 +14258,7 @@
         <w:pStyle w:val="Compact"/>
         <w:numPr>
           <w:ilvl w:val="0"/>
-          <w:numId w:val="1020"/>
+          <w:numId w:val="1021"/>
         </w:numPr>
       </w:pPr>
       <w:r>
@@ -14323,7 +14291,7 @@
         <w:pStyle w:val="Compact"/>
         <w:numPr>
           <w:ilvl w:val="1"/>
-          <w:numId w:val="1021"/>
+          <w:numId w:val="1022"/>
         </w:numPr>
       </w:pPr>
       <w:r>
@@ -14338,7 +14306,7 @@
         <w:pStyle w:val="Compact"/>
         <w:numPr>
           <w:ilvl w:val="1"/>
-          <w:numId w:val="1021"/>
+          <w:numId w:val="1022"/>
         </w:numPr>
       </w:pPr>
       <w:r>
@@ -14383,7 +14351,7 @@
         <w:pStyle w:val="Compact"/>
         <w:numPr>
           <w:ilvl w:val="0"/>
-          <w:numId w:val="1020"/>
+          <w:numId w:val="1021"/>
         </w:numPr>
       </w:pPr>
       <w:r>
@@ -14497,7 +14465,7 @@
         <w:pStyle w:val="Compact"/>
         <w:numPr>
           <w:ilvl w:val="0"/>
-          <w:numId w:val="1022"/>
+          <w:numId w:val="1023"/>
         </w:numPr>
       </w:pPr>
       <w:r>
@@ -14542,7 +14510,7 @@
         <w:pStyle w:val="Compact"/>
         <w:numPr>
           <w:ilvl w:val="1"/>
-          <w:numId w:val="1023"/>
+          <w:numId w:val="1024"/>
         </w:numPr>
       </w:pPr>
       <w:r>
@@ -14581,7 +14549,7 @@
         <w:pStyle w:val="Compact"/>
         <w:numPr>
           <w:ilvl w:val="1"/>
-          <w:numId w:val="1023"/>
+          <w:numId w:val="1024"/>
         </w:numPr>
       </w:pPr>
       <w:r>
@@ -14602,7 +14570,7 @@
         <w:pStyle w:val="Compact"/>
         <w:numPr>
           <w:ilvl w:val="1"/>
-          <w:numId w:val="1023"/>
+          <w:numId w:val="1024"/>
         </w:numPr>
       </w:pPr>
       <w:r>
@@ -14644,7 +14612,7 @@
         <w:pStyle w:val="Compact"/>
         <w:numPr>
           <w:ilvl w:val="0"/>
-          <w:numId w:val="1024"/>
+          <w:numId w:val="1025"/>
         </w:numPr>
       </w:pPr>
       <w:r>
@@ -14738,7 +14706,7 @@
       <w:pPr>
         <w:numPr>
           <w:ilvl w:val="0"/>
-          <w:numId w:val="1025"/>
+          <w:numId w:val="1026"/>
         </w:numPr>
       </w:pPr>
       <w:r>
@@ -14944,293 +14912,6 @@
           <w:rFonts w:hint="eastAsia" w:ascii="Times New Roman" w:hAnsi="Times New Roman" w:eastAsia="Times New Roman" w:cs="Times New Roman"/>
         </w:rPr>
         <w:t>。</w:t>
-      </w:r>
-    </w:p>
-    <w:p>
-      <w:pPr>
-        <w:pStyle w:val="Compact"/>
-        <w:numPr>
-          <w:ilvl w:val="1"/>
-          <w:numId w:val="1026"/>
-        </w:numPr>
-      </w:pPr>
-      <w:r>
-        <w:rPr>
-          <w:rFonts w:hint="eastAsia" w:ascii="Times New Roman" w:hAnsi="Times New Roman" w:eastAsia="FangSong" w:cs="Times New Roman"/>
-        </w:rPr>
-        <w:t xml:space="preserve">画出</w:t>
-      </w:r>
-      <w:r>
-        <w:rPr>
-          <w:rFonts w:ascii="Times New Roman" w:hAnsi="Times New Roman" w:eastAsia="Times New Roman" w:cs="Times New Roman"/>
-        </w:rPr>
-        <w:t xml:space="preserve"> A </w:t>
-      </w:r>
-      <w:r>
-        <w:rPr>
-          <w:rFonts w:hint="eastAsia" w:ascii="Times New Roman" w:hAnsi="Times New Roman" w:eastAsia="FangSong" w:cs="Times New Roman"/>
-        </w:rPr>
-        <w:t>的合理结构</w:t>
-      </w:r>
-      <w:r>
-        <w:rPr>
-          <w:rFonts w:hint="eastAsia" w:ascii="Times New Roman" w:hAnsi="Times New Roman" w:eastAsia="Times New Roman" w:cs="Times New Roman"/>
-        </w:rPr>
-        <w:t>（</w:t>
-      </w:r>
-      <w:r>
-        <w:rPr>
-          <w:rFonts w:hint="eastAsia" w:ascii="Times New Roman" w:hAnsi="Times New Roman" w:eastAsia="FangSong" w:cs="Times New Roman"/>
-        </w:rPr>
-        <w:t>提示</w:t>
-      </w:r>
-      <w:r>
-        <w:rPr>
-          <w:rFonts w:hint="eastAsia" w:ascii="Times New Roman" w:hAnsi="Times New Roman" w:eastAsia="Times New Roman" w:cs="Times New Roman"/>
-        </w:rPr>
-        <w:t>：A</w:t>
-      </w:r>
-      <w:r>
-        <w:rPr>
-          <w:rFonts w:ascii="Times New Roman" w:hAnsi="Times New Roman" w:eastAsia="Times New Roman" w:cs="Times New Roman"/>
-        </w:rPr>
-        <w:t xml:space="preserve"> </w:t>
-      </w:r>
-      <w:r>
-        <w:rPr>
-          <w:rFonts w:hint="eastAsia" w:ascii="Times New Roman" w:hAnsi="Times New Roman" w:eastAsia="FangSong" w:cs="Times New Roman"/>
-        </w:rPr>
-        <w:t>含一个六元环和一个侧链二烯</w:t>
-      </w:r>
-      <w:r>
-        <w:rPr>
-          <w:rFonts w:hint="eastAsia" w:ascii="Times New Roman" w:hAnsi="Times New Roman" w:eastAsia="Times New Roman" w:cs="Times New Roman"/>
-        </w:rPr>
-        <w:t>）。</w:t>
-      </w:r>
-    </w:p>
-    <w:p>
-      <w:pPr>
-        <w:pStyle w:val="Compact"/>
-        <w:numPr>
-          <w:ilvl w:val="1"/>
-          <w:numId w:val="1026"/>
-        </w:numPr>
-      </w:pPr>
-      <w:r>
-        <w:rPr>
-          <w:rFonts w:hint="eastAsia" w:ascii="Times New Roman" w:hAnsi="Times New Roman" w:eastAsia="FangSong" w:cs="Times New Roman"/>
-        </w:rPr>
-        <w:t xml:space="preserve">解释为什么</w:t>
-      </w:r>
-      <w:r>
-        <w:rPr>
-          <w:rFonts w:ascii="Times New Roman" w:hAnsi="Times New Roman" w:eastAsia="Times New Roman" w:cs="Times New Roman"/>
-        </w:rPr>
-        <w:t xml:space="preserve"> Retro-D-A </w:t>
-      </w:r>
-      <w:r>
-        <w:rPr>
-          <w:rFonts w:hint="eastAsia" w:ascii="Times New Roman" w:hAnsi="Times New Roman" w:eastAsia="FangSong" w:cs="Times New Roman"/>
-        </w:rPr>
-        <w:t>需要高温条件</w:t>
-      </w:r>
-      <w:r>
-        <w:rPr>
-          <w:rFonts w:hint="eastAsia" w:ascii="Times New Roman" w:hAnsi="Times New Roman" w:eastAsia="Times New Roman" w:cs="Times New Roman"/>
-        </w:rPr>
-        <w:t>。</w:t>
-      </w:r>
-    </w:p>
-    <w:p>
-      <w:pPr>
-        <w:pStyle w:val="Compact"/>
-        <w:numPr>
-          <w:ilvl w:val="1"/>
-          <w:numId w:val="1026"/>
-        </w:numPr>
-      </w:pPr>
-      <w:r>
-        <w:rPr>
-          <w:rFonts w:hint="eastAsia" w:ascii="Times New Roman" w:hAnsi="Times New Roman" w:eastAsia="FangSong" w:cs="Times New Roman"/>
-        </w:rPr>
-        <w:t xml:space="preserve">如果</w:t>
-      </w:r>
-      <w:r>
-        <w:rPr>
-          <w:rFonts w:ascii="Times New Roman" w:hAnsi="Times New Roman" w:eastAsia="Times New Roman" w:cs="Times New Roman"/>
-        </w:rPr>
-        <w:t xml:space="preserve"> B→C </w:t>
-      </w:r>
-      <w:r>
-        <w:rPr>
-          <w:rFonts w:hint="eastAsia" w:ascii="Times New Roman" w:hAnsi="Times New Roman" w:eastAsia="FangSong" w:cs="Times New Roman"/>
-        </w:rPr>
-        <w:t xml:space="preserve">是分子内</w:t>
-      </w:r>
-      <w:r>
-        <w:rPr>
-          <w:rFonts w:ascii="Times New Roman" w:hAnsi="Times New Roman" w:eastAsia="Times New Roman" w:cs="Times New Roman"/>
-        </w:rPr>
-        <w:t xml:space="preserve"> </w:t>
-      </w:r>
-      <w:r>
-        <w:rPr>
-          <w:rFonts w:hint="eastAsia" w:ascii="Times New Roman" w:hAnsi="Times New Roman" w:eastAsia="Times New Roman" w:cs="Times New Roman"/>
-        </w:rPr>
-        <w:t>D-A，</w:t>
-      </w:r>
-      <w:r>
-        <w:rPr>
-          <w:rFonts w:hint="eastAsia" w:ascii="Times New Roman" w:hAnsi="Times New Roman" w:eastAsia="FangSong" w:cs="Times New Roman"/>
-        </w:rPr>
-        <w:t>预测</w:t>
-      </w:r>
-      <w:r>
-        <w:rPr>
-          <w:rFonts w:ascii="Times New Roman" w:hAnsi="Times New Roman" w:eastAsia="Times New Roman" w:cs="Times New Roman"/>
-        </w:rPr>
-        <w:t xml:space="preserve"> C </w:t>
-      </w:r>
-      <w:r>
-        <w:rPr>
-          <w:rFonts w:hint="eastAsia" w:ascii="Times New Roman" w:hAnsi="Times New Roman" w:eastAsia="FangSong" w:cs="Times New Roman"/>
-        </w:rPr>
-        <w:t>的立体化学</w:t>
-      </w:r>
-      <w:r>
-        <w:rPr>
-          <w:rFonts w:hint="eastAsia" w:ascii="Times New Roman" w:hAnsi="Times New Roman" w:eastAsia="Times New Roman" w:cs="Times New Roman"/>
-        </w:rPr>
-        <w:t>（endo/exo）。</w:t>
-      </w:r>
-    </w:p>
-    <w:p>
-      <w:pPr>
-        <w:numPr>
-          <w:ilvl w:val="0"/>
-          <w:numId w:val="1025"/>
-        </w:numPr>
-      </w:pPr>
-      <w:r>
-        <w:rPr>
-          <w:rFonts w:hint="eastAsia" w:ascii="Times New Roman" w:hAnsi="Times New Roman" w:eastAsia="Times New Roman" w:cs="Times New Roman"/>
-          <w:b/>
-          <w:bCs/>
-        </w:rPr>
-        <w:t>（</w:t>
-      </w:r>
-      <w:r>
-        <w:rPr>
-          <w:rFonts w:hint="eastAsia" w:ascii="Times New Roman" w:hAnsi="Times New Roman" w:eastAsia="FangSong" w:cs="Times New Roman"/>
-          <w:b/>
-          <w:bCs/>
-        </w:rPr>
-        <w:t>改编自第</w:t>
-      </w:r>
-      <w:r>
-        <w:rPr>
-          <w:rFonts w:ascii="Times New Roman" w:hAnsi="Times New Roman" w:eastAsia="Times New Roman" w:cs="Times New Roman"/>
-          <w:b/>
-          <w:bCs/>
-        </w:rPr>
-        <w:t xml:space="preserve"> 33 </w:t>
-      </w:r>
-      <w:r>
-        <w:rPr>
-          <w:rFonts w:hint="eastAsia" w:ascii="Times New Roman" w:hAnsi="Times New Roman" w:eastAsia="FangSong" w:cs="Times New Roman"/>
-          <w:b/>
-          <w:bCs/>
-        </w:rPr>
-        <w:t>届初赛</w:t>
-      </w:r>
-      <w:r>
-        <w:rPr>
-          <w:rFonts w:hint="eastAsia" w:ascii="Times New Roman" w:hAnsi="Times New Roman" w:eastAsia="Times New Roman" w:cs="Times New Roman"/>
-          <w:b/>
-          <w:bCs/>
-        </w:rPr>
-        <w:t>）</w:t>
-      </w:r>
-      <w:r>
-        <w:rPr>
-          <w:rFonts w:ascii="Times New Roman" w:hAnsi="Times New Roman" w:eastAsia="Times New Roman" w:cs="Times New Roman"/>
-        </w:rPr>
-        <w:t xml:space="preserve"> </w:t>
-      </w:r>
-      <w:r>
-        <w:rPr>
-          <w:rFonts w:hint="eastAsia" w:ascii="Times New Roman" w:hAnsi="Times New Roman" w:eastAsia="FangSong" w:cs="Times New Roman"/>
-        </w:rPr>
-        <w:t>以下化合物在加热条件下发生周环反应</w:t>
-      </w:r>
-      <w:r>
-        <w:rPr>
-          <w:rFonts w:hint="eastAsia" w:ascii="Times New Roman" w:hAnsi="Times New Roman" w:eastAsia="Times New Roman" w:cs="Times New Roman"/>
-        </w:rPr>
-        <w:t>，</w:t>
-      </w:r>
-      <w:r>
-        <w:rPr>
-          <w:rFonts w:hint="eastAsia" w:ascii="Times New Roman" w:hAnsi="Times New Roman" w:eastAsia="FangSong" w:cs="Times New Roman"/>
-        </w:rPr>
-        <w:t>请判断反应类型并预测产物</w:t>
-      </w:r>
-      <w:r>
-        <w:rPr>
-          <w:rFonts w:hint="eastAsia" w:ascii="Times New Roman" w:hAnsi="Times New Roman" w:eastAsia="Times New Roman" w:cs="Times New Roman"/>
-        </w:rPr>
-        <w:t>：</w:t>
-      </w:r>
-    </w:p>
-    <w:p>
-      <w:pPr>
-        <w:numPr>
-          <w:ilvl w:val="0"/>
-          <w:numId w:val="1000"/>
-        </w:numPr>
-      </w:pPr>
-      <w:r>
-        <w:rPr>
-          <w:rFonts w:hint="eastAsia" w:ascii="Times New Roman" w:hAnsi="Times New Roman" w:eastAsia="FangSong" w:cs="Times New Roman"/>
-        </w:rPr>
-        <w:t xml:space="preserve">化合物</w:t>
-      </w:r>
-      <w:r>
-        <w:rPr>
-          <w:rFonts w:ascii="Times New Roman" w:hAnsi="Times New Roman" w:eastAsia="Times New Roman" w:cs="Times New Roman"/>
-        </w:rPr>
-        <w:t xml:space="preserve"> </w:t>
-      </w:r>
-      <w:r>
-        <w:rPr>
-          <w:rFonts w:hint="eastAsia" w:ascii="Times New Roman" w:hAnsi="Times New Roman" w:eastAsia="Times New Roman" w:cs="Times New Roman"/>
-        </w:rPr>
-        <w:t>D：1,3,5-</w:t>
-      </w:r>
-      <w:r>
-        <w:rPr>
-          <w:rFonts w:hint="eastAsia" w:ascii="Times New Roman" w:hAnsi="Times New Roman" w:eastAsia="FangSong" w:cs="Times New Roman"/>
-        </w:rPr>
-        <w:t>环庚三烯</w:t>
-      </w:r>
-      <w:r>
-        <w:rPr>
-          <w:rFonts w:hint="eastAsia" w:ascii="Times New Roman" w:hAnsi="Times New Roman" w:eastAsia="Times New Roman" w:cs="Times New Roman"/>
-        </w:rPr>
-        <w:t>（</w:t>
-      </w:r>
-      <w:r>
-        <w:rPr>
-          <w:rFonts w:hint="eastAsia" w:ascii="Times New Roman" w:hAnsi="Times New Roman" w:eastAsia="FangSong" w:cs="Times New Roman"/>
-        </w:rPr>
-        <w:t>含有三个共轭双键的七元环</w:t>
-      </w:r>
-      <w:r>
-        <w:rPr>
-          <w:rFonts w:hint="eastAsia" w:ascii="Times New Roman" w:hAnsi="Times New Roman" w:eastAsia="Times New Roman" w:cs="Times New Roman"/>
-        </w:rPr>
-        <w:t>）</w:t>
       </w:r>
     </w:p>
     <w:p>
@@ -15245,49 +14926,55 @@
         <w:rPr>
           <w:rFonts w:hint="eastAsia" w:ascii="Times New Roman" w:hAnsi="Times New Roman" w:eastAsia="FangSong" w:cs="Times New Roman"/>
         </w:rPr>
-        <w:t xml:space="preserve">判断</w:t>
-      </w:r>
-      <w:r>
-        <w:rPr>
-          <w:rFonts w:ascii="Times New Roman" w:hAnsi="Times New Roman" w:eastAsia="Times New Roman" w:cs="Times New Roman"/>
-        </w:rPr>
-        <w:t xml:space="preserve"> D </w:t>
-      </w:r>
-      <w:r>
-        <w:rPr>
-          <w:rFonts w:hint="eastAsia" w:ascii="Times New Roman" w:hAnsi="Times New Roman" w:eastAsia="FangSong" w:cs="Times New Roman"/>
-        </w:rPr>
-        <w:t>在加热条件下是否能发生电环化关环</w:t>
-      </w:r>
-      <w:r>
-        <w:rPr>
-          <w:rFonts w:hint="eastAsia" w:ascii="Times New Roman" w:hAnsi="Times New Roman" w:eastAsia="Times New Roman" w:cs="Times New Roman"/>
-        </w:rPr>
-        <w:t>？</w:t>
-      </w:r>
-      <w:r>
-        <w:rPr>
-          <w:rFonts w:hint="eastAsia" w:ascii="Times New Roman" w:hAnsi="Times New Roman" w:eastAsia="FangSong" w:cs="Times New Roman"/>
-        </w:rPr>
-        <w:t>若能</w:t>
-      </w:r>
-      <w:r>
-        <w:rPr>
-          <w:rFonts w:hint="eastAsia" w:ascii="Times New Roman" w:hAnsi="Times New Roman" w:eastAsia="Times New Roman" w:cs="Times New Roman"/>
-        </w:rPr>
-        <w:t>，</w:t>
-      </w:r>
-      <w:r>
-        <w:rPr>
-          <w:rFonts w:hint="eastAsia" w:ascii="Times New Roman" w:hAnsi="Times New Roman" w:eastAsia="FangSong" w:cs="Times New Roman"/>
-        </w:rPr>
-        <w:t>关环方式是什么</w:t>
-      </w:r>
-      <w:r>
-        <w:rPr>
-          <w:rFonts w:hint="eastAsia" w:ascii="Times New Roman" w:hAnsi="Times New Roman" w:eastAsia="Times New Roman" w:cs="Times New Roman"/>
-        </w:rPr>
-        <w:t>？</w:t>
+        <w:t xml:space="preserve">画出</w:t>
+      </w:r>
+      <w:r>
+        <w:rPr>
+          <w:rFonts w:ascii="Times New Roman" w:hAnsi="Times New Roman" w:eastAsia="Times New Roman" w:cs="Times New Roman"/>
+        </w:rPr>
+        <w:t xml:space="preserve"> A </w:t>
+      </w:r>
+      <w:r>
+        <w:rPr>
+          <w:rFonts w:hint="eastAsia" w:ascii="Times New Roman" w:hAnsi="Times New Roman" w:eastAsia="FangSong" w:cs="Times New Roman"/>
+        </w:rPr>
+        <w:t>的合理结构</w:t>
+      </w:r>
+      <w:r>
+        <w:rPr>
+          <w:rFonts w:hint="eastAsia" w:ascii="Times New Roman" w:hAnsi="Times New Roman" w:eastAsia="Times New Roman" w:cs="Times New Roman"/>
+        </w:rPr>
+        <w:t>（</w:t>
+      </w:r>
+      <w:r>
+        <w:rPr>
+          <w:rFonts w:hint="eastAsia" w:ascii="Times New Roman" w:hAnsi="Times New Roman" w:eastAsia="FangSong" w:cs="Times New Roman"/>
+        </w:rPr>
+        <w:t>提示</w:t>
+      </w:r>
+      <w:r>
+        <w:rPr>
+          <w:rFonts w:hint="eastAsia" w:ascii="Times New Roman" w:hAnsi="Times New Roman" w:eastAsia="Times New Roman" w:cs="Times New Roman"/>
+        </w:rPr>
+        <w:t>：A</w:t>
+      </w:r>
+      <w:r>
+        <w:rPr>
+          <w:rFonts w:ascii="Times New Roman" w:hAnsi="Times New Roman" w:eastAsia="Times New Roman" w:cs="Times New Roman"/>
+        </w:rPr>
+        <w:t xml:space="preserve"> </w:t>
+      </w:r>
+      <w:r>
+        <w:rPr>
+          <w:rFonts w:hint="eastAsia" w:ascii="Times New Roman" w:hAnsi="Times New Roman" w:eastAsia="FangSong" w:cs="Times New Roman"/>
+        </w:rPr>
+        <w:t>含一个六元环和一个侧链二烯</w:t>
+      </w:r>
+      <w:r>
+        <w:rPr>
+          <w:rFonts w:hint="eastAsia" w:ascii="Times New Roman" w:hAnsi="Times New Roman" w:eastAsia="Times New Roman" w:cs="Times New Roman"/>
+        </w:rPr>
+        <w:t>）。</w:t>
       </w:r>
     </w:p>
     <w:p>
@@ -15302,56 +14989,95 @@
         <w:rPr>
           <w:rFonts w:hint="eastAsia" w:ascii="Times New Roman" w:hAnsi="Times New Roman" w:eastAsia="FangSong" w:cs="Times New Roman"/>
         </w:rPr>
-        <w:t xml:space="preserve">如果</w:t>
-      </w:r>
-      <w:r>
-        <w:rPr>
-          <w:rFonts w:ascii="Times New Roman" w:hAnsi="Times New Roman" w:eastAsia="Times New Roman" w:cs="Times New Roman"/>
-        </w:rPr>
-        <w:t xml:space="preserve"> D </w:t>
-      </w:r>
-      <w:r>
-        <w:rPr>
-          <w:rFonts w:hint="eastAsia" w:ascii="Times New Roman" w:hAnsi="Times New Roman" w:eastAsia="FangSong" w:cs="Times New Roman"/>
-        </w:rPr>
-        <w:t>先经光照开环</w:t>
-      </w:r>
-      <w:r>
-        <w:rPr>
-          <w:rFonts w:hint="eastAsia" w:ascii="Times New Roman" w:hAnsi="Times New Roman" w:eastAsia="Times New Roman" w:cs="Times New Roman"/>
-        </w:rPr>
-        <w:t>，</w:t>
-      </w:r>
-      <w:r>
-        <w:rPr>
-          <w:rFonts w:hint="eastAsia" w:ascii="Times New Roman" w:hAnsi="Times New Roman" w:eastAsia="FangSong" w:cs="Times New Roman"/>
-        </w:rPr>
-        <w:t>再加热关环</w:t>
-      </w:r>
-      <w:r>
-        <w:rPr>
-          <w:rFonts w:hint="eastAsia" w:ascii="Times New Roman" w:hAnsi="Times New Roman" w:eastAsia="Times New Roman" w:cs="Times New Roman"/>
-        </w:rPr>
-        <w:t>，</w:t>
-      </w:r>
-      <w:r>
-        <w:rPr>
-          <w:rFonts w:hint="eastAsia" w:ascii="Times New Roman" w:hAnsi="Times New Roman" w:eastAsia="FangSong" w:cs="Times New Roman"/>
-        </w:rPr>
-        <w:t>最终产物是什么</w:t>
-      </w:r>
-      <w:r>
-        <w:rPr>
-          <w:rFonts w:hint="eastAsia" w:ascii="Times New Roman" w:hAnsi="Times New Roman" w:eastAsia="Times New Roman" w:cs="Times New Roman"/>
-        </w:rPr>
-        <w:t>？</w:t>
+        <w:t xml:space="preserve">解释为什么</w:t>
+      </w:r>
+      <w:r>
+        <w:rPr>
+          <w:rFonts w:ascii="Times New Roman" w:hAnsi="Times New Roman" w:eastAsia="Times New Roman" w:cs="Times New Roman"/>
+        </w:rPr>
+        <w:t xml:space="preserve"> Retro-D-A </w:t>
+      </w:r>
+      <w:r>
+        <w:rPr>
+          <w:rFonts w:hint="eastAsia" w:ascii="Times New Roman" w:hAnsi="Times New Roman" w:eastAsia="FangSong" w:cs="Times New Roman"/>
+        </w:rPr>
+        <w:t>需要高温条件</w:t>
+      </w:r>
+      <w:r>
+        <w:rPr>
+          <w:rFonts w:hint="eastAsia" w:ascii="Times New Roman" w:hAnsi="Times New Roman" w:eastAsia="Times New Roman" w:cs="Times New Roman"/>
+        </w:rPr>
+        <w:t>。</w:t>
       </w:r>
     </w:p>
     <w:p>
       <w:pPr>
+        <w:pStyle w:val="Compact"/>
+        <w:numPr>
+          <w:ilvl w:val="1"/>
+          <w:numId w:val="1027"/>
+        </w:numPr>
+      </w:pPr>
+      <w:r>
+        <w:rPr>
+          <w:rFonts w:hint="eastAsia" w:ascii="Times New Roman" w:hAnsi="Times New Roman" w:eastAsia="FangSong" w:cs="Times New Roman"/>
+        </w:rPr>
+        <w:t xml:space="preserve">如果</w:t>
+      </w:r>
+      <w:r>
+        <w:rPr>
+          <w:rFonts w:ascii="Times New Roman" w:hAnsi="Times New Roman" w:eastAsia="Times New Roman" w:cs="Times New Roman"/>
+        </w:rPr>
+        <w:t xml:space="preserve"> B→C </w:t>
+      </w:r>
+      <w:r>
+        <w:rPr>
+          <w:rFonts w:hint="eastAsia" w:ascii="Times New Roman" w:hAnsi="Times New Roman" w:eastAsia="FangSong" w:cs="Times New Roman"/>
+        </w:rPr>
+        <w:t xml:space="preserve">是分子内</w:t>
+      </w:r>
+      <w:r>
+        <w:rPr>
+          <w:rFonts w:ascii="Times New Roman" w:hAnsi="Times New Roman" w:eastAsia="Times New Roman" w:cs="Times New Roman"/>
+        </w:rPr>
+        <w:t xml:space="preserve"> </w:t>
+      </w:r>
+      <w:r>
+        <w:rPr>
+          <w:rFonts w:hint="eastAsia" w:ascii="Times New Roman" w:hAnsi="Times New Roman" w:eastAsia="Times New Roman" w:cs="Times New Roman"/>
+        </w:rPr>
+        <w:t>D-A，</w:t>
+      </w:r>
+      <w:r>
+        <w:rPr>
+          <w:rFonts w:hint="eastAsia" w:ascii="Times New Roman" w:hAnsi="Times New Roman" w:eastAsia="FangSong" w:cs="Times New Roman"/>
+        </w:rPr>
+        <w:t>预测</w:t>
+      </w:r>
+      <w:r>
+        <w:rPr>
+          <w:rFonts w:ascii="Times New Roman" w:hAnsi="Times New Roman" w:eastAsia="Times New Roman" w:cs="Times New Roman"/>
+        </w:rPr>
+        <w:t xml:space="preserve"> C </w:t>
+      </w:r>
+      <w:r>
+        <w:rPr>
+          <w:rFonts w:hint="eastAsia" w:ascii="Times New Roman" w:hAnsi="Times New Roman" w:eastAsia="FangSong" w:cs="Times New Roman"/>
+        </w:rPr>
+        <w:t>的立体化学</w:t>
+      </w:r>
+      <w:r>
+        <w:rPr>
+          <w:rFonts w:hint="eastAsia" w:ascii="Times New Roman" w:hAnsi="Times New Roman" w:eastAsia="Times New Roman" w:cs="Times New Roman"/>
+        </w:rPr>
+        <w:t>（endo/exo）。</w:t>
+      </w:r>
+    </w:p>
+    <w:p>
+      <w:pPr>
         <w:numPr>
           <w:ilvl w:val="0"/>
-          <w:numId w:val="1025"/>
+          <w:numId w:val="1026"/>
         </w:numPr>
       </w:pPr>
       <w:r>
@@ -15368,14 +15094,30 @@
           <w:b/>
           <w:bCs/>
         </w:rPr>
-        <w:t>综合推理题</w:t>
-      </w:r>
-      <w:r>
-        <w:rPr>
-          <w:rFonts w:hint="eastAsia" w:ascii="Times New Roman" w:hAnsi="Times New Roman" w:eastAsia="Times New Roman" w:cs="Times New Roman"/>
+        <w:t>改编自第</w:t>
+      </w:r>
+      <w:r>
+        <w:rPr>
+          <w:rFonts w:ascii="Times New Roman" w:hAnsi="Times New Roman" w:eastAsia="Times New Roman" w:cs="Times New Roman"/>
           <w:b/>
           <w:bCs/>
         </w:rPr>
+        <w:t xml:space="preserve"> 33 </w:t>
+      </w:r>
+      <w:r>
+        <w:rPr>
+          <w:rFonts w:hint="eastAsia" w:ascii="Times New Roman" w:hAnsi="Times New Roman" w:eastAsia="FangSong" w:cs="Times New Roman"/>
+          <w:b/>
+          <w:bCs/>
+        </w:rPr>
+        <w:t>届初赛</w:t>
+      </w:r>
+      <w:r>
+        <w:rPr>
+          <w:rFonts w:hint="eastAsia" w:ascii="Times New Roman" w:hAnsi="Times New Roman" w:eastAsia="Times New Roman" w:cs="Times New Roman"/>
+          <w:b/>
+          <w:bCs/>
+        </w:rPr>
         <w:t>）</w:t>
       </w:r>
       <w:r>
@@ -15388,7 +15130,19 @@
         <w:rPr>
           <w:rFonts w:hint="eastAsia" w:ascii="Times New Roman" w:hAnsi="Times New Roman" w:eastAsia="FangSong" w:cs="Times New Roman"/>
         </w:rPr>
-        <w:t>某实验室设计了以下多步串联反应</w:t>
+        <w:t>以下化合物在加热条件下发生周环反应</w:t>
+      </w:r>
+      <w:r>
+        <w:rPr>
+          <w:rFonts w:hint="eastAsia" w:ascii="Times New Roman" w:hAnsi="Times New Roman" w:eastAsia="Times New Roman" w:cs="Times New Roman"/>
+        </w:rPr>
+        <w:t>，</w:t>
+      </w:r>
+      <w:r>
+        <w:rPr>
+          <w:rFonts w:hint="eastAsia" w:ascii="Times New Roman" w:hAnsi="Times New Roman" w:eastAsia="FangSong" w:cs="Times New Roman"/>
+        </w:rPr>
+        <w:t>请判断反应类型并预测产物</w:t>
       </w:r>
       <w:r>
         <w:rPr>
@@ -15408,7 +15162,7 @@
         <w:rPr>
           <w:rFonts w:hint="eastAsia" w:ascii="Times New Roman" w:hAnsi="Times New Roman" w:eastAsia="FangSong" w:cs="Times New Roman"/>
         </w:rPr>
-        <w:t xml:space="preserve">步骤</w:t>
+        <w:t xml:space="preserve">化合物</w:t>
       </w:r>
       <w:r>
         <w:rPr>
@@ -15420,157 +15174,25 @@
         <w:rPr>
           <w:rFonts w:hint="eastAsia" w:ascii="Times New Roman" w:hAnsi="Times New Roman" w:eastAsia="Times New Roman" w:cs="Times New Roman"/>
         </w:rPr>
-        <w:t>1：</w:t>
-      </w:r>
-      <w:r>
-        <w:rPr>
-          <w:rFonts w:hint="eastAsia" w:ascii="Times New Roman" w:hAnsi="Times New Roman" w:eastAsia="FangSong" w:cs="Times New Roman"/>
-        </w:rPr>
-        <w:t>化合物</w:t>
-      </w:r>
-      <w:r>
-        <w:rPr>
-          <w:rFonts w:ascii="Times New Roman" w:hAnsi="Times New Roman" w:eastAsia="Times New Roman" w:cs="Times New Roman"/>
-        </w:rPr>
-        <w:t xml:space="preserve"> </w:t>
-      </w:r>
-      <w:r>
-        <w:rPr>
-          <w:rFonts w:hint="eastAsia" w:ascii="Times New Roman" w:hAnsi="Times New Roman" w:eastAsia="Times New Roman" w:cs="Times New Roman"/>
-        </w:rPr>
-        <w:t>E（</w:t>
-      </w:r>
-      <w:r>
-        <w:rPr>
-          <w:rFonts w:hint="eastAsia" w:ascii="Times New Roman" w:hAnsi="Times New Roman" w:eastAsia="FangSong" w:cs="Times New Roman"/>
-        </w:rPr>
-        <w:t>含二烯和亲双烯体的同一分子</w:t>
-      </w:r>
-      <w:r>
-        <w:rPr>
-          <w:rFonts w:hint="eastAsia" w:ascii="Times New Roman" w:hAnsi="Times New Roman" w:eastAsia="Times New Roman" w:cs="Times New Roman"/>
-        </w:rPr>
-        <w:t>）</w:t>
-      </w:r>
-      <w:r>
-        <w:rPr>
-          <w:rFonts w:hint="eastAsia" w:ascii="Times New Roman" w:hAnsi="Times New Roman" w:eastAsia="FangSong" w:cs="Times New Roman"/>
-        </w:rPr>
-        <w:t>在加热下发生分子内</w:t>
-      </w:r>
-      <w:r>
-        <w:rPr>
-          <w:rFonts w:ascii="Times New Roman" w:hAnsi="Times New Roman" w:eastAsia="Times New Roman" w:cs="Times New Roman"/>
-        </w:rPr>
-        <w:t xml:space="preserve"> D-A → </w:t>
-      </w:r>
-      <w:r>
-        <w:rPr>
-          <w:rFonts w:hint="eastAsia" w:ascii="Times New Roman" w:hAnsi="Times New Roman" w:eastAsia="FangSong" w:cs="Times New Roman"/>
-        </w:rPr>
-        <w:t xml:space="preserve">产物</w:t>
-      </w:r>
-      <w:r>
-        <w:rPr>
-          <w:rFonts w:ascii="Times New Roman" w:hAnsi="Times New Roman" w:eastAsia="Times New Roman" w:cs="Times New Roman"/>
-        </w:rPr>
-        <w:t xml:space="preserve"> </w:t>
-      </w:r>
-      <w:r>
-        <w:rPr>
-          <w:rFonts w:hint="eastAsia" w:ascii="Times New Roman" w:hAnsi="Times New Roman" w:eastAsia="Times New Roman" w:cs="Times New Roman"/>
-        </w:rPr>
-        <w:t>F（</w:t>
-      </w:r>
-      <w:r>
-        <w:rPr>
-          <w:rFonts w:hint="eastAsia" w:ascii="Times New Roman" w:hAnsi="Times New Roman" w:eastAsia="FangSong" w:cs="Times New Roman"/>
-        </w:rPr>
-        <w:t>三环化合物</w:t>
-      </w:r>
-      <w:r>
-        <w:rPr>
-          <w:rFonts w:hint="eastAsia" w:ascii="Times New Roman" w:hAnsi="Times New Roman" w:eastAsia="Times New Roman" w:cs="Times New Roman"/>
-        </w:rPr>
-        <w:t>）</w:t>
-      </w:r>
-      <w:r>
-        <w:rPr>
-          <w:rFonts w:ascii="Times New Roman" w:hAnsi="Times New Roman" w:eastAsia="Times New Roman" w:cs="Times New Roman"/>
-        </w:rPr>
-        <w:t xml:space="preserve"> </w:t>
-      </w:r>
-      <w:r>
-        <w:rPr>
-          <w:rFonts w:hint="eastAsia" w:ascii="Times New Roman" w:hAnsi="Times New Roman" w:eastAsia="FangSong" w:cs="Times New Roman"/>
-        </w:rPr>
-        <w:t xml:space="preserve">步骤</w:t>
-      </w:r>
-      <w:r>
-        <w:rPr>
-          <w:rFonts w:ascii="Times New Roman" w:hAnsi="Times New Roman" w:eastAsia="Times New Roman" w:cs="Times New Roman"/>
-        </w:rPr>
-        <w:t xml:space="preserve"> </w:t>
-      </w:r>
-      <w:r>
-        <w:rPr>
-          <w:rFonts w:hint="eastAsia" w:ascii="Times New Roman" w:hAnsi="Times New Roman" w:eastAsia="Times New Roman" w:cs="Times New Roman"/>
-        </w:rPr>
-        <w:t xml:space="preserve">2：F</w:t>
-      </w:r>
-      <w:r>
-        <w:rPr>
-          <w:rFonts w:ascii="Times New Roman" w:hAnsi="Times New Roman" w:eastAsia="Times New Roman" w:cs="Times New Roman"/>
-        </w:rPr>
-        <w:t xml:space="preserve"> </w:t>
-      </w:r>
-      <w:r>
-        <w:rPr>
-          <w:rFonts w:hint="eastAsia" w:ascii="Times New Roman" w:hAnsi="Times New Roman" w:eastAsia="FangSong" w:cs="Times New Roman"/>
-        </w:rPr>
-        <w:t xml:space="preserve">在光照下发生</w:t>
-      </w:r>
-      <w:r>
-        <w:rPr>
-          <w:rFonts w:ascii="Times New Roman" w:hAnsi="Times New Roman" w:eastAsia="Times New Roman" w:cs="Times New Roman"/>
-        </w:rPr>
-        <w:t xml:space="preserve"> [2+2] </w:t>
-      </w:r>
-      <w:r>
-        <w:rPr>
-          <w:rFonts w:hint="eastAsia" w:ascii="Times New Roman" w:hAnsi="Times New Roman" w:eastAsia="FangSong" w:cs="Times New Roman"/>
-        </w:rPr>
-        <w:t xml:space="preserve">环加成</w:t>
-      </w:r>
-      <w:r>
-        <w:rPr>
-          <w:rFonts w:ascii="Times New Roman" w:hAnsi="Times New Roman" w:eastAsia="Times New Roman" w:cs="Times New Roman"/>
-        </w:rPr>
-        <w:t xml:space="preserve"> → </w:t>
-      </w:r>
-      <w:r>
-        <w:rPr>
-          <w:rFonts w:hint="eastAsia" w:ascii="Times New Roman" w:hAnsi="Times New Roman" w:eastAsia="FangSong" w:cs="Times New Roman"/>
-        </w:rPr>
-        <w:t xml:space="preserve">产物</w:t>
-      </w:r>
-      <w:r>
-        <w:rPr>
-          <w:rFonts w:ascii="Times New Roman" w:hAnsi="Times New Roman" w:eastAsia="Times New Roman" w:cs="Times New Roman"/>
-        </w:rPr>
-        <w:t xml:space="preserve"> </w:t>
-      </w:r>
-      <w:r>
-        <w:rPr>
-          <w:rFonts w:hint="eastAsia" w:ascii="Times New Roman" w:hAnsi="Times New Roman" w:eastAsia="Times New Roman" w:cs="Times New Roman"/>
-        </w:rPr>
-        <w:t>G（</w:t>
-      </w:r>
-      <w:r>
-        <w:rPr>
-          <w:rFonts w:hint="eastAsia" w:ascii="Times New Roman" w:hAnsi="Times New Roman" w:eastAsia="FangSong" w:cs="Times New Roman"/>
-        </w:rPr>
-        <w:t>四环化合物</w:t>
+        <w:t>D：1,3,5-</w:t>
+      </w:r>
+      <w:r>
+        <w:rPr>
+          <w:rFonts w:hint="eastAsia" w:ascii="Times New Roman" w:hAnsi="Times New Roman" w:eastAsia="FangSong" w:cs="Times New Roman"/>
+        </w:rPr>
+        <w:t>环庚三烯</w:t>
+      </w:r>
+      <w:r>
+        <w:rPr>
+          <w:rFonts w:hint="eastAsia" w:ascii="Times New Roman" w:hAnsi="Times New Roman" w:eastAsia="Times New Roman" w:cs="Times New Roman"/>
+        </w:rPr>
+        <w:t>（</w:t>
+      </w:r>
+      <w:r>
+        <w:rPr>
+          <w:rFonts w:hint="eastAsia" w:ascii="Times New Roman" w:hAnsi="Times New Roman" w:eastAsia="FangSong" w:cs="Times New Roman"/>
+        </w:rPr>
+        <w:t>含有三个共轭双键的七元环</w:t>
       </w:r>
       <w:r>
         <w:rPr>
@@ -15591,43 +15213,49 @@
         <w:rPr>
           <w:rFonts w:hint="eastAsia" w:ascii="Times New Roman" w:hAnsi="Times New Roman" w:eastAsia="FangSong" w:cs="Times New Roman"/>
         </w:rPr>
-        <w:t xml:space="preserve">步骤</w:t>
-      </w:r>
-      <w:r>
-        <w:rPr>
-          <w:rFonts w:ascii="Times New Roman" w:hAnsi="Times New Roman" w:eastAsia="Times New Roman" w:cs="Times New Roman"/>
-        </w:rPr>
-        <w:t xml:space="preserve"> 1 </w:t>
-      </w:r>
-      <w:r>
-        <w:rPr>
-          <w:rFonts w:hint="eastAsia" w:ascii="Times New Roman" w:hAnsi="Times New Roman" w:eastAsia="FangSong" w:cs="Times New Roman"/>
-        </w:rPr>
-        <w:t xml:space="preserve">中</w:t>
-      </w:r>
-      <w:r>
-        <w:rPr>
-          <w:rFonts w:ascii="Times New Roman" w:hAnsi="Times New Roman" w:eastAsia="Times New Roman" w:cs="Times New Roman"/>
-        </w:rPr>
-        <w:t xml:space="preserve"> E </w:t>
-      </w:r>
-      <w:r>
-        <w:rPr>
-          <w:rFonts w:hint="eastAsia" w:ascii="Times New Roman" w:hAnsi="Times New Roman" w:eastAsia="FangSong" w:cs="Times New Roman"/>
-        </w:rPr>
-        <w:t xml:space="preserve">需要满足什么构象要求才能发生分子内</w:t>
-      </w:r>
-      <w:r>
-        <w:rPr>
-          <w:rFonts w:ascii="Times New Roman" w:hAnsi="Times New Roman" w:eastAsia="Times New Roman" w:cs="Times New Roman"/>
-        </w:rPr>
-        <w:t xml:space="preserve"> </w:t>
-      </w:r>
-      <w:r>
-        <w:rPr>
-          <w:rFonts w:hint="eastAsia" w:ascii="Times New Roman" w:hAnsi="Times New Roman" w:eastAsia="Times New Roman" w:cs="Times New Roman"/>
-        </w:rPr>
-        <w:t xml:space="preserve">D-A？</w:t>
+        <w:t xml:space="preserve">判断</w:t>
+      </w:r>
+      <w:r>
+        <w:rPr>
+          <w:rFonts w:ascii="Times New Roman" w:hAnsi="Times New Roman" w:eastAsia="Times New Roman" w:cs="Times New Roman"/>
+        </w:rPr>
+        <w:t xml:space="preserve"> D </w:t>
+      </w:r>
+      <w:r>
+        <w:rPr>
+          <w:rFonts w:hint="eastAsia" w:ascii="Times New Roman" w:hAnsi="Times New Roman" w:eastAsia="FangSong" w:cs="Times New Roman"/>
+        </w:rPr>
+        <w:t>在加热条件下是否能发生电环化关环</w:t>
+      </w:r>
+      <w:r>
+        <w:rPr>
+          <w:rFonts w:hint="eastAsia" w:ascii="Times New Roman" w:hAnsi="Times New Roman" w:eastAsia="Times New Roman" w:cs="Times New Roman"/>
+        </w:rPr>
+        <w:t>？</w:t>
+      </w:r>
+      <w:r>
+        <w:rPr>
+          <w:rFonts w:hint="eastAsia" w:ascii="Times New Roman" w:hAnsi="Times New Roman" w:eastAsia="FangSong" w:cs="Times New Roman"/>
+        </w:rPr>
+        <w:t>若能</w:t>
+      </w:r>
+      <w:r>
+        <w:rPr>
+          <w:rFonts w:hint="eastAsia" w:ascii="Times New Roman" w:hAnsi="Times New Roman" w:eastAsia="Times New Roman" w:cs="Times New Roman"/>
+        </w:rPr>
+        <w:t>，</w:t>
+      </w:r>
+      <w:r>
+        <w:rPr>
+          <w:rFonts w:hint="eastAsia" w:ascii="Times New Roman" w:hAnsi="Times New Roman" w:eastAsia="FangSong" w:cs="Times New Roman"/>
+        </w:rPr>
+        <w:t>关环方式是什么</w:t>
+      </w:r>
+      <w:r>
+        <w:rPr>
+          <w:rFonts w:hint="eastAsia" w:ascii="Times New Roman" w:hAnsi="Times New Roman" w:eastAsia="Times New Roman" w:cs="Times New Roman"/>
+        </w:rPr>
+        <w:t>？</w:t>
       </w:r>
     </w:p>
     <w:p>
@@ -15648,13 +15276,227 @@
         <w:rPr>
           <w:rFonts w:ascii="Times New Roman" w:hAnsi="Times New Roman" w:eastAsia="Times New Roman" w:cs="Times New Roman"/>
         </w:rPr>
-        <w:t xml:space="preserve"> F </w:t>
-      </w:r>
-      <w:r>
-        <w:rPr>
-          <w:rFonts w:hint="eastAsia" w:ascii="Times New Roman" w:hAnsi="Times New Roman" w:eastAsia="FangSong" w:cs="Times New Roman"/>
-        </w:rPr>
-        <w:t xml:space="preserve">中新形成的双键在</w:t>
+        <w:t xml:space="preserve"> D </w:t>
+      </w:r>
+      <w:r>
+        <w:rPr>
+          <w:rFonts w:hint="eastAsia" w:ascii="Times New Roman" w:hAnsi="Times New Roman" w:eastAsia="FangSong" w:cs="Times New Roman"/>
+        </w:rPr>
+        <w:t>先经光照开环</w:t>
+      </w:r>
+      <w:r>
+        <w:rPr>
+          <w:rFonts w:hint="eastAsia" w:ascii="Times New Roman" w:hAnsi="Times New Roman" w:eastAsia="Times New Roman" w:cs="Times New Roman"/>
+        </w:rPr>
+        <w:t>，</w:t>
+      </w:r>
+      <w:r>
+        <w:rPr>
+          <w:rFonts w:hint="eastAsia" w:ascii="Times New Roman" w:hAnsi="Times New Roman" w:eastAsia="FangSong" w:cs="Times New Roman"/>
+        </w:rPr>
+        <w:t>再加热关环</w:t>
+      </w:r>
+      <w:r>
+        <w:rPr>
+          <w:rFonts w:hint="eastAsia" w:ascii="Times New Roman" w:hAnsi="Times New Roman" w:eastAsia="Times New Roman" w:cs="Times New Roman"/>
+        </w:rPr>
+        <w:t>，</w:t>
+      </w:r>
+      <w:r>
+        <w:rPr>
+          <w:rFonts w:hint="eastAsia" w:ascii="Times New Roman" w:hAnsi="Times New Roman" w:eastAsia="FangSong" w:cs="Times New Roman"/>
+        </w:rPr>
+        <w:t>最终产物是什么</w:t>
+      </w:r>
+      <w:r>
+        <w:rPr>
+          <w:rFonts w:hint="eastAsia" w:ascii="Times New Roman" w:hAnsi="Times New Roman" w:eastAsia="Times New Roman" w:cs="Times New Roman"/>
+        </w:rPr>
+        <w:t>？</w:t>
+      </w:r>
+    </w:p>
+    <w:p>
+      <w:pPr>
+        <w:numPr>
+          <w:ilvl w:val="0"/>
+          <w:numId w:val="1026"/>
+        </w:numPr>
+      </w:pPr>
+      <w:r>
+        <w:rPr>
+          <w:rFonts w:hint="eastAsia" w:ascii="Times New Roman" w:hAnsi="Times New Roman" w:eastAsia="Times New Roman" w:cs="Times New Roman"/>
+          <w:b/>
+          <w:bCs/>
+        </w:rPr>
+        <w:t>（</w:t>
+      </w:r>
+      <w:r>
+        <w:rPr>
+          <w:rFonts w:hint="eastAsia" w:ascii="Times New Roman" w:hAnsi="Times New Roman" w:eastAsia="FangSong" w:cs="Times New Roman"/>
+          <w:b/>
+          <w:bCs/>
+        </w:rPr>
+        <w:t>综合推理题</w:t>
+      </w:r>
+      <w:r>
+        <w:rPr>
+          <w:rFonts w:hint="eastAsia" w:ascii="Times New Roman" w:hAnsi="Times New Roman" w:eastAsia="Times New Roman" w:cs="Times New Roman"/>
+          <w:b/>
+          <w:bCs/>
+        </w:rPr>
+        <w:t>）</w:t>
+      </w:r>
+      <w:r>
+        <w:rPr>
+          <w:rFonts w:ascii="Times New Roman" w:hAnsi="Times New Roman" w:eastAsia="Times New Roman" w:cs="Times New Roman"/>
+        </w:rPr>
+        <w:t xml:space="preserve"> </w:t>
+      </w:r>
+      <w:r>
+        <w:rPr>
+          <w:rFonts w:hint="eastAsia" w:ascii="Times New Roman" w:hAnsi="Times New Roman" w:eastAsia="FangSong" w:cs="Times New Roman"/>
+        </w:rPr>
+        <w:t>某实验室设计了以下多步串联反应</w:t>
+      </w:r>
+      <w:r>
+        <w:rPr>
+          <w:rFonts w:hint="eastAsia" w:ascii="Times New Roman" w:hAnsi="Times New Roman" w:eastAsia="Times New Roman" w:cs="Times New Roman"/>
+        </w:rPr>
+        <w:t>：</w:t>
+      </w:r>
+    </w:p>
+    <w:p>
+      <w:pPr>
+        <w:numPr>
+          <w:ilvl w:val="0"/>
+          <w:numId w:val="1000"/>
+        </w:numPr>
+      </w:pPr>
+      <w:r>
+        <w:rPr>
+          <w:rFonts w:hint="eastAsia" w:ascii="Times New Roman" w:hAnsi="Times New Roman" w:eastAsia="FangSong" w:cs="Times New Roman"/>
+        </w:rPr>
+        <w:t xml:space="preserve">步骤</w:t>
+      </w:r>
+      <w:r>
+        <w:rPr>
+          <w:rFonts w:ascii="Times New Roman" w:hAnsi="Times New Roman" w:eastAsia="Times New Roman" w:cs="Times New Roman"/>
+        </w:rPr>
+        <w:t xml:space="preserve"> </w:t>
+      </w:r>
+      <w:r>
+        <w:rPr>
+          <w:rFonts w:hint="eastAsia" w:ascii="Times New Roman" w:hAnsi="Times New Roman" w:eastAsia="Times New Roman" w:cs="Times New Roman"/>
+        </w:rPr>
+        <w:t>1：</w:t>
+      </w:r>
+      <w:r>
+        <w:rPr>
+          <w:rFonts w:hint="eastAsia" w:ascii="Times New Roman" w:hAnsi="Times New Roman" w:eastAsia="FangSong" w:cs="Times New Roman"/>
+        </w:rPr>
+        <w:t>化合物</w:t>
+      </w:r>
+      <w:r>
+        <w:rPr>
+          <w:rFonts w:ascii="Times New Roman" w:hAnsi="Times New Roman" w:eastAsia="Times New Roman" w:cs="Times New Roman"/>
+        </w:rPr>
+        <w:t xml:space="preserve"> </w:t>
+      </w:r>
+      <w:r>
+        <w:rPr>
+          <w:rFonts w:hint="eastAsia" w:ascii="Times New Roman" w:hAnsi="Times New Roman" w:eastAsia="Times New Roman" w:cs="Times New Roman"/>
+        </w:rPr>
+        <w:t>E（</w:t>
+      </w:r>
+      <w:r>
+        <w:rPr>
+          <w:rFonts w:hint="eastAsia" w:ascii="Times New Roman" w:hAnsi="Times New Roman" w:eastAsia="FangSong" w:cs="Times New Roman"/>
+        </w:rPr>
+        <w:t>含二烯和亲双烯体的同一分子</w:t>
+      </w:r>
+      <w:r>
+        <w:rPr>
+          <w:rFonts w:hint="eastAsia" w:ascii="Times New Roman" w:hAnsi="Times New Roman" w:eastAsia="Times New Roman" w:cs="Times New Roman"/>
+        </w:rPr>
+        <w:t>）</w:t>
+      </w:r>
+      <w:r>
+        <w:rPr>
+          <w:rFonts w:hint="eastAsia" w:ascii="Times New Roman" w:hAnsi="Times New Roman" w:eastAsia="FangSong" w:cs="Times New Roman"/>
+        </w:rPr>
+        <w:t>在加热下发生分子内</w:t>
+      </w:r>
+      <w:r>
+        <w:rPr>
+          <w:rFonts w:ascii="Times New Roman" w:hAnsi="Times New Roman" w:eastAsia="Times New Roman" w:cs="Times New Roman"/>
+        </w:rPr>
+        <w:t xml:space="preserve"> D-A → </w:t>
+      </w:r>
+      <w:r>
+        <w:rPr>
+          <w:rFonts w:hint="eastAsia" w:ascii="Times New Roman" w:hAnsi="Times New Roman" w:eastAsia="FangSong" w:cs="Times New Roman"/>
+        </w:rPr>
+        <w:t xml:space="preserve">产物</w:t>
+      </w:r>
+      <w:r>
+        <w:rPr>
+          <w:rFonts w:ascii="Times New Roman" w:hAnsi="Times New Roman" w:eastAsia="Times New Roman" w:cs="Times New Roman"/>
+        </w:rPr>
+        <w:t xml:space="preserve"> </w:t>
+      </w:r>
+      <w:r>
+        <w:rPr>
+          <w:rFonts w:hint="eastAsia" w:ascii="Times New Roman" w:hAnsi="Times New Roman" w:eastAsia="Times New Roman" w:cs="Times New Roman"/>
+        </w:rPr>
+        <w:t>F（</w:t>
+      </w:r>
+      <w:r>
+        <w:rPr>
+          <w:rFonts w:hint="eastAsia" w:ascii="Times New Roman" w:hAnsi="Times New Roman" w:eastAsia="FangSong" w:cs="Times New Roman"/>
+        </w:rPr>
+        <w:t>三环化合物</w:t>
+      </w:r>
+      <w:r>
+        <w:rPr>
+          <w:rFonts w:hint="eastAsia" w:ascii="Times New Roman" w:hAnsi="Times New Roman" w:eastAsia="Times New Roman" w:cs="Times New Roman"/>
+        </w:rPr>
+        <w:t>）</w:t>
+      </w:r>
+      <w:r>
+        <w:rPr>
+          <w:rFonts w:ascii="Times New Roman" w:hAnsi="Times New Roman" w:eastAsia="Times New Roman" w:cs="Times New Roman"/>
+        </w:rPr>
+        <w:t xml:space="preserve"> </w:t>
+      </w:r>
+      <w:r>
+        <w:rPr>
+          <w:rFonts w:hint="eastAsia" w:ascii="Times New Roman" w:hAnsi="Times New Roman" w:eastAsia="FangSong" w:cs="Times New Roman"/>
+        </w:rPr>
+        <w:t xml:space="preserve">步骤</w:t>
+      </w:r>
+      <w:r>
+        <w:rPr>
+          <w:rFonts w:ascii="Times New Roman" w:hAnsi="Times New Roman" w:eastAsia="Times New Roman" w:cs="Times New Roman"/>
+        </w:rPr>
+        <w:t xml:space="preserve"> </w:t>
+      </w:r>
+      <w:r>
+        <w:rPr>
+          <w:rFonts w:hint="eastAsia" w:ascii="Times New Roman" w:hAnsi="Times New Roman" w:eastAsia="Times New Roman" w:cs="Times New Roman"/>
+        </w:rPr>
+        <w:t xml:space="preserve">2：F</w:t>
+      </w:r>
+      <w:r>
+        <w:rPr>
+          <w:rFonts w:ascii="Times New Roman" w:hAnsi="Times New Roman" w:eastAsia="Times New Roman" w:cs="Times New Roman"/>
+        </w:rPr>
+        <w:t xml:space="preserve"> </w:t>
+      </w:r>
+      <w:r>
+        <w:rPr>
+          <w:rFonts w:hint="eastAsia" w:ascii="Times New Roman" w:hAnsi="Times New Roman" w:eastAsia="FangSong" w:cs="Times New Roman"/>
+        </w:rPr>
+        <w:t xml:space="preserve">在光照下发生</w:t>
       </w:r>
       <w:r>
         <w:rPr>
@@ -15666,37 +15508,43 @@
         <w:rPr>
           <w:rFonts w:hint="eastAsia" w:ascii="Times New Roman" w:hAnsi="Times New Roman" w:eastAsia="FangSong" w:cs="Times New Roman"/>
         </w:rPr>
-        <w:t>环加成中作为烯烃组分</w:t>
-      </w:r>
-      <w:r>
-        <w:rPr>
-          <w:rFonts w:hint="eastAsia" w:ascii="Times New Roman" w:hAnsi="Times New Roman" w:eastAsia="Times New Roman" w:cs="Times New Roman"/>
-        </w:rPr>
-        <w:t>，</w:t>
-      </w:r>
-      <w:r>
-        <w:rPr>
-          <w:rFonts w:hint="eastAsia" w:ascii="Times New Roman" w:hAnsi="Times New Roman" w:eastAsia="FangSong" w:cs="Times New Roman"/>
-        </w:rPr>
-        <w:t>光照下的</w:t>
-      </w:r>
-      <w:r>
-        <w:rPr>
-          <w:rFonts w:ascii="Times New Roman" w:hAnsi="Times New Roman" w:eastAsia="Times New Roman" w:cs="Times New Roman"/>
-        </w:rPr>
-        <w:t xml:space="preserve"> [2+2] </w:t>
-      </w:r>
-      <w:r>
-        <w:rPr>
-          <w:rFonts w:hint="eastAsia" w:ascii="Times New Roman" w:hAnsi="Times New Roman" w:eastAsia="FangSong" w:cs="Times New Roman"/>
-        </w:rPr>
-        <w:t>是否允许</w:t>
-      </w:r>
-      <w:r>
-        <w:rPr>
-          <w:rFonts w:hint="eastAsia" w:ascii="Times New Roman" w:hAnsi="Times New Roman" w:eastAsia="Times New Roman" w:cs="Times New Roman"/>
-        </w:rPr>
-        <w:t>？</w:t>
+        <w:t xml:space="preserve">环加成</w:t>
+      </w:r>
+      <w:r>
+        <w:rPr>
+          <w:rFonts w:ascii="Times New Roman" w:hAnsi="Times New Roman" w:eastAsia="Times New Roman" w:cs="Times New Roman"/>
+        </w:rPr>
+        <w:t xml:space="preserve"> → </w:t>
+      </w:r>
+      <w:r>
+        <w:rPr>
+          <w:rFonts w:hint="eastAsia" w:ascii="Times New Roman" w:hAnsi="Times New Roman" w:eastAsia="FangSong" w:cs="Times New Roman"/>
+        </w:rPr>
+        <w:t xml:space="preserve">产物</w:t>
+      </w:r>
+      <w:r>
+        <w:rPr>
+          <w:rFonts w:ascii="Times New Roman" w:hAnsi="Times New Roman" w:eastAsia="Times New Roman" w:cs="Times New Roman"/>
+        </w:rPr>
+        <w:t xml:space="preserve"> </w:t>
+      </w:r>
+      <w:r>
+        <w:rPr>
+          <w:rFonts w:hint="eastAsia" w:ascii="Times New Roman" w:hAnsi="Times New Roman" w:eastAsia="Times New Roman" w:cs="Times New Roman"/>
+        </w:rPr>
+        <w:t>G（</w:t>
+      </w:r>
+      <w:r>
+        <w:rPr>
+          <w:rFonts w:hint="eastAsia" w:ascii="Times New Roman" w:hAnsi="Times New Roman" w:eastAsia="FangSong" w:cs="Times New Roman"/>
+        </w:rPr>
+        <w:t>四环化合物</w:t>
+      </w:r>
+      <w:r>
+        <w:rPr>
+          <w:rFonts w:hint="eastAsia" w:ascii="Times New Roman" w:hAnsi="Times New Roman" w:eastAsia="Times New Roman" w:cs="Times New Roman"/>
+        </w:rPr>
+        <w:t>）</w:t>
       </w:r>
     </w:p>
     <w:p>
@@ -15704,7 +15552,127 @@
         <w:pStyle w:val="Compact"/>
         <w:numPr>
           <w:ilvl w:val="1"/>
-          <w:numId w:val="1028"/>
+          <w:numId w:val="1029"/>
+        </w:numPr>
+      </w:pPr>
+      <w:r>
+        <w:rPr>
+          <w:rFonts w:hint="eastAsia" w:ascii="Times New Roman" w:hAnsi="Times New Roman" w:eastAsia="FangSong" w:cs="Times New Roman"/>
+        </w:rPr>
+        <w:t xml:space="preserve">步骤</w:t>
+      </w:r>
+      <w:r>
+        <w:rPr>
+          <w:rFonts w:ascii="Times New Roman" w:hAnsi="Times New Roman" w:eastAsia="Times New Roman" w:cs="Times New Roman"/>
+        </w:rPr>
+        <w:t xml:space="preserve"> 1 </w:t>
+      </w:r>
+      <w:r>
+        <w:rPr>
+          <w:rFonts w:hint="eastAsia" w:ascii="Times New Roman" w:hAnsi="Times New Roman" w:eastAsia="FangSong" w:cs="Times New Roman"/>
+        </w:rPr>
+        <w:t xml:space="preserve">中</w:t>
+      </w:r>
+      <w:r>
+        <w:rPr>
+          <w:rFonts w:ascii="Times New Roman" w:hAnsi="Times New Roman" w:eastAsia="Times New Roman" w:cs="Times New Roman"/>
+        </w:rPr>
+        <w:t xml:space="preserve"> E </w:t>
+      </w:r>
+      <w:r>
+        <w:rPr>
+          <w:rFonts w:hint="eastAsia" w:ascii="Times New Roman" w:hAnsi="Times New Roman" w:eastAsia="FangSong" w:cs="Times New Roman"/>
+        </w:rPr>
+        <w:t xml:space="preserve">需要满足什么构象要求才能发生分子内</w:t>
+      </w:r>
+      <w:r>
+        <w:rPr>
+          <w:rFonts w:ascii="Times New Roman" w:hAnsi="Times New Roman" w:eastAsia="Times New Roman" w:cs="Times New Roman"/>
+        </w:rPr>
+        <w:t xml:space="preserve"> </w:t>
+      </w:r>
+      <w:r>
+        <w:rPr>
+          <w:rFonts w:hint="eastAsia" w:ascii="Times New Roman" w:hAnsi="Times New Roman" w:eastAsia="Times New Roman" w:cs="Times New Roman"/>
+        </w:rPr>
+        <w:t xml:space="preserve">D-A？</w:t>
+      </w:r>
+    </w:p>
+    <w:p>
+      <w:pPr>
+        <w:pStyle w:val="Compact"/>
+        <w:numPr>
+          <w:ilvl w:val="1"/>
+          <w:numId w:val="1029"/>
+        </w:numPr>
+      </w:pPr>
+      <w:r>
+        <w:rPr>
+          <w:rFonts w:hint="eastAsia" w:ascii="Times New Roman" w:hAnsi="Times New Roman" w:eastAsia="FangSong" w:cs="Times New Roman"/>
+        </w:rPr>
+        <w:t xml:space="preserve">如果</w:t>
+      </w:r>
+      <w:r>
+        <w:rPr>
+          <w:rFonts w:ascii="Times New Roman" w:hAnsi="Times New Roman" w:eastAsia="Times New Roman" w:cs="Times New Roman"/>
+        </w:rPr>
+        <w:t xml:space="preserve"> F </w:t>
+      </w:r>
+      <w:r>
+        <w:rPr>
+          <w:rFonts w:hint="eastAsia" w:ascii="Times New Roman" w:hAnsi="Times New Roman" w:eastAsia="FangSong" w:cs="Times New Roman"/>
+        </w:rPr>
+        <w:t xml:space="preserve">中新形成的双键在</w:t>
+      </w:r>
+      <w:r>
+        <w:rPr>
+          <w:rFonts w:ascii="Times New Roman" w:hAnsi="Times New Roman" w:eastAsia="Times New Roman" w:cs="Times New Roman"/>
+        </w:rPr>
+        <w:t xml:space="preserve"> [2+2] </w:t>
+      </w:r>
+      <w:r>
+        <w:rPr>
+          <w:rFonts w:hint="eastAsia" w:ascii="Times New Roman" w:hAnsi="Times New Roman" w:eastAsia="FangSong" w:cs="Times New Roman"/>
+        </w:rPr>
+        <w:t>环加成中作为烯烃组分</w:t>
+      </w:r>
+      <w:r>
+        <w:rPr>
+          <w:rFonts w:hint="eastAsia" w:ascii="Times New Roman" w:hAnsi="Times New Roman" w:eastAsia="Times New Roman" w:cs="Times New Roman"/>
+        </w:rPr>
+        <w:t>，</w:t>
+      </w:r>
+      <w:r>
+        <w:rPr>
+          <w:rFonts w:hint="eastAsia" w:ascii="Times New Roman" w:hAnsi="Times New Roman" w:eastAsia="FangSong" w:cs="Times New Roman"/>
+        </w:rPr>
+        <w:t>光照下的</w:t>
+      </w:r>
+      <w:r>
+        <w:rPr>
+          <w:rFonts w:ascii="Times New Roman" w:hAnsi="Times New Roman" w:eastAsia="Times New Roman" w:cs="Times New Roman"/>
+        </w:rPr>
+        <w:t xml:space="preserve"> [2+2] </w:t>
+      </w:r>
+      <w:r>
+        <w:rPr>
+          <w:rFonts w:hint="eastAsia" w:ascii="Times New Roman" w:hAnsi="Times New Roman" w:eastAsia="FangSong" w:cs="Times New Roman"/>
+        </w:rPr>
+        <w:t>是否允许</w:t>
+      </w:r>
+      <w:r>
+        <w:rPr>
+          <w:rFonts w:hint="eastAsia" w:ascii="Times New Roman" w:hAnsi="Times New Roman" w:eastAsia="Times New Roman" w:cs="Times New Roman"/>
+        </w:rPr>
+        <w:t>？</w:t>
+      </w:r>
+    </w:p>
+    <w:p>
+      <w:pPr>
+        <w:pStyle w:val="Compact"/>
+        <w:numPr>
+          <w:ilvl w:val="1"/>
+          <w:numId w:val="1029"/>
         </w:numPr>
       </w:pPr>
       <w:r>
@@ -22360,27 +22328,6 @@
     <w:abstractNumId w:val="991"/>
   </w:num>
   <w:num w:numId="1002">
-    <w:abstractNumId w:val="991"/>
-  </w:num>
-  <w:num w:numId="1003">
-    <w:abstractNumId w:val="991"/>
-  </w:num>
-  <w:num w:numId="1004">
-    <w:abstractNumId w:val="991"/>
-  </w:num>
-  <w:num w:numId="1005">
-    <w:abstractNumId w:val="991"/>
-  </w:num>
-  <w:num w:numId="1006">
-    <w:abstractNumId w:val="991"/>
-  </w:num>
-  <w:num w:numId="1007">
-    <w:abstractNumId w:val="991"/>
-  </w:num>
-  <w:num w:numId="1008">
-    <w:abstractNumId w:val="991"/>
-  </w:num>
-  <w:num w:numId="1009">
     <w:abstractNumId w:val="99411"/>
     <w:lvlOverride w:ilvl="0">
       <w:startOverride w:val="1"/>
@@ -22410,7 +22357,58 @@
       <w:startOverride w:val="1"/>
     </w:lvlOverride>
   </w:num>
+  <w:num w:numId="1003">
+    <w:abstractNumId w:val="991"/>
+  </w:num>
+  <w:num w:numId="1004">
+    <w:abstractNumId w:val="991"/>
+  </w:num>
+  <w:num w:numId="1005">
+    <w:abstractNumId w:val="991"/>
+  </w:num>
+  <w:num w:numId="1006">
+    <w:abstractNumId w:val="991"/>
+  </w:num>
+  <w:num w:numId="1007">
+    <w:abstractNumId w:val="991"/>
+  </w:num>
+  <w:num w:numId="1008">
+    <w:abstractNumId w:val="991"/>
+  </w:num>
+  <w:num w:numId="1009">
+    <w:abstractNumId w:val="991"/>
+  </w:num>
   <w:num w:numId="1010">
+    <w:abstractNumId w:val="99411"/>
+    <w:lvlOverride w:ilvl="0">
+      <w:startOverride w:val="1"/>
+    </w:lvlOverride>
+    <w:lvlOverride w:ilvl="1">
+      <w:startOverride w:val="1"/>
+    </w:lvlOverride>
+    <w:lvlOverride w:ilvl="2">
+      <w:startOverride w:val="1"/>
+    </w:lvlOverride>
+    <w:lvlOverride w:ilvl="3">
+      <w:startOverride w:val="1"/>
+    </w:lvlOverride>
+    <w:lvlOverride w:ilvl="4">
+      <w:startOverride w:val="1"/>
+    </w:lvlOverride>
+    <w:lvlOverride w:ilvl="5">
+      <w:startOverride w:val="1"/>
+    </w:lvlOverride>
+    <w:lvlOverride w:ilvl="6">
+      <w:startOverride w:val="1"/>
+    </w:lvlOverride>
+    <w:lvlOverride w:ilvl="7">
+      <w:startOverride w:val="1"/>
+    </w:lvlOverride>
+    <w:lvlOverride w:ilvl="8">
+      <w:startOverride w:val="1"/>
+    </w:lvlOverride>
+  </w:num>
+  <w:num w:numId="1011">
     <w:abstractNumId w:val="99413"/>
     <w:lvlOverride w:ilvl="0">
       <w:startOverride w:val="3"/>
@@ -22440,7 +22438,7 @@
       <w:startOverride w:val="3"/>
     </w:lvlOverride>
   </w:num>
-  <w:num w:numId="1011">
+  <w:num w:numId="1012">
     <w:abstractNumId w:val="99731"/>
     <w:lvlOverride w:ilvl="0">
       <w:startOverride w:val="1"/>
@@ -22470,7 +22468,7 @@
       <w:startOverride w:val="1"/>
     </w:lvlOverride>
   </w:num>
-  <w:num w:numId="1012">
+  <w:num w:numId="1013">
     <w:abstractNumId w:val="99415"/>
     <w:lvlOverride w:ilvl="0">
       <w:startOverride w:val="5"/>
@@ -22500,7 +22498,7 @@
       <w:startOverride w:val="5"/>
     </w:lvlOverride>
   </w:num>
-  <w:num w:numId="1013">
+  <w:num w:numId="1014">
     <w:abstractNumId w:val="99731"/>
     <w:lvlOverride w:ilvl="0">
       <w:startOverride w:val="1"/>
@@ -22530,7 +22528,7 @@
       <w:startOverride w:val="1"/>
     </w:lvlOverride>
   </w:num>
-  <w:num w:numId="1014">
+  <w:num w:numId="1015">
     <w:abstractNumId w:val="99416"/>
     <w:lvlOverride w:ilvl="0">
       <w:startOverride w:val="6"/>
@@ -22560,7 +22558,7 @@
       <w:startOverride w:val="6"/>
     </w:lvlOverride>
   </w:num>
-  <w:num w:numId="1015">
+  <w:num w:numId="1016">
     <w:abstractNumId w:val="99731"/>
     <w:lvlOverride w:ilvl="0">
       <w:startOverride w:val="1"/>
@@ -22590,7 +22588,7 @@
       <w:startOverride w:val="1"/>
     </w:lvlOverride>
   </w:num>
-  <w:num w:numId="1016">
+  <w:num w:numId="1017">
     <w:abstractNumId w:val="99417"/>
     <w:lvlOverride w:ilvl="0">
       <w:startOverride w:val="7"/>
@@ -22620,7 +22618,7 @@
       <w:startOverride w:val="7"/>
     </w:lvlOverride>
   </w:num>
-  <w:num w:numId="1017">
+  <w:num w:numId="1018">
     <w:abstractNumId w:val="99731"/>
     <w:lvlOverride w:ilvl="0">
       <w:startOverride w:val="1"/>
@@ -22650,7 +22648,7 @@
       <w:startOverride w:val="1"/>
     </w:lvlOverride>
   </w:num>
-  <w:num w:numId="1018">
+  <w:num w:numId="1019">
     <w:abstractNumId w:val="99418"/>
     <w:lvlOverride w:ilvl="0">
       <w:startOverride w:val="8"/>
@@ -22680,7 +22678,7 @@
       <w:startOverride w:val="8"/>
     </w:lvlOverride>
   </w:num>
-  <w:num w:numId="1019">
+  <w:num w:numId="1020">
     <w:abstractNumId w:val="99731"/>
     <w:lvlOverride w:ilvl="0">
       <w:startOverride w:val="1"/>
@@ -22710,7 +22708,7 @@
       <w:startOverride w:val="1"/>
     </w:lvlOverride>
   </w:num>
-  <w:num w:numId="1020">
+  <w:num w:numId="1021">
     <w:abstractNumId w:val="99419"/>
     <w:lvlOverride w:ilvl="0">
       <w:startOverride w:val="9"/>
@@ -22740,7 +22738,7 @@
       <w:startOverride w:val="9"/>
     </w:lvlOverride>
   </w:num>
-  <w:num w:numId="1021">
+  <w:num w:numId="1022">
     <w:abstractNumId w:val="99731"/>
     <w:lvlOverride w:ilvl="0">
       <w:startOverride w:val="1"/>
@@ -22770,7 +22768,7 @@
       <w:startOverride w:val="1"/>
     </w:lvlOverride>
   </w:num>
-  <w:num w:numId="1022">
+  <w:num w:numId="1023">
     <w:abstractNumId w:val="994111"/>
     <w:lvlOverride w:ilvl="0">
       <w:startOverride w:val="11"/>
@@ -22800,7 +22798,7 @@
       <w:startOverride w:val="11"/>
     </w:lvlOverride>
   </w:num>
-  <w:num w:numId="1023">
+  <w:num w:numId="1024">
     <w:abstractNumId w:val="99731"/>
     <w:lvlOverride w:ilvl="0">
       <w:startOverride w:val="1"/>
@@ -22830,7 +22828,7 @@
       <w:startOverride w:val="1"/>
     </w:lvlOverride>
   </w:num>
-  <w:num w:numId="1024">
+  <w:num w:numId="1025">
     <w:abstractNumId w:val="994112"/>
     <w:lvlOverride w:ilvl="0">
       <w:startOverride w:val="12"/>
@@ -22860,7 +22858,7 @@
       <w:startOverride w:val="12"/>
     </w:lvlOverride>
   </w:num>
-  <w:num w:numId="1025">
+  <w:num w:numId="1026">
     <w:abstractNumId w:val="994113"/>
     <w:lvlOverride w:ilvl="0">
       <w:startOverride w:val="13"/>
@@ -22888,36 +22886,6 @@
     </w:lvlOverride>
     <w:lvlOverride w:ilvl="8">
       <w:startOverride w:val="13"/>
-    </w:lvlOverride>
-  </w:num>
-  <w:num w:numId="1026">
-    <w:abstractNumId w:val="99731"/>
-    <w:lvlOverride w:ilvl="0">
-      <w:startOverride w:val="1"/>
-    </w:lvlOverride>
-    <w:lvlOverride w:ilvl="1">
-      <w:startOverride w:val="1"/>
-    </w:lvlOverride>
-    <w:lvlOverride w:ilvl="2">
-      <w:startOverride w:val="1"/>
-    </w:lvlOverride>
-    <w:lvlOverride w:ilvl="3">
-      <w:startOverride w:val="1"/>
-    </w:lvlOverride>
-    <w:lvlOverride w:ilvl="4">
-      <w:startOverride w:val="1"/>
-    </w:lvlOverride>
-    <w:lvlOverride w:ilvl="5">
-      <w:startOverride w:val="1"/>
-    </w:lvlOverride>
-    <w:lvlOverride w:ilvl="6">
-      <w:startOverride w:val="1"/>
-    </w:lvlOverride>
-    <w:lvlOverride w:ilvl="7">
-      <w:startOverride w:val="1"/>
-    </w:lvlOverride>
-    <w:lvlOverride w:ilvl="8">
-      <w:startOverride w:val="1"/>
     </w:lvlOverride>
   </w:num>
   <w:num w:numId="1027">
@@ -22951,6 +22919,36 @@
     </w:lvlOverride>
   </w:num>
   <w:num w:numId="1028">
+    <w:abstractNumId w:val="99731"/>
+    <w:lvlOverride w:ilvl="0">
+      <w:startOverride w:val="1"/>
+    </w:lvlOverride>
+    <w:lvlOverride w:ilvl="1">
+      <w:startOverride w:val="1"/>
+    </w:lvlOverride>
+    <w:lvlOverride w:ilvl="2">
+      <w:startOverride w:val="1"/>
+    </w:lvlOverride>
+    <w:lvlOverride w:ilvl="3">
+      <w:startOverride w:val="1"/>
+    </w:lvlOverride>
+    <w:lvlOverride w:ilvl="4">
+      <w:startOverride w:val="1"/>
+    </w:lvlOverride>
+    <w:lvlOverride w:ilvl="5">
+      <w:startOverride w:val="1"/>
+    </w:lvlOverride>
+    <w:lvlOverride w:ilvl="6">
+      <w:startOverride w:val="1"/>
+    </w:lvlOverride>
+    <w:lvlOverride w:ilvl="7">
+      <w:startOverride w:val="1"/>
+    </w:lvlOverride>
+    <w:lvlOverride w:ilvl="8">
+      <w:startOverride w:val="1"/>
+    </w:lvlOverride>
+  </w:num>
+  <w:num w:numId="1029">
     <w:abstractNumId w:val="99731"/>
     <w:lvlOverride w:ilvl="0">
       <w:startOverride w:val="1"/>
@@ -23661,7 +23659,7 @@
     <ns0:name ns0:val="Verbatim Char"/>
     <ns0:basedOn ns0:val="BodyTextChar"/>
     <ns0:rPr>
-      <ns0:rFonts ns0:ascii="SimSun" ns0:hAnsi="SimSun" ns0:eastAsia="SimSun" ns0:cs="SimSun"/>
+      <ns0:rFonts ns0:ascii="SimSun" ns0:cs="SimSun" ns0:eastAsia="SimSun" ns0:hAnsi="SimSun"/>
       <ns0:b ns0:val="0"/>
       <ns0:sz ns0:val="20"/>
     </ns0:rPr>
@@ -23723,7 +23721,7 @@
       <w:wordWrap w:val="off"/>
     </w:pPr>
     <ns0:rPr>
-      <w:rFonts w:ascii="SimSun" w:hAnsi="SimSun" w:eastAsia="SimSun" w:cs="SimSun"/>
+      <w:rFonts ns0:ascii="SimSun" ns0:hAnsi="SimSun" ns0:eastAsia="SimSun" ns0:cs="SimSun"/>
     </ns0:rPr>
   </w:style>
   <w:style w:type="character" w:customStyle="1" w:styleId="KeywordTok">

--- a/06-学生侧材料/讲义/有机化学/周环反应.docx
+++ b/06-学生侧材料/讲义/有机化学/周环反应.docx
@@ -5471,391 +5471,330 @@
     </w:p>
     <w:p>
       <w:pPr>
-        <w:pStyle w:val="SourceCode"/>
-      </w:pPr>
-      <w:r>
-        <w:rPr>
-          <w:rStyle w:val="VerbatimChar"/>
-          <w:rFonts w:ascii="SimSun" w:hAnsi="SimSun" w:eastAsia="SimSun" w:cs="SimSun"/>
+        <w:pStyle w:val="Compact"/>
+        <w:numPr>
+          <w:ilvl w:val="0"/>
+          <w:numId w:val="1005"/>
+        </w:numPr>
+      </w:pPr>
+      <w:r>
+        <w:rPr>
+          <w:rFonts w:ascii="Times New Roman" w:hAnsi="Times New Roman" w:eastAsia="Times New Roman" w:cs="Times New Roman"/>
         </w:rPr>
         <w:t xml:space="preserve">4n </w:t>
       </w:r>
       <w:r>
         <w:rPr>
-          <w:rStyle w:val="VerbatimChar"/>
-          <w:rFonts w:hint="eastAsia" w:ascii="SimSun" w:hAnsi="SimSun" w:eastAsia="SimSun" w:cs="SimSun"/>
+          <w:rFonts w:hint="eastAsia" w:ascii="Times New Roman" w:hAnsi="Times New Roman" w:eastAsia="FangSong" w:cs="Times New Roman"/>
         </w:rPr>
         <w:t>体系</w:t>
       </w:r>
       <w:r>
         <w:rPr>
-          <w:rStyle w:val="VerbatimChar"/>
-          <w:rFonts w:hint="eastAsia" w:ascii="SimSun" w:hAnsi="SimSun" w:eastAsia="SimSun" w:cs="SimSun"/>
+          <w:rFonts w:hint="eastAsia" w:ascii="Times New Roman" w:hAnsi="Times New Roman" w:eastAsia="Times New Roman" w:cs="Times New Roman"/>
         </w:rPr>
         <w:t>（</w:t>
       </w:r>
       <w:r>
         <w:rPr>
-          <w:rStyle w:val="VerbatimChar"/>
-          <w:rFonts w:hint="eastAsia" w:ascii="SimSun" w:hAnsi="SimSun" w:eastAsia="SimSun" w:cs="SimSun"/>
+          <w:rFonts w:hint="eastAsia" w:ascii="Times New Roman" w:hAnsi="Times New Roman" w:eastAsia="FangSong" w:cs="Times New Roman"/>
         </w:rPr>
         <w:t>如</w:t>
       </w:r>
       <w:r>
         <w:rPr>
-          <w:rStyle w:val="VerbatimChar"/>
-          <w:rFonts w:ascii="SimSun" w:hAnsi="SimSun" w:eastAsia="SimSun" w:cs="SimSun"/>
+          <w:rFonts w:ascii="Times New Roman" w:hAnsi="Times New Roman" w:eastAsia="Times New Roman" w:cs="Times New Roman"/>
         </w:rPr>
         <w:t xml:space="preserve"> 4π </w:t>
       </w:r>
       <w:r>
         <w:rPr>
-          <w:rStyle w:val="VerbatimChar"/>
-          <w:rFonts w:hint="eastAsia" w:ascii="SimSun" w:hAnsi="SimSun" w:eastAsia="SimSun" w:cs="SimSun"/>
+          <w:rFonts w:hint="eastAsia" w:ascii="Times New Roman" w:hAnsi="Times New Roman" w:eastAsia="FangSong" w:cs="Times New Roman"/>
         </w:rPr>
         <w:t>丁二烯</w:t>
       </w:r>
       <w:r>
         <w:rPr>
-          <w:rStyle w:val="VerbatimChar"/>
-          <w:rFonts w:hint="eastAsia" w:ascii="SimSun" w:hAnsi="SimSun" w:eastAsia="SimSun" w:cs="SimSun"/>
+          <w:rFonts w:hint="eastAsia" w:ascii="Times New Roman" w:hAnsi="Times New Roman" w:eastAsia="Times New Roman" w:cs="Times New Roman"/>
         </w:rPr>
         <w:t>）：</w:t>
       </w:r>
-      <w:r>
-        <w:rPr>
-          <w:rFonts w:ascii="SimSun" w:hAnsi="SimSun" w:eastAsia="SimSun" w:cs="SimSun"/>
-        </w:rPr>
-        <w:br/>
-      </w:r>
-      <w:r>
-        <w:rPr>
-          <w:rStyle w:val="VerbatimChar"/>
-          <w:rFonts w:ascii="SimSun" w:hAnsi="SimSun" w:eastAsia="SimSun" w:cs="SimSun"/>
-        </w:rPr>
-        <w:t xml:space="preserve">  ──→  </w:t>
-      </w:r>
-      <w:r>
-        <w:rPr>
-          <w:rStyle w:val="VerbatimChar"/>
-          <w:rFonts w:hint="eastAsia" w:ascii="SimSun" w:hAnsi="SimSun" w:eastAsia="SimSun" w:cs="SimSun"/>
+    </w:p>
+    <w:p>
+      <w:pPr>
+        <w:pStyle w:val="Compact"/>
+        <w:numPr>
+          <w:ilvl w:val="1"/>
+          <w:numId w:val="1006"/>
+        </w:numPr>
+      </w:pPr>
+      <w:r>
+        <w:rPr>
+          <w:rFonts w:hint="eastAsia" w:ascii="Times New Roman" w:hAnsi="Times New Roman" w:eastAsia="FangSong" w:cs="Times New Roman"/>
         </w:rPr>
         <w:t>热</w:t>
       </w:r>
       <w:r>
         <w:rPr>
-          <w:rStyle w:val="VerbatimChar"/>
-          <w:rFonts w:hint="eastAsia" w:ascii="SimSun" w:hAnsi="SimSun" w:eastAsia="SimSun" w:cs="SimSun"/>
+          <w:rFonts w:hint="eastAsia" w:ascii="Times New Roman" w:hAnsi="Times New Roman" w:eastAsia="Times New Roman" w:cs="Times New Roman"/>
         </w:rPr>
         <w:t>：</w:t>
       </w:r>
       <w:r>
         <w:rPr>
-          <w:rStyle w:val="VerbatimChar"/>
-          <w:rFonts w:hint="eastAsia" w:ascii="SimSun" w:hAnsi="SimSun" w:eastAsia="SimSun" w:cs="SimSun"/>
+          <w:rFonts w:hint="eastAsia" w:ascii="Times New Roman" w:hAnsi="Times New Roman" w:eastAsia="FangSong" w:cs="Times New Roman"/>
         </w:rPr>
         <w:t>两个末端向相同方向旋转</w:t>
       </w:r>
       <w:r>
         <w:rPr>
-          <w:rStyle w:val="VerbatimChar"/>
-          <w:rFonts w:hint="eastAsia" w:ascii="SimSun" w:hAnsi="SimSun" w:eastAsia="SimSun" w:cs="SimSun"/>
+          <w:rFonts w:hint="eastAsia" w:ascii="Times New Roman" w:hAnsi="Times New Roman" w:eastAsia="Times New Roman" w:cs="Times New Roman"/>
         </w:rPr>
         <w:t>（</w:t>
       </w:r>
       <w:r>
         <w:rPr>
-          <w:rStyle w:val="VerbatimChar"/>
-          <w:rFonts w:hint="eastAsia" w:ascii="SimSun" w:hAnsi="SimSun" w:eastAsia="SimSun" w:cs="SimSun"/>
+          <w:rFonts w:hint="eastAsia" w:ascii="Times New Roman" w:hAnsi="Times New Roman" w:eastAsia="FangSong" w:cs="Times New Roman"/>
         </w:rPr>
         <w:t>顺旋</w:t>
       </w:r>
       <w:r>
         <w:rPr>
-          <w:rStyle w:val="VerbatimChar"/>
-          <w:rFonts w:hint="eastAsia" w:ascii="SimSun" w:hAnsi="SimSun" w:eastAsia="SimSun" w:cs="SimSun"/>
+          <w:rFonts w:hint="eastAsia" w:ascii="Times New Roman" w:hAnsi="Times New Roman" w:eastAsia="Times New Roman" w:cs="Times New Roman"/>
         </w:rPr>
         <w:t>）→</w:t>
       </w:r>
       <w:r>
         <w:rPr>
-          <w:rStyle w:val="VerbatimChar"/>
-          <w:rFonts w:ascii="SimSun" w:hAnsi="SimSun" w:eastAsia="SimSun" w:cs="SimSun"/>
+          <w:rFonts w:ascii="Times New Roman" w:hAnsi="Times New Roman" w:eastAsia="Times New Roman" w:cs="Times New Roman"/>
         </w:rPr>
         <w:t xml:space="preserve"> </w:t>
       </w:r>
       <w:r>
         <w:rPr>
-          <w:rStyle w:val="VerbatimChar"/>
-          <w:rFonts w:hint="eastAsia" w:ascii="SimSun" w:hAnsi="SimSun" w:eastAsia="SimSun" w:cs="SimSun"/>
+          <w:rFonts w:hint="eastAsia" w:ascii="Times New Roman" w:hAnsi="Times New Roman" w:eastAsia="FangSong" w:cs="Times New Roman"/>
         </w:rPr>
         <w:t xml:space="preserve">反式产物</w:t>
       </w:r>
-      <w:r>
-        <w:rPr>
-          <w:rFonts w:ascii="SimSun" w:hAnsi="SimSun" w:eastAsia="SimSun" w:cs="SimSun"/>
-        </w:rPr>
-        <w:br/>
-      </w:r>
-      <w:r>
-        <w:rPr>
-          <w:rStyle w:val="VerbatimChar"/>
-          <w:rFonts w:ascii="SimSun" w:hAnsi="SimSun" w:eastAsia="SimSun" w:cs="SimSun"/>
-        </w:rPr>
-        <w:t xml:space="preserve">  ──→  </w:t>
-      </w:r>
-      <w:r>
-        <w:rPr>
-          <w:rStyle w:val="VerbatimChar"/>
-          <w:rFonts w:hint="eastAsia" w:ascii="SimSun" w:hAnsi="SimSun" w:eastAsia="SimSun" w:cs="SimSun"/>
+    </w:p>
+    <w:p>
+      <w:pPr>
+        <w:pStyle w:val="Compact"/>
+        <w:numPr>
+          <w:ilvl w:val="1"/>
+          <w:numId w:val="1006"/>
+        </w:numPr>
+      </w:pPr>
+      <w:r>
+        <w:rPr>
+          <w:rFonts w:hint="eastAsia" w:ascii="Times New Roman" w:hAnsi="Times New Roman" w:eastAsia="FangSong" w:cs="Times New Roman"/>
         </w:rPr>
         <w:t>光</w:t>
       </w:r>
       <w:r>
         <w:rPr>
-          <w:rStyle w:val="VerbatimChar"/>
-          <w:rFonts w:hint="eastAsia" w:ascii="SimSun" w:hAnsi="SimSun" w:eastAsia="SimSun" w:cs="SimSun"/>
+          <w:rFonts w:hint="eastAsia" w:ascii="Times New Roman" w:hAnsi="Times New Roman" w:eastAsia="Times New Roman" w:cs="Times New Roman"/>
         </w:rPr>
         <w:t>：</w:t>
       </w:r>
       <w:r>
         <w:rPr>
-          <w:rStyle w:val="VerbatimChar"/>
-          <w:rFonts w:hint="eastAsia" w:ascii="SimSun" w:hAnsi="SimSun" w:eastAsia="SimSun" w:cs="SimSun"/>
+          <w:rFonts w:hint="eastAsia" w:ascii="Times New Roman" w:hAnsi="Times New Roman" w:eastAsia="FangSong" w:cs="Times New Roman"/>
         </w:rPr>
         <w:t>两个末端向相反方向旋转</w:t>
       </w:r>
       <w:r>
         <w:rPr>
-          <w:rStyle w:val="VerbatimChar"/>
-          <w:rFonts w:hint="eastAsia" w:ascii="SimSun" w:hAnsi="SimSun" w:eastAsia="SimSun" w:cs="SimSun"/>
+          <w:rFonts w:hint="eastAsia" w:ascii="Times New Roman" w:hAnsi="Times New Roman" w:eastAsia="Times New Roman" w:cs="Times New Roman"/>
         </w:rPr>
         <w:t>（</w:t>
       </w:r>
       <w:r>
         <w:rPr>
-          <w:rStyle w:val="VerbatimChar"/>
-          <w:rFonts w:hint="eastAsia" w:ascii="SimSun" w:hAnsi="SimSun" w:eastAsia="SimSun" w:cs="SimSun"/>
+          <w:rFonts w:hint="eastAsia" w:ascii="Times New Roman" w:hAnsi="Times New Roman" w:eastAsia="FangSong" w:cs="Times New Roman"/>
         </w:rPr>
         <w:t>对旋</w:t>
       </w:r>
       <w:r>
         <w:rPr>
-          <w:rStyle w:val="VerbatimChar"/>
-          <w:rFonts w:hint="eastAsia" w:ascii="SimSun" w:hAnsi="SimSun" w:eastAsia="SimSun" w:cs="SimSun"/>
+          <w:rFonts w:hint="eastAsia" w:ascii="Times New Roman" w:hAnsi="Times New Roman" w:eastAsia="Times New Roman" w:cs="Times New Roman"/>
         </w:rPr>
         <w:t>）→</w:t>
       </w:r>
       <w:r>
         <w:rPr>
-          <w:rStyle w:val="VerbatimChar"/>
-          <w:rFonts w:ascii="SimSun" w:hAnsi="SimSun" w:eastAsia="SimSun" w:cs="SimSun"/>
+          <w:rFonts w:ascii="Times New Roman" w:hAnsi="Times New Roman" w:eastAsia="Times New Roman" w:cs="Times New Roman"/>
         </w:rPr>
         <w:t xml:space="preserve"> </w:t>
       </w:r>
       <w:r>
         <w:rPr>
-          <w:rStyle w:val="VerbatimChar"/>
-          <w:rFonts w:hint="eastAsia" w:ascii="SimSun" w:hAnsi="SimSun" w:eastAsia="SimSun" w:cs="SimSun"/>
+          <w:rFonts w:hint="eastAsia" w:ascii="Times New Roman" w:hAnsi="Times New Roman" w:eastAsia="FangSong" w:cs="Times New Roman"/>
         </w:rPr>
         <w:t xml:space="preserve">顺式产物</w:t>
       </w:r>
-      <w:r>
-        <w:rPr>
-          <w:rFonts w:ascii="SimSun" w:hAnsi="SimSun" w:eastAsia="SimSun" w:cs="SimSun"/>
-        </w:rPr>
-        <w:br/>
-      </w:r>
-      <w:r>
-        <w:rPr>
-          <w:rFonts w:ascii="SimSun" w:hAnsi="SimSun" w:eastAsia="SimSun" w:cs="SimSun"/>
-        </w:rPr>
-        <w:br/>
-      </w:r>
-      <w:r>
-        <w:rPr>
-          <w:rStyle w:val="VerbatimChar"/>
-          <w:rFonts w:ascii="SimSun" w:hAnsi="SimSun" w:eastAsia="SimSun" w:cs="SimSun"/>
+    </w:p>
+    <w:p>
+      <w:pPr>
+        <w:pStyle w:val="Compact"/>
+        <w:numPr>
+          <w:ilvl w:val="0"/>
+          <w:numId w:val="1005"/>
+        </w:numPr>
+      </w:pPr>
+      <w:r>
+        <w:rPr>
+          <w:rFonts w:ascii="Times New Roman" w:hAnsi="Times New Roman" w:eastAsia="Times New Roman" w:cs="Times New Roman"/>
         </w:rPr>
         <w:t xml:space="preserve">4n+2 </w:t>
       </w:r>
       <w:r>
         <w:rPr>
-          <w:rStyle w:val="VerbatimChar"/>
-          <w:rFonts w:hint="eastAsia" w:ascii="SimSun" w:hAnsi="SimSun" w:eastAsia="SimSun" w:cs="SimSun"/>
+          <w:rFonts w:hint="eastAsia" w:ascii="Times New Roman" w:hAnsi="Times New Roman" w:eastAsia="FangSong" w:cs="Times New Roman"/>
         </w:rPr>
         <w:t>体系</w:t>
       </w:r>
       <w:r>
         <w:rPr>
-          <w:rStyle w:val="VerbatimChar"/>
-          <w:rFonts w:hint="eastAsia" w:ascii="SimSun" w:hAnsi="SimSun" w:eastAsia="SimSun" w:cs="SimSun"/>
+          <w:rFonts w:hint="eastAsia" w:ascii="Times New Roman" w:hAnsi="Times New Roman" w:eastAsia="Times New Roman" w:cs="Times New Roman"/>
         </w:rPr>
         <w:t>（</w:t>
       </w:r>
       <w:r>
         <w:rPr>
-          <w:rStyle w:val="VerbatimChar"/>
-          <w:rFonts w:hint="eastAsia" w:ascii="SimSun" w:hAnsi="SimSun" w:eastAsia="SimSun" w:cs="SimSun"/>
+          <w:rFonts w:hint="eastAsia" w:ascii="Times New Roman" w:hAnsi="Times New Roman" w:eastAsia="FangSong" w:cs="Times New Roman"/>
         </w:rPr>
         <w:t>如</w:t>
       </w:r>
       <w:r>
         <w:rPr>
-          <w:rStyle w:val="VerbatimChar"/>
-          <w:rFonts w:ascii="SimSun" w:hAnsi="SimSun" w:eastAsia="SimSun" w:cs="SimSun"/>
+          <w:rFonts w:ascii="Times New Roman" w:hAnsi="Times New Roman" w:eastAsia="Times New Roman" w:cs="Times New Roman"/>
         </w:rPr>
         <w:t xml:space="preserve"> 6π </w:t>
       </w:r>
       <w:r>
         <w:rPr>
-          <w:rStyle w:val="VerbatimChar"/>
-          <w:rFonts w:hint="eastAsia" w:ascii="SimSun" w:hAnsi="SimSun" w:eastAsia="SimSun" w:cs="SimSun"/>
+          <w:rFonts w:hint="eastAsia" w:ascii="Times New Roman" w:hAnsi="Times New Roman" w:eastAsia="FangSong" w:cs="Times New Roman"/>
         </w:rPr>
         <w:t>己三烯</w:t>
       </w:r>
       <w:r>
         <w:rPr>
-          <w:rStyle w:val="VerbatimChar"/>
-          <w:rFonts w:hint="eastAsia" w:ascii="SimSun" w:hAnsi="SimSun" w:eastAsia="SimSun" w:cs="SimSun"/>
+          <w:rFonts w:hint="eastAsia" w:ascii="Times New Roman" w:hAnsi="Times New Roman" w:eastAsia="Times New Roman" w:cs="Times New Roman"/>
         </w:rPr>
         <w:t>）：</w:t>
       </w:r>
-      <w:r>
-        <w:rPr>
-          <w:rFonts w:ascii="SimSun" w:hAnsi="SimSun" w:eastAsia="SimSun" w:cs="SimSun"/>
-        </w:rPr>
-        <w:br/>
-      </w:r>
-      <w:r>
-        <w:rPr>
-          <w:rStyle w:val="VerbatimChar"/>
-          <w:rFonts w:ascii="SimSun" w:hAnsi="SimSun" w:eastAsia="SimSun" w:cs="SimSun"/>
-        </w:rPr>
-        <w:t xml:space="preserve">  ──→  </w:t>
-      </w:r>
-      <w:r>
-        <w:rPr>
-          <w:rStyle w:val="VerbatimChar"/>
-          <w:rFonts w:hint="eastAsia" w:ascii="SimSun" w:hAnsi="SimSun" w:eastAsia="SimSun" w:cs="SimSun"/>
+    </w:p>
+    <w:p>
+      <w:pPr>
+        <w:pStyle w:val="Compact"/>
+        <w:numPr>
+          <w:ilvl w:val="1"/>
+          <w:numId w:val="1007"/>
+        </w:numPr>
+      </w:pPr>
+      <w:r>
+        <w:rPr>
+          <w:rFonts w:hint="eastAsia" w:ascii="Times New Roman" w:hAnsi="Times New Roman" w:eastAsia="FangSong" w:cs="Times New Roman"/>
         </w:rPr>
         <w:t>热</w:t>
       </w:r>
       <w:r>
         <w:rPr>
-          <w:rStyle w:val="VerbatimChar"/>
-          <w:rFonts w:hint="eastAsia" w:ascii="SimSun" w:hAnsi="SimSun" w:eastAsia="SimSun" w:cs="SimSun"/>
+          <w:rFonts w:hint="eastAsia" w:ascii="Times New Roman" w:hAnsi="Times New Roman" w:eastAsia="Times New Roman" w:cs="Times New Roman"/>
         </w:rPr>
         <w:t>：</w:t>
       </w:r>
       <w:r>
         <w:rPr>
-          <w:rStyle w:val="VerbatimChar"/>
-          <w:rFonts w:hint="eastAsia" w:ascii="SimSun" w:hAnsi="SimSun" w:eastAsia="SimSun" w:cs="SimSun"/>
+          <w:rFonts w:hint="eastAsia" w:ascii="Times New Roman" w:hAnsi="Times New Roman" w:eastAsia="FangSong" w:cs="Times New Roman"/>
         </w:rPr>
         <w:t>两个末端向相反方向旋转</w:t>
       </w:r>
       <w:r>
         <w:rPr>
-          <w:rStyle w:val="VerbatimChar"/>
-          <w:rFonts w:hint="eastAsia" w:ascii="SimSun" w:hAnsi="SimSun" w:eastAsia="SimSun" w:cs="SimSun"/>
+          <w:rFonts w:hint="eastAsia" w:ascii="Times New Roman" w:hAnsi="Times New Roman" w:eastAsia="Times New Roman" w:cs="Times New Roman"/>
         </w:rPr>
         <w:t>（</w:t>
       </w:r>
       <w:r>
         <w:rPr>
-          <w:rStyle w:val="VerbatimChar"/>
-          <w:rFonts w:hint="eastAsia" w:ascii="SimSun" w:hAnsi="SimSun" w:eastAsia="SimSun" w:cs="SimSun"/>
+          <w:rFonts w:hint="eastAsia" w:ascii="Times New Roman" w:hAnsi="Times New Roman" w:eastAsia="FangSong" w:cs="Times New Roman"/>
         </w:rPr>
         <w:t>对旋</w:t>
       </w:r>
       <w:r>
         <w:rPr>
-          <w:rStyle w:val="VerbatimChar"/>
-          <w:rFonts w:hint="eastAsia" w:ascii="SimSun" w:hAnsi="SimSun" w:eastAsia="SimSun" w:cs="SimSun"/>
+          <w:rFonts w:hint="eastAsia" w:ascii="Times New Roman" w:hAnsi="Times New Roman" w:eastAsia="Times New Roman" w:cs="Times New Roman"/>
         </w:rPr>
         <w:t>）→</w:t>
       </w:r>
       <w:r>
         <w:rPr>
-          <w:rStyle w:val="VerbatimChar"/>
-          <w:rFonts w:ascii="SimSun" w:hAnsi="SimSun" w:eastAsia="SimSun" w:cs="SimSun"/>
+          <w:rFonts w:ascii="Times New Roman" w:hAnsi="Times New Roman" w:eastAsia="Times New Roman" w:cs="Times New Roman"/>
         </w:rPr>
         <w:t xml:space="preserve"> </w:t>
       </w:r>
       <w:r>
         <w:rPr>
-          <w:rStyle w:val="VerbatimChar"/>
-          <w:rFonts w:hint="eastAsia" w:ascii="SimSun" w:hAnsi="SimSun" w:eastAsia="SimSun" w:cs="SimSun"/>
+          <w:rFonts w:hint="eastAsia" w:ascii="Times New Roman" w:hAnsi="Times New Roman" w:eastAsia="FangSong" w:cs="Times New Roman"/>
         </w:rPr>
         <w:t xml:space="preserve">顺式产物</w:t>
       </w:r>
-      <w:r>
-        <w:rPr>
-          <w:rFonts w:ascii="SimSun" w:hAnsi="SimSun" w:eastAsia="SimSun" w:cs="SimSun"/>
-        </w:rPr>
-        <w:br/>
-      </w:r>
-      <w:r>
-        <w:rPr>
-          <w:rStyle w:val="VerbatimChar"/>
-          <w:rFonts w:ascii="SimSun" w:hAnsi="SimSun" w:eastAsia="SimSun" w:cs="SimSun"/>
-        </w:rPr>
-        <w:t xml:space="preserve">  ──→  </w:t>
-      </w:r>
-      <w:r>
-        <w:rPr>
-          <w:rStyle w:val="VerbatimChar"/>
-          <w:rFonts w:hint="eastAsia" w:ascii="SimSun" w:hAnsi="SimSun" w:eastAsia="SimSun" w:cs="SimSun"/>
+    </w:p>
+    <w:p>
+      <w:pPr>
+        <w:pStyle w:val="Compact"/>
+        <w:numPr>
+          <w:ilvl w:val="1"/>
+          <w:numId w:val="1007"/>
+        </w:numPr>
+      </w:pPr>
+      <w:r>
+        <w:rPr>
+          <w:rFonts w:hint="eastAsia" w:ascii="Times New Roman" w:hAnsi="Times New Roman" w:eastAsia="FangSong" w:cs="Times New Roman"/>
         </w:rPr>
         <w:t>光</w:t>
       </w:r>
       <w:r>
         <w:rPr>
-          <w:rStyle w:val="VerbatimChar"/>
-          <w:rFonts w:hint="eastAsia" w:ascii="SimSun" w:hAnsi="SimSun" w:eastAsia="SimSun" w:cs="SimSun"/>
+          <w:rFonts w:hint="eastAsia" w:ascii="Times New Roman" w:hAnsi="Times New Roman" w:eastAsia="Times New Roman" w:cs="Times New Roman"/>
         </w:rPr>
         <w:t>：</w:t>
       </w:r>
       <w:r>
         <w:rPr>
-          <w:rStyle w:val="VerbatimChar"/>
-          <w:rFonts w:hint="eastAsia" w:ascii="SimSun" w:hAnsi="SimSun" w:eastAsia="SimSun" w:cs="SimSun"/>
+          <w:rFonts w:hint="eastAsia" w:ascii="Times New Roman" w:hAnsi="Times New Roman" w:eastAsia="FangSong" w:cs="Times New Roman"/>
         </w:rPr>
         <w:t>两个末端向相同方向旋转</w:t>
       </w:r>
       <w:r>
         <w:rPr>
-          <w:rStyle w:val="VerbatimChar"/>
-          <w:rFonts w:hint="eastAsia" w:ascii="SimSun" w:hAnsi="SimSun" w:eastAsia="SimSun" w:cs="SimSun"/>
+          <w:rFonts w:hint="eastAsia" w:ascii="Times New Roman" w:hAnsi="Times New Roman" w:eastAsia="Times New Roman" w:cs="Times New Roman"/>
         </w:rPr>
         <w:t>（</w:t>
       </w:r>
       <w:r>
         <w:rPr>
-          <w:rStyle w:val="VerbatimChar"/>
-          <w:rFonts w:hint="eastAsia" w:ascii="SimSun" w:hAnsi="SimSun" w:eastAsia="SimSun" w:cs="SimSun"/>
+          <w:rFonts w:hint="eastAsia" w:ascii="Times New Roman" w:hAnsi="Times New Roman" w:eastAsia="FangSong" w:cs="Times New Roman"/>
         </w:rPr>
         <w:t>顺旋</w:t>
       </w:r>
       <w:r>
         <w:rPr>
-          <w:rStyle w:val="VerbatimChar"/>
-          <w:rFonts w:hint="eastAsia" w:ascii="SimSun" w:hAnsi="SimSun" w:eastAsia="SimSun" w:cs="SimSun"/>
+          <w:rFonts w:hint="eastAsia" w:ascii="Times New Roman" w:hAnsi="Times New Roman" w:eastAsia="Times New Roman" w:cs="Times New Roman"/>
         </w:rPr>
         <w:t>）→</w:t>
       </w:r>
       <w:r>
         <w:rPr>
-          <w:rStyle w:val="VerbatimChar"/>
-          <w:rFonts w:ascii="SimSun" w:hAnsi="SimSun" w:eastAsia="SimSun" w:cs="SimSun"/>
+          <w:rFonts w:ascii="Times New Roman" w:hAnsi="Times New Roman" w:eastAsia="Times New Roman" w:cs="Times New Roman"/>
         </w:rPr>
         <w:t xml:space="preserve"> </w:t>
       </w:r>
       <w:r>
         <w:rPr>
-          <w:rStyle w:val="VerbatimChar"/>
-          <w:rFonts w:hint="eastAsia" w:ascii="SimSun" w:hAnsi="SimSun" w:eastAsia="SimSun" w:cs="SimSun"/>
+          <w:rFonts w:hint="eastAsia" w:ascii="Times New Roman" w:hAnsi="Times New Roman" w:eastAsia="FangSong" w:cs="Times New Roman"/>
         </w:rPr>
         <w:t xml:space="preserve">反式产物</w:t>
       </w:r>
@@ -6218,7 +6157,7 @@
         <w:pStyle w:val="Compact"/>
         <w:numPr>
           <w:ilvl w:val="0"/>
-          <w:numId w:val="1005"/>
+          <w:numId w:val="1008"/>
         </w:numPr>
       </w:pPr>
       <w:r>
@@ -6293,7 +6232,7 @@
         <w:pStyle w:val="Compact"/>
         <w:numPr>
           <w:ilvl w:val="0"/>
-          <w:numId w:val="1005"/>
+          <w:numId w:val="1008"/>
         </w:numPr>
       </w:pPr>
       <w:r>
@@ -6322,7 +6261,7 @@
         <w:pStyle w:val="Compact"/>
         <w:numPr>
           <w:ilvl w:val="0"/>
-          <w:numId w:val="1005"/>
+          <w:numId w:val="1008"/>
         </w:numPr>
       </w:pPr>
       <w:r>
@@ -6874,7 +6813,7 @@
         <w:pStyle w:val="Compact"/>
         <w:numPr>
           <w:ilvl w:val="0"/>
-          <w:numId w:val="1006"/>
+          <w:numId w:val="1009"/>
         </w:numPr>
       </w:pPr>
       <w:r>
@@ -6909,7 +6848,7 @@
         <w:pStyle w:val="Compact"/>
         <w:numPr>
           <w:ilvl w:val="0"/>
-          <w:numId w:val="1006"/>
+          <w:numId w:val="1009"/>
         </w:numPr>
       </w:pPr>
       <w:r>
@@ -6954,7 +6893,7 @@
         <w:pStyle w:val="Compact"/>
         <w:numPr>
           <w:ilvl w:val="0"/>
-          <w:numId w:val="1006"/>
+          <w:numId w:val="1009"/>
         </w:numPr>
       </w:pPr>
       <w:r>
@@ -7237,7 +7176,7 @@
         <w:pStyle w:val="Compact"/>
         <w:numPr>
           <w:ilvl w:val="0"/>
-          <w:numId w:val="1007"/>
+          <w:numId w:val="1010"/>
         </w:numPr>
       </w:pPr>
       <w:r>
@@ -7282,7 +7221,7 @@
         <w:pStyle w:val="Compact"/>
         <w:numPr>
           <w:ilvl w:val="0"/>
-          <w:numId w:val="1007"/>
+          <w:numId w:val="1010"/>
         </w:numPr>
       </w:pPr>
       <w:r>
@@ -7309,7 +7248,7 @@
         <w:pStyle w:val="Compact"/>
         <w:numPr>
           <w:ilvl w:val="0"/>
-          <w:numId w:val="1007"/>
+          <w:numId w:val="1010"/>
         </w:numPr>
       </w:pPr>
       <w:r>
@@ -8887,7 +8826,7 @@
         <w:pStyle w:val="Compact"/>
         <w:numPr>
           <w:ilvl w:val="0"/>
-          <w:numId w:val="1008"/>
+          <w:numId w:val="1011"/>
         </w:numPr>
       </w:pPr>
       <w:r>
@@ -8968,7 +8907,7 @@
         <w:pStyle w:val="Compact"/>
         <w:numPr>
           <w:ilvl w:val="0"/>
-          <w:numId w:val="1008"/>
+          <w:numId w:val="1011"/>
         </w:numPr>
       </w:pPr>
       <w:r>
@@ -8995,7 +8934,7 @@
         <w:pStyle w:val="Compact"/>
         <w:numPr>
           <w:ilvl w:val="0"/>
-          <w:numId w:val="1008"/>
+          <w:numId w:val="1011"/>
         </w:numPr>
       </w:pPr>
       <w:r>
@@ -9286,7 +9225,7 @@
         <w:pStyle w:val="Compact"/>
         <w:numPr>
           <w:ilvl w:val="0"/>
-          <w:numId w:val="1009"/>
+          <w:numId w:val="1012"/>
         </w:numPr>
       </w:pPr>
       <w:r>
@@ -9426,7 +9365,7 @@
         <w:pStyle w:val="Compact"/>
         <w:numPr>
           <w:ilvl w:val="0"/>
-          <w:numId w:val="1009"/>
+          <w:numId w:val="1012"/>
         </w:numPr>
       </w:pPr>
       <w:r>
@@ -9535,7 +9474,7 @@
         <w:pStyle w:val="Compact"/>
         <w:numPr>
           <w:ilvl w:val="0"/>
-          <w:numId w:val="1009"/>
+          <w:numId w:val="1012"/>
         </w:numPr>
       </w:pPr>
       <w:r>
@@ -11255,553 +11194,477 @@
     </w:p>
     <w:p>
       <w:pPr>
-        <w:pStyle w:val="SourceCode"/>
-      </w:pPr>
-      <w:r>
-        <w:rPr>
-          <w:rStyle w:val="VerbatimChar"/>
-          <w:rFonts w:ascii="SimSun" w:hAnsi="SimSun" w:eastAsia="SimSun" w:cs="SimSun"/>
-        </w:rPr>
-        <w:t xml:space="preserve">① </w:t>
-      </w:r>
-      <w:r>
-        <w:rPr>
-          <w:rStyle w:val="VerbatimChar"/>
-          <w:rFonts w:hint="eastAsia" w:ascii="SimSun" w:hAnsi="SimSun" w:eastAsia="SimSun" w:cs="SimSun"/>
+        <w:pStyle w:val="Compact"/>
+        <w:numPr>
+          <w:ilvl w:val="0"/>
+          <w:numId w:val="1013"/>
+        </w:numPr>
+      </w:pPr>
+      <w:r>
+        <w:rPr>
+          <w:rFonts w:hint="eastAsia" w:ascii="Times New Roman" w:hAnsi="Times New Roman" w:eastAsia="FangSong" w:cs="Times New Roman"/>
         </w:rPr>
         <w:t>反应物数</w:t>
       </w:r>
       <w:r>
         <w:rPr>
-          <w:rStyle w:val="VerbatimChar"/>
-          <w:rFonts w:hint="eastAsia" w:ascii="SimSun" w:hAnsi="SimSun" w:eastAsia="SimSun" w:cs="SimSun"/>
+          <w:rFonts w:hint="eastAsia" w:ascii="Times New Roman" w:hAnsi="Times New Roman" w:eastAsia="Times New Roman" w:cs="Times New Roman"/>
         </w:rPr>
         <w:t>：</w:t>
       </w:r>
-      <w:r>
-        <w:rPr>
-          <w:rFonts w:ascii="SimSun" w:hAnsi="SimSun" w:eastAsia="SimSun" w:cs="SimSun"/>
-        </w:rPr>
-        <w:br/>
-      </w:r>
-      <w:r>
-        <w:rPr>
-          <w:rStyle w:val="VerbatimChar"/>
-          <w:rFonts w:ascii="SimSun" w:hAnsi="SimSun" w:eastAsia="SimSun" w:cs="SimSun"/>
-        </w:rPr>
-        <w:t xml:space="preserve">   - 2 </w:t>
-      </w:r>
-      <w:r>
-        <w:rPr>
-          <w:rStyle w:val="VerbatimChar"/>
-          <w:rFonts w:hint="eastAsia" w:ascii="SimSun" w:hAnsi="SimSun" w:eastAsia="SimSun" w:cs="SimSun"/>
+    </w:p>
+    <w:p>
+      <w:pPr>
+        <w:pStyle w:val="Compact"/>
+        <w:numPr>
+          <w:ilvl w:val="1"/>
+          <w:numId w:val="1014"/>
+        </w:numPr>
+      </w:pPr>
+      <w:r>
+        <w:rPr>
+          <w:rFonts w:ascii="Times New Roman" w:hAnsi="Times New Roman" w:eastAsia="Times New Roman" w:cs="Times New Roman"/>
+        </w:rPr>
+        <w:t xml:space="preserve">2 </w:t>
+      </w:r>
+      <w:r>
+        <w:rPr>
+          <w:rFonts w:hint="eastAsia" w:ascii="Times New Roman" w:hAnsi="Times New Roman" w:eastAsia="FangSong" w:cs="Times New Roman"/>
         </w:rPr>
         <w:t xml:space="preserve">个</w:t>
       </w:r>
       <w:r>
         <w:rPr>
-          <w:rStyle w:val="VerbatimChar"/>
-          <w:rFonts w:ascii="SimSun" w:hAnsi="SimSun" w:eastAsia="SimSun" w:cs="SimSun"/>
+          <w:rFonts w:ascii="Times New Roman" w:hAnsi="Times New Roman" w:eastAsia="Times New Roman" w:cs="Times New Roman"/>
         </w:rPr>
         <w:t xml:space="preserve"> → </w:t>
       </w:r>
       <w:r>
         <w:rPr>
-          <w:rStyle w:val="VerbatimChar"/>
-          <w:rFonts w:hint="eastAsia" w:ascii="SimSun" w:hAnsi="SimSun" w:eastAsia="SimSun" w:cs="SimSun"/>
+          <w:rFonts w:hint="eastAsia" w:ascii="Times New Roman" w:hAnsi="Times New Roman" w:eastAsia="FangSong" w:cs="Times New Roman"/>
         </w:rPr>
         <w:t>环加成</w:t>
       </w:r>
       <w:r>
         <w:rPr>
-          <w:rStyle w:val="VerbatimChar"/>
-          <w:rFonts w:hint="eastAsia" w:ascii="SimSun" w:hAnsi="SimSun" w:eastAsia="SimSun" w:cs="SimSun"/>
+          <w:rFonts w:hint="eastAsia" w:ascii="Times New Roman" w:hAnsi="Times New Roman" w:eastAsia="Times New Roman" w:cs="Times New Roman"/>
         </w:rPr>
         <w:t>（[2+2]</w:t>
       </w:r>
       <w:r>
         <w:rPr>
-          <w:rStyle w:val="VerbatimChar"/>
-          <w:rFonts w:ascii="SimSun" w:hAnsi="SimSun" w:eastAsia="SimSun" w:cs="SimSun"/>
+          <w:rFonts w:ascii="Times New Roman" w:hAnsi="Times New Roman" w:eastAsia="Times New Roman" w:cs="Times New Roman"/>
         </w:rPr>
         <w:t xml:space="preserve"> </w:t>
       </w:r>
       <w:r>
         <w:rPr>
-          <w:rStyle w:val="VerbatimChar"/>
-          <w:rFonts w:hint="eastAsia" w:ascii="SimSun" w:hAnsi="SimSun" w:eastAsia="SimSun" w:cs="SimSun"/>
+          <w:rFonts w:hint="eastAsia" w:ascii="Times New Roman" w:hAnsi="Times New Roman" w:eastAsia="FangSong" w:cs="Times New Roman"/>
         </w:rPr>
         <w:t xml:space="preserve">或</w:t>
       </w:r>
       <w:r>
         <w:rPr>
-          <w:rStyle w:val="VerbatimChar"/>
-          <w:rFonts w:ascii="SimSun" w:hAnsi="SimSun" w:eastAsia="SimSun" w:cs="SimSun"/>
+          <w:rFonts w:ascii="Times New Roman" w:hAnsi="Times New Roman" w:eastAsia="Times New Roman" w:cs="Times New Roman"/>
         </w:rPr>
         <w:t xml:space="preserve"> </w:t>
       </w:r>
       <w:r>
         <w:rPr>
-          <w:rStyle w:val="VerbatimChar"/>
-          <w:rFonts w:hint="eastAsia" w:ascii="SimSun" w:hAnsi="SimSun" w:eastAsia="SimSun" w:cs="SimSun"/>
+          <w:rFonts w:hint="eastAsia" w:ascii="Times New Roman" w:hAnsi="Times New Roman" w:eastAsia="Times New Roman" w:cs="Times New Roman"/>
         </w:rPr>
         <w:t xml:space="preserve">[4+2]）</w:t>
       </w:r>
-      <w:r>
-        <w:rPr>
-          <w:rFonts w:ascii="SimSun" w:hAnsi="SimSun" w:eastAsia="SimSun" w:cs="SimSun"/>
-        </w:rPr>
-        <w:br/>
-      </w:r>
-      <w:r>
-        <w:rPr>
-          <w:rStyle w:val="VerbatimChar"/>
-          <w:rFonts w:ascii="SimSun" w:hAnsi="SimSun" w:eastAsia="SimSun" w:cs="SimSun"/>
-        </w:rPr>
-        <w:t xml:space="preserve">   - 1 </w:t>
-      </w:r>
-      <w:r>
-        <w:rPr>
-          <w:rStyle w:val="VerbatimChar"/>
-          <w:rFonts w:hint="eastAsia" w:ascii="SimSun" w:hAnsi="SimSun" w:eastAsia="SimSun" w:cs="SimSun"/>
+    </w:p>
+    <w:p>
+      <w:pPr>
+        <w:pStyle w:val="Compact"/>
+        <w:numPr>
+          <w:ilvl w:val="1"/>
+          <w:numId w:val="1014"/>
+        </w:numPr>
+      </w:pPr>
+      <w:r>
+        <w:rPr>
+          <w:rFonts w:ascii="Times New Roman" w:hAnsi="Times New Roman" w:eastAsia="Times New Roman" w:cs="Times New Roman"/>
+        </w:rPr>
+        <w:t xml:space="preserve">1 </w:t>
+      </w:r>
+      <w:r>
+        <w:rPr>
+          <w:rFonts w:hint="eastAsia" w:ascii="Times New Roman" w:hAnsi="Times New Roman" w:eastAsia="FangSong" w:cs="Times New Roman"/>
         </w:rPr>
         <w:t xml:space="preserve">个</w:t>
       </w:r>
       <w:r>
         <w:rPr>
-          <w:rStyle w:val="VerbatimChar"/>
-          <w:rFonts w:ascii="SimSun" w:hAnsi="SimSun" w:eastAsia="SimSun" w:cs="SimSun"/>
+          <w:rFonts w:ascii="Times New Roman" w:hAnsi="Times New Roman" w:eastAsia="Times New Roman" w:cs="Times New Roman"/>
         </w:rPr>
         <w:t xml:space="preserve"> → </w:t>
       </w:r>
       <w:r>
         <w:rPr>
-          <w:rStyle w:val="VerbatimChar"/>
-          <w:rFonts w:hint="eastAsia" w:ascii="SimSun" w:hAnsi="SimSun" w:eastAsia="SimSun" w:cs="SimSun"/>
+          <w:rFonts w:hint="eastAsia" w:ascii="Times New Roman" w:hAnsi="Times New Roman" w:eastAsia="FangSong" w:cs="Times New Roman"/>
         </w:rPr>
         <w:t xml:space="preserve">看</w:t>
       </w:r>
       <w:r>
         <w:rPr>
-          <w:rStyle w:val="VerbatimChar"/>
-          <w:rFonts w:ascii="SimSun" w:hAnsi="SimSun" w:eastAsia="SimSun" w:cs="SimSun"/>
+          <w:rFonts w:ascii="Times New Roman" w:hAnsi="Times New Roman" w:eastAsia="Times New Roman" w:cs="Times New Roman"/>
         </w:rPr>
         <w:t xml:space="preserve"> σ </w:t>
       </w:r>
       <w:r>
         <w:rPr>
-          <w:rStyle w:val="VerbatimChar"/>
-          <w:rFonts w:hint="eastAsia" w:ascii="SimSun" w:hAnsi="SimSun" w:eastAsia="SimSun" w:cs="SimSun"/>
+          <w:rFonts w:hint="eastAsia" w:ascii="Times New Roman" w:hAnsi="Times New Roman" w:eastAsia="FangSong" w:cs="Times New Roman"/>
         </w:rPr>
         <w:t>键变化</w:t>
       </w:r>
       <w:r>
         <w:rPr>
-          <w:rStyle w:val="VerbatimChar"/>
-          <w:rFonts w:hint="eastAsia" w:ascii="SimSun" w:hAnsi="SimSun" w:eastAsia="SimSun" w:cs="SimSun"/>
+          <w:rFonts w:hint="eastAsia" w:ascii="Times New Roman" w:hAnsi="Times New Roman" w:eastAsia="Times New Roman" w:cs="Times New Roman"/>
         </w:rPr>
         <w:t>：</w:t>
       </w:r>
-      <w:r>
-        <w:rPr>
-          <w:rFonts w:ascii="SimSun" w:hAnsi="SimSun" w:eastAsia="SimSun" w:cs="SimSun"/>
-        </w:rPr>
-        <w:br/>
-      </w:r>
-      <w:r>
-        <w:rPr>
-          <w:rStyle w:val="VerbatimChar"/>
-          <w:rFonts w:ascii="SimSun" w:hAnsi="SimSun" w:eastAsia="SimSun" w:cs="SimSun"/>
-        </w:rPr>
-        <w:t xml:space="preserve">     - σ </w:t>
-      </w:r>
-      <w:r>
-        <w:rPr>
-          <w:rStyle w:val="VerbatimChar"/>
-          <w:rFonts w:hint="eastAsia" w:ascii="SimSun" w:hAnsi="SimSun" w:eastAsia="SimSun" w:cs="SimSun"/>
+    </w:p>
+    <w:p>
+      <w:pPr>
+        <w:pStyle w:val="Compact"/>
+        <w:numPr>
+          <w:ilvl w:val="2"/>
+          <w:numId w:val="1015"/>
+        </w:numPr>
+      </w:pPr>
+      <w:r>
+        <w:rPr>
+          <w:rFonts w:ascii="Times New Roman" w:hAnsi="Times New Roman" w:eastAsia="Times New Roman" w:cs="Times New Roman"/>
+        </w:rPr>
+        <w:t xml:space="preserve">σ </w:t>
+      </w:r>
+      <w:r>
+        <w:rPr>
+          <w:rFonts w:hint="eastAsia" w:ascii="Times New Roman" w:hAnsi="Times New Roman" w:eastAsia="FangSong" w:cs="Times New Roman"/>
         </w:rPr>
         <w:t>键断裂</w:t>
       </w:r>
       <w:r>
         <w:rPr>
-          <w:rStyle w:val="VerbatimChar"/>
-          <w:rFonts w:hint="eastAsia" w:ascii="SimSun" w:hAnsi="SimSun" w:eastAsia="SimSun" w:cs="SimSun"/>
+          <w:rFonts w:hint="eastAsia" w:ascii="Times New Roman" w:hAnsi="Times New Roman" w:eastAsia="Times New Roman" w:cs="Times New Roman"/>
         </w:rPr>
         <w:t>+</w:t>
       </w:r>
       <w:r>
         <w:rPr>
-          <w:rStyle w:val="VerbatimChar"/>
-          <w:rFonts w:hint="eastAsia" w:ascii="SimSun" w:hAnsi="SimSun" w:eastAsia="SimSun" w:cs="SimSun"/>
+          <w:rFonts w:hint="eastAsia" w:ascii="Times New Roman" w:hAnsi="Times New Roman" w:eastAsia="FangSong" w:cs="Times New Roman"/>
         </w:rPr>
         <w:t>形成在不同位置</w:t>
       </w:r>
       <w:r>
         <w:rPr>
-          <w:rStyle w:val="VerbatimChar"/>
-          <w:rFonts w:ascii="SimSun" w:hAnsi="SimSun" w:eastAsia="SimSun" w:cs="SimSun"/>
+          <w:rFonts w:ascii="Times New Roman" w:hAnsi="Times New Roman" w:eastAsia="Times New Roman" w:cs="Times New Roman"/>
         </w:rPr>
         <w:t xml:space="preserve"> → σ </w:t>
       </w:r>
       <w:r>
         <w:rPr>
-          <w:rStyle w:val="VerbatimChar"/>
-          <w:rFonts w:hint="eastAsia" w:ascii="SimSun" w:hAnsi="SimSun" w:eastAsia="SimSun" w:cs="SimSun"/>
+          <w:rFonts w:hint="eastAsia" w:ascii="Times New Roman" w:hAnsi="Times New Roman" w:eastAsia="FangSong" w:cs="Times New Roman"/>
         </w:rPr>
         <w:t xml:space="preserve">迁移</w:t>
       </w:r>
-      <w:r>
-        <w:rPr>
-          <w:rFonts w:ascii="SimSun" w:hAnsi="SimSun" w:eastAsia="SimSun" w:cs="SimSun"/>
-        </w:rPr>
-        <w:br/>
-      </w:r>
-      <w:r>
-        <w:rPr>
-          <w:rStyle w:val="VerbatimChar"/>
-          <w:rFonts w:ascii="SimSun" w:hAnsi="SimSun" w:eastAsia="SimSun" w:cs="SimSun"/>
-        </w:rPr>
-        <w:t xml:space="preserve">     - </w:t>
-      </w:r>
-      <w:r>
-        <w:rPr>
-          <w:rStyle w:val="VerbatimChar"/>
-          <w:rFonts w:hint="eastAsia" w:ascii="SimSun" w:hAnsi="SimSun" w:eastAsia="SimSun" w:cs="SimSun"/>
+    </w:p>
+    <w:p>
+      <w:pPr>
+        <w:pStyle w:val="Compact"/>
+        <w:numPr>
+          <w:ilvl w:val="2"/>
+          <w:numId w:val="1015"/>
+        </w:numPr>
+      </w:pPr>
+      <w:r>
+        <w:rPr>
+          <w:rFonts w:hint="eastAsia" w:ascii="Times New Roman" w:hAnsi="Times New Roman" w:eastAsia="FangSong" w:cs="Times New Roman"/>
         </w:rPr>
         <w:t>末端碳之间成键</w:t>
       </w:r>
       <w:r>
         <w:rPr>
-          <w:rStyle w:val="VerbatimChar"/>
-          <w:rFonts w:hint="eastAsia" w:ascii="SimSun" w:hAnsi="SimSun" w:eastAsia="SimSun" w:cs="SimSun"/>
+          <w:rFonts w:hint="eastAsia" w:ascii="Times New Roman" w:hAnsi="Times New Roman" w:eastAsia="Times New Roman" w:cs="Times New Roman"/>
         </w:rPr>
         <w:t>/</w:t>
       </w:r>
       <w:r>
         <w:rPr>
-          <w:rStyle w:val="VerbatimChar"/>
-          <w:rFonts w:hint="eastAsia" w:ascii="SimSun" w:hAnsi="SimSun" w:eastAsia="SimSun" w:cs="SimSun"/>
+          <w:rFonts w:hint="eastAsia" w:ascii="Times New Roman" w:hAnsi="Times New Roman" w:eastAsia="FangSong" w:cs="Times New Roman"/>
         </w:rPr>
         <w:t>断键</w:t>
       </w:r>
       <w:r>
         <w:rPr>
-          <w:rStyle w:val="VerbatimChar"/>
-          <w:rFonts w:ascii="SimSun" w:hAnsi="SimSun" w:eastAsia="SimSun" w:cs="SimSun"/>
+          <w:rFonts w:ascii="Times New Roman" w:hAnsi="Times New Roman" w:eastAsia="Times New Roman" w:cs="Times New Roman"/>
         </w:rPr>
         <w:t xml:space="preserve"> → </w:t>
       </w:r>
       <w:r>
         <w:rPr>
-          <w:rStyle w:val="VerbatimChar"/>
-          <w:rFonts w:hint="eastAsia" w:ascii="SimSun" w:hAnsi="SimSun" w:eastAsia="SimSun" w:cs="SimSun"/>
+          <w:rFonts w:hint="eastAsia" w:ascii="Times New Roman" w:hAnsi="Times New Roman" w:eastAsia="FangSong" w:cs="Times New Roman"/>
         </w:rPr>
         <w:t xml:space="preserve">电环化</w:t>
       </w:r>
-      <w:r>
-        <w:rPr>
-          <w:rFonts w:ascii="SimSun" w:hAnsi="SimSun" w:eastAsia="SimSun" w:cs="SimSun"/>
-        </w:rPr>
-        <w:br/>
-      </w:r>
-      <w:r>
-        <w:rPr>
-          <w:rFonts w:ascii="SimSun" w:hAnsi="SimSun" w:eastAsia="SimSun" w:cs="SimSun"/>
-        </w:rPr>
-        <w:br/>
-      </w:r>
-      <w:r>
-        <w:rPr>
-          <w:rStyle w:val="VerbatimChar"/>
-          <w:rFonts w:ascii="SimSun" w:hAnsi="SimSun" w:eastAsia="SimSun" w:cs="SimSun"/>
-        </w:rPr>
-        <w:t xml:space="preserve">② </w:t>
-      </w:r>
-      <w:r>
-        <w:rPr>
-          <w:rStyle w:val="VerbatimChar"/>
-          <w:rFonts w:hint="eastAsia" w:ascii="SimSun" w:hAnsi="SimSun" w:eastAsia="SimSun" w:cs="SimSun"/>
+    </w:p>
+    <w:p>
+      <w:pPr>
+        <w:pStyle w:val="Compact"/>
+        <w:numPr>
+          <w:ilvl w:val="0"/>
+          <w:numId w:val="1013"/>
+        </w:numPr>
+      </w:pPr>
+      <w:r>
+        <w:rPr>
+          <w:rFonts w:hint="eastAsia" w:ascii="Times New Roman" w:hAnsi="Times New Roman" w:eastAsia="FangSong" w:cs="Times New Roman"/>
         </w:rPr>
         <w:t>反应条件</w:t>
       </w:r>
       <w:r>
         <w:rPr>
-          <w:rStyle w:val="VerbatimChar"/>
-          <w:rFonts w:hint="eastAsia" w:ascii="SimSun" w:hAnsi="SimSun" w:eastAsia="SimSun" w:cs="SimSun"/>
+          <w:rFonts w:hint="eastAsia" w:ascii="Times New Roman" w:hAnsi="Times New Roman" w:eastAsia="Times New Roman" w:cs="Times New Roman"/>
         </w:rPr>
         <w:t>：</w:t>
       </w:r>
-      <w:r>
-        <w:rPr>
-          <w:rFonts w:ascii="SimSun" w:hAnsi="SimSun" w:eastAsia="SimSun" w:cs="SimSun"/>
-        </w:rPr>
-        <w:br/>
-      </w:r>
-      <w:r>
-        <w:rPr>
-          <w:rStyle w:val="VerbatimChar"/>
-          <w:rFonts w:ascii="SimSun" w:hAnsi="SimSun" w:eastAsia="SimSun" w:cs="SimSun"/>
-        </w:rPr>
-        <w:t xml:space="preserve">   - </w:t>
-      </w:r>
-      <w:r>
-        <w:rPr>
-          <w:rStyle w:val="VerbatimChar"/>
-          <w:rFonts w:hint="eastAsia" w:ascii="SimSun" w:hAnsi="SimSun" w:eastAsia="SimSun" w:cs="SimSun"/>
+    </w:p>
+    <w:p>
+      <w:pPr>
+        <w:pStyle w:val="Compact"/>
+        <w:numPr>
+          <w:ilvl w:val="1"/>
+          <w:numId w:val="1016"/>
+        </w:numPr>
+      </w:pPr>
+      <w:r>
+        <w:rPr>
+          <w:rFonts w:hint="eastAsia" w:ascii="Times New Roman" w:hAnsi="Times New Roman" w:eastAsia="FangSong" w:cs="Times New Roman"/>
         </w:rPr>
         <w:t xml:space="preserve">加热</w:t>
       </w:r>
       <w:r>
         <w:rPr>
-          <w:rStyle w:val="VerbatimChar"/>
-          <w:rFonts w:ascii="SimSun" w:hAnsi="SimSun" w:eastAsia="SimSun" w:cs="SimSun"/>
+          <w:rFonts w:ascii="Times New Roman" w:hAnsi="Times New Roman" w:eastAsia="Times New Roman" w:cs="Times New Roman"/>
         </w:rPr>
         <w:t xml:space="preserve"> → </w:t>
       </w:r>
       <w:r>
         <w:rPr>
-          <w:rStyle w:val="VerbatimChar"/>
-          <w:rFonts w:hint="eastAsia" w:ascii="SimSun" w:hAnsi="SimSun" w:eastAsia="SimSun" w:cs="SimSun"/>
+          <w:rFonts w:hint="eastAsia" w:ascii="Times New Roman" w:hAnsi="Times New Roman" w:eastAsia="FangSong" w:cs="Times New Roman"/>
         </w:rPr>
         <w:t>热允许</w:t>
       </w:r>
       <w:r>
         <w:rPr>
-          <w:rStyle w:val="VerbatimChar"/>
-          <w:rFonts w:hint="eastAsia" w:ascii="SimSun" w:hAnsi="SimSun" w:eastAsia="SimSun" w:cs="SimSun"/>
+          <w:rFonts w:hint="eastAsia" w:ascii="Times New Roman" w:hAnsi="Times New Roman" w:eastAsia="Times New Roman" w:cs="Times New Roman"/>
         </w:rPr>
         <w:t>（D-A,</w:t>
       </w:r>
       <w:r>
         <w:rPr>
-          <w:rStyle w:val="VerbatimChar"/>
-          <w:rFonts w:ascii="SimSun" w:hAnsi="SimSun" w:eastAsia="SimSun" w:cs="SimSun"/>
+          <w:rFonts w:ascii="Times New Roman" w:hAnsi="Times New Roman" w:eastAsia="Times New Roman" w:cs="Times New Roman"/>
         </w:rPr>
         <w:t xml:space="preserve"> [3,3]-σ </w:t>
       </w:r>
       <w:r>
         <w:rPr>
-          <w:rStyle w:val="VerbatimChar"/>
-          <w:rFonts w:hint="eastAsia" w:ascii="SimSun" w:hAnsi="SimSun" w:eastAsia="SimSun" w:cs="SimSun"/>
+          <w:rFonts w:hint="eastAsia" w:ascii="Times New Roman" w:hAnsi="Times New Roman" w:eastAsia="FangSong" w:cs="Times New Roman"/>
         </w:rPr>
         <w:t>迁移</w:t>
       </w:r>
       <w:r>
         <w:rPr>
-          <w:rStyle w:val="VerbatimChar"/>
-          <w:rFonts w:hint="eastAsia" w:ascii="SimSun" w:hAnsi="SimSun" w:eastAsia="SimSun" w:cs="SimSun"/>
+          <w:rFonts w:hint="eastAsia" w:ascii="Times New Roman" w:hAnsi="Times New Roman" w:eastAsia="Times New Roman" w:cs="Times New Roman"/>
         </w:rPr>
         <w:t>,</w:t>
       </w:r>
       <w:r>
         <w:rPr>
-          <w:rStyle w:val="VerbatimChar"/>
-          <w:rFonts w:ascii="SimSun" w:hAnsi="SimSun" w:eastAsia="SimSun" w:cs="SimSun"/>
+          <w:rFonts w:ascii="Times New Roman" w:hAnsi="Times New Roman" w:eastAsia="Times New Roman" w:cs="Times New Roman"/>
         </w:rPr>
         <w:t xml:space="preserve"> </w:t>
       </w:r>
       <w:r>
         <w:rPr>
-          <w:rStyle w:val="VerbatimChar"/>
-          <w:rFonts w:hint="eastAsia" w:ascii="SimSun" w:hAnsi="SimSun" w:eastAsia="SimSun" w:cs="SimSun"/>
+          <w:rFonts w:hint="eastAsia" w:ascii="Times New Roman" w:hAnsi="Times New Roman" w:eastAsia="FangSong" w:cs="Times New Roman"/>
         </w:rPr>
         <w:t xml:space="preserve">电环化</w:t>
       </w:r>
       <w:r>
         <w:rPr>
-          <w:rStyle w:val="VerbatimChar"/>
-          <w:rFonts w:ascii="SimSun" w:hAnsi="SimSun" w:eastAsia="SimSun" w:cs="SimSun"/>
+          <w:rFonts w:ascii="Times New Roman" w:hAnsi="Times New Roman" w:eastAsia="Times New Roman" w:cs="Times New Roman"/>
         </w:rPr>
         <w:t xml:space="preserve"> </w:t>
       </w:r>
       <w:r>
         <w:rPr>
-          <w:rStyle w:val="VerbatimChar"/>
-          <w:rFonts w:hint="eastAsia" w:ascii="SimSun" w:hAnsi="SimSun" w:eastAsia="SimSun" w:cs="SimSun"/>
+          <w:rFonts w:hint="eastAsia" w:ascii="Times New Roman" w:hAnsi="Times New Roman" w:eastAsia="Times New Roman" w:cs="Times New Roman"/>
         </w:rPr>
         <w:t xml:space="preserve">4n+2）</w:t>
       </w:r>
-      <w:r>
-        <w:rPr>
-          <w:rFonts w:ascii="SimSun" w:hAnsi="SimSun" w:eastAsia="SimSun" w:cs="SimSun"/>
-        </w:rPr>
-        <w:br/>
-      </w:r>
-      <w:r>
-        <w:rPr>
-          <w:rStyle w:val="VerbatimChar"/>
-          <w:rFonts w:ascii="SimSun" w:hAnsi="SimSun" w:eastAsia="SimSun" w:cs="SimSun"/>
-        </w:rPr>
-        <w:t xml:space="preserve">   - </w:t>
-      </w:r>
-      <w:r>
-        <w:rPr>
-          <w:rStyle w:val="VerbatimChar"/>
-          <w:rFonts w:hint="eastAsia" w:ascii="SimSun" w:hAnsi="SimSun" w:eastAsia="SimSun" w:cs="SimSun"/>
+    </w:p>
+    <w:p>
+      <w:pPr>
+        <w:pStyle w:val="Compact"/>
+        <w:numPr>
+          <w:ilvl w:val="1"/>
+          <w:numId w:val="1016"/>
+        </w:numPr>
+      </w:pPr>
+      <w:r>
+        <w:rPr>
+          <w:rFonts w:hint="eastAsia" w:ascii="Times New Roman" w:hAnsi="Times New Roman" w:eastAsia="FangSong" w:cs="Times New Roman"/>
         </w:rPr>
         <w:t xml:space="preserve">光照</w:t>
       </w:r>
       <w:r>
         <w:rPr>
-          <w:rStyle w:val="VerbatimChar"/>
-          <w:rFonts w:ascii="SimSun" w:hAnsi="SimSun" w:eastAsia="SimSun" w:cs="SimSun"/>
+          <w:rFonts w:ascii="Times New Roman" w:hAnsi="Times New Roman" w:eastAsia="Times New Roman" w:cs="Times New Roman"/>
         </w:rPr>
         <w:t xml:space="preserve"> → </w:t>
       </w:r>
       <w:r>
         <w:rPr>
-          <w:rStyle w:val="VerbatimChar"/>
-          <w:rFonts w:hint="eastAsia" w:ascii="SimSun" w:hAnsi="SimSun" w:eastAsia="SimSun" w:cs="SimSun"/>
+          <w:rFonts w:hint="eastAsia" w:ascii="Times New Roman" w:hAnsi="Times New Roman" w:eastAsia="FangSong" w:cs="Times New Roman"/>
         </w:rPr>
         <w:t>光允许</w:t>
       </w:r>
       <w:r>
         <w:rPr>
-          <w:rStyle w:val="VerbatimChar"/>
-          <w:rFonts w:hint="eastAsia" w:ascii="SimSun" w:hAnsi="SimSun" w:eastAsia="SimSun" w:cs="SimSun"/>
+          <w:rFonts w:hint="eastAsia" w:ascii="Times New Roman" w:hAnsi="Times New Roman" w:eastAsia="Times New Roman" w:cs="Times New Roman"/>
         </w:rPr>
         <w:t>（[2+2],</w:t>
       </w:r>
       <w:r>
         <w:rPr>
-          <w:rStyle w:val="VerbatimChar"/>
-          <w:rFonts w:ascii="SimSun" w:hAnsi="SimSun" w:eastAsia="SimSun" w:cs="SimSun"/>
+          <w:rFonts w:ascii="Times New Roman" w:hAnsi="Times New Roman" w:eastAsia="Times New Roman" w:cs="Times New Roman"/>
         </w:rPr>
         <w:t xml:space="preserve"> </w:t>
       </w:r>
       <w:r>
         <w:rPr>
-          <w:rStyle w:val="VerbatimChar"/>
-          <w:rFonts w:hint="eastAsia" w:ascii="SimSun" w:hAnsi="SimSun" w:eastAsia="SimSun" w:cs="SimSun"/>
+          <w:rFonts w:hint="eastAsia" w:ascii="Times New Roman" w:hAnsi="Times New Roman" w:eastAsia="FangSong" w:cs="Times New Roman"/>
         </w:rPr>
         <w:t xml:space="preserve">电环化</w:t>
       </w:r>
       <w:r>
         <w:rPr>
-          <w:rStyle w:val="VerbatimChar"/>
-          <w:rFonts w:ascii="SimSun" w:hAnsi="SimSun" w:eastAsia="SimSun" w:cs="SimSun"/>
+          <w:rFonts w:ascii="Times New Roman" w:hAnsi="Times New Roman" w:eastAsia="Times New Roman" w:cs="Times New Roman"/>
         </w:rPr>
         <w:t xml:space="preserve"> </w:t>
       </w:r>
       <w:r>
         <w:rPr>
-          <w:rStyle w:val="VerbatimChar"/>
-          <w:rFonts w:hint="eastAsia" w:ascii="SimSun" w:hAnsi="SimSun" w:eastAsia="SimSun" w:cs="SimSun"/>
+          <w:rFonts w:hint="eastAsia" w:ascii="Times New Roman" w:hAnsi="Times New Roman" w:eastAsia="Times New Roman" w:cs="Times New Roman"/>
         </w:rPr>
         <w:t xml:space="preserve">4n）</w:t>
       </w:r>
-      <w:r>
-        <w:rPr>
-          <w:rFonts w:ascii="SimSun" w:hAnsi="SimSun" w:eastAsia="SimSun" w:cs="SimSun"/>
-        </w:rPr>
-        <w:br/>
-      </w:r>
-      <w:r>
-        <w:rPr>
-          <w:rFonts w:ascii="SimSun" w:hAnsi="SimSun" w:eastAsia="SimSun" w:cs="SimSun"/>
-        </w:rPr>
-        <w:br/>
-      </w:r>
-      <w:r>
-        <w:rPr>
-          <w:rStyle w:val="VerbatimChar"/>
-          <w:rFonts w:ascii="SimSun" w:hAnsi="SimSun" w:eastAsia="SimSun" w:cs="SimSun"/>
-        </w:rPr>
-        <w:t xml:space="preserve">③ π </w:t>
-      </w:r>
-      <w:r>
-        <w:rPr>
-          <w:rStyle w:val="VerbatimChar"/>
-          <w:rFonts w:hint="eastAsia" w:ascii="SimSun" w:hAnsi="SimSun" w:eastAsia="SimSun" w:cs="SimSun"/>
+    </w:p>
+    <w:p>
+      <w:pPr>
+        <w:pStyle w:val="Compact"/>
+        <w:numPr>
+          <w:ilvl w:val="0"/>
+          <w:numId w:val="1013"/>
+        </w:numPr>
+      </w:pPr>
+      <w:r>
+        <w:rPr>
+          <w:rFonts w:ascii="Times New Roman" w:hAnsi="Times New Roman" w:eastAsia="Times New Roman" w:cs="Times New Roman"/>
+        </w:rPr>
+        <w:t xml:space="preserve">π </w:t>
+      </w:r>
+      <w:r>
+        <w:rPr>
+          <w:rFonts w:hint="eastAsia" w:ascii="Times New Roman" w:hAnsi="Times New Roman" w:eastAsia="FangSong" w:cs="Times New Roman"/>
         </w:rPr>
         <w:t>电子数</w:t>
       </w:r>
       <w:r>
         <w:rPr>
-          <w:rStyle w:val="VerbatimChar"/>
-          <w:rFonts w:hint="eastAsia" w:ascii="SimSun" w:hAnsi="SimSun" w:eastAsia="SimSun" w:cs="SimSun"/>
+          <w:rFonts w:hint="eastAsia" w:ascii="Times New Roman" w:hAnsi="Times New Roman" w:eastAsia="Times New Roman" w:cs="Times New Roman"/>
         </w:rPr>
         <w:t>（</w:t>
       </w:r>
       <w:r>
         <w:rPr>
-          <w:rStyle w:val="VerbatimChar"/>
-          <w:rFonts w:hint="eastAsia" w:ascii="SimSun" w:hAnsi="SimSun" w:eastAsia="SimSun" w:cs="SimSun"/>
+          <w:rFonts w:hint="eastAsia" w:ascii="Times New Roman" w:hAnsi="Times New Roman" w:eastAsia="FangSong" w:cs="Times New Roman"/>
         </w:rPr>
         <w:t>电环化用</w:t>
       </w:r>
       <w:r>
         <w:rPr>
-          <w:rStyle w:val="VerbatimChar"/>
-          <w:rFonts w:hint="eastAsia" w:ascii="SimSun" w:hAnsi="SimSun" w:eastAsia="SimSun" w:cs="SimSun"/>
+          <w:rFonts w:hint="eastAsia" w:ascii="Times New Roman" w:hAnsi="Times New Roman" w:eastAsia="Times New Roman" w:cs="Times New Roman"/>
         </w:rPr>
         <w:t>）：</w:t>
       </w:r>
-      <w:r>
-        <w:rPr>
-          <w:rFonts w:ascii="SimSun" w:hAnsi="SimSun" w:eastAsia="SimSun" w:cs="SimSun"/>
-        </w:rPr>
-        <w:br/>
-      </w:r>
-      <w:r>
-        <w:rPr>
-          <w:rStyle w:val="VerbatimChar"/>
-          <w:rFonts w:ascii="SimSun" w:hAnsi="SimSun" w:eastAsia="SimSun" w:cs="SimSun"/>
-        </w:rPr>
-        <w:t xml:space="preserve">   - 4n → </w:t>
-      </w:r>
-      <w:r>
-        <w:rPr>
-          <w:rStyle w:val="VerbatimChar"/>
-          <w:rFonts w:hint="eastAsia" w:ascii="SimSun" w:hAnsi="SimSun" w:eastAsia="SimSun" w:cs="SimSun"/>
+    </w:p>
+    <w:p>
+      <w:pPr>
+        <w:pStyle w:val="Compact"/>
+        <w:numPr>
+          <w:ilvl w:val="1"/>
+          <w:numId w:val="1017"/>
+        </w:numPr>
+      </w:pPr>
+      <w:r>
+        <w:rPr>
+          <w:rFonts w:ascii="Times New Roman" w:hAnsi="Times New Roman" w:eastAsia="Times New Roman" w:cs="Times New Roman"/>
+        </w:rPr>
+        <w:t xml:space="preserve">4n → </w:t>
+      </w:r>
+      <w:r>
+        <w:rPr>
+          <w:rFonts w:hint="eastAsia" w:ascii="Times New Roman" w:hAnsi="Times New Roman" w:eastAsia="FangSong" w:cs="Times New Roman"/>
         </w:rPr>
         <w:t>热顺旋</w:t>
       </w:r>
       <w:r>
         <w:rPr>
-          <w:rStyle w:val="VerbatimChar"/>
-          <w:rFonts w:hint="eastAsia" w:ascii="SimSun" w:hAnsi="SimSun" w:eastAsia="SimSun" w:cs="SimSun"/>
+          <w:rFonts w:hint="eastAsia" w:ascii="Times New Roman" w:hAnsi="Times New Roman" w:eastAsia="Times New Roman" w:cs="Times New Roman"/>
         </w:rPr>
         <w:t>，</w:t>
       </w:r>
       <w:r>
         <w:rPr>
-          <w:rStyle w:val="VerbatimChar"/>
-          <w:rFonts w:hint="eastAsia" w:ascii="SimSun" w:hAnsi="SimSun" w:eastAsia="SimSun" w:cs="SimSun"/>
+          <w:rFonts w:hint="eastAsia" w:ascii="Times New Roman" w:hAnsi="Times New Roman" w:eastAsia="FangSong" w:cs="Times New Roman"/>
         </w:rPr>
         <w:t>光对旋</w:t>
       </w:r>
-      <w:r>
-        <w:rPr>
-          <w:rFonts w:ascii="SimSun" w:hAnsi="SimSun" w:eastAsia="SimSun" w:cs="SimSun"/>
-        </w:rPr>
-        <w:br/>
-      </w:r>
-      <w:r>
-        <w:rPr>
-          <w:rStyle w:val="VerbatimChar"/>
-          <w:rFonts w:ascii="SimSun" w:hAnsi="SimSun" w:eastAsia="SimSun" w:cs="SimSun"/>
-        </w:rPr>
-        <w:t xml:space="preserve">   - 4n+2 → </w:t>
-      </w:r>
-      <w:r>
-        <w:rPr>
-          <w:rStyle w:val="VerbatimChar"/>
-          <w:rFonts w:hint="eastAsia" w:ascii="SimSun" w:hAnsi="SimSun" w:eastAsia="SimSun" w:cs="SimSun"/>
+    </w:p>
+    <w:p>
+      <w:pPr>
+        <w:pStyle w:val="Compact"/>
+        <w:numPr>
+          <w:ilvl w:val="1"/>
+          <w:numId w:val="1017"/>
+        </w:numPr>
+      </w:pPr>
+      <w:r>
+        <w:rPr>
+          <w:rFonts w:ascii="Times New Roman" w:hAnsi="Times New Roman" w:eastAsia="Times New Roman" w:cs="Times New Roman"/>
+        </w:rPr>
+        <w:t xml:space="preserve">4n+2 → </w:t>
+      </w:r>
+      <w:r>
+        <w:rPr>
+          <w:rFonts w:hint="eastAsia" w:ascii="Times New Roman" w:hAnsi="Times New Roman" w:eastAsia="FangSong" w:cs="Times New Roman"/>
         </w:rPr>
         <w:t>热对旋</w:t>
       </w:r>
       <w:r>
         <w:rPr>
-          <w:rStyle w:val="VerbatimChar"/>
-          <w:rFonts w:hint="eastAsia" w:ascii="SimSun" w:hAnsi="SimSun" w:eastAsia="SimSun" w:cs="SimSun"/>
+          <w:rFonts w:hint="eastAsia" w:ascii="Times New Roman" w:hAnsi="Times New Roman" w:eastAsia="Times New Roman" w:cs="Times New Roman"/>
         </w:rPr>
         <w:t>，</w:t>
       </w:r>
       <w:r>
         <w:rPr>
-          <w:rStyle w:val="VerbatimChar"/>
-          <w:rFonts w:hint="eastAsia" w:ascii="SimSun" w:hAnsi="SimSun" w:eastAsia="SimSun" w:cs="SimSun"/>
+          <w:rFonts w:hint="eastAsia" w:ascii="Times New Roman" w:hAnsi="Times New Roman" w:eastAsia="FangSong" w:cs="Times New Roman"/>
         </w:rPr>
         <w:t>光顺旋</w:t>
       </w:r>
@@ -13026,7 +12889,7 @@
       <w:pPr>
         <w:numPr>
           <w:ilvl w:val="0"/>
-          <w:numId w:val="1010"/>
+          <w:numId w:val="1018"/>
         </w:numPr>
       </w:pPr>
       <w:r>
@@ -13058,7 +12921,7 @@
       <w:pPr>
         <w:numPr>
           <w:ilvl w:val="0"/>
-          <w:numId w:val="1010"/>
+          <w:numId w:val="1018"/>
         </w:numPr>
       </w:pPr>
       <w:r>
@@ -13105,909 +12968,6 @@
           <w:bCs/>
         </w:rPr>
         <w:t xml:space="preserve">反应</w:t>
-      </w:r>
-    </w:p>
-    <w:p>
-      <w:pPr>
-        <w:pStyle w:val="Compact"/>
-        <w:numPr>
-          <w:ilvl w:val="0"/>
-          <w:numId w:val="1011"/>
-        </w:numPr>
-      </w:pPr>
-      <w:r>
-        <w:rPr>
-          <w:rFonts w:hint="eastAsia" w:ascii="Times New Roman" w:hAnsi="Times New Roman" w:eastAsia="FangSong" w:cs="Times New Roman"/>
-        </w:rPr>
-        <w:t xml:space="preserve">判断以下二烯能否发生</w:t>
-      </w:r>
-      <w:r>
-        <w:rPr>
-          <w:rFonts w:ascii="Times New Roman" w:hAnsi="Times New Roman" w:eastAsia="Times New Roman" w:cs="Times New Roman"/>
-        </w:rPr>
-        <w:t xml:space="preserve"> Diels-Alder </w:t>
-      </w:r>
-      <w:r>
-        <w:rPr>
-          <w:rFonts w:hint="eastAsia" w:ascii="Times New Roman" w:hAnsi="Times New Roman" w:eastAsia="FangSong" w:cs="Times New Roman"/>
-        </w:rPr>
-        <w:t>反应</w:t>
-      </w:r>
-      <w:r>
-        <w:rPr>
-          <w:rFonts w:hint="eastAsia" w:ascii="Times New Roman" w:hAnsi="Times New Roman" w:eastAsia="Times New Roman" w:cs="Times New Roman"/>
-        </w:rPr>
-        <w:t>，</w:t>
-      </w:r>
-      <w:r>
-        <w:rPr>
-          <w:rFonts w:hint="eastAsia" w:ascii="Times New Roman" w:hAnsi="Times New Roman" w:eastAsia="FangSong" w:cs="Times New Roman"/>
-        </w:rPr>
-        <w:t>并说明理由</w:t>
-      </w:r>
-      <w:r>
-        <w:rPr>
-          <w:rFonts w:hint="eastAsia" w:ascii="Times New Roman" w:hAnsi="Times New Roman" w:eastAsia="Times New Roman" w:cs="Times New Roman"/>
-        </w:rPr>
-        <w:t>：</w:t>
-      </w:r>
-    </w:p>
-    <w:p>
-      <w:pPr>
-        <w:pStyle w:val="Compact"/>
-        <w:numPr>
-          <w:ilvl w:val="1"/>
-          <w:numId w:val="1012"/>
-        </w:numPr>
-      </w:pPr>
-      <w:r>
-        <w:rPr>
-          <w:rFonts w:hint="eastAsia" w:ascii="Times New Roman" w:hAnsi="Times New Roman" w:eastAsia="Times New Roman" w:cs="Times New Roman"/>
-        </w:rPr>
-        <w:t>1,3-</w:t>
-      </w:r>
-      <w:r>
-        <w:rPr>
-          <w:rFonts w:hint="eastAsia" w:ascii="Times New Roman" w:hAnsi="Times New Roman" w:eastAsia="FangSong" w:cs="Times New Roman"/>
-        </w:rPr>
-        <w:t>丁二烯</w:t>
-      </w:r>
-    </w:p>
-    <w:p>
-      <w:pPr>
-        <w:pStyle w:val="Compact"/>
-        <w:numPr>
-          <w:ilvl w:val="1"/>
-          <w:numId w:val="1012"/>
-        </w:numPr>
-      </w:pPr>
-      <w:r>
-        <w:rPr>
-          <w:rFonts w:hint="eastAsia" w:ascii="Times New Roman" w:hAnsi="Times New Roman" w:eastAsia="Times New Roman" w:cs="Times New Roman"/>
-        </w:rPr>
-        <w:t>1,3-</w:t>
-      </w:r>
-      <w:r>
-        <w:rPr>
-          <w:rFonts w:hint="eastAsia" w:ascii="Times New Roman" w:hAnsi="Times New Roman" w:eastAsia="FangSong" w:cs="Times New Roman"/>
-        </w:rPr>
-        <w:t>环己二烯</w:t>
-      </w:r>
-    </w:p>
-    <w:p>
-      <w:pPr>
-        <w:pStyle w:val="Compact"/>
-        <w:numPr>
-          <w:ilvl w:val="1"/>
-          <w:numId w:val="1012"/>
-        </w:numPr>
-      </w:pPr>
-      <w:r>
-        <w:rPr>
-          <w:rFonts w:hint="eastAsia" w:ascii="Times New Roman" w:hAnsi="Times New Roman" w:eastAsia="Times New Roman" w:cs="Times New Roman"/>
-        </w:rPr>
-        <w:t>1,3-</w:t>
-      </w:r>
-      <w:r>
-        <w:rPr>
-          <w:rFonts w:hint="eastAsia" w:ascii="Times New Roman" w:hAnsi="Times New Roman" w:eastAsia="FangSong" w:cs="Times New Roman"/>
-        </w:rPr>
-        <w:t>环戊二烯</w:t>
-      </w:r>
-    </w:p>
-    <w:p>
-      <w:pPr>
-        <w:pStyle w:val="Compact"/>
-        <w:numPr>
-          <w:ilvl w:val="1"/>
-          <w:numId w:val="1012"/>
-        </w:numPr>
-      </w:pPr>
-      <w:r>
-        <w:rPr>
-          <w:rFonts w:hint="eastAsia" w:ascii="Times New Roman" w:hAnsi="Times New Roman" w:eastAsia="Times New Roman" w:cs="Times New Roman"/>
-        </w:rPr>
-        <w:t>(2E,4E)-2,4-</w:t>
-      </w:r>
-      <w:r>
-        <w:rPr>
-          <w:rFonts w:hint="eastAsia" w:ascii="Times New Roman" w:hAnsi="Times New Roman" w:eastAsia="FangSong" w:cs="Times New Roman"/>
-        </w:rPr>
-        <w:t>己二烯</w:t>
-      </w:r>
-    </w:p>
-    <w:p>
-      <w:pPr>
-        <w:pStyle w:val="Compact"/>
-        <w:numPr>
-          <w:ilvl w:val="1"/>
-          <w:numId w:val="1012"/>
-        </w:numPr>
-      </w:pPr>
-      <w:r>
-        <w:rPr>
-          <w:rFonts w:hint="eastAsia" w:ascii="Times New Roman" w:hAnsi="Times New Roman" w:eastAsia="Times New Roman" w:cs="Times New Roman"/>
-        </w:rPr>
-        <w:t>1,3,5-</w:t>
-      </w:r>
-      <w:r>
-        <w:rPr>
-          <w:rFonts w:hint="eastAsia" w:ascii="Times New Roman" w:hAnsi="Times New Roman" w:eastAsia="FangSong" w:cs="Times New Roman"/>
-        </w:rPr>
-        <w:t>环庚三烯</w:t>
-      </w:r>
-    </w:p>
-    <w:p>
-      <w:pPr>
-        <w:pStyle w:val="Compact"/>
-        <w:numPr>
-          <w:ilvl w:val="0"/>
-          <w:numId w:val="1011"/>
-        </w:numPr>
-      </w:pPr>
-      <w:r>
-        <w:rPr>
-          <w:rFonts w:hint="eastAsia" w:ascii="Times New Roman" w:hAnsi="Times New Roman" w:eastAsia="FangSong" w:cs="Times New Roman"/>
-        </w:rPr>
-        <w:t xml:space="preserve">在</w:t>
-      </w:r>
-      <w:r>
-        <w:rPr>
-          <w:rFonts w:ascii="Times New Roman" w:hAnsi="Times New Roman" w:eastAsia="Times New Roman" w:cs="Times New Roman"/>
-        </w:rPr>
-        <w:t xml:space="preserve"> Diels-Alder </w:t>
-      </w:r>
-      <w:r>
-        <w:rPr>
-          <w:rFonts w:hint="eastAsia" w:ascii="Times New Roman" w:hAnsi="Times New Roman" w:eastAsia="FangSong" w:cs="Times New Roman"/>
-        </w:rPr>
-        <w:t>反应中</w:t>
-      </w:r>
-      <w:r>
-        <w:rPr>
-          <w:rFonts w:hint="eastAsia" w:ascii="Times New Roman" w:hAnsi="Times New Roman" w:eastAsia="Times New Roman" w:cs="Times New Roman"/>
-        </w:rPr>
-        <w:t>，endo</w:t>
-      </w:r>
-      <w:r>
-        <w:rPr>
-          <w:rFonts w:ascii="Times New Roman" w:hAnsi="Times New Roman" w:eastAsia="Times New Roman" w:cs="Times New Roman"/>
-        </w:rPr>
-        <w:t xml:space="preserve"> </w:t>
-      </w:r>
-      <w:r>
-        <w:rPr>
-          <w:rFonts w:hint="eastAsia" w:ascii="Times New Roman" w:hAnsi="Times New Roman" w:eastAsia="FangSong" w:cs="Times New Roman"/>
-        </w:rPr>
-        <w:t xml:space="preserve">产物和</w:t>
-      </w:r>
-      <w:r>
-        <w:rPr>
-          <w:rFonts w:ascii="Times New Roman" w:hAnsi="Times New Roman" w:eastAsia="Times New Roman" w:cs="Times New Roman"/>
-        </w:rPr>
-        <w:t xml:space="preserve"> exo </w:t>
-      </w:r>
-      <w:r>
-        <w:rPr>
-          <w:rFonts w:hint="eastAsia" w:ascii="Times New Roman" w:hAnsi="Times New Roman" w:eastAsia="FangSong" w:cs="Times New Roman"/>
-        </w:rPr>
-        <w:t>产物哪个是动力学产物</w:t>
-      </w:r>
-      <w:r>
-        <w:rPr>
-          <w:rFonts w:hint="eastAsia" w:ascii="Times New Roman" w:hAnsi="Times New Roman" w:eastAsia="Times New Roman" w:cs="Times New Roman"/>
-        </w:rPr>
-        <w:t>？</w:t>
-      </w:r>
-      <w:r>
-        <w:rPr>
-          <w:rFonts w:hint="eastAsia" w:ascii="Times New Roman" w:hAnsi="Times New Roman" w:eastAsia="FangSong" w:cs="Times New Roman"/>
-        </w:rPr>
-        <w:t>哪个是热力学产物</w:t>
-      </w:r>
-      <w:r>
-        <w:rPr>
-          <w:rFonts w:hint="eastAsia" w:ascii="Times New Roman" w:hAnsi="Times New Roman" w:eastAsia="Times New Roman" w:cs="Times New Roman"/>
-        </w:rPr>
-        <w:t>？</w:t>
-      </w:r>
-      <w:r>
-        <w:rPr>
-          <w:rFonts w:hint="eastAsia" w:ascii="Times New Roman" w:hAnsi="Times New Roman" w:eastAsia="FangSong" w:cs="Times New Roman"/>
-        </w:rPr>
-        <w:t>解释</w:t>
-      </w:r>
-      <w:r>
-        <w:rPr>
-          <w:rFonts w:ascii="Times New Roman" w:hAnsi="Times New Roman" w:eastAsia="Times New Roman" w:cs="Times New Roman"/>
-        </w:rPr>
-        <w:t xml:space="preserve"> endo </w:t>
-      </w:r>
-      <w:r>
-        <w:rPr>
-          <w:rFonts w:hint="eastAsia" w:ascii="Times New Roman" w:hAnsi="Times New Roman" w:eastAsia="FangSong" w:cs="Times New Roman"/>
-        </w:rPr>
-        <w:t>选择性的原因</w:t>
-      </w:r>
-      <w:r>
-        <w:rPr>
-          <w:rFonts w:hint="eastAsia" w:ascii="Times New Roman" w:hAnsi="Times New Roman" w:eastAsia="Times New Roman" w:cs="Times New Roman"/>
-        </w:rPr>
-        <w:t>。</w:t>
-      </w:r>
-    </w:p>
-    <w:p>
-      <w:pPr>
-        <w:pStyle w:val="FirstParagraph"/>
-      </w:pPr>
-      <w:r>
-        <w:rPr>
-          <w:rFonts w:ascii="Times New Roman" w:hAnsi="Times New Roman" w:eastAsia="Times New Roman" w:cs="Times New Roman"/>
-          <w:b/>
-          <w:bCs/>
-        </w:rPr>
-        <w:t xml:space="preserve">[2+2] </w:t>
-      </w:r>
-      <w:r>
-        <w:rPr>
-          <w:rFonts w:hint="eastAsia" w:ascii="Times New Roman" w:hAnsi="Times New Roman" w:eastAsia="FangSong" w:cs="Times New Roman"/>
-          <w:b/>
-          <w:bCs/>
-        </w:rPr>
-        <w:t xml:space="preserve">环加成</w:t>
-      </w:r>
-    </w:p>
-    <w:p>
-      <w:pPr>
-        <w:pStyle w:val="Compact"/>
-        <w:numPr>
-          <w:ilvl w:val="0"/>
-          <w:numId w:val="1013"/>
-        </w:numPr>
-      </w:pPr>
-      <w:r>
-        <w:rPr>
-          <w:rFonts w:hint="eastAsia" w:ascii="Times New Roman" w:hAnsi="Times New Roman" w:eastAsia="FangSong" w:cs="Times New Roman"/>
-        </w:rPr>
-        <w:t>判断以下反应在加热条件下是否允许</w:t>
-      </w:r>
-      <w:r>
-        <w:rPr>
-          <w:rFonts w:hint="eastAsia" w:ascii="Times New Roman" w:hAnsi="Times New Roman" w:eastAsia="Times New Roman" w:cs="Times New Roman"/>
-        </w:rPr>
-        <w:t>，</w:t>
-      </w:r>
-      <w:r>
-        <w:rPr>
-          <w:rFonts w:hint="eastAsia" w:ascii="Times New Roman" w:hAnsi="Times New Roman" w:eastAsia="FangSong" w:cs="Times New Roman"/>
-        </w:rPr>
-        <w:t>并解释原因</w:t>
-      </w:r>
-      <w:r>
-        <w:rPr>
-          <w:rFonts w:hint="eastAsia" w:ascii="Times New Roman" w:hAnsi="Times New Roman" w:eastAsia="Times New Roman" w:cs="Times New Roman"/>
-        </w:rPr>
-        <w:t>：</w:t>
-      </w:r>
-    </w:p>
-    <w:p>
-      <w:pPr>
-        <w:pStyle w:val="Compact"/>
-        <w:numPr>
-          <w:ilvl w:val="1"/>
-          <w:numId w:val="1014"/>
-        </w:numPr>
-      </w:pPr>
-      <w:r>
-        <w:rPr>
-          <w:rFonts w:hint="eastAsia" w:ascii="Times New Roman" w:hAnsi="Times New Roman" w:eastAsia="FangSong" w:cs="Times New Roman"/>
-        </w:rPr>
-        <w:t xml:space="preserve">乙烯</w:t>
-      </w:r>
-      <w:r>
-        <w:rPr>
-          <w:rFonts w:ascii="Times New Roman" w:hAnsi="Times New Roman" w:eastAsia="Times New Roman" w:cs="Times New Roman"/>
-        </w:rPr>
-        <w:t xml:space="preserve"> + </w:t>
-      </w:r>
-      <w:r>
-        <w:rPr>
-          <w:rFonts w:hint="eastAsia" w:ascii="Times New Roman" w:hAnsi="Times New Roman" w:eastAsia="FangSong" w:cs="Times New Roman"/>
-        </w:rPr>
-        <w:t xml:space="preserve">乙烯</w:t>
-      </w:r>
-      <w:r>
-        <w:rPr>
-          <w:rFonts w:ascii="Times New Roman" w:hAnsi="Times New Roman" w:eastAsia="Times New Roman" w:cs="Times New Roman"/>
-        </w:rPr>
-        <w:t xml:space="preserve"> → </w:t>
-      </w:r>
-      <w:r>
-        <w:rPr>
-          <w:rFonts w:hint="eastAsia" w:ascii="Times New Roman" w:hAnsi="Times New Roman" w:eastAsia="FangSong" w:cs="Times New Roman"/>
-        </w:rPr>
-        <w:t>环丁烷</w:t>
-      </w:r>
-      <w:r>
-        <w:rPr>
-          <w:rFonts w:hint="eastAsia" w:ascii="Times New Roman" w:hAnsi="Times New Roman" w:eastAsia="Times New Roman" w:cs="Times New Roman"/>
-        </w:rPr>
-        <w:t>（</w:t>
-      </w:r>
-      <w:r>
-        <w:rPr>
-          <w:rFonts w:hint="eastAsia" w:ascii="Times New Roman" w:hAnsi="Times New Roman" w:eastAsia="FangSong" w:cs="Times New Roman"/>
-        </w:rPr>
-        <w:t>加热</w:t>
-      </w:r>
-      <w:r>
-        <w:rPr>
-          <w:rFonts w:hint="eastAsia" w:ascii="Times New Roman" w:hAnsi="Times New Roman" w:eastAsia="Times New Roman" w:cs="Times New Roman"/>
-        </w:rPr>
-        <w:t>）</w:t>
-      </w:r>
-    </w:p>
-    <w:p>
-      <w:pPr>
-        <w:pStyle w:val="Compact"/>
-        <w:numPr>
-          <w:ilvl w:val="1"/>
-          <w:numId w:val="1014"/>
-        </w:numPr>
-      </w:pPr>
-      <w:r>
-        <w:rPr>
-          <w:rFonts w:hint="eastAsia" w:ascii="Times New Roman" w:hAnsi="Times New Roman" w:eastAsia="FangSong" w:cs="Times New Roman"/>
-        </w:rPr>
-        <w:t xml:space="preserve">烯酮</w:t>
-      </w:r>
-      <w:r>
-        <w:rPr>
-          <w:rFonts w:ascii="Times New Roman" w:hAnsi="Times New Roman" w:eastAsia="Times New Roman" w:cs="Times New Roman"/>
-        </w:rPr>
-        <w:t xml:space="preserve"> + </w:t>
-      </w:r>
-      <w:r>
-        <w:rPr>
-          <w:rFonts w:hint="eastAsia" w:ascii="Times New Roman" w:hAnsi="Times New Roman" w:eastAsia="FangSong" w:cs="Times New Roman"/>
-        </w:rPr>
-        <w:t xml:space="preserve">乙烯</w:t>
-      </w:r>
-      <w:r>
-        <w:rPr>
-          <w:rFonts w:ascii="Times New Roman" w:hAnsi="Times New Roman" w:eastAsia="Times New Roman" w:cs="Times New Roman"/>
-        </w:rPr>
-        <w:t xml:space="preserve"> → </w:t>
-      </w:r>
-      <w:r>
-        <w:rPr>
-          <w:rFonts w:hint="eastAsia" w:ascii="Times New Roman" w:hAnsi="Times New Roman" w:eastAsia="FangSong" w:cs="Times New Roman"/>
-        </w:rPr>
-        <w:t>环丁酮</w:t>
-      </w:r>
-      <w:r>
-        <w:rPr>
-          <w:rFonts w:hint="eastAsia" w:ascii="Times New Roman" w:hAnsi="Times New Roman" w:eastAsia="Times New Roman" w:cs="Times New Roman"/>
-        </w:rPr>
-        <w:t>（</w:t>
-      </w:r>
-      <w:r>
-        <w:rPr>
-          <w:rFonts w:hint="eastAsia" w:ascii="Times New Roman" w:hAnsi="Times New Roman" w:eastAsia="FangSong" w:cs="Times New Roman"/>
-        </w:rPr>
-        <w:t>加热</w:t>
-      </w:r>
-      <w:r>
-        <w:rPr>
-          <w:rFonts w:hint="eastAsia" w:ascii="Times New Roman" w:hAnsi="Times New Roman" w:eastAsia="Times New Roman" w:cs="Times New Roman"/>
-        </w:rPr>
-        <w:t>）</w:t>
-      </w:r>
-    </w:p>
-    <w:p>
-      <w:pPr>
-        <w:pStyle w:val="Compact"/>
-        <w:numPr>
-          <w:ilvl w:val="1"/>
-          <w:numId w:val="1014"/>
-        </w:numPr>
-      </w:pPr>
-      <w:r>
-        <w:rPr>
-          <w:rFonts w:hint="eastAsia" w:ascii="Times New Roman" w:hAnsi="Times New Roman" w:eastAsia="FangSong" w:cs="Times New Roman"/>
-        </w:rPr>
-        <w:t xml:space="preserve">乙烯</w:t>
-      </w:r>
-      <w:r>
-        <w:rPr>
-          <w:rFonts w:ascii="Times New Roman" w:hAnsi="Times New Roman" w:eastAsia="Times New Roman" w:cs="Times New Roman"/>
-        </w:rPr>
-        <w:t xml:space="preserve"> + </w:t>
-      </w:r>
-      <w:r>
-        <w:rPr>
-          <w:rFonts w:hint="eastAsia" w:ascii="Times New Roman" w:hAnsi="Times New Roman" w:eastAsia="FangSong" w:cs="Times New Roman"/>
-        </w:rPr>
-        <w:t xml:space="preserve">乙烯</w:t>
-      </w:r>
-      <w:r>
-        <w:rPr>
-          <w:rFonts w:ascii="Times New Roman" w:hAnsi="Times New Roman" w:eastAsia="Times New Roman" w:cs="Times New Roman"/>
-        </w:rPr>
-        <w:t xml:space="preserve"> → </w:t>
-      </w:r>
-      <w:r>
-        <w:rPr>
-          <w:rFonts w:hint="eastAsia" w:ascii="Times New Roman" w:hAnsi="Times New Roman" w:eastAsia="FangSong" w:cs="Times New Roman"/>
-        </w:rPr>
-        <w:t>环丁烷</w:t>
-      </w:r>
-      <w:r>
-        <w:rPr>
-          <w:rFonts w:hint="eastAsia" w:ascii="Times New Roman" w:hAnsi="Times New Roman" w:eastAsia="Times New Roman" w:cs="Times New Roman"/>
-        </w:rPr>
-        <w:t>（</w:t>
-      </w:r>
-      <w:r>
-        <w:rPr>
-          <w:rFonts w:hint="eastAsia" w:ascii="Times New Roman" w:hAnsi="Times New Roman" w:eastAsia="FangSong" w:cs="Times New Roman"/>
-        </w:rPr>
-        <w:t>光照</w:t>
-      </w:r>
-      <w:r>
-        <w:rPr>
-          <w:rFonts w:hint="eastAsia" w:ascii="Times New Roman" w:hAnsi="Times New Roman" w:eastAsia="Times New Roman" w:cs="Times New Roman"/>
-        </w:rPr>
-        <w:t>）</w:t>
-      </w:r>
-    </w:p>
-    <w:p>
-      <w:pPr>
-        <w:pStyle w:val="FirstParagraph"/>
-      </w:pPr>
-      <w:r>
-        <w:rPr>
-          <w:rFonts w:hint="eastAsia" w:ascii="Times New Roman" w:hAnsi="Times New Roman" w:eastAsia="FangSong" w:cs="Times New Roman"/>
-          <w:b/>
-          <w:bCs/>
-        </w:rPr>
-        <w:t xml:space="preserve">电环化反应</w:t>
-      </w:r>
-    </w:p>
-    <w:p>
-      <w:pPr>
-        <w:pStyle w:val="Compact"/>
-        <w:numPr>
-          <w:ilvl w:val="0"/>
-          <w:numId w:val="1015"/>
-        </w:numPr>
-      </w:pPr>
-      <w:r>
-        <w:rPr>
-          <w:rFonts w:hint="eastAsia" w:ascii="Times New Roman" w:hAnsi="Times New Roman" w:eastAsia="FangSong" w:cs="Times New Roman"/>
-        </w:rPr>
-        <w:t xml:space="preserve">根据</w:t>
-      </w:r>
-      <w:r>
-        <w:rPr>
-          <w:rFonts w:ascii="Times New Roman" w:hAnsi="Times New Roman" w:eastAsia="Times New Roman" w:cs="Times New Roman"/>
-        </w:rPr>
-        <w:t xml:space="preserve"> Woodward-Hoffmann </w:t>
-      </w:r>
-      <w:r>
-        <w:rPr>
-          <w:rFonts w:hint="eastAsia" w:ascii="Times New Roman" w:hAnsi="Times New Roman" w:eastAsia="FangSong" w:cs="Times New Roman"/>
-        </w:rPr>
-        <w:t>规则</w:t>
-      </w:r>
-      <w:r>
-        <w:rPr>
-          <w:rFonts w:hint="eastAsia" w:ascii="Times New Roman" w:hAnsi="Times New Roman" w:eastAsia="Times New Roman" w:cs="Times New Roman"/>
-        </w:rPr>
-        <w:t>，</w:t>
-      </w:r>
-      <w:r>
-        <w:rPr>
-          <w:rFonts w:hint="eastAsia" w:ascii="Times New Roman" w:hAnsi="Times New Roman" w:eastAsia="FangSong" w:cs="Times New Roman"/>
-        </w:rPr>
-        <w:t>预测以下电环化关环反应的立体化学</w:t>
-      </w:r>
-      <w:r>
-        <w:rPr>
-          <w:rFonts w:hint="eastAsia" w:ascii="Times New Roman" w:hAnsi="Times New Roman" w:eastAsia="Times New Roman" w:cs="Times New Roman"/>
-        </w:rPr>
-        <w:t>：</w:t>
-      </w:r>
-    </w:p>
-    <w:p>
-      <w:pPr>
-        <w:pStyle w:val="Compact"/>
-        <w:numPr>
-          <w:ilvl w:val="1"/>
-          <w:numId w:val="1016"/>
-        </w:numPr>
-      </w:pPr>
-      <w:r>
-        <w:rPr>
-          <w:rFonts w:hint="eastAsia" w:ascii="Times New Roman" w:hAnsi="Times New Roman" w:eastAsia="Times New Roman" w:cs="Times New Roman"/>
-        </w:rPr>
-        <w:t>1,3-</w:t>
-      </w:r>
-      <w:r>
-        <w:rPr>
-          <w:rFonts w:hint="eastAsia" w:ascii="Times New Roman" w:hAnsi="Times New Roman" w:eastAsia="FangSong" w:cs="Times New Roman"/>
-        </w:rPr>
-        <w:t>丁二烯</w:t>
-      </w:r>
-      <w:r>
-        <w:rPr>
-          <w:rFonts w:ascii="Times New Roman" w:hAnsi="Times New Roman" w:eastAsia="Times New Roman" w:cs="Times New Roman"/>
-        </w:rPr>
-        <w:t xml:space="preserve"> → </w:t>
-      </w:r>
-      <w:r>
-        <w:rPr>
-          <w:rFonts w:hint="eastAsia" w:ascii="Times New Roman" w:hAnsi="Times New Roman" w:eastAsia="FangSong" w:cs="Times New Roman"/>
-        </w:rPr>
-        <w:t>环丁烯</w:t>
-      </w:r>
-      <w:r>
-        <w:rPr>
-          <w:rFonts w:hint="eastAsia" w:ascii="Times New Roman" w:hAnsi="Times New Roman" w:eastAsia="Times New Roman" w:cs="Times New Roman"/>
-        </w:rPr>
-        <w:t>（</w:t>
-      </w:r>
-      <w:r>
-        <w:rPr>
-          <w:rFonts w:hint="eastAsia" w:ascii="Times New Roman" w:hAnsi="Times New Roman" w:eastAsia="FangSong" w:cs="Times New Roman"/>
-        </w:rPr>
-        <w:t>加热</w:t>
-      </w:r>
-      <w:r>
-        <w:rPr>
-          <w:rFonts w:hint="eastAsia" w:ascii="Times New Roman" w:hAnsi="Times New Roman" w:eastAsia="Times New Roman" w:cs="Times New Roman"/>
-        </w:rPr>
-        <w:t>）</w:t>
-      </w:r>
-    </w:p>
-    <w:p>
-      <w:pPr>
-        <w:pStyle w:val="Compact"/>
-        <w:numPr>
-          <w:ilvl w:val="1"/>
-          <w:numId w:val="1016"/>
-        </w:numPr>
-      </w:pPr>
-      <w:r>
-        <w:rPr>
-          <w:rFonts w:hint="eastAsia" w:ascii="Times New Roman" w:hAnsi="Times New Roman" w:eastAsia="Times New Roman" w:cs="Times New Roman"/>
-        </w:rPr>
-        <w:t>1,3,5-</w:t>
-      </w:r>
-      <w:r>
-        <w:rPr>
-          <w:rFonts w:hint="eastAsia" w:ascii="Times New Roman" w:hAnsi="Times New Roman" w:eastAsia="FangSong" w:cs="Times New Roman"/>
-        </w:rPr>
-        <w:t>己三烯</w:t>
-      </w:r>
-      <w:r>
-        <w:rPr>
-          <w:rFonts w:ascii="Times New Roman" w:hAnsi="Times New Roman" w:eastAsia="Times New Roman" w:cs="Times New Roman"/>
-        </w:rPr>
-        <w:t xml:space="preserve"> → </w:t>
-      </w:r>
-      <w:r>
-        <w:rPr>
-          <w:rFonts w:hint="eastAsia" w:ascii="Times New Roman" w:hAnsi="Times New Roman" w:eastAsia="FangSong" w:cs="Times New Roman"/>
-        </w:rPr>
-        <w:t>环己二烯</w:t>
-      </w:r>
-      <w:r>
-        <w:rPr>
-          <w:rFonts w:hint="eastAsia" w:ascii="Times New Roman" w:hAnsi="Times New Roman" w:eastAsia="Times New Roman" w:cs="Times New Roman"/>
-        </w:rPr>
-        <w:t>（</w:t>
-      </w:r>
-      <w:r>
-        <w:rPr>
-          <w:rFonts w:hint="eastAsia" w:ascii="Times New Roman" w:hAnsi="Times New Roman" w:eastAsia="FangSong" w:cs="Times New Roman"/>
-        </w:rPr>
-        <w:t>加热</w:t>
-      </w:r>
-      <w:r>
-        <w:rPr>
-          <w:rFonts w:hint="eastAsia" w:ascii="Times New Roman" w:hAnsi="Times New Roman" w:eastAsia="Times New Roman" w:cs="Times New Roman"/>
-        </w:rPr>
-        <w:t>）</w:t>
-      </w:r>
-    </w:p>
-    <w:p>
-      <w:pPr>
-        <w:pStyle w:val="Compact"/>
-        <w:numPr>
-          <w:ilvl w:val="1"/>
-          <w:numId w:val="1016"/>
-        </w:numPr>
-      </w:pPr>
-      <w:r>
-        <w:rPr>
-          <w:rFonts w:hint="eastAsia" w:ascii="Times New Roman" w:hAnsi="Times New Roman" w:eastAsia="Times New Roman" w:cs="Times New Roman"/>
-        </w:rPr>
-        <w:t>1,3-</w:t>
-      </w:r>
-      <w:r>
-        <w:rPr>
-          <w:rFonts w:hint="eastAsia" w:ascii="Times New Roman" w:hAnsi="Times New Roman" w:eastAsia="FangSong" w:cs="Times New Roman"/>
-        </w:rPr>
-        <w:t>丁二烯</w:t>
-      </w:r>
-      <w:r>
-        <w:rPr>
-          <w:rFonts w:ascii="Times New Roman" w:hAnsi="Times New Roman" w:eastAsia="Times New Roman" w:cs="Times New Roman"/>
-        </w:rPr>
-        <w:t xml:space="preserve"> → </w:t>
-      </w:r>
-      <w:r>
-        <w:rPr>
-          <w:rFonts w:hint="eastAsia" w:ascii="Times New Roman" w:hAnsi="Times New Roman" w:eastAsia="FangSong" w:cs="Times New Roman"/>
-        </w:rPr>
-        <w:t>环丁烯</w:t>
-      </w:r>
-      <w:r>
-        <w:rPr>
-          <w:rFonts w:hint="eastAsia" w:ascii="Times New Roman" w:hAnsi="Times New Roman" w:eastAsia="Times New Roman" w:cs="Times New Roman"/>
-        </w:rPr>
-        <w:t>（</w:t>
-      </w:r>
-      <w:r>
-        <w:rPr>
-          <w:rFonts w:hint="eastAsia" w:ascii="Times New Roman" w:hAnsi="Times New Roman" w:eastAsia="FangSong" w:cs="Times New Roman"/>
-        </w:rPr>
-        <w:t>光照</w:t>
-      </w:r>
-      <w:r>
-        <w:rPr>
-          <w:rFonts w:hint="eastAsia" w:ascii="Times New Roman" w:hAnsi="Times New Roman" w:eastAsia="Times New Roman" w:cs="Times New Roman"/>
-        </w:rPr>
-        <w:t>）</w:t>
-      </w:r>
-    </w:p>
-    <w:p>
-      <w:pPr>
-        <w:pStyle w:val="FirstParagraph"/>
-      </w:pPr>
-      <w:r>
-        <w:rPr>
-          <w:rFonts w:ascii="Times New Roman" w:hAnsi="Times New Roman" w:eastAsia="Times New Roman" w:cs="Times New Roman"/>
-          <w:b/>
-          <w:bCs/>
-        </w:rPr>
-        <w:t xml:space="preserve">σ </w:t>
-      </w:r>
-      <w:r>
-        <w:rPr>
-          <w:rFonts w:hint="eastAsia" w:ascii="Times New Roman" w:hAnsi="Times New Roman" w:eastAsia="FangSong" w:cs="Times New Roman"/>
-          <w:b/>
-          <w:bCs/>
-        </w:rPr>
-        <w:t xml:space="preserve">迁移反应</w:t>
-      </w:r>
-    </w:p>
-    <w:p>
-      <w:pPr>
-        <w:pStyle w:val="Compact"/>
-        <w:numPr>
-          <w:ilvl w:val="0"/>
-          <w:numId w:val="1017"/>
-        </w:numPr>
-      </w:pPr>
-      <w:r>
-        <w:rPr>
-          <w:rFonts w:hint="eastAsia" w:ascii="Times New Roman" w:hAnsi="Times New Roman" w:eastAsia="FangSong" w:cs="Times New Roman"/>
-        </w:rPr>
-        <w:t xml:space="preserve">判断以下</w:t>
-      </w:r>
-      <w:r>
-        <w:rPr>
-          <w:rFonts w:ascii="Times New Roman" w:hAnsi="Times New Roman" w:eastAsia="Times New Roman" w:cs="Times New Roman"/>
-        </w:rPr>
-        <w:t xml:space="preserve"> σ </w:t>
-      </w:r>
-      <w:r>
-        <w:rPr>
-          <w:rFonts w:hint="eastAsia" w:ascii="Times New Roman" w:hAnsi="Times New Roman" w:eastAsia="FangSong" w:cs="Times New Roman"/>
-        </w:rPr>
-        <w:t>迁移反应在加热条件下是否允许</w:t>
-      </w:r>
-      <w:r>
-        <w:rPr>
-          <w:rFonts w:hint="eastAsia" w:ascii="Times New Roman" w:hAnsi="Times New Roman" w:eastAsia="Times New Roman" w:cs="Times New Roman"/>
-        </w:rPr>
-        <w:t>，</w:t>
-      </w:r>
-      <w:r>
-        <w:rPr>
-          <w:rFonts w:hint="eastAsia" w:ascii="Times New Roman" w:hAnsi="Times New Roman" w:eastAsia="FangSong" w:cs="Times New Roman"/>
-        </w:rPr>
-        <w:t>并说明原因</w:t>
-      </w:r>
-      <w:r>
-        <w:rPr>
-          <w:rFonts w:hint="eastAsia" w:ascii="Times New Roman" w:hAnsi="Times New Roman" w:eastAsia="Times New Roman" w:cs="Times New Roman"/>
-        </w:rPr>
-        <w:t>：</w:t>
-      </w:r>
-    </w:p>
-    <w:p>
-      <w:pPr>
-        <w:pStyle w:val="Compact"/>
-        <w:numPr>
-          <w:ilvl w:val="1"/>
-          <w:numId w:val="1018"/>
-        </w:numPr>
-      </w:pPr>
-      <w:r>
-        <w:rPr>
-          <w:rFonts w:ascii="Times New Roman" w:hAnsi="Times New Roman" w:eastAsia="Times New Roman" w:cs="Times New Roman"/>
-        </w:rPr>
-        <w:t xml:space="preserve">[1,5]-H </w:t>
-      </w:r>
-      <w:r>
-        <w:rPr>
-          <w:rFonts w:hint="eastAsia" w:ascii="Times New Roman" w:hAnsi="Times New Roman" w:eastAsia="FangSong" w:cs="Times New Roman"/>
-        </w:rPr>
-        <w:t xml:space="preserve">迁移</w:t>
-      </w:r>
-    </w:p>
-    <w:p>
-      <w:pPr>
-        <w:pStyle w:val="Compact"/>
-        <w:numPr>
-          <w:ilvl w:val="1"/>
-          <w:numId w:val="1018"/>
-        </w:numPr>
-      </w:pPr>
-      <w:r>
-        <w:rPr>
-          <w:rFonts w:ascii="Times New Roman" w:hAnsi="Times New Roman" w:eastAsia="Times New Roman" w:cs="Times New Roman"/>
-        </w:rPr>
-        <w:t xml:space="preserve">[1,3]-H </w:t>
-      </w:r>
-      <w:r>
-        <w:rPr>
-          <w:rFonts w:hint="eastAsia" w:ascii="Times New Roman" w:hAnsi="Times New Roman" w:eastAsia="FangSong" w:cs="Times New Roman"/>
-        </w:rPr>
-        <w:t xml:space="preserve">迁移</w:t>
-      </w:r>
-    </w:p>
-    <w:p>
-      <w:pPr>
-        <w:pStyle w:val="Compact"/>
-        <w:numPr>
-          <w:ilvl w:val="1"/>
-          <w:numId w:val="1018"/>
-        </w:numPr>
-      </w:pPr>
-      <w:r>
-        <w:rPr>
-          <w:rFonts w:ascii="Times New Roman" w:hAnsi="Times New Roman" w:eastAsia="Times New Roman" w:cs="Times New Roman"/>
-        </w:rPr>
-        <w:t xml:space="preserve">[3,3]-σ </w:t>
-      </w:r>
-      <w:r>
-        <w:rPr>
-          <w:rFonts w:hint="eastAsia" w:ascii="Times New Roman" w:hAnsi="Times New Roman" w:eastAsia="FangSong" w:cs="Times New Roman"/>
-        </w:rPr>
-        <w:t>迁移</w:t>
-      </w:r>
-      <w:r>
-        <w:rPr>
-          <w:rFonts w:hint="eastAsia" w:ascii="Times New Roman" w:hAnsi="Times New Roman" w:eastAsia="Times New Roman" w:cs="Times New Roman"/>
-        </w:rPr>
-        <w:t>（Cope</w:t>
-      </w:r>
-      <w:r>
-        <w:rPr>
-          <w:rFonts w:ascii="Times New Roman" w:hAnsi="Times New Roman" w:eastAsia="Times New Roman" w:cs="Times New Roman"/>
-        </w:rPr>
-        <w:t xml:space="preserve"> </w:t>
-      </w:r>
-      <w:r>
-        <w:rPr>
-          <w:rFonts w:hint="eastAsia" w:ascii="Times New Roman" w:hAnsi="Times New Roman" w:eastAsia="FangSong" w:cs="Times New Roman"/>
-        </w:rPr>
-        <w:t>重排</w:t>
-      </w:r>
-      <w:r>
-        <w:rPr>
-          <w:rFonts w:hint="eastAsia" w:ascii="Times New Roman" w:hAnsi="Times New Roman" w:eastAsia="Times New Roman" w:cs="Times New Roman"/>
-        </w:rPr>
-        <w:t>）</w:t>
-      </w:r>
-    </w:p>
-    <w:bookmarkEnd w:id="56"/>
-    <w:bookmarkStart w:id="57" w:name="竞赛入门5-题"/>
-    <w:p>
-      <w:pPr>
-        <w:pStyle w:val="Heading3"/>
-        <w:spacing w:before="280" w:after="120"/>
-      </w:pPr>
-      <w:r>
-        <w:rPr>
-          <w:rFonts w:ascii="Times New Roman" w:hAnsi="Times New Roman" w:eastAsia="Times New Roman" w:cs="Times New Roman"/>
-        </w:rPr>
-        <w:t xml:space="preserve">11.2 </w:t>
-      </w:r>
-      <w:r>
-        <w:rPr>
-          <w:rFonts w:hint="eastAsia" w:ascii="Times New Roman" w:hAnsi="Times New Roman" w:eastAsia="SimHei" w:cs="Times New Roman"/>
-        </w:rPr>
-        <w:t>竞赛入门</w:t>
-      </w:r>
-      <w:r>
-        <w:rPr>
-          <w:rFonts w:hint="eastAsia" w:ascii="Times New Roman" w:hAnsi="Times New Roman" w:eastAsia="Times New Roman" w:cs="Times New Roman"/>
-        </w:rPr>
-        <w:t>（5</w:t>
-      </w:r>
-      <w:r>
-        <w:rPr>
-          <w:rFonts w:ascii="Times New Roman" w:hAnsi="Times New Roman" w:eastAsia="Times New Roman" w:cs="Times New Roman"/>
-        </w:rPr>
-        <w:t xml:space="preserve"> </w:t>
-      </w:r>
-      <w:r>
-        <w:rPr>
-          <w:rFonts w:hint="eastAsia" w:ascii="Times New Roman" w:hAnsi="Times New Roman" w:eastAsia="SimHei" w:cs="Times New Roman"/>
-        </w:rPr>
-        <w:t>题</w:t>
-      </w:r>
-      <w:r>
-        <w:rPr>
-          <w:rFonts w:hint="eastAsia" w:ascii="Times New Roman" w:hAnsi="Times New Roman" w:eastAsia="Times New Roman" w:cs="Times New Roman"/>
-        </w:rPr>
-        <w:t>）</w:t>
-      </w:r>
-    </w:p>
-    <w:p>
-      <w:pPr>
-        <w:pStyle w:val="FirstParagraph"/>
-      </w:pPr>
-      <w:r>
-        <w:rPr>
-          <w:rFonts w:ascii="Times New Roman" w:hAnsi="Times New Roman" w:eastAsia="Times New Roman" w:cs="Times New Roman"/>
-          <w:b/>
-          <w:bCs/>
-        </w:rPr>
-        <w:t xml:space="preserve">Diels-Alder </w:t>
-      </w:r>
-      <w:r>
-        <w:rPr>
-          <w:rFonts w:hint="eastAsia" w:ascii="Times New Roman" w:hAnsi="Times New Roman" w:eastAsia="FangSong" w:cs="Times New Roman"/>
-          <w:b/>
-          <w:bCs/>
-        </w:rPr>
-        <w:t xml:space="preserve">区域选择性</w:t>
       </w:r>
     </w:p>
     <w:p>
@@ -14022,7 +12982,7 @@
         <w:rPr>
           <w:rFonts w:hint="eastAsia" w:ascii="Times New Roman" w:hAnsi="Times New Roman" w:eastAsia="FangSong" w:cs="Times New Roman"/>
         </w:rPr>
-        <w:t xml:space="preserve">预测以下</w:t>
+        <w:t xml:space="preserve">判断以下二烯能否发生</w:t>
       </w:r>
       <w:r>
         <w:rPr>
@@ -14034,31 +12994,25 @@
         <w:rPr>
           <w:rFonts w:hint="eastAsia" w:ascii="Times New Roman" w:hAnsi="Times New Roman" w:eastAsia="FangSong" w:cs="Times New Roman"/>
         </w:rPr>
-        <w:t>反应的主产物</w:t>
-      </w:r>
-      <w:r>
-        <w:rPr>
-          <w:rFonts w:hint="eastAsia" w:ascii="Times New Roman" w:hAnsi="Times New Roman" w:eastAsia="Times New Roman" w:cs="Times New Roman"/>
-        </w:rPr>
-        <w:t>（</w:t>
-      </w:r>
-      <w:r>
-        <w:rPr>
-          <w:rFonts w:hint="eastAsia" w:ascii="Times New Roman" w:hAnsi="Times New Roman" w:eastAsia="FangSong" w:cs="Times New Roman"/>
-        </w:rPr>
-        <w:t>标出区域选择性和</w:t>
-      </w:r>
-      <w:r>
-        <w:rPr>
-          <w:rFonts w:ascii="Times New Roman" w:hAnsi="Times New Roman" w:eastAsia="Times New Roman" w:cs="Times New Roman"/>
-        </w:rPr>
-        <w:t xml:space="preserve"> </w:t>
-      </w:r>
-      <w:r>
-        <w:rPr>
-          <w:rFonts w:hint="eastAsia" w:ascii="Times New Roman" w:hAnsi="Times New Roman" w:eastAsia="Times New Roman" w:cs="Times New Roman"/>
-        </w:rPr>
-        <w:t xml:space="preserve">endo/exo）：</w:t>
+        <w:t>反应</w:t>
+      </w:r>
+      <w:r>
+        <w:rPr>
+          <w:rFonts w:hint="eastAsia" w:ascii="Times New Roman" w:hAnsi="Times New Roman" w:eastAsia="Times New Roman" w:cs="Times New Roman"/>
+        </w:rPr>
+        <w:t>，</w:t>
+      </w:r>
+      <w:r>
+        <w:rPr>
+          <w:rFonts w:hint="eastAsia" w:ascii="Times New Roman" w:hAnsi="Times New Roman" w:eastAsia="FangSong" w:cs="Times New Roman"/>
+        </w:rPr>
+        <w:t>并说明理由</w:t>
+      </w:r>
+      <w:r>
+        <w:rPr>
+          <w:rFonts w:hint="eastAsia" w:ascii="Times New Roman" w:hAnsi="Times New Roman" w:eastAsia="Times New Roman" w:cs="Times New Roman"/>
+        </w:rPr>
+        <w:t>：</w:t>
       </w:r>
     </w:p>
     <w:p>
@@ -14073,55 +13027,13 @@
         <w:rPr>
           <w:rFonts w:hint="eastAsia" w:ascii="Times New Roman" w:hAnsi="Times New Roman" w:eastAsia="Times New Roman" w:cs="Times New Roman"/>
         </w:rPr>
-        <w:t>1-</w:t>
-      </w:r>
-      <w:r>
-        <w:rPr>
-          <w:rFonts w:hint="eastAsia" w:ascii="Times New Roman" w:hAnsi="Times New Roman" w:eastAsia="FangSong" w:cs="Times New Roman"/>
-        </w:rPr>
-        <w:t>甲氧基</w:t>
-      </w:r>
-      <w:r>
-        <w:rPr>
-          <w:rFonts w:hint="eastAsia" w:ascii="Times New Roman" w:hAnsi="Times New Roman" w:eastAsia="Times New Roman" w:cs="Times New Roman"/>
-        </w:rPr>
-        <w:t>-1,3-</w:t>
+        <w:t>1,3-</w:t>
       </w:r>
       <w:r>
         <w:rPr>
           <w:rFonts w:hint="eastAsia" w:ascii="Times New Roman" w:hAnsi="Times New Roman" w:eastAsia="FangSong" w:cs="Times New Roman"/>
         </w:rPr>
         <w:t>丁二烯</w:t>
-      </w:r>
-      <w:r>
-        <w:rPr>
-          <w:rFonts w:ascii="Times New Roman" w:hAnsi="Times New Roman" w:eastAsia="Times New Roman" w:cs="Times New Roman"/>
-        </w:rPr>
-        <w:t xml:space="preserve"> + </w:t>
-      </w:r>
-      <w:r>
-        <w:rPr>
-          <w:rFonts w:hint="eastAsia" w:ascii="Times New Roman" w:hAnsi="Times New Roman" w:eastAsia="FangSong" w:cs="Times New Roman"/>
-        </w:rPr>
-        <w:t>丙烯醛</w:t>
-      </w:r>
-      <w:r>
-        <w:rPr>
-          <w:rFonts w:hint="eastAsia" w:ascii="Times New Roman" w:hAnsi="Times New Roman" w:eastAsia="Times New Roman" w:cs="Times New Roman"/>
-        </w:rPr>
-        <w:t>（</w:t>
-      </w:r>
-      <w:r>
-        <w:rPr>
-          <w:rFonts w:hint="eastAsia" w:ascii="Times New Roman" w:hAnsi="Times New Roman" w:eastAsia="FangSong" w:cs="Times New Roman"/>
-        </w:rPr>
-        <w:t>加热</w:t>
-      </w:r>
-      <w:r>
-        <w:rPr>
-          <w:rFonts w:hint="eastAsia" w:ascii="Times New Roman" w:hAnsi="Times New Roman" w:eastAsia="Times New Roman" w:cs="Times New Roman"/>
-        </w:rPr>
-        <w:t>）</w:t>
       </w:r>
     </w:p>
     <w:p>
@@ -14136,55 +13048,13 @@
         <w:rPr>
           <w:rFonts w:hint="eastAsia" w:ascii="Times New Roman" w:hAnsi="Times New Roman" w:eastAsia="Times New Roman" w:cs="Times New Roman"/>
         </w:rPr>
-        <w:t>2-</w:t>
-      </w:r>
-      <w:r>
-        <w:rPr>
-          <w:rFonts w:hint="eastAsia" w:ascii="Times New Roman" w:hAnsi="Times New Roman" w:eastAsia="FangSong" w:cs="Times New Roman"/>
-        </w:rPr>
-        <w:t>甲氧基</w:t>
-      </w:r>
-      <w:r>
-        <w:rPr>
-          <w:rFonts w:hint="eastAsia" w:ascii="Times New Roman" w:hAnsi="Times New Roman" w:eastAsia="Times New Roman" w:cs="Times New Roman"/>
-        </w:rPr>
-        <w:t>-1,3-</w:t>
-      </w:r>
-      <w:r>
-        <w:rPr>
-          <w:rFonts w:hint="eastAsia" w:ascii="Times New Roman" w:hAnsi="Times New Roman" w:eastAsia="FangSong" w:cs="Times New Roman"/>
-        </w:rPr>
-        <w:t>丁二烯</w:t>
-      </w:r>
-      <w:r>
-        <w:rPr>
-          <w:rFonts w:ascii="Times New Roman" w:hAnsi="Times New Roman" w:eastAsia="Times New Roman" w:cs="Times New Roman"/>
-        </w:rPr>
-        <w:t xml:space="preserve"> + </w:t>
-      </w:r>
-      <w:r>
-        <w:rPr>
-          <w:rFonts w:hint="eastAsia" w:ascii="Times New Roman" w:hAnsi="Times New Roman" w:eastAsia="FangSong" w:cs="Times New Roman"/>
-        </w:rPr>
-        <w:t>丙烯醛</w:t>
-      </w:r>
-      <w:r>
-        <w:rPr>
-          <w:rFonts w:hint="eastAsia" w:ascii="Times New Roman" w:hAnsi="Times New Roman" w:eastAsia="Times New Roman" w:cs="Times New Roman"/>
-        </w:rPr>
-        <w:t>（</w:t>
-      </w:r>
-      <w:r>
-        <w:rPr>
-          <w:rFonts w:hint="eastAsia" w:ascii="Times New Roman" w:hAnsi="Times New Roman" w:eastAsia="FangSong" w:cs="Times New Roman"/>
-        </w:rPr>
-        <w:t>加热</w:t>
-      </w:r>
-      <w:r>
-        <w:rPr>
-          <w:rFonts w:hint="eastAsia" w:ascii="Times New Roman" w:hAnsi="Times New Roman" w:eastAsia="Times New Roman" w:cs="Times New Roman"/>
-        </w:rPr>
-        <w:t>）</w:t>
+        <w:t>1,3-</w:t>
+      </w:r>
+      <w:r>
+        <w:rPr>
+          <w:rFonts w:hint="eastAsia" w:ascii="Times New Roman" w:hAnsi="Times New Roman" w:eastAsia="FangSong" w:cs="Times New Roman"/>
+        </w:rPr>
+        <w:t>环己二烯</w:t>
       </w:r>
     </w:p>
     <w:p>
@@ -14197,43 +13067,160 @@
       </w:pPr>
       <w:r>
         <w:rPr>
-          <w:rFonts w:hint="eastAsia" w:ascii="Times New Roman" w:hAnsi="Times New Roman" w:eastAsia="FangSong" w:cs="Times New Roman"/>
-        </w:rPr>
-        <w:t xml:space="preserve">环戊二烯</w:t>
-      </w:r>
-      <w:r>
-        <w:rPr>
-          <w:rFonts w:ascii="Times New Roman" w:hAnsi="Times New Roman" w:eastAsia="Times New Roman" w:cs="Times New Roman"/>
-        </w:rPr>
-        <w:t xml:space="preserve"> + </w:t>
-      </w:r>
-      <w:r>
-        <w:rPr>
-          <w:rFonts w:hint="eastAsia" w:ascii="Times New Roman" w:hAnsi="Times New Roman" w:eastAsia="FangSong" w:cs="Times New Roman"/>
-        </w:rPr>
-        <w:t>马来酸酐</w:t>
-      </w:r>
-      <w:r>
-        <w:rPr>
-          <w:rFonts w:hint="eastAsia" w:ascii="Times New Roman" w:hAnsi="Times New Roman" w:eastAsia="Times New Roman" w:cs="Times New Roman"/>
-        </w:rPr>
-        <w:t>（</w:t>
-      </w:r>
-      <w:r>
-        <w:rPr>
-          <w:rFonts w:hint="eastAsia" w:ascii="Times New Roman" w:hAnsi="Times New Roman" w:eastAsia="FangSong" w:cs="Times New Roman"/>
-        </w:rPr>
-        <w:t>加热</w:t>
-      </w:r>
-      <w:r>
-        <w:rPr>
-          <w:rFonts w:hint="eastAsia" w:ascii="Times New Roman" w:hAnsi="Times New Roman" w:eastAsia="Times New Roman" w:cs="Times New Roman"/>
-        </w:rPr>
-        <w:t>）</w:t>
+          <w:rFonts w:hint="eastAsia" w:ascii="Times New Roman" w:hAnsi="Times New Roman" w:eastAsia="Times New Roman" w:cs="Times New Roman"/>
+        </w:rPr>
+        <w:t>1,3-</w:t>
+      </w:r>
+      <w:r>
+        <w:rPr>
+          <w:rFonts w:hint="eastAsia" w:ascii="Times New Roman" w:hAnsi="Times New Roman" w:eastAsia="FangSong" w:cs="Times New Roman"/>
+        </w:rPr>
+        <w:t>环戊二烯</w:t>
       </w:r>
     </w:p>
     <w:p>
       <w:pPr>
+        <w:pStyle w:val="Compact"/>
+        <w:numPr>
+          <w:ilvl w:val="1"/>
+          <w:numId w:val="1020"/>
+        </w:numPr>
+      </w:pPr>
+      <w:r>
+        <w:rPr>
+          <w:rFonts w:hint="eastAsia" w:ascii="Times New Roman" w:hAnsi="Times New Roman" w:eastAsia="Times New Roman" w:cs="Times New Roman"/>
+        </w:rPr>
+        <w:t>(2E,4E)-2,4-</w:t>
+      </w:r>
+      <w:r>
+        <w:rPr>
+          <w:rFonts w:hint="eastAsia" w:ascii="Times New Roman" w:hAnsi="Times New Roman" w:eastAsia="FangSong" w:cs="Times New Roman"/>
+        </w:rPr>
+        <w:t>己二烯</w:t>
+      </w:r>
+    </w:p>
+    <w:p>
+      <w:pPr>
+        <w:pStyle w:val="Compact"/>
+        <w:numPr>
+          <w:ilvl w:val="1"/>
+          <w:numId w:val="1020"/>
+        </w:numPr>
+      </w:pPr>
+      <w:r>
+        <w:rPr>
+          <w:rFonts w:hint="eastAsia" w:ascii="Times New Roman" w:hAnsi="Times New Roman" w:eastAsia="Times New Roman" w:cs="Times New Roman"/>
+        </w:rPr>
+        <w:t>1,3,5-</w:t>
+      </w:r>
+      <w:r>
+        <w:rPr>
+          <w:rFonts w:hint="eastAsia" w:ascii="Times New Roman" w:hAnsi="Times New Roman" w:eastAsia="FangSong" w:cs="Times New Roman"/>
+        </w:rPr>
+        <w:t>环庚三烯</w:t>
+      </w:r>
+    </w:p>
+    <w:p>
+      <w:pPr>
+        <w:pStyle w:val="Compact"/>
+        <w:numPr>
+          <w:ilvl w:val="0"/>
+          <w:numId w:val="1019"/>
+        </w:numPr>
+      </w:pPr>
+      <w:r>
+        <w:rPr>
+          <w:rFonts w:hint="eastAsia" w:ascii="Times New Roman" w:hAnsi="Times New Roman" w:eastAsia="FangSong" w:cs="Times New Roman"/>
+        </w:rPr>
+        <w:t xml:space="preserve">在</w:t>
+      </w:r>
+      <w:r>
+        <w:rPr>
+          <w:rFonts w:ascii="Times New Roman" w:hAnsi="Times New Roman" w:eastAsia="Times New Roman" w:cs="Times New Roman"/>
+        </w:rPr>
+        <w:t xml:space="preserve"> Diels-Alder </w:t>
+      </w:r>
+      <w:r>
+        <w:rPr>
+          <w:rFonts w:hint="eastAsia" w:ascii="Times New Roman" w:hAnsi="Times New Roman" w:eastAsia="FangSong" w:cs="Times New Roman"/>
+        </w:rPr>
+        <w:t>反应中</w:t>
+      </w:r>
+      <w:r>
+        <w:rPr>
+          <w:rFonts w:hint="eastAsia" w:ascii="Times New Roman" w:hAnsi="Times New Roman" w:eastAsia="Times New Roman" w:cs="Times New Roman"/>
+        </w:rPr>
+        <w:t>，endo</w:t>
+      </w:r>
+      <w:r>
+        <w:rPr>
+          <w:rFonts w:ascii="Times New Roman" w:hAnsi="Times New Roman" w:eastAsia="Times New Roman" w:cs="Times New Roman"/>
+        </w:rPr>
+        <w:t xml:space="preserve"> </w:t>
+      </w:r>
+      <w:r>
+        <w:rPr>
+          <w:rFonts w:hint="eastAsia" w:ascii="Times New Roman" w:hAnsi="Times New Roman" w:eastAsia="FangSong" w:cs="Times New Roman"/>
+        </w:rPr>
+        <w:t xml:space="preserve">产物和</w:t>
+      </w:r>
+      <w:r>
+        <w:rPr>
+          <w:rFonts w:ascii="Times New Roman" w:hAnsi="Times New Roman" w:eastAsia="Times New Roman" w:cs="Times New Roman"/>
+        </w:rPr>
+        <w:t xml:space="preserve"> exo </w:t>
+      </w:r>
+      <w:r>
+        <w:rPr>
+          <w:rFonts w:hint="eastAsia" w:ascii="Times New Roman" w:hAnsi="Times New Roman" w:eastAsia="FangSong" w:cs="Times New Roman"/>
+        </w:rPr>
+        <w:t>产物哪个是动力学产物</w:t>
+      </w:r>
+      <w:r>
+        <w:rPr>
+          <w:rFonts w:hint="eastAsia" w:ascii="Times New Roman" w:hAnsi="Times New Roman" w:eastAsia="Times New Roman" w:cs="Times New Roman"/>
+        </w:rPr>
+        <w:t>？</w:t>
+      </w:r>
+      <w:r>
+        <w:rPr>
+          <w:rFonts w:hint="eastAsia" w:ascii="Times New Roman" w:hAnsi="Times New Roman" w:eastAsia="FangSong" w:cs="Times New Roman"/>
+        </w:rPr>
+        <w:t>哪个是热力学产物</w:t>
+      </w:r>
+      <w:r>
+        <w:rPr>
+          <w:rFonts w:hint="eastAsia" w:ascii="Times New Roman" w:hAnsi="Times New Roman" w:eastAsia="Times New Roman" w:cs="Times New Roman"/>
+        </w:rPr>
+        <w:t>？</w:t>
+      </w:r>
+      <w:r>
+        <w:rPr>
+          <w:rFonts w:hint="eastAsia" w:ascii="Times New Roman" w:hAnsi="Times New Roman" w:eastAsia="FangSong" w:cs="Times New Roman"/>
+        </w:rPr>
+        <w:t>解释</w:t>
+      </w:r>
+      <w:r>
+        <w:rPr>
+          <w:rFonts w:ascii="Times New Roman" w:hAnsi="Times New Roman" w:eastAsia="Times New Roman" w:cs="Times New Roman"/>
+        </w:rPr>
+        <w:t xml:space="preserve"> endo </w:t>
+      </w:r>
+      <w:r>
+        <w:rPr>
+          <w:rFonts w:hint="eastAsia" w:ascii="Times New Roman" w:hAnsi="Times New Roman" w:eastAsia="FangSong" w:cs="Times New Roman"/>
+        </w:rPr>
+        <w:t>选择性的原因</w:t>
+      </w:r>
+      <w:r>
+        <w:rPr>
+          <w:rFonts w:hint="eastAsia" w:ascii="Times New Roman" w:hAnsi="Times New Roman" w:eastAsia="Times New Roman" w:cs="Times New Roman"/>
+        </w:rPr>
+        <w:t>。</w:t>
+      </w:r>
+    </w:p>
+    <w:p>
+      <w:pPr>
         <w:pStyle w:val="FirstParagraph"/>
       </w:pPr>
       <w:r>
@@ -14242,7 +13229,7 @@
           <w:b/>
           <w:bCs/>
         </w:rPr>
-        <w:t xml:space="preserve">[3,3]-σ </w:t>
+        <w:t xml:space="preserve">[2+2] </w:t>
       </w:r>
       <w:r>
         <w:rPr>
@@ -14250,7 +13237,7 @@
           <w:b/>
           <w:bCs/>
         </w:rPr>
-        <w:t xml:space="preserve">迁移</w:t>
+        <w:t xml:space="preserve">环加成</w:t>
       </w:r>
     </w:p>
     <w:p>
@@ -14265,19 +13252,19 @@
         <w:rPr>
           <w:rFonts w:hint="eastAsia" w:ascii="Times New Roman" w:hAnsi="Times New Roman" w:eastAsia="FangSong" w:cs="Times New Roman"/>
         </w:rPr>
-        <w:t xml:space="preserve">写出以下</w:t>
-      </w:r>
-      <w:r>
-        <w:rPr>
-          <w:rFonts w:ascii="Times New Roman" w:hAnsi="Times New Roman" w:eastAsia="Times New Roman" w:cs="Times New Roman"/>
-        </w:rPr>
-        <w:t xml:space="preserve"> Claisen </w:t>
-      </w:r>
-      <w:r>
-        <w:rPr>
-          <w:rFonts w:hint="eastAsia" w:ascii="Times New Roman" w:hAnsi="Times New Roman" w:eastAsia="FangSong" w:cs="Times New Roman"/>
-        </w:rPr>
-        <w:t>重排的产物</w:t>
+        <w:t>判断以下反应在加热条件下是否允许</w:t>
+      </w:r>
+      <w:r>
+        <w:rPr>
+          <w:rFonts w:hint="eastAsia" w:ascii="Times New Roman" w:hAnsi="Times New Roman" w:eastAsia="Times New Roman" w:cs="Times New Roman"/>
+        </w:rPr>
+        <w:t>，</w:t>
+      </w:r>
+      <w:r>
+        <w:rPr>
+          <w:rFonts w:hint="eastAsia" w:ascii="Times New Roman" w:hAnsi="Times New Roman" w:eastAsia="FangSong" w:cs="Times New Roman"/>
+        </w:rPr>
+        <w:t>并解释原因</w:t>
       </w:r>
       <w:r>
         <w:rPr>
@@ -14298,7 +13285,49 @@
         <w:rPr>
           <w:rFonts w:hint="eastAsia" w:ascii="Times New Roman" w:hAnsi="Times New Roman" w:eastAsia="FangSong" w:cs="Times New Roman"/>
         </w:rPr>
-        <w:t xml:space="preserve">烯丙基乙烯基醚加热</w:t>
+        <w:t xml:space="preserve">乙烯</w:t>
+      </w:r>
+      <w:r>
+        <w:rPr>
+          <w:rFonts w:ascii="Times New Roman" w:hAnsi="Times New Roman" w:eastAsia="Times New Roman" w:cs="Times New Roman"/>
+        </w:rPr>
+        <w:t xml:space="preserve"> + </w:t>
+      </w:r>
+      <w:r>
+        <w:rPr>
+          <w:rFonts w:hint="eastAsia" w:ascii="Times New Roman" w:hAnsi="Times New Roman" w:eastAsia="FangSong" w:cs="Times New Roman"/>
+        </w:rPr>
+        <w:t xml:space="preserve">乙烯</w:t>
+      </w:r>
+      <w:r>
+        <w:rPr>
+          <w:rFonts w:ascii="Times New Roman" w:hAnsi="Times New Roman" w:eastAsia="Times New Roman" w:cs="Times New Roman"/>
+        </w:rPr>
+        <w:t xml:space="preserve"> → </w:t>
+      </w:r>
+      <w:r>
+        <w:rPr>
+          <w:rFonts w:hint="eastAsia" w:ascii="Times New Roman" w:hAnsi="Times New Roman" w:eastAsia="FangSong" w:cs="Times New Roman"/>
+        </w:rPr>
+        <w:t>环丁烷</w:t>
+      </w:r>
+      <w:r>
+        <w:rPr>
+          <w:rFonts w:hint="eastAsia" w:ascii="Times New Roman" w:hAnsi="Times New Roman" w:eastAsia="Times New Roman" w:cs="Times New Roman"/>
+        </w:rPr>
+        <w:t>（</w:t>
+      </w:r>
+      <w:r>
+        <w:rPr>
+          <w:rFonts w:hint="eastAsia" w:ascii="Times New Roman" w:hAnsi="Times New Roman" w:eastAsia="FangSong" w:cs="Times New Roman"/>
+        </w:rPr>
+        <w:t>加热</w:t>
+      </w:r>
+      <w:r>
+        <w:rPr>
+          <w:rFonts w:hint="eastAsia" w:ascii="Times New Roman" w:hAnsi="Times New Roman" w:eastAsia="Times New Roman" w:cs="Times New Roman"/>
+        </w:rPr>
+        <w:t>）</w:t>
       </w:r>
     </w:p>
     <w:p>
@@ -14313,7 +13342,31 @@
         <w:rPr>
           <w:rFonts w:hint="eastAsia" w:ascii="Times New Roman" w:hAnsi="Times New Roman" w:eastAsia="FangSong" w:cs="Times New Roman"/>
         </w:rPr>
-        <w:t>苯基烯丙基醚加热</w:t>
+        <w:t xml:space="preserve">烯酮</w:t>
+      </w:r>
+      <w:r>
+        <w:rPr>
+          <w:rFonts w:ascii="Times New Roman" w:hAnsi="Times New Roman" w:eastAsia="Times New Roman" w:cs="Times New Roman"/>
+        </w:rPr>
+        <w:t xml:space="preserve"> + </w:t>
+      </w:r>
+      <w:r>
+        <w:rPr>
+          <w:rFonts w:hint="eastAsia" w:ascii="Times New Roman" w:hAnsi="Times New Roman" w:eastAsia="FangSong" w:cs="Times New Roman"/>
+        </w:rPr>
+        <w:t xml:space="preserve">乙烯</w:t>
+      </w:r>
+      <w:r>
+        <w:rPr>
+          <w:rFonts w:ascii="Times New Roman" w:hAnsi="Times New Roman" w:eastAsia="Times New Roman" w:cs="Times New Roman"/>
+        </w:rPr>
+        <w:t xml:space="preserve"> → </w:t>
+      </w:r>
+      <w:r>
+        <w:rPr>
+          <w:rFonts w:hint="eastAsia" w:ascii="Times New Roman" w:hAnsi="Times New Roman" w:eastAsia="FangSong" w:cs="Times New Roman"/>
+        </w:rPr>
+        <w:t>环丁酮</w:t>
       </w:r>
       <w:r>
         <w:rPr>
@@ -14325,19 +13378,7 @@
         <w:rPr>
           <w:rFonts w:hint="eastAsia" w:ascii="Times New Roman" w:hAnsi="Times New Roman" w:eastAsia="FangSong" w:cs="Times New Roman"/>
         </w:rPr>
-        <w:t>两步过程</w:t>
-      </w:r>
-      <w:r>
-        <w:rPr>
-          <w:rFonts w:hint="eastAsia" w:ascii="Times New Roman" w:hAnsi="Times New Roman" w:eastAsia="Times New Roman" w:cs="Times New Roman"/>
-        </w:rPr>
-        <w:t>，</w:t>
-      </w:r>
-      <w:r>
-        <w:rPr>
-          <w:rFonts w:hint="eastAsia" w:ascii="Times New Roman" w:hAnsi="Times New Roman" w:eastAsia="FangSong" w:cs="Times New Roman"/>
-        </w:rPr>
-        <w:t>写出两步产物</w:t>
+        <w:t>加热</w:t>
       </w:r>
       <w:r>
         <w:rPr>
@@ -14350,27 +13391,39 @@
       <w:pPr>
         <w:pStyle w:val="Compact"/>
         <w:numPr>
-          <w:ilvl w:val="0"/>
-          <w:numId w:val="1021"/>
+          <w:ilvl w:val="1"/>
+          <w:numId w:val="1022"/>
         </w:numPr>
       </w:pPr>
       <w:r>
         <w:rPr>
           <w:rFonts w:hint="eastAsia" w:ascii="Times New Roman" w:hAnsi="Times New Roman" w:eastAsia="FangSong" w:cs="Times New Roman"/>
         </w:rPr>
-        <w:t xml:space="preserve">某化合物经</w:t>
-      </w:r>
-      <w:r>
-        <w:rPr>
-          <w:rFonts w:ascii="Times New Roman" w:hAnsi="Times New Roman" w:eastAsia="Times New Roman" w:cs="Times New Roman"/>
-        </w:rPr>
-        <w:t xml:space="preserve"> Cope </w:t>
-      </w:r>
-      <w:r>
-        <w:rPr>
-          <w:rFonts w:hint="eastAsia" w:ascii="Times New Roman" w:hAnsi="Times New Roman" w:eastAsia="FangSong" w:cs="Times New Roman"/>
-        </w:rPr>
-        <w:t>重排后得到相同结构的化合物</w:t>
+        <w:t xml:space="preserve">乙烯</w:t>
+      </w:r>
+      <w:r>
+        <w:rPr>
+          <w:rFonts w:ascii="Times New Roman" w:hAnsi="Times New Roman" w:eastAsia="Times New Roman" w:cs="Times New Roman"/>
+        </w:rPr>
+        <w:t xml:space="preserve"> + </w:t>
+      </w:r>
+      <w:r>
+        <w:rPr>
+          <w:rFonts w:hint="eastAsia" w:ascii="Times New Roman" w:hAnsi="Times New Roman" w:eastAsia="FangSong" w:cs="Times New Roman"/>
+        </w:rPr>
+        <w:t xml:space="preserve">乙烯</w:t>
+      </w:r>
+      <w:r>
+        <w:rPr>
+          <w:rFonts w:ascii="Times New Roman" w:hAnsi="Times New Roman" w:eastAsia="Times New Roman" w:cs="Times New Roman"/>
+        </w:rPr>
+        <w:t xml:space="preserve"> → </w:t>
+      </w:r>
+      <w:r>
+        <w:rPr>
+          <w:rFonts w:hint="eastAsia" w:ascii="Times New Roman" w:hAnsi="Times New Roman" w:eastAsia="FangSong" w:cs="Times New Roman"/>
+        </w:rPr>
+        <w:t>环丁烷</w:t>
       </w:r>
       <w:r>
         <w:rPr>
@@ -14382,61 +13435,13 @@
         <w:rPr>
           <w:rFonts w:hint="eastAsia" w:ascii="Times New Roman" w:hAnsi="Times New Roman" w:eastAsia="FangSong" w:cs="Times New Roman"/>
         </w:rPr>
-        <w:t>起始原料</w:t>
-      </w:r>
-      <w:r>
-        <w:rPr>
-          <w:rFonts w:ascii="Times New Roman" w:hAnsi="Times New Roman" w:eastAsia="Times New Roman" w:cs="Times New Roman"/>
-        </w:rPr>
-        <w:t xml:space="preserve"> = </w:t>
-      </w:r>
-      <w:r>
-        <w:rPr>
-          <w:rFonts w:hint="eastAsia" w:ascii="Times New Roman" w:hAnsi="Times New Roman" w:eastAsia="FangSong" w:cs="Times New Roman"/>
-        </w:rPr>
-        <w:t>产物</w:t>
-      </w:r>
-      <w:r>
-        <w:rPr>
-          <w:rFonts w:hint="eastAsia" w:ascii="Times New Roman" w:hAnsi="Times New Roman" w:eastAsia="Times New Roman" w:cs="Times New Roman"/>
-        </w:rPr>
-        <w:t>）。</w:t>
-      </w:r>
-      <w:r>
-        <w:rPr>
-          <w:rFonts w:hint="eastAsia" w:ascii="Times New Roman" w:hAnsi="Times New Roman" w:eastAsia="FangSong" w:cs="Times New Roman"/>
-        </w:rPr>
-        <w:t>这种情况在什么条件下发生</w:t>
-      </w:r>
-      <w:r>
-        <w:rPr>
-          <w:rFonts w:hint="eastAsia" w:ascii="Times New Roman" w:hAnsi="Times New Roman" w:eastAsia="Times New Roman" w:cs="Times New Roman"/>
-        </w:rPr>
-        <w:t>？</w:t>
-      </w:r>
-      <w:r>
-        <w:rPr>
-          <w:rFonts w:hint="eastAsia" w:ascii="Times New Roman" w:hAnsi="Times New Roman" w:eastAsia="FangSong" w:cs="Times New Roman"/>
-        </w:rPr>
-        <w:t>如何设计底物使</w:t>
-      </w:r>
-      <w:r>
-        <w:rPr>
-          <w:rFonts w:ascii="Times New Roman" w:hAnsi="Times New Roman" w:eastAsia="Times New Roman" w:cs="Times New Roman"/>
-        </w:rPr>
-        <w:t xml:space="preserve"> Cope </w:t>
-      </w:r>
-      <w:r>
-        <w:rPr>
-          <w:rFonts w:hint="eastAsia" w:ascii="Times New Roman" w:hAnsi="Times New Roman" w:eastAsia="FangSong" w:cs="Times New Roman"/>
-        </w:rPr>
-        <w:t>重排单向进行</w:t>
-      </w:r>
-      <w:r>
-        <w:rPr>
-          <w:rFonts w:hint="eastAsia" w:ascii="Times New Roman" w:hAnsi="Times New Roman" w:eastAsia="Times New Roman" w:cs="Times New Roman"/>
-        </w:rPr>
-        <w:t>？</w:t>
+        <w:t>光照</w:t>
+      </w:r>
+      <w:r>
+        <w:rPr>
+          <w:rFonts w:hint="eastAsia" w:ascii="Times New Roman" w:hAnsi="Times New Roman" w:eastAsia="Times New Roman" w:cs="Times New Roman"/>
+        </w:rPr>
+        <w:t>）</w:t>
       </w:r>
     </w:p>
     <w:p>
@@ -14445,19 +13450,11 @@
       </w:pPr>
       <w:r>
         <w:rPr>
-          <w:rFonts w:ascii="Times New Roman" w:hAnsi="Times New Roman" w:eastAsia="Times New Roman" w:cs="Times New Roman"/>
+          <w:rFonts w:hint="eastAsia" w:ascii="Times New Roman" w:hAnsi="Times New Roman" w:eastAsia="FangSong" w:cs="Times New Roman"/>
           <w:b/>
           <w:bCs/>
         </w:rPr>
-        <w:t xml:space="preserve">Nazarov </w:t>
-      </w:r>
-      <w:r>
-        <w:rPr>
-          <w:rFonts w:hint="eastAsia" w:ascii="Times New Roman" w:hAnsi="Times New Roman" w:eastAsia="FangSong" w:cs="Times New Roman"/>
-          <w:b/>
-          <w:bCs/>
-        </w:rPr>
-        <w:t xml:space="preserve">环化</w:t>
+        <w:t xml:space="preserve">电环化反应</w:t>
       </w:r>
     </w:p>
     <w:p>
@@ -14472,37 +13469,37 @@
         <w:rPr>
           <w:rFonts w:hint="eastAsia" w:ascii="Times New Roman" w:hAnsi="Times New Roman" w:eastAsia="FangSong" w:cs="Times New Roman"/>
         </w:rPr>
-        <w:t xml:space="preserve">二乙烯基酮在</w:t>
-      </w:r>
-      <w:r>
-        <w:rPr>
-          <w:rFonts w:ascii="Times New Roman" w:hAnsi="Times New Roman" w:eastAsia="Times New Roman" w:cs="Times New Roman"/>
-        </w:rPr>
-        <w:t xml:space="preserve"> Lewis </w:t>
-      </w:r>
-      <w:r>
-        <w:rPr>
-          <w:rFonts w:hint="eastAsia" w:ascii="Times New Roman" w:hAnsi="Times New Roman" w:eastAsia="FangSong" w:cs="Times New Roman"/>
-        </w:rPr>
-        <w:t xml:space="preserve">酸催化下发生</w:t>
-      </w:r>
-      <w:r>
-        <w:rPr>
-          <w:rFonts w:ascii="Times New Roman" w:hAnsi="Times New Roman" w:eastAsia="Times New Roman" w:cs="Times New Roman"/>
-        </w:rPr>
-        <w:t xml:space="preserve"> Nazarov </w:t>
-      </w:r>
-      <w:r>
-        <w:rPr>
-          <w:rFonts w:hint="eastAsia" w:ascii="Times New Roman" w:hAnsi="Times New Roman" w:eastAsia="FangSong" w:cs="Times New Roman"/>
-        </w:rPr>
-        <w:t>环化</w:t>
-      </w:r>
-      <w:r>
-        <w:rPr>
-          <w:rFonts w:hint="eastAsia" w:ascii="Times New Roman" w:hAnsi="Times New Roman" w:eastAsia="Times New Roman" w:cs="Times New Roman"/>
-        </w:rPr>
-        <w:t>。</w:t>
+        <w:t xml:space="preserve">根据</w:t>
+      </w:r>
+      <w:r>
+        <w:rPr>
+          <w:rFonts w:ascii="Times New Roman" w:hAnsi="Times New Roman" w:eastAsia="Times New Roman" w:cs="Times New Roman"/>
+        </w:rPr>
+        <w:t xml:space="preserve"> Woodward-Hoffmann </w:t>
+      </w:r>
+      <w:r>
+        <w:rPr>
+          <w:rFonts w:hint="eastAsia" w:ascii="Times New Roman" w:hAnsi="Times New Roman" w:eastAsia="FangSong" w:cs="Times New Roman"/>
+        </w:rPr>
+        <w:t>规则</w:t>
+      </w:r>
+      <w:r>
+        <w:rPr>
+          <w:rFonts w:hint="eastAsia" w:ascii="Times New Roman" w:hAnsi="Times New Roman" w:eastAsia="Times New Roman" w:cs="Times New Roman"/>
+        </w:rPr>
+        <w:t>，</w:t>
+      </w:r>
+      <w:r>
+        <w:rPr>
+          <w:rFonts w:hint="eastAsia" w:ascii="Times New Roman" w:hAnsi="Times New Roman" w:eastAsia="FangSong" w:cs="Times New Roman"/>
+        </w:rPr>
+        <w:t>预测以下电环化关环反应的立体化学</w:t>
+      </w:r>
+      <w:r>
+        <w:rPr>
+          <w:rFonts w:hint="eastAsia" w:ascii="Times New Roman" w:hAnsi="Times New Roman" w:eastAsia="Times New Roman" w:cs="Times New Roman"/>
+        </w:rPr>
+        <w:t>：</w:t>
       </w:r>
     </w:p>
     <w:p>
@@ -14515,33 +13512,45 @@
       </w:pPr>
       <w:r>
         <w:rPr>
-          <w:rFonts w:ascii="Times New Roman" w:hAnsi="Times New Roman" w:eastAsia="Times New Roman" w:cs="Times New Roman"/>
-        </w:rPr>
-        <w:t xml:space="preserve">Nazarov </w:t>
-      </w:r>
-      <w:r>
-        <w:rPr>
-          <w:rFonts w:hint="eastAsia" w:ascii="Times New Roman" w:hAnsi="Times New Roman" w:eastAsia="FangSong" w:cs="Times New Roman"/>
-        </w:rPr>
-        <w:t xml:space="preserve">环化的本质是几</w:t>
-      </w:r>
-      <w:r>
-        <w:rPr>
-          <w:rFonts w:ascii="Times New Roman" w:hAnsi="Times New Roman" w:eastAsia="Times New Roman" w:cs="Times New Roman"/>
-        </w:rPr>
-        <w:t xml:space="preserve"> π </w:t>
-      </w:r>
-      <w:r>
-        <w:rPr>
-          <w:rFonts w:hint="eastAsia" w:ascii="Times New Roman" w:hAnsi="Times New Roman" w:eastAsia="FangSong" w:cs="Times New Roman"/>
-        </w:rPr>
-        <w:t>电子体系的电环化</w:t>
-      </w:r>
-      <w:r>
-        <w:rPr>
-          <w:rFonts w:hint="eastAsia" w:ascii="Times New Roman" w:hAnsi="Times New Roman" w:eastAsia="Times New Roman" w:cs="Times New Roman"/>
-        </w:rPr>
-        <w:t>？</w:t>
+          <w:rFonts w:hint="eastAsia" w:ascii="Times New Roman" w:hAnsi="Times New Roman" w:eastAsia="Times New Roman" w:cs="Times New Roman"/>
+        </w:rPr>
+        <w:t>1,3-</w:t>
+      </w:r>
+      <w:r>
+        <w:rPr>
+          <w:rFonts w:hint="eastAsia" w:ascii="Times New Roman" w:hAnsi="Times New Roman" w:eastAsia="FangSong" w:cs="Times New Roman"/>
+        </w:rPr>
+        <w:t>丁二烯</w:t>
+      </w:r>
+      <w:r>
+        <w:rPr>
+          <w:rFonts w:ascii="Times New Roman" w:hAnsi="Times New Roman" w:eastAsia="Times New Roman" w:cs="Times New Roman"/>
+        </w:rPr>
+        <w:t xml:space="preserve"> → </w:t>
+      </w:r>
+      <w:r>
+        <w:rPr>
+          <w:rFonts w:hint="eastAsia" w:ascii="Times New Roman" w:hAnsi="Times New Roman" w:eastAsia="FangSong" w:cs="Times New Roman"/>
+        </w:rPr>
+        <w:t>环丁烯</w:t>
+      </w:r>
+      <w:r>
+        <w:rPr>
+          <w:rFonts w:hint="eastAsia" w:ascii="Times New Roman" w:hAnsi="Times New Roman" w:eastAsia="Times New Roman" w:cs="Times New Roman"/>
+        </w:rPr>
+        <w:t>（</w:t>
+      </w:r>
+      <w:r>
+        <w:rPr>
+          <w:rFonts w:hint="eastAsia" w:ascii="Times New Roman" w:hAnsi="Times New Roman" w:eastAsia="FangSong" w:cs="Times New Roman"/>
+        </w:rPr>
+        <w:t>加热</w:t>
+      </w:r>
+      <w:r>
+        <w:rPr>
+          <w:rFonts w:hint="eastAsia" w:ascii="Times New Roman" w:hAnsi="Times New Roman" w:eastAsia="Times New Roman" w:cs="Times New Roman"/>
+        </w:rPr>
+        <w:t>）</w:t>
       </w:r>
     </w:p>
     <w:p>
@@ -14554,15 +13563,45 @@
       </w:pPr>
       <w:r>
         <w:rPr>
-          <w:rFonts w:hint="eastAsia" w:ascii="Times New Roman" w:hAnsi="Times New Roman" w:eastAsia="FangSong" w:cs="Times New Roman"/>
-        </w:rPr>
-        <w:t>关环方式是旋光还是对旋</w:t>
-      </w:r>
-      <w:r>
-        <w:rPr>
-          <w:rFonts w:hint="eastAsia" w:ascii="Times New Roman" w:hAnsi="Times New Roman" w:eastAsia="Times New Roman" w:cs="Times New Roman"/>
-        </w:rPr>
-        <w:t>？</w:t>
+          <w:rFonts w:hint="eastAsia" w:ascii="Times New Roman" w:hAnsi="Times New Roman" w:eastAsia="Times New Roman" w:cs="Times New Roman"/>
+        </w:rPr>
+        <w:t>1,3,5-</w:t>
+      </w:r>
+      <w:r>
+        <w:rPr>
+          <w:rFonts w:hint="eastAsia" w:ascii="Times New Roman" w:hAnsi="Times New Roman" w:eastAsia="FangSong" w:cs="Times New Roman"/>
+        </w:rPr>
+        <w:t>己三烯</w:t>
+      </w:r>
+      <w:r>
+        <w:rPr>
+          <w:rFonts w:ascii="Times New Roman" w:hAnsi="Times New Roman" w:eastAsia="Times New Roman" w:cs="Times New Roman"/>
+        </w:rPr>
+        <w:t xml:space="preserve"> → </w:t>
+      </w:r>
+      <w:r>
+        <w:rPr>
+          <w:rFonts w:hint="eastAsia" w:ascii="Times New Roman" w:hAnsi="Times New Roman" w:eastAsia="FangSong" w:cs="Times New Roman"/>
+        </w:rPr>
+        <w:t>环己二烯</w:t>
+      </w:r>
+      <w:r>
+        <w:rPr>
+          <w:rFonts w:hint="eastAsia" w:ascii="Times New Roman" w:hAnsi="Times New Roman" w:eastAsia="Times New Roman" w:cs="Times New Roman"/>
+        </w:rPr>
+        <w:t>（</w:t>
+      </w:r>
+      <w:r>
+        <w:rPr>
+          <w:rFonts w:hint="eastAsia" w:ascii="Times New Roman" w:hAnsi="Times New Roman" w:eastAsia="FangSong" w:cs="Times New Roman"/>
+        </w:rPr>
+        <w:t>加热</w:t>
+      </w:r>
+      <w:r>
+        <w:rPr>
+          <w:rFonts w:hint="eastAsia" w:ascii="Times New Roman" w:hAnsi="Times New Roman" w:eastAsia="Times New Roman" w:cs="Times New Roman"/>
+        </w:rPr>
+        <w:t>）</w:t>
       </w:r>
     </w:p>
     <w:p>
@@ -14575,15 +13614,45 @@
       </w:pPr>
       <w:r>
         <w:rPr>
-          <w:rFonts w:hint="eastAsia" w:ascii="Times New Roman" w:hAnsi="Times New Roman" w:eastAsia="FangSong" w:cs="Times New Roman"/>
-        </w:rPr>
-        <w:t>产物是什么骨架</w:t>
-      </w:r>
-      <w:r>
-        <w:rPr>
-          <w:rFonts w:hint="eastAsia" w:ascii="Times New Roman" w:hAnsi="Times New Roman" w:eastAsia="Times New Roman" w:cs="Times New Roman"/>
-        </w:rPr>
-        <w:t>？</w:t>
+          <w:rFonts w:hint="eastAsia" w:ascii="Times New Roman" w:hAnsi="Times New Roman" w:eastAsia="Times New Roman" w:cs="Times New Roman"/>
+        </w:rPr>
+        <w:t>1,3-</w:t>
+      </w:r>
+      <w:r>
+        <w:rPr>
+          <w:rFonts w:hint="eastAsia" w:ascii="Times New Roman" w:hAnsi="Times New Roman" w:eastAsia="FangSong" w:cs="Times New Roman"/>
+        </w:rPr>
+        <w:t>丁二烯</w:t>
+      </w:r>
+      <w:r>
+        <w:rPr>
+          <w:rFonts w:ascii="Times New Roman" w:hAnsi="Times New Roman" w:eastAsia="Times New Roman" w:cs="Times New Roman"/>
+        </w:rPr>
+        <w:t xml:space="preserve"> → </w:t>
+      </w:r>
+      <w:r>
+        <w:rPr>
+          <w:rFonts w:hint="eastAsia" w:ascii="Times New Roman" w:hAnsi="Times New Roman" w:eastAsia="FangSong" w:cs="Times New Roman"/>
+        </w:rPr>
+        <w:t>环丁烯</w:t>
+      </w:r>
+      <w:r>
+        <w:rPr>
+          <w:rFonts w:hint="eastAsia" w:ascii="Times New Roman" w:hAnsi="Times New Roman" w:eastAsia="Times New Roman" w:cs="Times New Roman"/>
+        </w:rPr>
+        <w:t>（</w:t>
+      </w:r>
+      <w:r>
+        <w:rPr>
+          <w:rFonts w:hint="eastAsia" w:ascii="Times New Roman" w:hAnsi="Times New Roman" w:eastAsia="FangSong" w:cs="Times New Roman"/>
+        </w:rPr>
+        <w:t>光照</w:t>
+      </w:r>
+      <w:r>
+        <w:rPr>
+          <w:rFonts w:hint="eastAsia" w:ascii="Times New Roman" w:hAnsi="Times New Roman" w:eastAsia="Times New Roman" w:cs="Times New Roman"/>
+        </w:rPr>
+        <w:t>）</w:t>
       </w:r>
     </w:p>
     <w:p>
@@ -14596,7 +13665,7 @@
           <w:b/>
           <w:bCs/>
         </w:rPr>
-        <w:t xml:space="preserve">Ene </w:t>
+        <w:t xml:space="preserve">σ </w:t>
       </w:r>
       <w:r>
         <w:rPr>
@@ -14604,7 +13673,7 @@
           <w:b/>
           <w:bCs/>
         </w:rPr>
-        <w:t xml:space="preserve">反应与多步串联</w:t>
+        <w:t xml:space="preserve">迁移反应</w:t>
       </w:r>
     </w:p>
     <w:p>
@@ -14617,301 +13686,39 @@
       </w:pPr>
       <w:r>
         <w:rPr>
-          <w:rFonts w:ascii="Times New Roman" w:hAnsi="Times New Roman" w:eastAsia="Times New Roman" w:cs="Times New Roman"/>
-        </w:rPr>
-        <w:t xml:space="preserve">Ene </w:t>
-      </w:r>
-      <w:r>
-        <w:rPr>
-          <w:rFonts w:hint="eastAsia" w:ascii="Times New Roman" w:hAnsi="Times New Roman" w:eastAsia="FangSong" w:cs="Times New Roman"/>
-        </w:rPr>
-        <w:t xml:space="preserve">反应与</w:t>
-      </w:r>
-      <w:r>
-        <w:rPr>
-          <w:rFonts w:ascii="Times New Roman" w:hAnsi="Times New Roman" w:eastAsia="Times New Roman" w:cs="Times New Roman"/>
-        </w:rPr>
-        <w:t xml:space="preserve"> Diels-Alder </w:t>
-      </w:r>
-      <w:r>
-        <w:rPr>
-          <w:rFonts w:hint="eastAsia" w:ascii="Times New Roman" w:hAnsi="Times New Roman" w:eastAsia="FangSong" w:cs="Times New Roman"/>
-        </w:rPr>
-        <w:t>反应有何相似之处</w:t>
-      </w:r>
-      <w:r>
-        <w:rPr>
-          <w:rFonts w:hint="eastAsia" w:ascii="Times New Roman" w:hAnsi="Times New Roman" w:eastAsia="Times New Roman" w:cs="Times New Roman"/>
-        </w:rPr>
-        <w:t>？</w:t>
-      </w:r>
-      <w:r>
-        <w:rPr>
-          <w:rFonts w:hint="eastAsia" w:ascii="Times New Roman" w:hAnsi="Times New Roman" w:eastAsia="FangSong" w:cs="Times New Roman"/>
-        </w:rPr>
-        <w:t>从电子数和过渡态角度比较</w:t>
-      </w:r>
-      <w:r>
-        <w:rPr>
-          <w:rFonts w:hint="eastAsia" w:ascii="Times New Roman" w:hAnsi="Times New Roman" w:eastAsia="Times New Roman" w:cs="Times New Roman"/>
-        </w:rPr>
-        <w:t>。</w:t>
-      </w:r>
-    </w:p>
-    <w:bookmarkEnd w:id="57"/>
-    <w:bookmarkStart w:id="58" w:name="真题挑战3-题"/>
-    <w:p>
-      <w:pPr>
-        <w:pStyle w:val="Heading3"/>
-        <w:spacing w:before="280" w:after="120"/>
-      </w:pPr>
-      <w:r>
-        <w:rPr>
-          <w:rFonts w:ascii="Times New Roman" w:hAnsi="Times New Roman" w:eastAsia="Times New Roman" w:cs="Times New Roman"/>
-        </w:rPr>
-        <w:t xml:space="preserve">11.3 🏆 </w:t>
-      </w:r>
-      <w:r>
-        <w:rPr>
-          <w:rFonts w:hint="eastAsia" w:ascii="Times New Roman" w:hAnsi="Times New Roman" w:eastAsia="SimHei" w:cs="Times New Roman"/>
-        </w:rPr>
-        <w:t>真题挑战</w:t>
-      </w:r>
-      <w:r>
-        <w:rPr>
-          <w:rFonts w:hint="eastAsia" w:ascii="Times New Roman" w:hAnsi="Times New Roman" w:eastAsia="Times New Roman" w:cs="Times New Roman"/>
-        </w:rPr>
-        <w:t>（3</w:t>
-      </w:r>
-      <w:r>
-        <w:rPr>
-          <w:rFonts w:ascii="Times New Roman" w:hAnsi="Times New Roman" w:eastAsia="Times New Roman" w:cs="Times New Roman"/>
-        </w:rPr>
-        <w:t xml:space="preserve"> </w:t>
-      </w:r>
-      <w:r>
-        <w:rPr>
-          <w:rFonts w:hint="eastAsia" w:ascii="Times New Roman" w:hAnsi="Times New Roman" w:eastAsia="SimHei" w:cs="Times New Roman"/>
-        </w:rPr>
-        <w:t>题</w:t>
-      </w:r>
-      <w:r>
-        <w:rPr>
-          <w:rFonts w:hint="eastAsia" w:ascii="Times New Roman" w:hAnsi="Times New Roman" w:eastAsia="Times New Roman" w:cs="Times New Roman"/>
-        </w:rPr>
-        <w:t>）</w:t>
-      </w:r>
-    </w:p>
-    <w:p>
-      <w:pPr>
-        <w:numPr>
-          <w:ilvl w:val="0"/>
-          <w:numId w:val="1026"/>
-        </w:numPr>
-      </w:pPr>
-      <w:r>
-        <w:rPr>
-          <w:rFonts w:hint="eastAsia" w:ascii="Times New Roman" w:hAnsi="Times New Roman" w:eastAsia="Times New Roman" w:cs="Times New Roman"/>
-          <w:b/>
-          <w:bCs/>
-        </w:rPr>
-        <w:t>（</w:t>
-      </w:r>
-      <w:r>
-        <w:rPr>
-          <w:rFonts w:hint="eastAsia" w:ascii="Times New Roman" w:hAnsi="Times New Roman" w:eastAsia="FangSong" w:cs="Times New Roman"/>
-          <w:b/>
-          <w:bCs/>
-        </w:rPr>
-        <w:t>改编自第</w:t>
-      </w:r>
-      <w:r>
-        <w:rPr>
-          <w:rFonts w:ascii="Times New Roman" w:hAnsi="Times New Roman" w:eastAsia="Times New Roman" w:cs="Times New Roman"/>
-          <w:b/>
-          <w:bCs/>
-        </w:rPr>
-        <w:t xml:space="preserve"> 30 </w:t>
-      </w:r>
-      <w:r>
-        <w:rPr>
-          <w:rFonts w:hint="eastAsia" w:ascii="Times New Roman" w:hAnsi="Times New Roman" w:eastAsia="FangSong" w:cs="Times New Roman"/>
-          <w:b/>
-          <w:bCs/>
-        </w:rPr>
-        <w:t>届初赛</w:t>
-      </w:r>
-      <w:r>
-        <w:rPr>
-          <w:rFonts w:hint="eastAsia" w:ascii="Times New Roman" w:hAnsi="Times New Roman" w:eastAsia="Times New Roman" w:cs="Times New Roman"/>
-          <w:b/>
-          <w:bCs/>
-        </w:rPr>
-        <w:t>）</w:t>
-      </w:r>
-      <w:r>
-        <w:rPr>
-          <w:rFonts w:ascii="Times New Roman" w:hAnsi="Times New Roman" w:eastAsia="Times New Roman" w:cs="Times New Roman"/>
-        </w:rPr>
-        <w:t xml:space="preserve"> </w:t>
-      </w:r>
-      <w:r>
-        <w:rPr>
-          <w:rFonts w:hint="eastAsia" w:ascii="Times New Roman" w:hAnsi="Times New Roman" w:eastAsia="FangSong" w:cs="Times New Roman"/>
-        </w:rPr>
-        <w:t>某天然产物合成路线中的关键步骤如下</w:t>
+          <w:rFonts w:hint="eastAsia" w:ascii="Times New Roman" w:hAnsi="Times New Roman" w:eastAsia="FangSong" w:cs="Times New Roman"/>
+        </w:rPr>
+        <w:t xml:space="preserve">判断以下</w:t>
+      </w:r>
+      <w:r>
+        <w:rPr>
+          <w:rFonts w:ascii="Times New Roman" w:hAnsi="Times New Roman" w:eastAsia="Times New Roman" w:cs="Times New Roman"/>
+        </w:rPr>
+        <w:t xml:space="preserve"> σ </w:t>
+      </w:r>
+      <w:r>
+        <w:rPr>
+          <w:rFonts w:hint="eastAsia" w:ascii="Times New Roman" w:hAnsi="Times New Roman" w:eastAsia="FangSong" w:cs="Times New Roman"/>
+        </w:rPr>
+        <w:t>迁移反应在加热条件下是否允许</w:t>
+      </w:r>
+      <w:r>
+        <w:rPr>
+          <w:rFonts w:hint="eastAsia" w:ascii="Times New Roman" w:hAnsi="Times New Roman" w:eastAsia="Times New Roman" w:cs="Times New Roman"/>
+        </w:rPr>
+        <w:t>，</w:t>
+      </w:r>
+      <w:r>
+        <w:rPr>
+          <w:rFonts w:hint="eastAsia" w:ascii="Times New Roman" w:hAnsi="Times New Roman" w:eastAsia="FangSong" w:cs="Times New Roman"/>
+        </w:rPr>
+        <w:t>并说明原因</w:t>
       </w:r>
       <w:r>
         <w:rPr>
           <w:rFonts w:hint="eastAsia" w:ascii="Times New Roman" w:hAnsi="Times New Roman" w:eastAsia="Times New Roman" w:cs="Times New Roman"/>
         </w:rPr>
         <w:t>：</w:t>
-      </w:r>
-    </w:p>
-    <w:p>
-      <w:pPr>
-        <w:numPr>
-          <w:ilvl w:val="0"/>
-          <w:numId w:val="1000"/>
-        </w:numPr>
-      </w:pPr>
-      <w:r>
-        <w:rPr>
-          <w:rFonts w:hint="eastAsia" w:ascii="Times New Roman" w:hAnsi="Times New Roman" w:eastAsia="FangSong" w:cs="Times New Roman"/>
-        </w:rPr>
-        <w:t xml:space="preserve">化合物</w:t>
-      </w:r>
-      <w:r>
-        <w:rPr>
-          <w:rFonts w:ascii="Times New Roman" w:hAnsi="Times New Roman" w:eastAsia="Times New Roman" w:cs="Times New Roman"/>
-        </w:rPr>
-        <w:t xml:space="preserve"> </w:t>
-      </w:r>
-      <w:r>
-        <w:rPr>
-          <w:rFonts w:hint="eastAsia" w:ascii="Times New Roman" w:hAnsi="Times New Roman" w:eastAsia="Times New Roman" w:cs="Times New Roman"/>
-        </w:rPr>
-        <w:t>A（</w:t>
-      </w:r>
-      <w:r>
-        <w:rPr>
-          <w:rFonts w:hint="eastAsia" w:ascii="Times New Roman" w:hAnsi="Times New Roman" w:eastAsia="FangSong" w:cs="Times New Roman"/>
-        </w:rPr>
-        <w:t>含共轭二烯的环己烯衍生物</w:t>
-      </w:r>
-      <w:r>
-        <w:rPr>
-          <w:rFonts w:hint="eastAsia" w:ascii="Times New Roman" w:hAnsi="Times New Roman" w:eastAsia="Times New Roman" w:cs="Times New Roman"/>
-        </w:rPr>
-        <w:t>）</w:t>
-      </w:r>
-      <w:r>
-        <w:rPr>
-          <w:rFonts w:hint="eastAsia" w:ascii="Times New Roman" w:hAnsi="Times New Roman" w:eastAsia="FangSong" w:cs="Times New Roman"/>
-        </w:rPr>
-        <w:t>在加热条件下生成化合物</w:t>
-      </w:r>
-      <w:r>
-        <w:rPr>
-          <w:rFonts w:ascii="Times New Roman" w:hAnsi="Times New Roman" w:eastAsia="Times New Roman" w:cs="Times New Roman"/>
-        </w:rPr>
-        <w:t xml:space="preserve"> </w:t>
-      </w:r>
-      <w:r>
-        <w:rPr>
-          <w:rFonts w:hint="eastAsia" w:ascii="Times New Roman" w:hAnsi="Times New Roman" w:eastAsia="Times New Roman" w:cs="Times New Roman"/>
-        </w:rPr>
-        <w:t xml:space="preserve">B，B</w:t>
-      </w:r>
-      <w:r>
-        <w:rPr>
-          <w:rFonts w:ascii="Times New Roman" w:hAnsi="Times New Roman" w:eastAsia="Times New Roman" w:cs="Times New Roman"/>
-        </w:rPr>
-        <w:t xml:space="preserve"> </w:t>
-      </w:r>
-      <w:r>
-        <w:rPr>
-          <w:rFonts w:hint="eastAsia" w:ascii="Times New Roman" w:hAnsi="Times New Roman" w:eastAsia="FangSong" w:cs="Times New Roman"/>
-        </w:rPr>
-        <w:t xml:space="preserve">再经加热生成最终产物</w:t>
-      </w:r>
-      <w:r>
-        <w:rPr>
-          <w:rFonts w:ascii="Times New Roman" w:hAnsi="Times New Roman" w:eastAsia="Times New Roman" w:cs="Times New Roman"/>
-        </w:rPr>
-        <w:t xml:space="preserve"> </w:t>
-      </w:r>
-      <w:r>
-        <w:rPr>
-          <w:rFonts w:hint="eastAsia" w:ascii="Times New Roman" w:hAnsi="Times New Roman" w:eastAsia="Times New Roman" w:cs="Times New Roman"/>
-        </w:rPr>
-        <w:t>C。</w:t>
-      </w:r>
-      <w:r>
-        <w:rPr>
-          <w:rFonts w:hint="eastAsia" w:ascii="Times New Roman" w:hAnsi="Times New Roman" w:eastAsia="FangSong" w:cs="Times New Roman"/>
-        </w:rPr>
-        <w:t>已知</w:t>
-      </w:r>
-      <w:r>
-        <w:rPr>
-          <w:rFonts w:ascii="Times New Roman" w:hAnsi="Times New Roman" w:eastAsia="Times New Roman" w:cs="Times New Roman"/>
-        </w:rPr>
-        <w:t xml:space="preserve"> A→B </w:t>
-      </w:r>
-      <w:r>
-        <w:rPr>
-          <w:rFonts w:hint="eastAsia" w:ascii="Times New Roman" w:hAnsi="Times New Roman" w:eastAsia="FangSong" w:cs="Times New Roman"/>
-        </w:rPr>
-        <w:t xml:space="preserve">为</w:t>
-      </w:r>
-      <w:r>
-        <w:rPr>
-          <w:rFonts w:ascii="Times New Roman" w:hAnsi="Times New Roman" w:eastAsia="Times New Roman" w:cs="Times New Roman"/>
-        </w:rPr>
-        <w:t xml:space="preserve"> Diels-Alder </w:t>
-      </w:r>
-      <w:r>
-        <w:rPr>
-          <w:rFonts w:hint="eastAsia" w:ascii="Times New Roman" w:hAnsi="Times New Roman" w:eastAsia="FangSong" w:cs="Times New Roman"/>
-        </w:rPr>
-        <w:t>反应的逆反应</w:t>
-      </w:r>
-      <w:r>
-        <w:rPr>
-          <w:rFonts w:hint="eastAsia" w:ascii="Times New Roman" w:hAnsi="Times New Roman" w:eastAsia="Times New Roman" w:cs="Times New Roman"/>
-        </w:rPr>
-        <w:t>（Retro-D-A），B→C</w:t>
-      </w:r>
-      <w:r>
-        <w:rPr>
-          <w:rFonts w:ascii="Times New Roman" w:hAnsi="Times New Roman" w:eastAsia="Times New Roman" w:cs="Times New Roman"/>
-        </w:rPr>
-        <w:t xml:space="preserve"> </w:t>
-      </w:r>
-      <w:r>
-        <w:rPr>
-          <w:rFonts w:hint="eastAsia" w:ascii="Times New Roman" w:hAnsi="Times New Roman" w:eastAsia="FangSong" w:cs="Times New Roman"/>
-        </w:rPr>
-        <w:t xml:space="preserve">为分子内</w:t>
-      </w:r>
-      <w:r>
-        <w:rPr>
-          <w:rFonts w:ascii="Times New Roman" w:hAnsi="Times New Roman" w:eastAsia="Times New Roman" w:cs="Times New Roman"/>
-        </w:rPr>
-        <w:t xml:space="preserve"> Diels-Alder </w:t>
-      </w:r>
-      <w:r>
-        <w:rPr>
-          <w:rFonts w:hint="eastAsia" w:ascii="Times New Roman" w:hAnsi="Times New Roman" w:eastAsia="FangSong" w:cs="Times New Roman"/>
-        </w:rPr>
-        <w:t>反应</w:t>
-      </w:r>
-      <w:r>
-        <w:rPr>
-          <w:rFonts w:hint="eastAsia" w:ascii="Times New Roman" w:hAnsi="Times New Roman" w:eastAsia="Times New Roman" w:cs="Times New Roman"/>
-        </w:rPr>
-        <w:t>。</w:t>
       </w:r>
     </w:p>
     <w:p>
@@ -14919,62 +13726,20 @@
         <w:pStyle w:val="Compact"/>
         <w:numPr>
           <w:ilvl w:val="1"/>
-          <w:numId w:val="1027"/>
+          <w:numId w:val="1026"/>
         </w:numPr>
       </w:pPr>
       <w:r>
         <w:rPr>
-          <w:rFonts w:hint="eastAsia" w:ascii="Times New Roman" w:hAnsi="Times New Roman" w:eastAsia="FangSong" w:cs="Times New Roman"/>
-        </w:rPr>
-        <w:t xml:space="preserve">画出</w:t>
-      </w:r>
-      <w:r>
-        <w:rPr>
-          <w:rFonts w:ascii="Times New Roman" w:hAnsi="Times New Roman" w:eastAsia="Times New Roman" w:cs="Times New Roman"/>
-        </w:rPr>
-        <w:t xml:space="preserve"> A </w:t>
-      </w:r>
-      <w:r>
-        <w:rPr>
-          <w:rFonts w:hint="eastAsia" w:ascii="Times New Roman" w:hAnsi="Times New Roman" w:eastAsia="FangSong" w:cs="Times New Roman"/>
-        </w:rPr>
-        <w:t>的合理结构</w:t>
-      </w:r>
-      <w:r>
-        <w:rPr>
-          <w:rFonts w:hint="eastAsia" w:ascii="Times New Roman" w:hAnsi="Times New Roman" w:eastAsia="Times New Roman" w:cs="Times New Roman"/>
-        </w:rPr>
-        <w:t>（</w:t>
-      </w:r>
-      <w:r>
-        <w:rPr>
-          <w:rFonts w:hint="eastAsia" w:ascii="Times New Roman" w:hAnsi="Times New Roman" w:eastAsia="FangSong" w:cs="Times New Roman"/>
-        </w:rPr>
-        <w:t>提示</w:t>
-      </w:r>
-      <w:r>
-        <w:rPr>
-          <w:rFonts w:hint="eastAsia" w:ascii="Times New Roman" w:hAnsi="Times New Roman" w:eastAsia="Times New Roman" w:cs="Times New Roman"/>
-        </w:rPr>
-        <w:t>：A</w:t>
-      </w:r>
-      <w:r>
-        <w:rPr>
-          <w:rFonts w:ascii="Times New Roman" w:hAnsi="Times New Roman" w:eastAsia="Times New Roman" w:cs="Times New Roman"/>
-        </w:rPr>
-        <w:t xml:space="preserve"> </w:t>
-      </w:r>
-      <w:r>
-        <w:rPr>
-          <w:rFonts w:hint="eastAsia" w:ascii="Times New Roman" w:hAnsi="Times New Roman" w:eastAsia="FangSong" w:cs="Times New Roman"/>
-        </w:rPr>
-        <w:t>含一个六元环和一个侧链二烯</w:t>
-      </w:r>
-      <w:r>
-        <w:rPr>
-          <w:rFonts w:hint="eastAsia" w:ascii="Times New Roman" w:hAnsi="Times New Roman" w:eastAsia="Times New Roman" w:cs="Times New Roman"/>
-        </w:rPr>
-        <w:t>）。</w:t>
+          <w:rFonts w:ascii="Times New Roman" w:hAnsi="Times New Roman" w:eastAsia="Times New Roman" w:cs="Times New Roman"/>
+        </w:rPr>
+        <w:t xml:space="preserve">[1,5]-H </w:t>
+      </w:r>
+      <w:r>
+        <w:rPr>
+          <w:rFonts w:hint="eastAsia" w:ascii="Times New Roman" w:hAnsi="Times New Roman" w:eastAsia="FangSong" w:cs="Times New Roman"/>
+        </w:rPr>
+        <w:t xml:space="preserve">迁移</w:t>
       </w:r>
     </w:p>
     <w:p>
@@ -14982,32 +13747,20 @@
         <w:pStyle w:val="Compact"/>
         <w:numPr>
           <w:ilvl w:val="1"/>
-          <w:numId w:val="1027"/>
+          <w:numId w:val="1026"/>
         </w:numPr>
       </w:pPr>
       <w:r>
         <w:rPr>
-          <w:rFonts w:hint="eastAsia" w:ascii="Times New Roman" w:hAnsi="Times New Roman" w:eastAsia="FangSong" w:cs="Times New Roman"/>
-        </w:rPr>
-        <w:t xml:space="preserve">解释为什么</w:t>
-      </w:r>
-      <w:r>
-        <w:rPr>
-          <w:rFonts w:ascii="Times New Roman" w:hAnsi="Times New Roman" w:eastAsia="Times New Roman" w:cs="Times New Roman"/>
-        </w:rPr>
-        <w:t xml:space="preserve"> Retro-D-A </w:t>
-      </w:r>
-      <w:r>
-        <w:rPr>
-          <w:rFonts w:hint="eastAsia" w:ascii="Times New Roman" w:hAnsi="Times New Roman" w:eastAsia="FangSong" w:cs="Times New Roman"/>
-        </w:rPr>
-        <w:t>需要高温条件</w:t>
-      </w:r>
-      <w:r>
-        <w:rPr>
-          <w:rFonts w:hint="eastAsia" w:ascii="Times New Roman" w:hAnsi="Times New Roman" w:eastAsia="Times New Roman" w:cs="Times New Roman"/>
-        </w:rPr>
-        <w:t>。</w:t>
+          <w:rFonts w:ascii="Times New Roman" w:hAnsi="Times New Roman" w:eastAsia="Times New Roman" w:cs="Times New Roman"/>
+        </w:rPr>
+        <w:t xml:space="preserve">[1,3]-H </w:t>
+      </w:r>
+      <w:r>
+        <w:rPr>
+          <w:rFonts w:hint="eastAsia" w:ascii="Times New Roman" w:hAnsi="Times New Roman" w:eastAsia="FangSong" w:cs="Times New Roman"/>
+        </w:rPr>
+        <w:t xml:space="preserve">迁移</w:t>
       </w:r>
     </w:p>
     <w:p>
@@ -15015,6 +13768,116 @@
         <w:pStyle w:val="Compact"/>
         <w:numPr>
           <w:ilvl w:val="1"/>
+          <w:numId w:val="1026"/>
+        </w:numPr>
+      </w:pPr>
+      <w:r>
+        <w:rPr>
+          <w:rFonts w:ascii="Times New Roman" w:hAnsi="Times New Roman" w:eastAsia="Times New Roman" w:cs="Times New Roman"/>
+        </w:rPr>
+        <w:t xml:space="preserve">[3,3]-σ </w:t>
+      </w:r>
+      <w:r>
+        <w:rPr>
+          <w:rFonts w:hint="eastAsia" w:ascii="Times New Roman" w:hAnsi="Times New Roman" w:eastAsia="FangSong" w:cs="Times New Roman"/>
+        </w:rPr>
+        <w:t>迁移</w:t>
+      </w:r>
+      <w:r>
+        <w:rPr>
+          <w:rFonts w:hint="eastAsia" w:ascii="Times New Roman" w:hAnsi="Times New Roman" w:eastAsia="Times New Roman" w:cs="Times New Roman"/>
+        </w:rPr>
+        <w:t>（Cope</w:t>
+      </w:r>
+      <w:r>
+        <w:rPr>
+          <w:rFonts w:ascii="Times New Roman" w:hAnsi="Times New Roman" w:eastAsia="Times New Roman" w:cs="Times New Roman"/>
+        </w:rPr>
+        <w:t xml:space="preserve"> </w:t>
+      </w:r>
+      <w:r>
+        <w:rPr>
+          <w:rFonts w:hint="eastAsia" w:ascii="Times New Roman" w:hAnsi="Times New Roman" w:eastAsia="FangSong" w:cs="Times New Roman"/>
+        </w:rPr>
+        <w:t>重排</w:t>
+      </w:r>
+      <w:r>
+        <w:rPr>
+          <w:rFonts w:hint="eastAsia" w:ascii="Times New Roman" w:hAnsi="Times New Roman" w:eastAsia="Times New Roman" w:cs="Times New Roman"/>
+        </w:rPr>
+        <w:t>）</w:t>
+      </w:r>
+    </w:p>
+    <w:bookmarkEnd w:id="56"/>
+    <w:bookmarkStart w:id="57" w:name="竞赛入门5-题"/>
+    <w:p>
+      <w:pPr>
+        <w:pStyle w:val="Heading3"/>
+        <w:spacing w:before="280" w:after="120"/>
+      </w:pPr>
+      <w:r>
+        <w:rPr>
+          <w:rFonts w:ascii="Times New Roman" w:hAnsi="Times New Roman" w:eastAsia="Times New Roman" w:cs="Times New Roman"/>
+        </w:rPr>
+        <w:t xml:space="preserve">11.2 </w:t>
+      </w:r>
+      <w:r>
+        <w:rPr>
+          <w:rFonts w:hint="eastAsia" w:ascii="Times New Roman" w:hAnsi="Times New Roman" w:eastAsia="SimHei" w:cs="Times New Roman"/>
+        </w:rPr>
+        <w:t>竞赛入门</w:t>
+      </w:r>
+      <w:r>
+        <w:rPr>
+          <w:rFonts w:hint="eastAsia" w:ascii="Times New Roman" w:hAnsi="Times New Roman" w:eastAsia="Times New Roman" w:cs="Times New Roman"/>
+        </w:rPr>
+        <w:t>（5</w:t>
+      </w:r>
+      <w:r>
+        <w:rPr>
+          <w:rFonts w:ascii="Times New Roman" w:hAnsi="Times New Roman" w:eastAsia="Times New Roman" w:cs="Times New Roman"/>
+        </w:rPr>
+        <w:t xml:space="preserve"> </w:t>
+      </w:r>
+      <w:r>
+        <w:rPr>
+          <w:rFonts w:hint="eastAsia" w:ascii="Times New Roman" w:hAnsi="Times New Roman" w:eastAsia="SimHei" w:cs="Times New Roman"/>
+        </w:rPr>
+        <w:t>题</w:t>
+      </w:r>
+      <w:r>
+        <w:rPr>
+          <w:rFonts w:hint="eastAsia" w:ascii="Times New Roman" w:hAnsi="Times New Roman" w:eastAsia="Times New Roman" w:cs="Times New Roman"/>
+        </w:rPr>
+        <w:t>）</w:t>
+      </w:r>
+    </w:p>
+    <w:p>
+      <w:pPr>
+        <w:pStyle w:val="FirstParagraph"/>
+      </w:pPr>
+      <w:r>
+        <w:rPr>
+          <w:rFonts w:ascii="Times New Roman" w:hAnsi="Times New Roman" w:eastAsia="Times New Roman" w:cs="Times New Roman"/>
+          <w:b/>
+          <w:bCs/>
+        </w:rPr>
+        <w:t xml:space="preserve">Diels-Alder </w:t>
+      </w:r>
+      <w:r>
+        <w:rPr>
+          <w:rFonts w:hint="eastAsia" w:ascii="Times New Roman" w:hAnsi="Times New Roman" w:eastAsia="FangSong" w:cs="Times New Roman"/>
+          <w:b/>
+          <w:bCs/>
+        </w:rPr>
+        <w:t xml:space="preserve">区域选择性</w:t>
+      </w:r>
+    </w:p>
+    <w:p>
+      <w:pPr>
+        <w:pStyle w:val="Compact"/>
+        <w:numPr>
+          <w:ilvl w:val="0"/>
           <w:numId w:val="1027"/>
         </w:numPr>
       </w:pPr>
@@ -15022,19 +13885,31 @@
         <w:rPr>
           <w:rFonts w:hint="eastAsia" w:ascii="Times New Roman" w:hAnsi="Times New Roman" w:eastAsia="FangSong" w:cs="Times New Roman"/>
         </w:rPr>
-        <w:t xml:space="preserve">如果</w:t>
-      </w:r>
-      <w:r>
-        <w:rPr>
-          <w:rFonts w:ascii="Times New Roman" w:hAnsi="Times New Roman" w:eastAsia="Times New Roman" w:cs="Times New Roman"/>
-        </w:rPr>
-        <w:t xml:space="preserve"> B→C </w:t>
-      </w:r>
-      <w:r>
-        <w:rPr>
-          <w:rFonts w:hint="eastAsia" w:ascii="Times New Roman" w:hAnsi="Times New Roman" w:eastAsia="FangSong" w:cs="Times New Roman"/>
-        </w:rPr>
-        <w:t xml:space="preserve">是分子内</w:t>
+        <w:t xml:space="preserve">预测以下</w:t>
+      </w:r>
+      <w:r>
+        <w:rPr>
+          <w:rFonts w:ascii="Times New Roman" w:hAnsi="Times New Roman" w:eastAsia="Times New Roman" w:cs="Times New Roman"/>
+        </w:rPr>
+        <w:t xml:space="preserve"> Diels-Alder </w:t>
+      </w:r>
+      <w:r>
+        <w:rPr>
+          <w:rFonts w:hint="eastAsia" w:ascii="Times New Roman" w:hAnsi="Times New Roman" w:eastAsia="FangSong" w:cs="Times New Roman"/>
+        </w:rPr>
+        <w:t>反应的主产物</w:t>
+      </w:r>
+      <w:r>
+        <w:rPr>
+          <w:rFonts w:hint="eastAsia" w:ascii="Times New Roman" w:hAnsi="Times New Roman" w:eastAsia="Times New Roman" w:cs="Times New Roman"/>
+        </w:rPr>
+        <w:t>（</w:t>
+      </w:r>
+      <w:r>
+        <w:rPr>
+          <w:rFonts w:hint="eastAsia" w:ascii="Times New Roman" w:hAnsi="Times New Roman" w:eastAsia="FangSong" w:cs="Times New Roman"/>
+        </w:rPr>
+        <w:t>标出区域选择性和</w:t>
       </w:r>
       <w:r>
         <w:rPr>
@@ -15046,159 +13921,7 @@
         <w:rPr>
           <w:rFonts w:hint="eastAsia" w:ascii="Times New Roman" w:hAnsi="Times New Roman" w:eastAsia="Times New Roman" w:cs="Times New Roman"/>
         </w:rPr>
-        <w:t>D-A，</w:t>
-      </w:r>
-      <w:r>
-        <w:rPr>
-          <w:rFonts w:hint="eastAsia" w:ascii="Times New Roman" w:hAnsi="Times New Roman" w:eastAsia="FangSong" w:cs="Times New Roman"/>
-        </w:rPr>
-        <w:t>预测</w:t>
-      </w:r>
-      <w:r>
-        <w:rPr>
-          <w:rFonts w:ascii="Times New Roman" w:hAnsi="Times New Roman" w:eastAsia="Times New Roman" w:cs="Times New Roman"/>
-        </w:rPr>
-        <w:t xml:space="preserve"> C </w:t>
-      </w:r>
-      <w:r>
-        <w:rPr>
-          <w:rFonts w:hint="eastAsia" w:ascii="Times New Roman" w:hAnsi="Times New Roman" w:eastAsia="FangSong" w:cs="Times New Roman"/>
-        </w:rPr>
-        <w:t>的立体化学</w:t>
-      </w:r>
-      <w:r>
-        <w:rPr>
-          <w:rFonts w:hint="eastAsia" w:ascii="Times New Roman" w:hAnsi="Times New Roman" w:eastAsia="Times New Roman" w:cs="Times New Roman"/>
-        </w:rPr>
-        <w:t>（endo/exo）。</w:t>
-      </w:r>
-    </w:p>
-    <w:p>
-      <w:pPr>
-        <w:numPr>
-          <w:ilvl w:val="0"/>
-          <w:numId w:val="1026"/>
-        </w:numPr>
-      </w:pPr>
-      <w:r>
-        <w:rPr>
-          <w:rFonts w:hint="eastAsia" w:ascii="Times New Roman" w:hAnsi="Times New Roman" w:eastAsia="Times New Roman" w:cs="Times New Roman"/>
-          <w:b/>
-          <w:bCs/>
-        </w:rPr>
-        <w:t>（</w:t>
-      </w:r>
-      <w:r>
-        <w:rPr>
-          <w:rFonts w:hint="eastAsia" w:ascii="Times New Roman" w:hAnsi="Times New Roman" w:eastAsia="FangSong" w:cs="Times New Roman"/>
-          <w:b/>
-          <w:bCs/>
-        </w:rPr>
-        <w:t>改编自第</w:t>
-      </w:r>
-      <w:r>
-        <w:rPr>
-          <w:rFonts w:ascii="Times New Roman" w:hAnsi="Times New Roman" w:eastAsia="Times New Roman" w:cs="Times New Roman"/>
-          <w:b/>
-          <w:bCs/>
-        </w:rPr>
-        <w:t xml:space="preserve"> 33 </w:t>
-      </w:r>
-      <w:r>
-        <w:rPr>
-          <w:rFonts w:hint="eastAsia" w:ascii="Times New Roman" w:hAnsi="Times New Roman" w:eastAsia="FangSong" w:cs="Times New Roman"/>
-          <w:b/>
-          <w:bCs/>
-        </w:rPr>
-        <w:t>届初赛</w:t>
-      </w:r>
-      <w:r>
-        <w:rPr>
-          <w:rFonts w:hint="eastAsia" w:ascii="Times New Roman" w:hAnsi="Times New Roman" w:eastAsia="Times New Roman" w:cs="Times New Roman"/>
-          <w:b/>
-          <w:bCs/>
-        </w:rPr>
-        <w:t>）</w:t>
-      </w:r>
-      <w:r>
-        <w:rPr>
-          <w:rFonts w:ascii="Times New Roman" w:hAnsi="Times New Roman" w:eastAsia="Times New Roman" w:cs="Times New Roman"/>
-        </w:rPr>
-        <w:t xml:space="preserve"> </w:t>
-      </w:r>
-      <w:r>
-        <w:rPr>
-          <w:rFonts w:hint="eastAsia" w:ascii="Times New Roman" w:hAnsi="Times New Roman" w:eastAsia="FangSong" w:cs="Times New Roman"/>
-        </w:rPr>
-        <w:t>以下化合物在加热条件下发生周环反应</w:t>
-      </w:r>
-      <w:r>
-        <w:rPr>
-          <w:rFonts w:hint="eastAsia" w:ascii="Times New Roman" w:hAnsi="Times New Roman" w:eastAsia="Times New Roman" w:cs="Times New Roman"/>
-        </w:rPr>
-        <w:t>，</w:t>
-      </w:r>
-      <w:r>
-        <w:rPr>
-          <w:rFonts w:hint="eastAsia" w:ascii="Times New Roman" w:hAnsi="Times New Roman" w:eastAsia="FangSong" w:cs="Times New Roman"/>
-        </w:rPr>
-        <w:t>请判断反应类型并预测产物</w:t>
-      </w:r>
-      <w:r>
-        <w:rPr>
-          <w:rFonts w:hint="eastAsia" w:ascii="Times New Roman" w:hAnsi="Times New Roman" w:eastAsia="Times New Roman" w:cs="Times New Roman"/>
-        </w:rPr>
-        <w:t>：</w:t>
-      </w:r>
-    </w:p>
-    <w:p>
-      <w:pPr>
-        <w:numPr>
-          <w:ilvl w:val="0"/>
-          <w:numId w:val="1000"/>
-        </w:numPr>
-      </w:pPr>
-      <w:r>
-        <w:rPr>
-          <w:rFonts w:hint="eastAsia" w:ascii="Times New Roman" w:hAnsi="Times New Roman" w:eastAsia="FangSong" w:cs="Times New Roman"/>
-        </w:rPr>
-        <w:t xml:space="preserve">化合物</w:t>
-      </w:r>
-      <w:r>
-        <w:rPr>
-          <w:rFonts w:ascii="Times New Roman" w:hAnsi="Times New Roman" w:eastAsia="Times New Roman" w:cs="Times New Roman"/>
-        </w:rPr>
-        <w:t xml:space="preserve"> </w:t>
-      </w:r>
-      <w:r>
-        <w:rPr>
-          <w:rFonts w:hint="eastAsia" w:ascii="Times New Roman" w:hAnsi="Times New Roman" w:eastAsia="Times New Roman" w:cs="Times New Roman"/>
-        </w:rPr>
-        <w:t>D：1,3,5-</w:t>
-      </w:r>
-      <w:r>
-        <w:rPr>
-          <w:rFonts w:hint="eastAsia" w:ascii="Times New Roman" w:hAnsi="Times New Roman" w:eastAsia="FangSong" w:cs="Times New Roman"/>
-        </w:rPr>
-        <w:t>环庚三烯</w:t>
-      </w:r>
-      <w:r>
-        <w:rPr>
-          <w:rFonts w:hint="eastAsia" w:ascii="Times New Roman" w:hAnsi="Times New Roman" w:eastAsia="Times New Roman" w:cs="Times New Roman"/>
-        </w:rPr>
-        <w:t>（</w:t>
-      </w:r>
-      <w:r>
-        <w:rPr>
-          <w:rFonts w:hint="eastAsia" w:ascii="Times New Roman" w:hAnsi="Times New Roman" w:eastAsia="FangSong" w:cs="Times New Roman"/>
-        </w:rPr>
-        <w:t>含有三个共轭双键的七元环</w:t>
-      </w:r>
-      <w:r>
-        <w:rPr>
-          <w:rFonts w:hint="eastAsia" w:ascii="Times New Roman" w:hAnsi="Times New Roman" w:eastAsia="Times New Roman" w:cs="Times New Roman"/>
-        </w:rPr>
-        <w:t>）</w:t>
+        <w:t xml:space="preserve">endo/exo）：</w:t>
       </w:r>
     </w:p>
     <w:p>
@@ -15211,51 +13934,57 @@
       </w:pPr>
       <w:r>
         <w:rPr>
-          <w:rFonts w:hint="eastAsia" w:ascii="Times New Roman" w:hAnsi="Times New Roman" w:eastAsia="FangSong" w:cs="Times New Roman"/>
-        </w:rPr>
-        <w:t xml:space="preserve">判断</w:t>
-      </w:r>
-      <w:r>
-        <w:rPr>
-          <w:rFonts w:ascii="Times New Roman" w:hAnsi="Times New Roman" w:eastAsia="Times New Roman" w:cs="Times New Roman"/>
-        </w:rPr>
-        <w:t xml:space="preserve"> D </w:t>
-      </w:r>
-      <w:r>
-        <w:rPr>
-          <w:rFonts w:hint="eastAsia" w:ascii="Times New Roman" w:hAnsi="Times New Roman" w:eastAsia="FangSong" w:cs="Times New Roman"/>
-        </w:rPr>
-        <w:t>在加热条件下是否能发生电环化关环</w:t>
-      </w:r>
-      <w:r>
-        <w:rPr>
-          <w:rFonts w:hint="eastAsia" w:ascii="Times New Roman" w:hAnsi="Times New Roman" w:eastAsia="Times New Roman" w:cs="Times New Roman"/>
-        </w:rPr>
-        <w:t>？</w:t>
-      </w:r>
-      <w:r>
-        <w:rPr>
-          <w:rFonts w:hint="eastAsia" w:ascii="Times New Roman" w:hAnsi="Times New Roman" w:eastAsia="FangSong" w:cs="Times New Roman"/>
-        </w:rPr>
-        <w:t>若能</w:t>
-      </w:r>
-      <w:r>
-        <w:rPr>
-          <w:rFonts w:hint="eastAsia" w:ascii="Times New Roman" w:hAnsi="Times New Roman" w:eastAsia="Times New Roman" w:cs="Times New Roman"/>
-        </w:rPr>
-        <w:t>，</w:t>
-      </w:r>
-      <w:r>
-        <w:rPr>
-          <w:rFonts w:hint="eastAsia" w:ascii="Times New Roman" w:hAnsi="Times New Roman" w:eastAsia="FangSong" w:cs="Times New Roman"/>
-        </w:rPr>
-        <w:t>关环方式是什么</w:t>
-      </w:r>
-      <w:r>
-        <w:rPr>
-          <w:rFonts w:hint="eastAsia" w:ascii="Times New Roman" w:hAnsi="Times New Roman" w:eastAsia="Times New Roman" w:cs="Times New Roman"/>
-        </w:rPr>
-        <w:t>？</w:t>
+          <w:rFonts w:hint="eastAsia" w:ascii="Times New Roman" w:hAnsi="Times New Roman" w:eastAsia="Times New Roman" w:cs="Times New Roman"/>
+        </w:rPr>
+        <w:t>1-</w:t>
+      </w:r>
+      <w:r>
+        <w:rPr>
+          <w:rFonts w:hint="eastAsia" w:ascii="Times New Roman" w:hAnsi="Times New Roman" w:eastAsia="FangSong" w:cs="Times New Roman"/>
+        </w:rPr>
+        <w:t>甲氧基</w:t>
+      </w:r>
+      <w:r>
+        <w:rPr>
+          <w:rFonts w:hint="eastAsia" w:ascii="Times New Roman" w:hAnsi="Times New Roman" w:eastAsia="Times New Roman" w:cs="Times New Roman"/>
+        </w:rPr>
+        <w:t>-1,3-</w:t>
+      </w:r>
+      <w:r>
+        <w:rPr>
+          <w:rFonts w:hint="eastAsia" w:ascii="Times New Roman" w:hAnsi="Times New Roman" w:eastAsia="FangSong" w:cs="Times New Roman"/>
+        </w:rPr>
+        <w:t>丁二烯</w:t>
+      </w:r>
+      <w:r>
+        <w:rPr>
+          <w:rFonts w:ascii="Times New Roman" w:hAnsi="Times New Roman" w:eastAsia="Times New Roman" w:cs="Times New Roman"/>
+        </w:rPr>
+        <w:t xml:space="preserve"> + </w:t>
+      </w:r>
+      <w:r>
+        <w:rPr>
+          <w:rFonts w:hint="eastAsia" w:ascii="Times New Roman" w:hAnsi="Times New Roman" w:eastAsia="FangSong" w:cs="Times New Roman"/>
+        </w:rPr>
+        <w:t>丙烯醛</w:t>
+      </w:r>
+      <w:r>
+        <w:rPr>
+          <w:rFonts w:hint="eastAsia" w:ascii="Times New Roman" w:hAnsi="Times New Roman" w:eastAsia="Times New Roman" w:cs="Times New Roman"/>
+        </w:rPr>
+        <w:t>（</w:t>
+      </w:r>
+      <w:r>
+        <w:rPr>
+          <w:rFonts w:hint="eastAsia" w:ascii="Times New Roman" w:hAnsi="Times New Roman" w:eastAsia="FangSong" w:cs="Times New Roman"/>
+        </w:rPr>
+        <w:t>加热</w:t>
+      </w:r>
+      <w:r>
+        <w:rPr>
+          <w:rFonts w:hint="eastAsia" w:ascii="Times New Roman" w:hAnsi="Times New Roman" w:eastAsia="Times New Roman" w:cs="Times New Roman"/>
+        </w:rPr>
+        <w:t>）</w:t>
       </w:r>
     </w:p>
     <w:p>
@@ -15268,67 +13997,322 @@
       </w:pPr>
       <w:r>
         <w:rPr>
-          <w:rFonts w:hint="eastAsia" w:ascii="Times New Roman" w:hAnsi="Times New Roman" w:eastAsia="FangSong" w:cs="Times New Roman"/>
-        </w:rPr>
-        <w:t xml:space="preserve">如果</w:t>
-      </w:r>
-      <w:r>
-        <w:rPr>
-          <w:rFonts w:ascii="Times New Roman" w:hAnsi="Times New Roman" w:eastAsia="Times New Roman" w:cs="Times New Roman"/>
-        </w:rPr>
-        <w:t xml:space="preserve"> D </w:t>
-      </w:r>
-      <w:r>
-        <w:rPr>
-          <w:rFonts w:hint="eastAsia" w:ascii="Times New Roman" w:hAnsi="Times New Roman" w:eastAsia="FangSong" w:cs="Times New Roman"/>
-        </w:rPr>
-        <w:t>先经光照开环</w:t>
-      </w:r>
-      <w:r>
-        <w:rPr>
-          <w:rFonts w:hint="eastAsia" w:ascii="Times New Roman" w:hAnsi="Times New Roman" w:eastAsia="Times New Roman" w:cs="Times New Roman"/>
-        </w:rPr>
-        <w:t>，</w:t>
-      </w:r>
-      <w:r>
-        <w:rPr>
-          <w:rFonts w:hint="eastAsia" w:ascii="Times New Roman" w:hAnsi="Times New Roman" w:eastAsia="FangSong" w:cs="Times New Roman"/>
-        </w:rPr>
-        <w:t>再加热关环</w:t>
-      </w:r>
-      <w:r>
-        <w:rPr>
-          <w:rFonts w:hint="eastAsia" w:ascii="Times New Roman" w:hAnsi="Times New Roman" w:eastAsia="Times New Roman" w:cs="Times New Roman"/>
-        </w:rPr>
-        <w:t>，</w:t>
-      </w:r>
-      <w:r>
-        <w:rPr>
-          <w:rFonts w:hint="eastAsia" w:ascii="Times New Roman" w:hAnsi="Times New Roman" w:eastAsia="FangSong" w:cs="Times New Roman"/>
-        </w:rPr>
-        <w:t>最终产物是什么</w:t>
-      </w:r>
-      <w:r>
-        <w:rPr>
-          <w:rFonts w:hint="eastAsia" w:ascii="Times New Roman" w:hAnsi="Times New Roman" w:eastAsia="Times New Roman" w:cs="Times New Roman"/>
-        </w:rPr>
-        <w:t>？</w:t>
+          <w:rFonts w:hint="eastAsia" w:ascii="Times New Roman" w:hAnsi="Times New Roman" w:eastAsia="Times New Roman" w:cs="Times New Roman"/>
+        </w:rPr>
+        <w:t>2-</w:t>
+      </w:r>
+      <w:r>
+        <w:rPr>
+          <w:rFonts w:hint="eastAsia" w:ascii="Times New Roman" w:hAnsi="Times New Roman" w:eastAsia="FangSong" w:cs="Times New Roman"/>
+        </w:rPr>
+        <w:t>甲氧基</w:t>
+      </w:r>
+      <w:r>
+        <w:rPr>
+          <w:rFonts w:hint="eastAsia" w:ascii="Times New Roman" w:hAnsi="Times New Roman" w:eastAsia="Times New Roman" w:cs="Times New Roman"/>
+        </w:rPr>
+        <w:t>-1,3-</w:t>
+      </w:r>
+      <w:r>
+        <w:rPr>
+          <w:rFonts w:hint="eastAsia" w:ascii="Times New Roman" w:hAnsi="Times New Roman" w:eastAsia="FangSong" w:cs="Times New Roman"/>
+        </w:rPr>
+        <w:t>丁二烯</w:t>
+      </w:r>
+      <w:r>
+        <w:rPr>
+          <w:rFonts w:ascii="Times New Roman" w:hAnsi="Times New Roman" w:eastAsia="Times New Roman" w:cs="Times New Roman"/>
+        </w:rPr>
+        <w:t xml:space="preserve"> + </w:t>
+      </w:r>
+      <w:r>
+        <w:rPr>
+          <w:rFonts w:hint="eastAsia" w:ascii="Times New Roman" w:hAnsi="Times New Roman" w:eastAsia="FangSong" w:cs="Times New Roman"/>
+        </w:rPr>
+        <w:t>丙烯醛</w:t>
+      </w:r>
+      <w:r>
+        <w:rPr>
+          <w:rFonts w:hint="eastAsia" w:ascii="Times New Roman" w:hAnsi="Times New Roman" w:eastAsia="Times New Roman" w:cs="Times New Roman"/>
+        </w:rPr>
+        <w:t>（</w:t>
+      </w:r>
+      <w:r>
+        <w:rPr>
+          <w:rFonts w:hint="eastAsia" w:ascii="Times New Roman" w:hAnsi="Times New Roman" w:eastAsia="FangSong" w:cs="Times New Roman"/>
+        </w:rPr>
+        <w:t>加热</w:t>
+      </w:r>
+      <w:r>
+        <w:rPr>
+          <w:rFonts w:hint="eastAsia" w:ascii="Times New Roman" w:hAnsi="Times New Roman" w:eastAsia="Times New Roman" w:cs="Times New Roman"/>
+        </w:rPr>
+        <w:t>）</w:t>
       </w:r>
     </w:p>
     <w:p>
       <w:pPr>
+        <w:pStyle w:val="Compact"/>
+        <w:numPr>
+          <w:ilvl w:val="1"/>
+          <w:numId w:val="1028"/>
+        </w:numPr>
+      </w:pPr>
+      <w:r>
+        <w:rPr>
+          <w:rFonts w:hint="eastAsia" w:ascii="Times New Roman" w:hAnsi="Times New Roman" w:eastAsia="FangSong" w:cs="Times New Roman"/>
+        </w:rPr>
+        <w:t xml:space="preserve">环戊二烯</w:t>
+      </w:r>
+      <w:r>
+        <w:rPr>
+          <w:rFonts w:ascii="Times New Roman" w:hAnsi="Times New Roman" w:eastAsia="Times New Roman" w:cs="Times New Roman"/>
+        </w:rPr>
+        <w:t xml:space="preserve"> + </w:t>
+      </w:r>
+      <w:r>
+        <w:rPr>
+          <w:rFonts w:hint="eastAsia" w:ascii="Times New Roman" w:hAnsi="Times New Roman" w:eastAsia="FangSong" w:cs="Times New Roman"/>
+        </w:rPr>
+        <w:t>马来酸酐</w:t>
+      </w:r>
+      <w:r>
+        <w:rPr>
+          <w:rFonts w:hint="eastAsia" w:ascii="Times New Roman" w:hAnsi="Times New Roman" w:eastAsia="Times New Roman" w:cs="Times New Roman"/>
+        </w:rPr>
+        <w:t>（</w:t>
+      </w:r>
+      <w:r>
+        <w:rPr>
+          <w:rFonts w:hint="eastAsia" w:ascii="Times New Roman" w:hAnsi="Times New Roman" w:eastAsia="FangSong" w:cs="Times New Roman"/>
+        </w:rPr>
+        <w:t>加热</w:t>
+      </w:r>
+      <w:r>
+        <w:rPr>
+          <w:rFonts w:hint="eastAsia" w:ascii="Times New Roman" w:hAnsi="Times New Roman" w:eastAsia="Times New Roman" w:cs="Times New Roman"/>
+        </w:rPr>
+        <w:t>）</w:t>
+      </w:r>
+    </w:p>
+    <w:p>
+      <w:pPr>
+        <w:pStyle w:val="FirstParagraph"/>
+      </w:pPr>
+      <w:r>
+        <w:rPr>
+          <w:rFonts w:ascii="Times New Roman" w:hAnsi="Times New Roman" w:eastAsia="Times New Roman" w:cs="Times New Roman"/>
+          <w:b/>
+          <w:bCs/>
+        </w:rPr>
+        <w:t xml:space="preserve">[3,3]-σ </w:t>
+      </w:r>
+      <w:r>
+        <w:rPr>
+          <w:rFonts w:hint="eastAsia" w:ascii="Times New Roman" w:hAnsi="Times New Roman" w:eastAsia="FangSong" w:cs="Times New Roman"/>
+          <w:b/>
+          <w:bCs/>
+        </w:rPr>
+        <w:t xml:space="preserve">迁移</w:t>
+      </w:r>
+    </w:p>
+    <w:p>
+      <w:pPr>
+        <w:pStyle w:val="Compact"/>
         <w:numPr>
           <w:ilvl w:val="0"/>
-          <w:numId w:val="1026"/>
+          <w:numId w:val="1029"/>
         </w:numPr>
       </w:pPr>
       <w:r>
         <w:rPr>
-          <w:rFonts w:hint="eastAsia" w:ascii="Times New Roman" w:hAnsi="Times New Roman" w:eastAsia="Times New Roman" w:cs="Times New Roman"/>
+          <w:rFonts w:hint="eastAsia" w:ascii="Times New Roman" w:hAnsi="Times New Roman" w:eastAsia="FangSong" w:cs="Times New Roman"/>
+        </w:rPr>
+        <w:t xml:space="preserve">写出以下</w:t>
+      </w:r>
+      <w:r>
+        <w:rPr>
+          <w:rFonts w:ascii="Times New Roman" w:hAnsi="Times New Roman" w:eastAsia="Times New Roman" w:cs="Times New Roman"/>
+        </w:rPr>
+        <w:t xml:space="preserve"> Claisen </w:t>
+      </w:r>
+      <w:r>
+        <w:rPr>
+          <w:rFonts w:hint="eastAsia" w:ascii="Times New Roman" w:hAnsi="Times New Roman" w:eastAsia="FangSong" w:cs="Times New Roman"/>
+        </w:rPr>
+        <w:t>重排的产物</w:t>
+      </w:r>
+      <w:r>
+        <w:rPr>
+          <w:rFonts w:hint="eastAsia" w:ascii="Times New Roman" w:hAnsi="Times New Roman" w:eastAsia="Times New Roman" w:cs="Times New Roman"/>
+        </w:rPr>
+        <w:t>：</w:t>
+      </w:r>
+    </w:p>
+    <w:p>
+      <w:pPr>
+        <w:pStyle w:val="Compact"/>
+        <w:numPr>
+          <w:ilvl w:val="1"/>
+          <w:numId w:val="1030"/>
+        </w:numPr>
+      </w:pPr>
+      <w:r>
+        <w:rPr>
+          <w:rFonts w:hint="eastAsia" w:ascii="Times New Roman" w:hAnsi="Times New Roman" w:eastAsia="FangSong" w:cs="Times New Roman"/>
+        </w:rPr>
+        <w:t xml:space="preserve">烯丙基乙烯基醚加热</w:t>
+      </w:r>
+    </w:p>
+    <w:p>
+      <w:pPr>
+        <w:pStyle w:val="Compact"/>
+        <w:numPr>
+          <w:ilvl w:val="1"/>
+          <w:numId w:val="1030"/>
+        </w:numPr>
+      </w:pPr>
+      <w:r>
+        <w:rPr>
+          <w:rFonts w:hint="eastAsia" w:ascii="Times New Roman" w:hAnsi="Times New Roman" w:eastAsia="FangSong" w:cs="Times New Roman"/>
+        </w:rPr>
+        <w:t>苯基烯丙基醚加热</w:t>
+      </w:r>
+      <w:r>
+        <w:rPr>
+          <w:rFonts w:hint="eastAsia" w:ascii="Times New Roman" w:hAnsi="Times New Roman" w:eastAsia="Times New Roman" w:cs="Times New Roman"/>
+        </w:rPr>
+        <w:t>（</w:t>
+      </w:r>
+      <w:r>
+        <w:rPr>
+          <w:rFonts w:hint="eastAsia" w:ascii="Times New Roman" w:hAnsi="Times New Roman" w:eastAsia="FangSong" w:cs="Times New Roman"/>
+        </w:rPr>
+        <w:t>两步过程</w:t>
+      </w:r>
+      <w:r>
+        <w:rPr>
+          <w:rFonts w:hint="eastAsia" w:ascii="Times New Roman" w:hAnsi="Times New Roman" w:eastAsia="Times New Roman" w:cs="Times New Roman"/>
+        </w:rPr>
+        <w:t>，</w:t>
+      </w:r>
+      <w:r>
+        <w:rPr>
+          <w:rFonts w:hint="eastAsia" w:ascii="Times New Roman" w:hAnsi="Times New Roman" w:eastAsia="FangSong" w:cs="Times New Roman"/>
+        </w:rPr>
+        <w:t>写出两步产物</w:t>
+      </w:r>
+      <w:r>
+        <w:rPr>
+          <w:rFonts w:hint="eastAsia" w:ascii="Times New Roman" w:hAnsi="Times New Roman" w:eastAsia="Times New Roman" w:cs="Times New Roman"/>
+        </w:rPr>
+        <w:t>）</w:t>
+      </w:r>
+    </w:p>
+    <w:p>
+      <w:pPr>
+        <w:pStyle w:val="Compact"/>
+        <w:numPr>
+          <w:ilvl w:val="0"/>
+          <w:numId w:val="1029"/>
+        </w:numPr>
+      </w:pPr>
+      <w:r>
+        <w:rPr>
+          <w:rFonts w:hint="eastAsia" w:ascii="Times New Roman" w:hAnsi="Times New Roman" w:eastAsia="FangSong" w:cs="Times New Roman"/>
+        </w:rPr>
+        <w:t xml:space="preserve">某化合物经</w:t>
+      </w:r>
+      <w:r>
+        <w:rPr>
+          <w:rFonts w:ascii="Times New Roman" w:hAnsi="Times New Roman" w:eastAsia="Times New Roman" w:cs="Times New Roman"/>
+        </w:rPr>
+        <w:t xml:space="preserve"> Cope </w:t>
+      </w:r>
+      <w:r>
+        <w:rPr>
+          <w:rFonts w:hint="eastAsia" w:ascii="Times New Roman" w:hAnsi="Times New Roman" w:eastAsia="FangSong" w:cs="Times New Roman"/>
+        </w:rPr>
+        <w:t>重排后得到相同结构的化合物</w:t>
+      </w:r>
+      <w:r>
+        <w:rPr>
+          <w:rFonts w:hint="eastAsia" w:ascii="Times New Roman" w:hAnsi="Times New Roman" w:eastAsia="Times New Roman" w:cs="Times New Roman"/>
+        </w:rPr>
+        <w:t>（</w:t>
+      </w:r>
+      <w:r>
+        <w:rPr>
+          <w:rFonts w:hint="eastAsia" w:ascii="Times New Roman" w:hAnsi="Times New Roman" w:eastAsia="FangSong" w:cs="Times New Roman"/>
+        </w:rPr>
+        <w:t>起始原料</w:t>
+      </w:r>
+      <w:r>
+        <w:rPr>
+          <w:rFonts w:ascii="Times New Roman" w:hAnsi="Times New Roman" w:eastAsia="Times New Roman" w:cs="Times New Roman"/>
+        </w:rPr>
+        <w:t xml:space="preserve"> = </w:t>
+      </w:r>
+      <w:r>
+        <w:rPr>
+          <w:rFonts w:hint="eastAsia" w:ascii="Times New Roman" w:hAnsi="Times New Roman" w:eastAsia="FangSong" w:cs="Times New Roman"/>
+        </w:rPr>
+        <w:t>产物</w:t>
+      </w:r>
+      <w:r>
+        <w:rPr>
+          <w:rFonts w:hint="eastAsia" w:ascii="Times New Roman" w:hAnsi="Times New Roman" w:eastAsia="Times New Roman" w:cs="Times New Roman"/>
+        </w:rPr>
+        <w:t>）。</w:t>
+      </w:r>
+      <w:r>
+        <w:rPr>
+          <w:rFonts w:hint="eastAsia" w:ascii="Times New Roman" w:hAnsi="Times New Roman" w:eastAsia="FangSong" w:cs="Times New Roman"/>
+        </w:rPr>
+        <w:t>这种情况在什么条件下发生</w:t>
+      </w:r>
+      <w:r>
+        <w:rPr>
+          <w:rFonts w:hint="eastAsia" w:ascii="Times New Roman" w:hAnsi="Times New Roman" w:eastAsia="Times New Roman" w:cs="Times New Roman"/>
+        </w:rPr>
+        <w:t>？</w:t>
+      </w:r>
+      <w:r>
+        <w:rPr>
+          <w:rFonts w:hint="eastAsia" w:ascii="Times New Roman" w:hAnsi="Times New Roman" w:eastAsia="FangSong" w:cs="Times New Roman"/>
+        </w:rPr>
+        <w:t>如何设计底物使</w:t>
+      </w:r>
+      <w:r>
+        <w:rPr>
+          <w:rFonts w:ascii="Times New Roman" w:hAnsi="Times New Roman" w:eastAsia="Times New Roman" w:cs="Times New Roman"/>
+        </w:rPr>
+        <w:t xml:space="preserve"> Cope </w:t>
+      </w:r>
+      <w:r>
+        <w:rPr>
+          <w:rFonts w:hint="eastAsia" w:ascii="Times New Roman" w:hAnsi="Times New Roman" w:eastAsia="FangSong" w:cs="Times New Roman"/>
+        </w:rPr>
+        <w:t>重排单向进行</w:t>
+      </w:r>
+      <w:r>
+        <w:rPr>
+          <w:rFonts w:hint="eastAsia" w:ascii="Times New Roman" w:hAnsi="Times New Roman" w:eastAsia="Times New Roman" w:cs="Times New Roman"/>
+        </w:rPr>
+        <w:t>？</w:t>
+      </w:r>
+    </w:p>
+    <w:p>
+      <w:pPr>
+        <w:pStyle w:val="FirstParagraph"/>
+      </w:pPr>
+      <w:r>
+        <w:rPr>
+          <w:rFonts w:ascii="Times New Roman" w:hAnsi="Times New Roman" w:eastAsia="Times New Roman" w:cs="Times New Roman"/>
           <w:b/>
           <w:bCs/>
         </w:rPr>
-        <w:t>（</w:t>
+        <w:t xml:space="preserve">Nazarov </w:t>
       </w:r>
       <w:r>
         <w:rPr>
@@ -15336,16 +14320,298 @@
           <w:b/>
           <w:bCs/>
         </w:rPr>
-        <w:t>综合推理题</w:t>
-      </w:r>
-      <w:r>
-        <w:rPr>
-          <w:rFonts w:hint="eastAsia" w:ascii="Times New Roman" w:hAnsi="Times New Roman" w:eastAsia="Times New Roman" w:cs="Times New Roman"/>
+        <w:t xml:space="preserve">环化</w:t>
+      </w:r>
+    </w:p>
+    <w:p>
+      <w:pPr>
+        <w:pStyle w:val="Compact"/>
+        <w:numPr>
+          <w:ilvl w:val="0"/>
+          <w:numId w:val="1031"/>
+        </w:numPr>
+      </w:pPr>
+      <w:r>
+        <w:rPr>
+          <w:rFonts w:hint="eastAsia" w:ascii="Times New Roman" w:hAnsi="Times New Roman" w:eastAsia="FangSong" w:cs="Times New Roman"/>
+        </w:rPr>
+        <w:t xml:space="preserve">二乙烯基酮在</w:t>
+      </w:r>
+      <w:r>
+        <w:rPr>
+          <w:rFonts w:ascii="Times New Roman" w:hAnsi="Times New Roman" w:eastAsia="Times New Roman" w:cs="Times New Roman"/>
+        </w:rPr>
+        <w:t xml:space="preserve"> Lewis </w:t>
+      </w:r>
+      <w:r>
+        <w:rPr>
+          <w:rFonts w:hint="eastAsia" w:ascii="Times New Roman" w:hAnsi="Times New Roman" w:eastAsia="FangSong" w:cs="Times New Roman"/>
+        </w:rPr>
+        <w:t xml:space="preserve">酸催化下发生</w:t>
+      </w:r>
+      <w:r>
+        <w:rPr>
+          <w:rFonts w:ascii="Times New Roman" w:hAnsi="Times New Roman" w:eastAsia="Times New Roman" w:cs="Times New Roman"/>
+        </w:rPr>
+        <w:t xml:space="preserve"> Nazarov </w:t>
+      </w:r>
+      <w:r>
+        <w:rPr>
+          <w:rFonts w:hint="eastAsia" w:ascii="Times New Roman" w:hAnsi="Times New Roman" w:eastAsia="FangSong" w:cs="Times New Roman"/>
+        </w:rPr>
+        <w:t>环化</w:t>
+      </w:r>
+      <w:r>
+        <w:rPr>
+          <w:rFonts w:hint="eastAsia" w:ascii="Times New Roman" w:hAnsi="Times New Roman" w:eastAsia="Times New Roman" w:cs="Times New Roman"/>
+        </w:rPr>
+        <w:t>。</w:t>
+      </w:r>
+    </w:p>
+    <w:p>
+      <w:pPr>
+        <w:pStyle w:val="Compact"/>
+        <w:numPr>
+          <w:ilvl w:val="1"/>
+          <w:numId w:val="1032"/>
+        </w:numPr>
+      </w:pPr>
+      <w:r>
+        <w:rPr>
+          <w:rFonts w:ascii="Times New Roman" w:hAnsi="Times New Roman" w:eastAsia="Times New Roman" w:cs="Times New Roman"/>
+        </w:rPr>
+        <w:t xml:space="preserve">Nazarov </w:t>
+      </w:r>
+      <w:r>
+        <w:rPr>
+          <w:rFonts w:hint="eastAsia" w:ascii="Times New Roman" w:hAnsi="Times New Roman" w:eastAsia="FangSong" w:cs="Times New Roman"/>
+        </w:rPr>
+        <w:t xml:space="preserve">环化的本质是几</w:t>
+      </w:r>
+      <w:r>
+        <w:rPr>
+          <w:rFonts w:ascii="Times New Roman" w:hAnsi="Times New Roman" w:eastAsia="Times New Roman" w:cs="Times New Roman"/>
+        </w:rPr>
+        <w:t xml:space="preserve"> π </w:t>
+      </w:r>
+      <w:r>
+        <w:rPr>
+          <w:rFonts w:hint="eastAsia" w:ascii="Times New Roman" w:hAnsi="Times New Roman" w:eastAsia="FangSong" w:cs="Times New Roman"/>
+        </w:rPr>
+        <w:t>电子体系的电环化</w:t>
+      </w:r>
+      <w:r>
+        <w:rPr>
+          <w:rFonts w:hint="eastAsia" w:ascii="Times New Roman" w:hAnsi="Times New Roman" w:eastAsia="Times New Roman" w:cs="Times New Roman"/>
+        </w:rPr>
+        <w:t>？</w:t>
+      </w:r>
+    </w:p>
+    <w:p>
+      <w:pPr>
+        <w:pStyle w:val="Compact"/>
+        <w:numPr>
+          <w:ilvl w:val="1"/>
+          <w:numId w:val="1032"/>
+        </w:numPr>
+      </w:pPr>
+      <w:r>
+        <w:rPr>
+          <w:rFonts w:hint="eastAsia" w:ascii="Times New Roman" w:hAnsi="Times New Roman" w:eastAsia="FangSong" w:cs="Times New Roman"/>
+        </w:rPr>
+        <w:t>关环方式是旋光还是对旋</w:t>
+      </w:r>
+      <w:r>
+        <w:rPr>
+          <w:rFonts w:hint="eastAsia" w:ascii="Times New Roman" w:hAnsi="Times New Roman" w:eastAsia="Times New Roman" w:cs="Times New Roman"/>
+        </w:rPr>
+        <w:t>？</w:t>
+      </w:r>
+    </w:p>
+    <w:p>
+      <w:pPr>
+        <w:pStyle w:val="Compact"/>
+        <w:numPr>
+          <w:ilvl w:val="1"/>
+          <w:numId w:val="1032"/>
+        </w:numPr>
+      </w:pPr>
+      <w:r>
+        <w:rPr>
+          <w:rFonts w:hint="eastAsia" w:ascii="Times New Roman" w:hAnsi="Times New Roman" w:eastAsia="FangSong" w:cs="Times New Roman"/>
+        </w:rPr>
+        <w:t>产物是什么骨架</w:t>
+      </w:r>
+      <w:r>
+        <w:rPr>
+          <w:rFonts w:hint="eastAsia" w:ascii="Times New Roman" w:hAnsi="Times New Roman" w:eastAsia="Times New Roman" w:cs="Times New Roman"/>
+        </w:rPr>
+        <w:t>？</w:t>
+      </w:r>
+    </w:p>
+    <w:p>
+      <w:pPr>
+        <w:pStyle w:val="FirstParagraph"/>
+      </w:pPr>
+      <w:r>
+        <w:rPr>
+          <w:rFonts w:ascii="Times New Roman" w:hAnsi="Times New Roman" w:eastAsia="Times New Roman" w:cs="Times New Roman"/>
           <w:b/>
           <w:bCs/>
         </w:rPr>
+        <w:t xml:space="preserve">Ene </w:t>
+      </w:r>
+      <w:r>
+        <w:rPr>
+          <w:rFonts w:hint="eastAsia" w:ascii="Times New Roman" w:hAnsi="Times New Roman" w:eastAsia="FangSong" w:cs="Times New Roman"/>
+          <w:b/>
+          <w:bCs/>
+        </w:rPr>
+        <w:t xml:space="preserve">反应与多步串联</w:t>
+      </w:r>
+    </w:p>
+    <w:p>
+      <w:pPr>
+        <w:pStyle w:val="Compact"/>
+        <w:numPr>
+          <w:ilvl w:val="0"/>
+          <w:numId w:val="1033"/>
+        </w:numPr>
+      </w:pPr>
+      <w:r>
+        <w:rPr>
+          <w:rFonts w:ascii="Times New Roman" w:hAnsi="Times New Roman" w:eastAsia="Times New Roman" w:cs="Times New Roman"/>
+        </w:rPr>
+        <w:t xml:space="preserve">Ene </w:t>
+      </w:r>
+      <w:r>
+        <w:rPr>
+          <w:rFonts w:hint="eastAsia" w:ascii="Times New Roman" w:hAnsi="Times New Roman" w:eastAsia="FangSong" w:cs="Times New Roman"/>
+        </w:rPr>
+        <w:t xml:space="preserve">反应与</w:t>
+      </w:r>
+      <w:r>
+        <w:rPr>
+          <w:rFonts w:ascii="Times New Roman" w:hAnsi="Times New Roman" w:eastAsia="Times New Roman" w:cs="Times New Roman"/>
+        </w:rPr>
+        <w:t xml:space="preserve"> Diels-Alder </w:t>
+      </w:r>
+      <w:r>
+        <w:rPr>
+          <w:rFonts w:hint="eastAsia" w:ascii="Times New Roman" w:hAnsi="Times New Roman" w:eastAsia="FangSong" w:cs="Times New Roman"/>
+        </w:rPr>
+        <w:t>反应有何相似之处</w:t>
+      </w:r>
+      <w:r>
+        <w:rPr>
+          <w:rFonts w:hint="eastAsia" w:ascii="Times New Roman" w:hAnsi="Times New Roman" w:eastAsia="Times New Roman" w:cs="Times New Roman"/>
+        </w:rPr>
+        <w:t>？</w:t>
+      </w:r>
+      <w:r>
+        <w:rPr>
+          <w:rFonts w:hint="eastAsia" w:ascii="Times New Roman" w:hAnsi="Times New Roman" w:eastAsia="FangSong" w:cs="Times New Roman"/>
+        </w:rPr>
+        <w:t>从电子数和过渡态角度比较</w:t>
+      </w:r>
+      <w:r>
+        <w:rPr>
+          <w:rFonts w:hint="eastAsia" w:ascii="Times New Roman" w:hAnsi="Times New Roman" w:eastAsia="Times New Roman" w:cs="Times New Roman"/>
+        </w:rPr>
+        <w:t>。</w:t>
+      </w:r>
+    </w:p>
+    <w:bookmarkEnd w:id="57"/>
+    <w:bookmarkStart w:id="58" w:name="真题挑战3-题"/>
+    <w:p>
+      <w:pPr>
+        <w:pStyle w:val="Heading3"/>
+        <w:spacing w:before="280" w:after="120"/>
+      </w:pPr>
+      <w:r>
+        <w:rPr>
+          <w:rFonts w:ascii="Times New Roman" w:hAnsi="Times New Roman" w:eastAsia="Times New Roman" w:cs="Times New Roman"/>
+        </w:rPr>
+        <w:t xml:space="preserve">11.3 🏆 </w:t>
+      </w:r>
+      <w:r>
+        <w:rPr>
+          <w:rFonts w:hint="eastAsia" w:ascii="Times New Roman" w:hAnsi="Times New Roman" w:eastAsia="SimHei" w:cs="Times New Roman"/>
+        </w:rPr>
+        <w:t>真题挑战</w:t>
+      </w:r>
+      <w:r>
+        <w:rPr>
+          <w:rFonts w:hint="eastAsia" w:ascii="Times New Roman" w:hAnsi="Times New Roman" w:eastAsia="Times New Roman" w:cs="Times New Roman"/>
+        </w:rPr>
+        <w:t>（3</w:t>
+      </w:r>
+      <w:r>
+        <w:rPr>
+          <w:rFonts w:ascii="Times New Roman" w:hAnsi="Times New Roman" w:eastAsia="Times New Roman" w:cs="Times New Roman"/>
+        </w:rPr>
+        <w:t xml:space="preserve"> </w:t>
+      </w:r>
+      <w:r>
+        <w:rPr>
+          <w:rFonts w:hint="eastAsia" w:ascii="Times New Roman" w:hAnsi="Times New Roman" w:eastAsia="SimHei" w:cs="Times New Roman"/>
+        </w:rPr>
+        <w:t>题</w:t>
+      </w:r>
+      <w:r>
+        <w:rPr>
+          <w:rFonts w:hint="eastAsia" w:ascii="Times New Roman" w:hAnsi="Times New Roman" w:eastAsia="Times New Roman" w:cs="Times New Roman"/>
+        </w:rPr>
         <w:t>）</w:t>
       </w:r>
+    </w:p>
+    <w:p>
+      <w:pPr>
+        <w:numPr>
+          <w:ilvl w:val="0"/>
+          <w:numId w:val="1034"/>
+        </w:numPr>
+      </w:pPr>
+      <w:r>
+        <w:rPr>
+          <w:rFonts w:hint="eastAsia" w:ascii="Times New Roman" w:hAnsi="Times New Roman" w:eastAsia="Times New Roman" w:cs="Times New Roman"/>
+          <w:b/>
+          <w:bCs/>
+        </w:rPr>
+        <w:t>（</w:t>
+      </w:r>
+      <w:r>
+        <w:rPr>
+          <w:rFonts w:hint="eastAsia" w:ascii="Times New Roman" w:hAnsi="Times New Roman" w:eastAsia="FangSong" w:cs="Times New Roman"/>
+          <w:b/>
+          <w:bCs/>
+        </w:rPr>
+        <w:t>改编自第</w:t>
+      </w:r>
+      <w:r>
+        <w:rPr>
+          <w:rFonts w:ascii="Times New Roman" w:hAnsi="Times New Roman" w:eastAsia="Times New Roman" w:cs="Times New Roman"/>
+          <w:b/>
+          <w:bCs/>
+        </w:rPr>
+        <w:t xml:space="preserve"> 30 </w:t>
+      </w:r>
+      <w:r>
+        <w:rPr>
+          <w:rFonts w:hint="eastAsia" w:ascii="Times New Roman" w:hAnsi="Times New Roman" w:eastAsia="FangSong" w:cs="Times New Roman"/>
+          <w:b/>
+          <w:bCs/>
+        </w:rPr>
+        <w:t>届初赛</w:t>
+      </w:r>
+      <w:r>
+        <w:rPr>
+          <w:rFonts w:hint="eastAsia" w:ascii="Times New Roman" w:hAnsi="Times New Roman" w:eastAsia="Times New Roman" w:cs="Times New Roman"/>
+          <w:b/>
+          <w:bCs/>
+        </w:rPr>
+        <w:t>）</w:t>
+      </w:r>
       <w:r>
         <w:rPr>
           <w:rFonts w:ascii="Times New Roman" w:hAnsi="Times New Roman" w:eastAsia="Times New Roman" w:cs="Times New Roman"/>
@@ -15356,7 +14622,7 @@
         <w:rPr>
           <w:rFonts w:hint="eastAsia" w:ascii="Times New Roman" w:hAnsi="Times New Roman" w:eastAsia="FangSong" w:cs="Times New Roman"/>
         </w:rPr>
-        <w:t>某实验室设计了以下多步串联反应</w:t>
+        <w:t>某天然产物合成路线中的关键步骤如下</w:t>
       </w:r>
       <w:r>
         <w:rPr>
@@ -15376,7 +14642,7 @@
         <w:rPr>
           <w:rFonts w:hint="eastAsia" w:ascii="Times New Roman" w:hAnsi="Times New Roman" w:eastAsia="FangSong" w:cs="Times New Roman"/>
         </w:rPr>
-        <w:t xml:space="preserve">步骤</w:t>
+        <w:t xml:space="preserve">化合物</w:t>
       </w:r>
       <w:r>
         <w:rPr>
@@ -15388,13 +14654,25 @@
         <w:rPr>
           <w:rFonts w:hint="eastAsia" w:ascii="Times New Roman" w:hAnsi="Times New Roman" w:eastAsia="Times New Roman" w:cs="Times New Roman"/>
         </w:rPr>
-        <w:t>1：</w:t>
-      </w:r>
-      <w:r>
-        <w:rPr>
-          <w:rFonts w:hint="eastAsia" w:ascii="Times New Roman" w:hAnsi="Times New Roman" w:eastAsia="FangSong" w:cs="Times New Roman"/>
-        </w:rPr>
-        <w:t>化合物</w:t>
+        <w:t>A（</w:t>
+      </w:r>
+      <w:r>
+        <w:rPr>
+          <w:rFonts w:hint="eastAsia" w:ascii="Times New Roman" w:hAnsi="Times New Roman" w:eastAsia="FangSong" w:cs="Times New Roman"/>
+        </w:rPr>
+        <w:t>含共轭二烯的环己烯衍生物</w:t>
+      </w:r>
+      <w:r>
+        <w:rPr>
+          <w:rFonts w:hint="eastAsia" w:ascii="Times New Roman" w:hAnsi="Times New Roman" w:eastAsia="Times New Roman" w:cs="Times New Roman"/>
+        </w:rPr>
+        <w:t>）</w:t>
+      </w:r>
+      <w:r>
+        <w:rPr>
+          <w:rFonts w:hint="eastAsia" w:ascii="Times New Roman" w:hAnsi="Times New Roman" w:eastAsia="FangSong" w:cs="Times New Roman"/>
+        </w:rPr>
+        <w:t>在加热条件下生成化合物</w:t>
       </w:r>
       <w:r>
         <w:rPr>
@@ -15406,37 +14684,7 @@
         <w:rPr>
           <w:rFonts w:hint="eastAsia" w:ascii="Times New Roman" w:hAnsi="Times New Roman" w:eastAsia="Times New Roman" w:cs="Times New Roman"/>
         </w:rPr>
-        <w:t>E（</w:t>
-      </w:r>
-      <w:r>
-        <w:rPr>
-          <w:rFonts w:hint="eastAsia" w:ascii="Times New Roman" w:hAnsi="Times New Roman" w:eastAsia="FangSong" w:cs="Times New Roman"/>
-        </w:rPr>
-        <w:t>含二烯和亲双烯体的同一分子</w:t>
-      </w:r>
-      <w:r>
-        <w:rPr>
-          <w:rFonts w:hint="eastAsia" w:ascii="Times New Roman" w:hAnsi="Times New Roman" w:eastAsia="Times New Roman" w:cs="Times New Roman"/>
-        </w:rPr>
-        <w:t>）</w:t>
-      </w:r>
-      <w:r>
-        <w:rPr>
-          <w:rFonts w:hint="eastAsia" w:ascii="Times New Roman" w:hAnsi="Times New Roman" w:eastAsia="FangSong" w:cs="Times New Roman"/>
-        </w:rPr>
-        <w:t>在加热下发生分子内</w:t>
-      </w:r>
-      <w:r>
-        <w:rPr>
-          <w:rFonts w:ascii="Times New Roman" w:hAnsi="Times New Roman" w:eastAsia="Times New Roman" w:cs="Times New Roman"/>
-        </w:rPr>
-        <w:t xml:space="preserve"> D-A → </w:t>
-      </w:r>
-      <w:r>
-        <w:rPr>
-          <w:rFonts w:hint="eastAsia" w:ascii="Times New Roman" w:hAnsi="Times New Roman" w:eastAsia="FangSong" w:cs="Times New Roman"/>
-        </w:rPr>
-        <w:t xml:space="preserve">产物</w:t>
+        <w:t xml:space="preserve">B，B</w:t>
       </w:r>
       <w:r>
         <w:rPr>
@@ -15446,21 +14694,9 @@
       </w:r>
       <w:r>
         <w:rPr>
-          <w:rFonts w:hint="eastAsia" w:ascii="Times New Roman" w:hAnsi="Times New Roman" w:eastAsia="Times New Roman" w:cs="Times New Roman"/>
-        </w:rPr>
-        <w:t>F（</w:t>
-      </w:r>
-      <w:r>
-        <w:rPr>
-          <w:rFonts w:hint="eastAsia" w:ascii="Times New Roman" w:hAnsi="Times New Roman" w:eastAsia="FangSong" w:cs="Times New Roman"/>
-        </w:rPr>
-        <w:t>三环化合物</w:t>
-      </w:r>
-      <w:r>
-        <w:rPr>
-          <w:rFonts w:hint="eastAsia" w:ascii="Times New Roman" w:hAnsi="Times New Roman" w:eastAsia="Times New Roman" w:cs="Times New Roman"/>
-        </w:rPr>
-        <w:t>）</w:t>
+          <w:rFonts w:hint="eastAsia" w:ascii="Times New Roman" w:hAnsi="Times New Roman" w:eastAsia="FangSong" w:cs="Times New Roman"/>
+        </w:rPr>
+        <w:t xml:space="preserve">再经加热生成最终产物</w:t>
       </w:r>
       <w:r>
         <w:rPr>
@@ -15470,9 +14706,45 @@
       </w:r>
       <w:r>
         <w:rPr>
-          <w:rFonts w:hint="eastAsia" w:ascii="Times New Roman" w:hAnsi="Times New Roman" w:eastAsia="FangSong" w:cs="Times New Roman"/>
-        </w:rPr>
-        <w:t xml:space="preserve">步骤</w:t>
+          <w:rFonts w:hint="eastAsia" w:ascii="Times New Roman" w:hAnsi="Times New Roman" w:eastAsia="Times New Roman" w:cs="Times New Roman"/>
+        </w:rPr>
+        <w:t>C。</w:t>
+      </w:r>
+      <w:r>
+        <w:rPr>
+          <w:rFonts w:hint="eastAsia" w:ascii="Times New Roman" w:hAnsi="Times New Roman" w:eastAsia="FangSong" w:cs="Times New Roman"/>
+        </w:rPr>
+        <w:t>已知</w:t>
+      </w:r>
+      <w:r>
+        <w:rPr>
+          <w:rFonts w:ascii="Times New Roman" w:hAnsi="Times New Roman" w:eastAsia="Times New Roman" w:cs="Times New Roman"/>
+        </w:rPr>
+        <w:t xml:space="preserve"> A→B </w:t>
+      </w:r>
+      <w:r>
+        <w:rPr>
+          <w:rFonts w:hint="eastAsia" w:ascii="Times New Roman" w:hAnsi="Times New Roman" w:eastAsia="FangSong" w:cs="Times New Roman"/>
+        </w:rPr>
+        <w:t xml:space="preserve">为</w:t>
+      </w:r>
+      <w:r>
+        <w:rPr>
+          <w:rFonts w:ascii="Times New Roman" w:hAnsi="Times New Roman" w:eastAsia="Times New Roman" w:cs="Times New Roman"/>
+        </w:rPr>
+        <w:t xml:space="preserve"> Diels-Alder </w:t>
+      </w:r>
+      <w:r>
+        <w:rPr>
+          <w:rFonts w:hint="eastAsia" w:ascii="Times New Roman" w:hAnsi="Times New Roman" w:eastAsia="FangSong" w:cs="Times New Roman"/>
+        </w:rPr>
+        <w:t>反应的逆反应</w:t>
+      </w:r>
+      <w:r>
+        <w:rPr>
+          <w:rFonts w:hint="eastAsia" w:ascii="Times New Roman" w:hAnsi="Times New Roman" w:eastAsia="Times New Roman" w:cs="Times New Roman"/>
+        </w:rPr>
+        <w:t>（Retro-D-A），B→C</w:t>
       </w:r>
       <w:r>
         <w:rPr>
@@ -15482,69 +14754,27 @@
       </w:r>
       <w:r>
         <w:rPr>
-          <w:rFonts w:hint="eastAsia" w:ascii="Times New Roman" w:hAnsi="Times New Roman" w:eastAsia="Times New Roman" w:cs="Times New Roman"/>
-        </w:rPr>
-        <w:t xml:space="preserve">2：F</w:t>
-      </w:r>
-      <w:r>
-        <w:rPr>
-          <w:rFonts w:ascii="Times New Roman" w:hAnsi="Times New Roman" w:eastAsia="Times New Roman" w:cs="Times New Roman"/>
-        </w:rPr>
-        <w:t xml:space="preserve"> </w:t>
-      </w:r>
-      <w:r>
-        <w:rPr>
-          <w:rFonts w:hint="eastAsia" w:ascii="Times New Roman" w:hAnsi="Times New Roman" w:eastAsia="FangSong" w:cs="Times New Roman"/>
-        </w:rPr>
-        <w:t xml:space="preserve">在光照下发生</w:t>
-      </w:r>
-      <w:r>
-        <w:rPr>
-          <w:rFonts w:ascii="Times New Roman" w:hAnsi="Times New Roman" w:eastAsia="Times New Roman" w:cs="Times New Roman"/>
-        </w:rPr>
-        <w:t xml:space="preserve"> [2+2] </w:t>
-      </w:r>
-      <w:r>
-        <w:rPr>
-          <w:rFonts w:hint="eastAsia" w:ascii="Times New Roman" w:hAnsi="Times New Roman" w:eastAsia="FangSong" w:cs="Times New Roman"/>
-        </w:rPr>
-        <w:t xml:space="preserve">环加成</w:t>
-      </w:r>
-      <w:r>
-        <w:rPr>
-          <w:rFonts w:ascii="Times New Roman" w:hAnsi="Times New Roman" w:eastAsia="Times New Roman" w:cs="Times New Roman"/>
-        </w:rPr>
-        <w:t xml:space="preserve"> → </w:t>
-      </w:r>
-      <w:r>
-        <w:rPr>
-          <w:rFonts w:hint="eastAsia" w:ascii="Times New Roman" w:hAnsi="Times New Roman" w:eastAsia="FangSong" w:cs="Times New Roman"/>
-        </w:rPr>
-        <w:t xml:space="preserve">产物</w:t>
-      </w:r>
-      <w:r>
-        <w:rPr>
-          <w:rFonts w:ascii="Times New Roman" w:hAnsi="Times New Roman" w:eastAsia="Times New Roman" w:cs="Times New Roman"/>
-        </w:rPr>
-        <w:t xml:space="preserve"> </w:t>
-      </w:r>
-      <w:r>
-        <w:rPr>
-          <w:rFonts w:hint="eastAsia" w:ascii="Times New Roman" w:hAnsi="Times New Roman" w:eastAsia="Times New Roman" w:cs="Times New Roman"/>
-        </w:rPr>
-        <w:t>G（</w:t>
-      </w:r>
-      <w:r>
-        <w:rPr>
-          <w:rFonts w:hint="eastAsia" w:ascii="Times New Roman" w:hAnsi="Times New Roman" w:eastAsia="FangSong" w:cs="Times New Roman"/>
-        </w:rPr>
-        <w:t>四环化合物</w:t>
-      </w:r>
-      <w:r>
-        <w:rPr>
-          <w:rFonts w:hint="eastAsia" w:ascii="Times New Roman" w:hAnsi="Times New Roman" w:eastAsia="Times New Roman" w:cs="Times New Roman"/>
-        </w:rPr>
-        <w:t>）</w:t>
+          <w:rFonts w:hint="eastAsia" w:ascii="Times New Roman" w:hAnsi="Times New Roman" w:eastAsia="FangSong" w:cs="Times New Roman"/>
+        </w:rPr>
+        <w:t xml:space="preserve">为分子内</w:t>
+      </w:r>
+      <w:r>
+        <w:rPr>
+          <w:rFonts w:ascii="Times New Roman" w:hAnsi="Times New Roman" w:eastAsia="Times New Roman" w:cs="Times New Roman"/>
+        </w:rPr>
+        <w:t xml:space="preserve"> Diels-Alder </w:t>
+      </w:r>
+      <w:r>
+        <w:rPr>
+          <w:rFonts w:hint="eastAsia" w:ascii="Times New Roman" w:hAnsi="Times New Roman" w:eastAsia="FangSong" w:cs="Times New Roman"/>
+        </w:rPr>
+        <w:t>反应</w:t>
+      </w:r>
+      <w:r>
+        <w:rPr>
+          <w:rFonts w:hint="eastAsia" w:ascii="Times New Roman" w:hAnsi="Times New Roman" w:eastAsia="Times New Roman" w:cs="Times New Roman"/>
+        </w:rPr>
+        <w:t>。</w:t>
       </w:r>
     </w:p>
     <w:p>
@@ -15552,38 +14782,44 @@
         <w:pStyle w:val="Compact"/>
         <w:numPr>
           <w:ilvl w:val="1"/>
-          <w:numId w:val="1029"/>
+          <w:numId w:val="1035"/>
         </w:numPr>
       </w:pPr>
       <w:r>
         <w:rPr>
           <w:rFonts w:hint="eastAsia" w:ascii="Times New Roman" w:hAnsi="Times New Roman" w:eastAsia="FangSong" w:cs="Times New Roman"/>
         </w:rPr>
-        <w:t xml:space="preserve">步骤</w:t>
-      </w:r>
-      <w:r>
-        <w:rPr>
-          <w:rFonts w:ascii="Times New Roman" w:hAnsi="Times New Roman" w:eastAsia="Times New Roman" w:cs="Times New Roman"/>
-        </w:rPr>
-        <w:t xml:space="preserve"> 1 </w:t>
-      </w:r>
-      <w:r>
-        <w:rPr>
-          <w:rFonts w:hint="eastAsia" w:ascii="Times New Roman" w:hAnsi="Times New Roman" w:eastAsia="FangSong" w:cs="Times New Roman"/>
-        </w:rPr>
-        <w:t xml:space="preserve">中</w:t>
-      </w:r>
-      <w:r>
-        <w:rPr>
-          <w:rFonts w:ascii="Times New Roman" w:hAnsi="Times New Roman" w:eastAsia="Times New Roman" w:cs="Times New Roman"/>
-        </w:rPr>
-        <w:t xml:space="preserve"> E </w:t>
-      </w:r>
-      <w:r>
-        <w:rPr>
-          <w:rFonts w:hint="eastAsia" w:ascii="Times New Roman" w:hAnsi="Times New Roman" w:eastAsia="FangSong" w:cs="Times New Roman"/>
-        </w:rPr>
-        <w:t xml:space="preserve">需要满足什么构象要求才能发生分子内</w:t>
+        <w:t xml:space="preserve">画出</w:t>
+      </w:r>
+      <w:r>
+        <w:rPr>
+          <w:rFonts w:ascii="Times New Roman" w:hAnsi="Times New Roman" w:eastAsia="Times New Roman" w:cs="Times New Roman"/>
+        </w:rPr>
+        <w:t xml:space="preserve"> A </w:t>
+      </w:r>
+      <w:r>
+        <w:rPr>
+          <w:rFonts w:hint="eastAsia" w:ascii="Times New Roman" w:hAnsi="Times New Roman" w:eastAsia="FangSong" w:cs="Times New Roman"/>
+        </w:rPr>
+        <w:t>的合理结构</w:t>
+      </w:r>
+      <w:r>
+        <w:rPr>
+          <w:rFonts w:hint="eastAsia" w:ascii="Times New Roman" w:hAnsi="Times New Roman" w:eastAsia="Times New Roman" w:cs="Times New Roman"/>
+        </w:rPr>
+        <w:t>（</w:t>
+      </w:r>
+      <w:r>
+        <w:rPr>
+          <w:rFonts w:hint="eastAsia" w:ascii="Times New Roman" w:hAnsi="Times New Roman" w:eastAsia="FangSong" w:cs="Times New Roman"/>
+        </w:rPr>
+        <w:t>提示</w:t>
+      </w:r>
+      <w:r>
+        <w:rPr>
+          <w:rFonts w:hint="eastAsia" w:ascii="Times New Roman" w:hAnsi="Times New Roman" w:eastAsia="Times New Roman" w:cs="Times New Roman"/>
+        </w:rPr>
+        <w:t>：A</w:t>
       </w:r>
       <w:r>
         <w:rPr>
@@ -15593,9 +14829,15 @@
       </w:r>
       <w:r>
         <w:rPr>
-          <w:rFonts w:hint="eastAsia" w:ascii="Times New Roman" w:hAnsi="Times New Roman" w:eastAsia="Times New Roman" w:cs="Times New Roman"/>
-        </w:rPr>
-        <w:t xml:space="preserve">D-A？</w:t>
+          <w:rFonts w:hint="eastAsia" w:ascii="Times New Roman" w:hAnsi="Times New Roman" w:eastAsia="FangSong" w:cs="Times New Roman"/>
+        </w:rPr>
+        <w:t>含一个六元环和一个侧链二烯</w:t>
+      </w:r>
+      <w:r>
+        <w:rPr>
+          <w:rFonts w:hint="eastAsia" w:ascii="Times New Roman" w:hAnsi="Times New Roman" w:eastAsia="Times New Roman" w:cs="Times New Roman"/>
+        </w:rPr>
+        <w:t>）。</w:t>
       </w:r>
     </w:p>
     <w:p>
@@ -15603,68 +14845,32 @@
         <w:pStyle w:val="Compact"/>
         <w:numPr>
           <w:ilvl w:val="1"/>
-          <w:numId w:val="1029"/>
+          <w:numId w:val="1035"/>
         </w:numPr>
       </w:pPr>
       <w:r>
         <w:rPr>
           <w:rFonts w:hint="eastAsia" w:ascii="Times New Roman" w:hAnsi="Times New Roman" w:eastAsia="FangSong" w:cs="Times New Roman"/>
         </w:rPr>
-        <w:t xml:space="preserve">如果</w:t>
-      </w:r>
-      <w:r>
-        <w:rPr>
-          <w:rFonts w:ascii="Times New Roman" w:hAnsi="Times New Roman" w:eastAsia="Times New Roman" w:cs="Times New Roman"/>
-        </w:rPr>
-        <w:t xml:space="preserve"> F </w:t>
-      </w:r>
-      <w:r>
-        <w:rPr>
-          <w:rFonts w:hint="eastAsia" w:ascii="Times New Roman" w:hAnsi="Times New Roman" w:eastAsia="FangSong" w:cs="Times New Roman"/>
-        </w:rPr>
-        <w:t xml:space="preserve">中新形成的双键在</w:t>
-      </w:r>
-      <w:r>
-        <w:rPr>
-          <w:rFonts w:ascii="Times New Roman" w:hAnsi="Times New Roman" w:eastAsia="Times New Roman" w:cs="Times New Roman"/>
-        </w:rPr>
-        <w:t xml:space="preserve"> [2+2] </w:t>
-      </w:r>
-      <w:r>
-        <w:rPr>
-          <w:rFonts w:hint="eastAsia" w:ascii="Times New Roman" w:hAnsi="Times New Roman" w:eastAsia="FangSong" w:cs="Times New Roman"/>
-        </w:rPr>
-        <w:t>环加成中作为烯烃组分</w:t>
-      </w:r>
-      <w:r>
-        <w:rPr>
-          <w:rFonts w:hint="eastAsia" w:ascii="Times New Roman" w:hAnsi="Times New Roman" w:eastAsia="Times New Roman" w:cs="Times New Roman"/>
-        </w:rPr>
-        <w:t>，</w:t>
-      </w:r>
-      <w:r>
-        <w:rPr>
-          <w:rFonts w:hint="eastAsia" w:ascii="Times New Roman" w:hAnsi="Times New Roman" w:eastAsia="FangSong" w:cs="Times New Roman"/>
-        </w:rPr>
-        <w:t>光照下的</w:t>
-      </w:r>
-      <w:r>
-        <w:rPr>
-          <w:rFonts w:ascii="Times New Roman" w:hAnsi="Times New Roman" w:eastAsia="Times New Roman" w:cs="Times New Roman"/>
-        </w:rPr>
-        <w:t xml:space="preserve"> [2+2] </w:t>
-      </w:r>
-      <w:r>
-        <w:rPr>
-          <w:rFonts w:hint="eastAsia" w:ascii="Times New Roman" w:hAnsi="Times New Roman" w:eastAsia="FangSong" w:cs="Times New Roman"/>
-        </w:rPr>
-        <w:t>是否允许</w:t>
-      </w:r>
-      <w:r>
-        <w:rPr>
-          <w:rFonts w:hint="eastAsia" w:ascii="Times New Roman" w:hAnsi="Times New Roman" w:eastAsia="Times New Roman" w:cs="Times New Roman"/>
-        </w:rPr>
-        <w:t>？</w:t>
+        <w:t xml:space="preserve">解释为什么</w:t>
+      </w:r>
+      <w:r>
+        <w:rPr>
+          <w:rFonts w:ascii="Times New Roman" w:hAnsi="Times New Roman" w:eastAsia="Times New Roman" w:cs="Times New Roman"/>
+        </w:rPr>
+        <w:t xml:space="preserve"> Retro-D-A </w:t>
+      </w:r>
+      <w:r>
+        <w:rPr>
+          <w:rFonts w:hint="eastAsia" w:ascii="Times New Roman" w:hAnsi="Times New Roman" w:eastAsia="FangSong" w:cs="Times New Roman"/>
+        </w:rPr>
+        <w:t>需要高温条件</w:t>
+      </w:r>
+      <w:r>
+        <w:rPr>
+          <w:rFonts w:hint="eastAsia" w:ascii="Times New Roman" w:hAnsi="Times New Roman" w:eastAsia="Times New Roman" w:cs="Times New Roman"/>
+        </w:rPr>
+        <w:t>。</w:t>
       </w:r>
     </w:p>
     <w:p>
@@ -15672,7 +14878,664 @@
         <w:pStyle w:val="Compact"/>
         <w:numPr>
           <w:ilvl w:val="1"/>
-          <w:numId w:val="1029"/>
+          <w:numId w:val="1035"/>
+        </w:numPr>
+      </w:pPr>
+      <w:r>
+        <w:rPr>
+          <w:rFonts w:hint="eastAsia" w:ascii="Times New Roman" w:hAnsi="Times New Roman" w:eastAsia="FangSong" w:cs="Times New Roman"/>
+        </w:rPr>
+        <w:t xml:space="preserve">如果</w:t>
+      </w:r>
+      <w:r>
+        <w:rPr>
+          <w:rFonts w:ascii="Times New Roman" w:hAnsi="Times New Roman" w:eastAsia="Times New Roman" w:cs="Times New Roman"/>
+        </w:rPr>
+        <w:t xml:space="preserve"> B→C </w:t>
+      </w:r>
+      <w:r>
+        <w:rPr>
+          <w:rFonts w:hint="eastAsia" w:ascii="Times New Roman" w:hAnsi="Times New Roman" w:eastAsia="FangSong" w:cs="Times New Roman"/>
+        </w:rPr>
+        <w:t xml:space="preserve">是分子内</w:t>
+      </w:r>
+      <w:r>
+        <w:rPr>
+          <w:rFonts w:ascii="Times New Roman" w:hAnsi="Times New Roman" w:eastAsia="Times New Roman" w:cs="Times New Roman"/>
+        </w:rPr>
+        <w:t xml:space="preserve"> </w:t>
+      </w:r>
+      <w:r>
+        <w:rPr>
+          <w:rFonts w:hint="eastAsia" w:ascii="Times New Roman" w:hAnsi="Times New Roman" w:eastAsia="Times New Roman" w:cs="Times New Roman"/>
+        </w:rPr>
+        <w:t>D-A，</w:t>
+      </w:r>
+      <w:r>
+        <w:rPr>
+          <w:rFonts w:hint="eastAsia" w:ascii="Times New Roman" w:hAnsi="Times New Roman" w:eastAsia="FangSong" w:cs="Times New Roman"/>
+        </w:rPr>
+        <w:t>预测</w:t>
+      </w:r>
+      <w:r>
+        <w:rPr>
+          <w:rFonts w:ascii="Times New Roman" w:hAnsi="Times New Roman" w:eastAsia="Times New Roman" w:cs="Times New Roman"/>
+        </w:rPr>
+        <w:t xml:space="preserve"> C </w:t>
+      </w:r>
+      <w:r>
+        <w:rPr>
+          <w:rFonts w:hint="eastAsia" w:ascii="Times New Roman" w:hAnsi="Times New Roman" w:eastAsia="FangSong" w:cs="Times New Roman"/>
+        </w:rPr>
+        <w:t>的立体化学</w:t>
+      </w:r>
+      <w:r>
+        <w:rPr>
+          <w:rFonts w:hint="eastAsia" w:ascii="Times New Roman" w:hAnsi="Times New Roman" w:eastAsia="Times New Roman" w:cs="Times New Roman"/>
+        </w:rPr>
+        <w:t>（endo/exo）。</w:t>
+      </w:r>
+    </w:p>
+    <w:p>
+      <w:pPr>
+        <w:numPr>
+          <w:ilvl w:val="0"/>
+          <w:numId w:val="1034"/>
+        </w:numPr>
+      </w:pPr>
+      <w:r>
+        <w:rPr>
+          <w:rFonts w:hint="eastAsia" w:ascii="Times New Roman" w:hAnsi="Times New Roman" w:eastAsia="Times New Roman" w:cs="Times New Roman"/>
+          <w:b/>
+          <w:bCs/>
+        </w:rPr>
+        <w:t>（</w:t>
+      </w:r>
+      <w:r>
+        <w:rPr>
+          <w:rFonts w:hint="eastAsia" w:ascii="Times New Roman" w:hAnsi="Times New Roman" w:eastAsia="FangSong" w:cs="Times New Roman"/>
+          <w:b/>
+          <w:bCs/>
+        </w:rPr>
+        <w:t>改编自第</w:t>
+      </w:r>
+      <w:r>
+        <w:rPr>
+          <w:rFonts w:ascii="Times New Roman" w:hAnsi="Times New Roman" w:eastAsia="Times New Roman" w:cs="Times New Roman"/>
+          <w:b/>
+          <w:bCs/>
+        </w:rPr>
+        <w:t xml:space="preserve"> 33 </w:t>
+      </w:r>
+      <w:r>
+        <w:rPr>
+          <w:rFonts w:hint="eastAsia" w:ascii="Times New Roman" w:hAnsi="Times New Roman" w:eastAsia="FangSong" w:cs="Times New Roman"/>
+          <w:b/>
+          <w:bCs/>
+        </w:rPr>
+        <w:t>届初赛</w:t>
+      </w:r>
+      <w:r>
+        <w:rPr>
+          <w:rFonts w:hint="eastAsia" w:ascii="Times New Roman" w:hAnsi="Times New Roman" w:eastAsia="Times New Roman" w:cs="Times New Roman"/>
+          <w:b/>
+          <w:bCs/>
+        </w:rPr>
+        <w:t>）</w:t>
+      </w:r>
+      <w:r>
+        <w:rPr>
+          <w:rFonts w:ascii="Times New Roman" w:hAnsi="Times New Roman" w:eastAsia="Times New Roman" w:cs="Times New Roman"/>
+        </w:rPr>
+        <w:t xml:space="preserve"> </w:t>
+      </w:r>
+      <w:r>
+        <w:rPr>
+          <w:rFonts w:hint="eastAsia" w:ascii="Times New Roman" w:hAnsi="Times New Roman" w:eastAsia="FangSong" w:cs="Times New Roman"/>
+        </w:rPr>
+        <w:t>以下化合物在加热条件下发生周环反应</w:t>
+      </w:r>
+      <w:r>
+        <w:rPr>
+          <w:rFonts w:hint="eastAsia" w:ascii="Times New Roman" w:hAnsi="Times New Roman" w:eastAsia="Times New Roman" w:cs="Times New Roman"/>
+        </w:rPr>
+        <w:t>，</w:t>
+      </w:r>
+      <w:r>
+        <w:rPr>
+          <w:rFonts w:hint="eastAsia" w:ascii="Times New Roman" w:hAnsi="Times New Roman" w:eastAsia="FangSong" w:cs="Times New Roman"/>
+        </w:rPr>
+        <w:t>请判断反应类型并预测产物</w:t>
+      </w:r>
+      <w:r>
+        <w:rPr>
+          <w:rFonts w:hint="eastAsia" w:ascii="Times New Roman" w:hAnsi="Times New Roman" w:eastAsia="Times New Roman" w:cs="Times New Roman"/>
+        </w:rPr>
+        <w:t>：</w:t>
+      </w:r>
+    </w:p>
+    <w:p>
+      <w:pPr>
+        <w:numPr>
+          <w:ilvl w:val="0"/>
+          <w:numId w:val="1000"/>
+        </w:numPr>
+      </w:pPr>
+      <w:r>
+        <w:rPr>
+          <w:rFonts w:hint="eastAsia" w:ascii="Times New Roman" w:hAnsi="Times New Roman" w:eastAsia="FangSong" w:cs="Times New Roman"/>
+        </w:rPr>
+        <w:t xml:space="preserve">化合物</w:t>
+      </w:r>
+      <w:r>
+        <w:rPr>
+          <w:rFonts w:ascii="Times New Roman" w:hAnsi="Times New Roman" w:eastAsia="Times New Roman" w:cs="Times New Roman"/>
+        </w:rPr>
+        <w:t xml:space="preserve"> </w:t>
+      </w:r>
+      <w:r>
+        <w:rPr>
+          <w:rFonts w:hint="eastAsia" w:ascii="Times New Roman" w:hAnsi="Times New Roman" w:eastAsia="Times New Roman" w:cs="Times New Roman"/>
+        </w:rPr>
+        <w:t>D：1,3,5-</w:t>
+      </w:r>
+      <w:r>
+        <w:rPr>
+          <w:rFonts w:hint="eastAsia" w:ascii="Times New Roman" w:hAnsi="Times New Roman" w:eastAsia="FangSong" w:cs="Times New Roman"/>
+        </w:rPr>
+        <w:t>环庚三烯</w:t>
+      </w:r>
+      <w:r>
+        <w:rPr>
+          <w:rFonts w:hint="eastAsia" w:ascii="Times New Roman" w:hAnsi="Times New Roman" w:eastAsia="Times New Roman" w:cs="Times New Roman"/>
+        </w:rPr>
+        <w:t>（</w:t>
+      </w:r>
+      <w:r>
+        <w:rPr>
+          <w:rFonts w:hint="eastAsia" w:ascii="Times New Roman" w:hAnsi="Times New Roman" w:eastAsia="FangSong" w:cs="Times New Roman"/>
+        </w:rPr>
+        <w:t>含有三个共轭双键的七元环</w:t>
+      </w:r>
+      <w:r>
+        <w:rPr>
+          <w:rFonts w:hint="eastAsia" w:ascii="Times New Roman" w:hAnsi="Times New Roman" w:eastAsia="Times New Roman" w:cs="Times New Roman"/>
+        </w:rPr>
+        <w:t>）</w:t>
+      </w:r>
+    </w:p>
+    <w:p>
+      <w:pPr>
+        <w:pStyle w:val="Compact"/>
+        <w:numPr>
+          <w:ilvl w:val="1"/>
+          <w:numId w:val="1036"/>
+        </w:numPr>
+      </w:pPr>
+      <w:r>
+        <w:rPr>
+          <w:rFonts w:hint="eastAsia" w:ascii="Times New Roman" w:hAnsi="Times New Roman" w:eastAsia="FangSong" w:cs="Times New Roman"/>
+        </w:rPr>
+        <w:t xml:space="preserve">判断</w:t>
+      </w:r>
+      <w:r>
+        <w:rPr>
+          <w:rFonts w:ascii="Times New Roman" w:hAnsi="Times New Roman" w:eastAsia="Times New Roman" w:cs="Times New Roman"/>
+        </w:rPr>
+        <w:t xml:space="preserve"> D </w:t>
+      </w:r>
+      <w:r>
+        <w:rPr>
+          <w:rFonts w:hint="eastAsia" w:ascii="Times New Roman" w:hAnsi="Times New Roman" w:eastAsia="FangSong" w:cs="Times New Roman"/>
+        </w:rPr>
+        <w:t>在加热条件下是否能发生电环化关环</w:t>
+      </w:r>
+      <w:r>
+        <w:rPr>
+          <w:rFonts w:hint="eastAsia" w:ascii="Times New Roman" w:hAnsi="Times New Roman" w:eastAsia="Times New Roman" w:cs="Times New Roman"/>
+        </w:rPr>
+        <w:t>？</w:t>
+      </w:r>
+      <w:r>
+        <w:rPr>
+          <w:rFonts w:hint="eastAsia" w:ascii="Times New Roman" w:hAnsi="Times New Roman" w:eastAsia="FangSong" w:cs="Times New Roman"/>
+        </w:rPr>
+        <w:t>若能</w:t>
+      </w:r>
+      <w:r>
+        <w:rPr>
+          <w:rFonts w:hint="eastAsia" w:ascii="Times New Roman" w:hAnsi="Times New Roman" w:eastAsia="Times New Roman" w:cs="Times New Roman"/>
+        </w:rPr>
+        <w:t>，</w:t>
+      </w:r>
+      <w:r>
+        <w:rPr>
+          <w:rFonts w:hint="eastAsia" w:ascii="Times New Roman" w:hAnsi="Times New Roman" w:eastAsia="FangSong" w:cs="Times New Roman"/>
+        </w:rPr>
+        <w:t>关环方式是什么</w:t>
+      </w:r>
+      <w:r>
+        <w:rPr>
+          <w:rFonts w:hint="eastAsia" w:ascii="Times New Roman" w:hAnsi="Times New Roman" w:eastAsia="Times New Roman" w:cs="Times New Roman"/>
+        </w:rPr>
+        <w:t>？</w:t>
+      </w:r>
+    </w:p>
+    <w:p>
+      <w:pPr>
+        <w:pStyle w:val="Compact"/>
+        <w:numPr>
+          <w:ilvl w:val="1"/>
+          <w:numId w:val="1036"/>
+        </w:numPr>
+      </w:pPr>
+      <w:r>
+        <w:rPr>
+          <w:rFonts w:hint="eastAsia" w:ascii="Times New Roman" w:hAnsi="Times New Roman" w:eastAsia="FangSong" w:cs="Times New Roman"/>
+        </w:rPr>
+        <w:t xml:space="preserve">如果</w:t>
+      </w:r>
+      <w:r>
+        <w:rPr>
+          <w:rFonts w:ascii="Times New Roman" w:hAnsi="Times New Roman" w:eastAsia="Times New Roman" w:cs="Times New Roman"/>
+        </w:rPr>
+        <w:t xml:space="preserve"> D </w:t>
+      </w:r>
+      <w:r>
+        <w:rPr>
+          <w:rFonts w:hint="eastAsia" w:ascii="Times New Roman" w:hAnsi="Times New Roman" w:eastAsia="FangSong" w:cs="Times New Roman"/>
+        </w:rPr>
+        <w:t>先经光照开环</w:t>
+      </w:r>
+      <w:r>
+        <w:rPr>
+          <w:rFonts w:hint="eastAsia" w:ascii="Times New Roman" w:hAnsi="Times New Roman" w:eastAsia="Times New Roman" w:cs="Times New Roman"/>
+        </w:rPr>
+        <w:t>，</w:t>
+      </w:r>
+      <w:r>
+        <w:rPr>
+          <w:rFonts w:hint="eastAsia" w:ascii="Times New Roman" w:hAnsi="Times New Roman" w:eastAsia="FangSong" w:cs="Times New Roman"/>
+        </w:rPr>
+        <w:t>再加热关环</w:t>
+      </w:r>
+      <w:r>
+        <w:rPr>
+          <w:rFonts w:hint="eastAsia" w:ascii="Times New Roman" w:hAnsi="Times New Roman" w:eastAsia="Times New Roman" w:cs="Times New Roman"/>
+        </w:rPr>
+        <w:t>，</w:t>
+      </w:r>
+      <w:r>
+        <w:rPr>
+          <w:rFonts w:hint="eastAsia" w:ascii="Times New Roman" w:hAnsi="Times New Roman" w:eastAsia="FangSong" w:cs="Times New Roman"/>
+        </w:rPr>
+        <w:t>最终产物是什么</w:t>
+      </w:r>
+      <w:r>
+        <w:rPr>
+          <w:rFonts w:hint="eastAsia" w:ascii="Times New Roman" w:hAnsi="Times New Roman" w:eastAsia="Times New Roman" w:cs="Times New Roman"/>
+        </w:rPr>
+        <w:t>？</w:t>
+      </w:r>
+    </w:p>
+    <w:p>
+      <w:pPr>
+        <w:numPr>
+          <w:ilvl w:val="0"/>
+          <w:numId w:val="1034"/>
+        </w:numPr>
+      </w:pPr>
+      <w:r>
+        <w:rPr>
+          <w:rFonts w:hint="eastAsia" w:ascii="Times New Roman" w:hAnsi="Times New Roman" w:eastAsia="Times New Roman" w:cs="Times New Roman"/>
+          <w:b/>
+          <w:bCs/>
+        </w:rPr>
+        <w:t>（</w:t>
+      </w:r>
+      <w:r>
+        <w:rPr>
+          <w:rFonts w:hint="eastAsia" w:ascii="Times New Roman" w:hAnsi="Times New Roman" w:eastAsia="FangSong" w:cs="Times New Roman"/>
+          <w:b/>
+          <w:bCs/>
+        </w:rPr>
+        <w:t>综合推理题</w:t>
+      </w:r>
+      <w:r>
+        <w:rPr>
+          <w:rFonts w:hint="eastAsia" w:ascii="Times New Roman" w:hAnsi="Times New Roman" w:eastAsia="Times New Roman" w:cs="Times New Roman"/>
+          <w:b/>
+          <w:bCs/>
+        </w:rPr>
+        <w:t>）</w:t>
+      </w:r>
+      <w:r>
+        <w:rPr>
+          <w:rFonts w:ascii="Times New Roman" w:hAnsi="Times New Roman" w:eastAsia="Times New Roman" w:cs="Times New Roman"/>
+        </w:rPr>
+        <w:t xml:space="preserve"> </w:t>
+      </w:r>
+      <w:r>
+        <w:rPr>
+          <w:rFonts w:hint="eastAsia" w:ascii="Times New Roman" w:hAnsi="Times New Roman" w:eastAsia="FangSong" w:cs="Times New Roman"/>
+        </w:rPr>
+        <w:t>某实验室设计了以下多步串联反应</w:t>
+      </w:r>
+      <w:r>
+        <w:rPr>
+          <w:rFonts w:hint="eastAsia" w:ascii="Times New Roman" w:hAnsi="Times New Roman" w:eastAsia="Times New Roman" w:cs="Times New Roman"/>
+        </w:rPr>
+        <w:t>：</w:t>
+      </w:r>
+    </w:p>
+    <w:p>
+      <w:pPr>
+        <w:numPr>
+          <w:ilvl w:val="0"/>
+          <w:numId w:val="1000"/>
+        </w:numPr>
+      </w:pPr>
+      <w:r>
+        <w:rPr>
+          <w:rFonts w:hint="eastAsia" w:ascii="Times New Roman" w:hAnsi="Times New Roman" w:eastAsia="FangSong" w:cs="Times New Roman"/>
+        </w:rPr>
+        <w:t xml:space="preserve">步骤</w:t>
+      </w:r>
+      <w:r>
+        <w:rPr>
+          <w:rFonts w:ascii="Times New Roman" w:hAnsi="Times New Roman" w:eastAsia="Times New Roman" w:cs="Times New Roman"/>
+        </w:rPr>
+        <w:t xml:space="preserve"> </w:t>
+      </w:r>
+      <w:r>
+        <w:rPr>
+          <w:rFonts w:hint="eastAsia" w:ascii="Times New Roman" w:hAnsi="Times New Roman" w:eastAsia="Times New Roman" w:cs="Times New Roman"/>
+        </w:rPr>
+        <w:t>1：</w:t>
+      </w:r>
+      <w:r>
+        <w:rPr>
+          <w:rFonts w:hint="eastAsia" w:ascii="Times New Roman" w:hAnsi="Times New Roman" w:eastAsia="FangSong" w:cs="Times New Roman"/>
+        </w:rPr>
+        <w:t>化合物</w:t>
+      </w:r>
+      <w:r>
+        <w:rPr>
+          <w:rFonts w:ascii="Times New Roman" w:hAnsi="Times New Roman" w:eastAsia="Times New Roman" w:cs="Times New Roman"/>
+        </w:rPr>
+        <w:t xml:space="preserve"> </w:t>
+      </w:r>
+      <w:r>
+        <w:rPr>
+          <w:rFonts w:hint="eastAsia" w:ascii="Times New Roman" w:hAnsi="Times New Roman" w:eastAsia="Times New Roman" w:cs="Times New Roman"/>
+        </w:rPr>
+        <w:t>E（</w:t>
+      </w:r>
+      <w:r>
+        <w:rPr>
+          <w:rFonts w:hint="eastAsia" w:ascii="Times New Roman" w:hAnsi="Times New Roman" w:eastAsia="FangSong" w:cs="Times New Roman"/>
+        </w:rPr>
+        <w:t>含二烯和亲双烯体的同一分子</w:t>
+      </w:r>
+      <w:r>
+        <w:rPr>
+          <w:rFonts w:hint="eastAsia" w:ascii="Times New Roman" w:hAnsi="Times New Roman" w:eastAsia="Times New Roman" w:cs="Times New Roman"/>
+        </w:rPr>
+        <w:t>）</w:t>
+      </w:r>
+      <w:r>
+        <w:rPr>
+          <w:rFonts w:hint="eastAsia" w:ascii="Times New Roman" w:hAnsi="Times New Roman" w:eastAsia="FangSong" w:cs="Times New Roman"/>
+        </w:rPr>
+        <w:t>在加热下发生分子内</w:t>
+      </w:r>
+      <w:r>
+        <w:rPr>
+          <w:rFonts w:ascii="Times New Roman" w:hAnsi="Times New Roman" w:eastAsia="Times New Roman" w:cs="Times New Roman"/>
+        </w:rPr>
+        <w:t xml:space="preserve"> D-A → </w:t>
+      </w:r>
+      <w:r>
+        <w:rPr>
+          <w:rFonts w:hint="eastAsia" w:ascii="Times New Roman" w:hAnsi="Times New Roman" w:eastAsia="FangSong" w:cs="Times New Roman"/>
+        </w:rPr>
+        <w:t xml:space="preserve">产物</w:t>
+      </w:r>
+      <w:r>
+        <w:rPr>
+          <w:rFonts w:ascii="Times New Roman" w:hAnsi="Times New Roman" w:eastAsia="Times New Roman" w:cs="Times New Roman"/>
+        </w:rPr>
+        <w:t xml:space="preserve"> </w:t>
+      </w:r>
+      <w:r>
+        <w:rPr>
+          <w:rFonts w:hint="eastAsia" w:ascii="Times New Roman" w:hAnsi="Times New Roman" w:eastAsia="Times New Roman" w:cs="Times New Roman"/>
+        </w:rPr>
+        <w:t>F（</w:t>
+      </w:r>
+      <w:r>
+        <w:rPr>
+          <w:rFonts w:hint="eastAsia" w:ascii="Times New Roman" w:hAnsi="Times New Roman" w:eastAsia="FangSong" w:cs="Times New Roman"/>
+        </w:rPr>
+        <w:t>三环化合物</w:t>
+      </w:r>
+      <w:r>
+        <w:rPr>
+          <w:rFonts w:hint="eastAsia" w:ascii="Times New Roman" w:hAnsi="Times New Roman" w:eastAsia="Times New Roman" w:cs="Times New Roman"/>
+        </w:rPr>
+        <w:t>）</w:t>
+      </w:r>
+      <w:r>
+        <w:rPr>
+          <w:rFonts w:ascii="Times New Roman" w:hAnsi="Times New Roman" w:eastAsia="Times New Roman" w:cs="Times New Roman"/>
+        </w:rPr>
+        <w:t xml:space="preserve"> </w:t>
+      </w:r>
+      <w:r>
+        <w:rPr>
+          <w:rFonts w:hint="eastAsia" w:ascii="Times New Roman" w:hAnsi="Times New Roman" w:eastAsia="FangSong" w:cs="Times New Roman"/>
+        </w:rPr>
+        <w:t xml:space="preserve">步骤</w:t>
+      </w:r>
+      <w:r>
+        <w:rPr>
+          <w:rFonts w:ascii="Times New Roman" w:hAnsi="Times New Roman" w:eastAsia="Times New Roman" w:cs="Times New Roman"/>
+        </w:rPr>
+        <w:t xml:space="preserve"> </w:t>
+      </w:r>
+      <w:r>
+        <w:rPr>
+          <w:rFonts w:hint="eastAsia" w:ascii="Times New Roman" w:hAnsi="Times New Roman" w:eastAsia="Times New Roman" w:cs="Times New Roman"/>
+        </w:rPr>
+        <w:t xml:space="preserve">2：F</w:t>
+      </w:r>
+      <w:r>
+        <w:rPr>
+          <w:rFonts w:ascii="Times New Roman" w:hAnsi="Times New Roman" w:eastAsia="Times New Roman" w:cs="Times New Roman"/>
+        </w:rPr>
+        <w:t xml:space="preserve"> </w:t>
+      </w:r>
+      <w:r>
+        <w:rPr>
+          <w:rFonts w:hint="eastAsia" w:ascii="Times New Roman" w:hAnsi="Times New Roman" w:eastAsia="FangSong" w:cs="Times New Roman"/>
+        </w:rPr>
+        <w:t xml:space="preserve">在光照下发生</w:t>
+      </w:r>
+      <w:r>
+        <w:rPr>
+          <w:rFonts w:ascii="Times New Roman" w:hAnsi="Times New Roman" w:eastAsia="Times New Roman" w:cs="Times New Roman"/>
+        </w:rPr>
+        <w:t xml:space="preserve"> [2+2] </w:t>
+      </w:r>
+      <w:r>
+        <w:rPr>
+          <w:rFonts w:hint="eastAsia" w:ascii="Times New Roman" w:hAnsi="Times New Roman" w:eastAsia="FangSong" w:cs="Times New Roman"/>
+        </w:rPr>
+        <w:t xml:space="preserve">环加成</w:t>
+      </w:r>
+      <w:r>
+        <w:rPr>
+          <w:rFonts w:ascii="Times New Roman" w:hAnsi="Times New Roman" w:eastAsia="Times New Roman" w:cs="Times New Roman"/>
+        </w:rPr>
+        <w:t xml:space="preserve"> → </w:t>
+      </w:r>
+      <w:r>
+        <w:rPr>
+          <w:rFonts w:hint="eastAsia" w:ascii="Times New Roman" w:hAnsi="Times New Roman" w:eastAsia="FangSong" w:cs="Times New Roman"/>
+        </w:rPr>
+        <w:t xml:space="preserve">产物</w:t>
+      </w:r>
+      <w:r>
+        <w:rPr>
+          <w:rFonts w:ascii="Times New Roman" w:hAnsi="Times New Roman" w:eastAsia="Times New Roman" w:cs="Times New Roman"/>
+        </w:rPr>
+        <w:t xml:space="preserve"> </w:t>
+      </w:r>
+      <w:r>
+        <w:rPr>
+          <w:rFonts w:hint="eastAsia" w:ascii="Times New Roman" w:hAnsi="Times New Roman" w:eastAsia="Times New Roman" w:cs="Times New Roman"/>
+        </w:rPr>
+        <w:t>G（</w:t>
+      </w:r>
+      <w:r>
+        <w:rPr>
+          <w:rFonts w:hint="eastAsia" w:ascii="Times New Roman" w:hAnsi="Times New Roman" w:eastAsia="FangSong" w:cs="Times New Roman"/>
+        </w:rPr>
+        <w:t>四环化合物</w:t>
+      </w:r>
+      <w:r>
+        <w:rPr>
+          <w:rFonts w:hint="eastAsia" w:ascii="Times New Roman" w:hAnsi="Times New Roman" w:eastAsia="Times New Roman" w:cs="Times New Roman"/>
+        </w:rPr>
+        <w:t>）</w:t>
+      </w:r>
+    </w:p>
+    <w:p>
+      <w:pPr>
+        <w:pStyle w:val="Compact"/>
+        <w:numPr>
+          <w:ilvl w:val="1"/>
+          <w:numId w:val="1037"/>
+        </w:numPr>
+      </w:pPr>
+      <w:r>
+        <w:rPr>
+          <w:rFonts w:hint="eastAsia" w:ascii="Times New Roman" w:hAnsi="Times New Roman" w:eastAsia="FangSong" w:cs="Times New Roman"/>
+        </w:rPr>
+        <w:t xml:space="preserve">步骤</w:t>
+      </w:r>
+      <w:r>
+        <w:rPr>
+          <w:rFonts w:ascii="Times New Roman" w:hAnsi="Times New Roman" w:eastAsia="Times New Roman" w:cs="Times New Roman"/>
+        </w:rPr>
+        <w:t xml:space="preserve"> 1 </w:t>
+      </w:r>
+      <w:r>
+        <w:rPr>
+          <w:rFonts w:hint="eastAsia" w:ascii="Times New Roman" w:hAnsi="Times New Roman" w:eastAsia="FangSong" w:cs="Times New Roman"/>
+        </w:rPr>
+        <w:t xml:space="preserve">中</w:t>
+      </w:r>
+      <w:r>
+        <w:rPr>
+          <w:rFonts w:ascii="Times New Roman" w:hAnsi="Times New Roman" w:eastAsia="Times New Roman" w:cs="Times New Roman"/>
+        </w:rPr>
+        <w:t xml:space="preserve"> E </w:t>
+      </w:r>
+      <w:r>
+        <w:rPr>
+          <w:rFonts w:hint="eastAsia" w:ascii="Times New Roman" w:hAnsi="Times New Roman" w:eastAsia="FangSong" w:cs="Times New Roman"/>
+        </w:rPr>
+        <w:t xml:space="preserve">需要满足什么构象要求才能发生分子内</w:t>
+      </w:r>
+      <w:r>
+        <w:rPr>
+          <w:rFonts w:ascii="Times New Roman" w:hAnsi="Times New Roman" w:eastAsia="Times New Roman" w:cs="Times New Roman"/>
+        </w:rPr>
+        <w:t xml:space="preserve"> </w:t>
+      </w:r>
+      <w:r>
+        <w:rPr>
+          <w:rFonts w:hint="eastAsia" w:ascii="Times New Roman" w:hAnsi="Times New Roman" w:eastAsia="Times New Roman" w:cs="Times New Roman"/>
+        </w:rPr>
+        <w:t xml:space="preserve">D-A？</w:t>
+      </w:r>
+    </w:p>
+    <w:p>
+      <w:pPr>
+        <w:pStyle w:val="Compact"/>
+        <w:numPr>
+          <w:ilvl w:val="1"/>
+          <w:numId w:val="1037"/>
+        </w:numPr>
+      </w:pPr>
+      <w:r>
+        <w:rPr>
+          <w:rFonts w:hint="eastAsia" w:ascii="Times New Roman" w:hAnsi="Times New Roman" w:eastAsia="FangSong" w:cs="Times New Roman"/>
+        </w:rPr>
+        <w:t xml:space="preserve">如果</w:t>
+      </w:r>
+      <w:r>
+        <w:rPr>
+          <w:rFonts w:ascii="Times New Roman" w:hAnsi="Times New Roman" w:eastAsia="Times New Roman" w:cs="Times New Roman"/>
+        </w:rPr>
+        <w:t xml:space="preserve"> F </w:t>
+      </w:r>
+      <w:r>
+        <w:rPr>
+          <w:rFonts w:hint="eastAsia" w:ascii="Times New Roman" w:hAnsi="Times New Roman" w:eastAsia="FangSong" w:cs="Times New Roman"/>
+        </w:rPr>
+        <w:t xml:space="preserve">中新形成的双键在</w:t>
+      </w:r>
+      <w:r>
+        <w:rPr>
+          <w:rFonts w:ascii="Times New Roman" w:hAnsi="Times New Roman" w:eastAsia="Times New Roman" w:cs="Times New Roman"/>
+        </w:rPr>
+        <w:t xml:space="preserve"> [2+2] </w:t>
+      </w:r>
+      <w:r>
+        <w:rPr>
+          <w:rFonts w:hint="eastAsia" w:ascii="Times New Roman" w:hAnsi="Times New Roman" w:eastAsia="FangSong" w:cs="Times New Roman"/>
+        </w:rPr>
+        <w:t>环加成中作为烯烃组分</w:t>
+      </w:r>
+      <w:r>
+        <w:rPr>
+          <w:rFonts w:hint="eastAsia" w:ascii="Times New Roman" w:hAnsi="Times New Roman" w:eastAsia="Times New Roman" w:cs="Times New Roman"/>
+        </w:rPr>
+        <w:t>，</w:t>
+      </w:r>
+      <w:r>
+        <w:rPr>
+          <w:rFonts w:hint="eastAsia" w:ascii="Times New Roman" w:hAnsi="Times New Roman" w:eastAsia="FangSong" w:cs="Times New Roman"/>
+        </w:rPr>
+        <w:t>光照下的</w:t>
+      </w:r>
+      <w:r>
+        <w:rPr>
+          <w:rFonts w:ascii="Times New Roman" w:hAnsi="Times New Roman" w:eastAsia="Times New Roman" w:cs="Times New Roman"/>
+        </w:rPr>
+        <w:t xml:space="preserve"> [2+2] </w:t>
+      </w:r>
+      <w:r>
+        <w:rPr>
+          <w:rFonts w:hint="eastAsia" w:ascii="Times New Roman" w:hAnsi="Times New Roman" w:eastAsia="FangSong" w:cs="Times New Roman"/>
+        </w:rPr>
+        <w:t>是否允许</w:t>
+      </w:r>
+      <w:r>
+        <w:rPr>
+          <w:rFonts w:hint="eastAsia" w:ascii="Times New Roman" w:hAnsi="Times New Roman" w:eastAsia="Times New Roman" w:cs="Times New Roman"/>
+        </w:rPr>
+        <w:t>？</w:t>
+      </w:r>
+    </w:p>
+    <w:p>
+      <w:pPr>
+        <w:pStyle w:val="Compact"/>
+        <w:numPr>
+          <w:ilvl w:val="1"/>
+          <w:numId w:val="1037"/>
         </w:numPr>
       </w:pPr>
       <w:r>
@@ -22379,6 +22242,15 @@
     <w:abstractNumId w:val="991"/>
   </w:num>
   <w:num w:numId="1010">
+    <w:abstractNumId w:val="991"/>
+  </w:num>
+  <w:num w:numId="1011">
+    <w:abstractNumId w:val="991"/>
+  </w:num>
+  <w:num w:numId="1012">
+    <w:abstractNumId w:val="991"/>
+  </w:num>
+  <w:num w:numId="1013">
     <w:abstractNumId w:val="99411"/>
     <w:lvlOverride w:ilvl="0">
       <w:startOverride w:val="1"/>
@@ -22408,218 +22280,20 @@
       <w:startOverride w:val="1"/>
     </w:lvlOverride>
   </w:num>
-  <w:num w:numId="1011">
-    <w:abstractNumId w:val="99413"/>
-    <w:lvlOverride w:ilvl="0">
-      <w:startOverride w:val="3"/>
-    </w:lvlOverride>
-    <w:lvlOverride w:ilvl="1">
-      <w:startOverride w:val="3"/>
-    </w:lvlOverride>
-    <w:lvlOverride w:ilvl="2">
-      <w:startOverride w:val="3"/>
-    </w:lvlOverride>
-    <w:lvlOverride w:ilvl="3">
-      <w:startOverride w:val="3"/>
-    </w:lvlOverride>
-    <w:lvlOverride w:ilvl="4">
-      <w:startOverride w:val="3"/>
-    </w:lvlOverride>
-    <w:lvlOverride w:ilvl="5">
-      <w:startOverride w:val="3"/>
-    </w:lvlOverride>
-    <w:lvlOverride w:ilvl="6">
-      <w:startOverride w:val="3"/>
-    </w:lvlOverride>
-    <w:lvlOverride w:ilvl="7">
-      <w:startOverride w:val="3"/>
-    </w:lvlOverride>
-    <w:lvlOverride w:ilvl="8">
-      <w:startOverride w:val="3"/>
-    </w:lvlOverride>
-  </w:num>
-  <w:num w:numId="1012">
-    <w:abstractNumId w:val="99731"/>
-    <w:lvlOverride w:ilvl="0">
-      <w:startOverride w:val="1"/>
-    </w:lvlOverride>
-    <w:lvlOverride w:ilvl="1">
-      <w:startOverride w:val="1"/>
-    </w:lvlOverride>
-    <w:lvlOverride w:ilvl="2">
-      <w:startOverride w:val="1"/>
-    </w:lvlOverride>
-    <w:lvlOverride w:ilvl="3">
-      <w:startOverride w:val="1"/>
-    </w:lvlOverride>
-    <w:lvlOverride w:ilvl="4">
-      <w:startOverride w:val="1"/>
-    </w:lvlOverride>
-    <w:lvlOverride w:ilvl="5">
-      <w:startOverride w:val="1"/>
-    </w:lvlOverride>
-    <w:lvlOverride w:ilvl="6">
-      <w:startOverride w:val="1"/>
-    </w:lvlOverride>
-    <w:lvlOverride w:ilvl="7">
-      <w:startOverride w:val="1"/>
-    </w:lvlOverride>
-    <w:lvlOverride w:ilvl="8">
-      <w:startOverride w:val="1"/>
-    </w:lvlOverride>
-  </w:num>
-  <w:num w:numId="1013">
-    <w:abstractNumId w:val="99415"/>
-    <w:lvlOverride w:ilvl="0">
-      <w:startOverride w:val="5"/>
-    </w:lvlOverride>
-    <w:lvlOverride w:ilvl="1">
-      <w:startOverride w:val="5"/>
-    </w:lvlOverride>
-    <w:lvlOverride w:ilvl="2">
-      <w:startOverride w:val="5"/>
-    </w:lvlOverride>
-    <w:lvlOverride w:ilvl="3">
-      <w:startOverride w:val="5"/>
-    </w:lvlOverride>
-    <w:lvlOverride w:ilvl="4">
-      <w:startOverride w:val="5"/>
-    </w:lvlOverride>
-    <w:lvlOverride w:ilvl="5">
-      <w:startOverride w:val="5"/>
-    </w:lvlOverride>
-    <w:lvlOverride w:ilvl="6">
-      <w:startOverride w:val="5"/>
-    </w:lvlOverride>
-    <w:lvlOverride w:ilvl="7">
-      <w:startOverride w:val="5"/>
-    </w:lvlOverride>
-    <w:lvlOverride w:ilvl="8">
-      <w:startOverride w:val="5"/>
-    </w:lvlOverride>
-  </w:num>
   <w:num w:numId="1014">
-    <w:abstractNumId w:val="99731"/>
-    <w:lvlOverride w:ilvl="0">
-      <w:startOverride w:val="1"/>
-    </w:lvlOverride>
-    <w:lvlOverride w:ilvl="1">
-      <w:startOverride w:val="1"/>
-    </w:lvlOverride>
-    <w:lvlOverride w:ilvl="2">
-      <w:startOverride w:val="1"/>
-    </w:lvlOverride>
-    <w:lvlOverride w:ilvl="3">
-      <w:startOverride w:val="1"/>
-    </w:lvlOverride>
-    <w:lvlOverride w:ilvl="4">
-      <w:startOverride w:val="1"/>
-    </w:lvlOverride>
-    <w:lvlOverride w:ilvl="5">
-      <w:startOverride w:val="1"/>
-    </w:lvlOverride>
-    <w:lvlOverride w:ilvl="6">
-      <w:startOverride w:val="1"/>
-    </w:lvlOverride>
-    <w:lvlOverride w:ilvl="7">
-      <w:startOverride w:val="1"/>
-    </w:lvlOverride>
-    <w:lvlOverride w:ilvl="8">
-      <w:startOverride w:val="1"/>
-    </w:lvlOverride>
+    <w:abstractNumId w:val="991"/>
   </w:num>
   <w:num w:numId="1015">
-    <w:abstractNumId w:val="99416"/>
-    <w:lvlOverride w:ilvl="0">
-      <w:startOverride w:val="6"/>
-    </w:lvlOverride>
-    <w:lvlOverride w:ilvl="1">
-      <w:startOverride w:val="6"/>
-    </w:lvlOverride>
-    <w:lvlOverride w:ilvl="2">
-      <w:startOverride w:val="6"/>
-    </w:lvlOverride>
-    <w:lvlOverride w:ilvl="3">
-      <w:startOverride w:val="6"/>
-    </w:lvlOverride>
-    <w:lvlOverride w:ilvl="4">
-      <w:startOverride w:val="6"/>
-    </w:lvlOverride>
-    <w:lvlOverride w:ilvl="5">
-      <w:startOverride w:val="6"/>
-    </w:lvlOverride>
-    <w:lvlOverride w:ilvl="6">
-      <w:startOverride w:val="6"/>
-    </w:lvlOverride>
-    <w:lvlOverride w:ilvl="7">
-      <w:startOverride w:val="6"/>
-    </w:lvlOverride>
-    <w:lvlOverride w:ilvl="8">
-      <w:startOverride w:val="6"/>
-    </w:lvlOverride>
+    <w:abstractNumId w:val="991"/>
   </w:num>
   <w:num w:numId="1016">
-    <w:abstractNumId w:val="99731"/>
-    <w:lvlOverride w:ilvl="0">
-      <w:startOverride w:val="1"/>
-    </w:lvlOverride>
-    <w:lvlOverride w:ilvl="1">
-      <w:startOverride w:val="1"/>
-    </w:lvlOverride>
-    <w:lvlOverride w:ilvl="2">
-      <w:startOverride w:val="1"/>
-    </w:lvlOverride>
-    <w:lvlOverride w:ilvl="3">
-      <w:startOverride w:val="1"/>
-    </w:lvlOverride>
-    <w:lvlOverride w:ilvl="4">
-      <w:startOverride w:val="1"/>
-    </w:lvlOverride>
-    <w:lvlOverride w:ilvl="5">
-      <w:startOverride w:val="1"/>
-    </w:lvlOverride>
-    <w:lvlOverride w:ilvl="6">
-      <w:startOverride w:val="1"/>
-    </w:lvlOverride>
-    <w:lvlOverride w:ilvl="7">
-      <w:startOverride w:val="1"/>
-    </w:lvlOverride>
-    <w:lvlOverride w:ilvl="8">
-      <w:startOverride w:val="1"/>
-    </w:lvlOverride>
+    <w:abstractNumId w:val="991"/>
   </w:num>
   <w:num w:numId="1017">
-    <w:abstractNumId w:val="99417"/>
-    <w:lvlOverride w:ilvl="0">
-      <w:startOverride w:val="7"/>
-    </w:lvlOverride>
-    <w:lvlOverride w:ilvl="1">
-      <w:startOverride w:val="7"/>
-    </w:lvlOverride>
-    <w:lvlOverride w:ilvl="2">
-      <w:startOverride w:val="7"/>
-    </w:lvlOverride>
-    <w:lvlOverride w:ilvl="3">
-      <w:startOverride w:val="7"/>
-    </w:lvlOverride>
-    <w:lvlOverride w:ilvl="4">
-      <w:startOverride w:val="7"/>
-    </w:lvlOverride>
-    <w:lvlOverride w:ilvl="5">
-      <w:startOverride w:val="7"/>
-    </w:lvlOverride>
-    <w:lvlOverride w:ilvl="6">
-      <w:startOverride w:val="7"/>
-    </w:lvlOverride>
-    <w:lvlOverride w:ilvl="7">
-      <w:startOverride w:val="7"/>
-    </w:lvlOverride>
-    <w:lvlOverride w:ilvl="8">
-      <w:startOverride w:val="7"/>
-    </w:lvlOverride>
+    <w:abstractNumId w:val="991"/>
   </w:num>
   <w:num w:numId="1018">
-    <w:abstractNumId w:val="99731"/>
+    <w:abstractNumId w:val="99411"/>
     <w:lvlOverride w:ilvl="0">
       <w:startOverride w:val="1"/>
     </w:lvlOverride>
@@ -22649,33 +22323,33 @@
     </w:lvlOverride>
   </w:num>
   <w:num w:numId="1019">
-    <w:abstractNumId w:val="99418"/>
+    <w:abstractNumId w:val="99413"/>
     <w:lvlOverride w:ilvl="0">
-      <w:startOverride w:val="8"/>
+      <w:startOverride w:val="3"/>
     </w:lvlOverride>
     <w:lvlOverride w:ilvl="1">
-      <w:startOverride w:val="8"/>
+      <w:startOverride w:val="3"/>
     </w:lvlOverride>
     <w:lvlOverride w:ilvl="2">
-      <w:startOverride w:val="8"/>
+      <w:startOverride w:val="3"/>
     </w:lvlOverride>
     <w:lvlOverride w:ilvl="3">
-      <w:startOverride w:val="8"/>
+      <w:startOverride w:val="3"/>
     </w:lvlOverride>
     <w:lvlOverride w:ilvl="4">
-      <w:startOverride w:val="8"/>
+      <w:startOverride w:val="3"/>
     </w:lvlOverride>
     <w:lvlOverride w:ilvl="5">
-      <w:startOverride w:val="8"/>
+      <w:startOverride w:val="3"/>
     </w:lvlOverride>
     <w:lvlOverride w:ilvl="6">
-      <w:startOverride w:val="8"/>
+      <w:startOverride w:val="3"/>
     </w:lvlOverride>
     <w:lvlOverride w:ilvl="7">
-      <w:startOverride w:val="8"/>
+      <w:startOverride w:val="3"/>
     </w:lvlOverride>
     <w:lvlOverride w:ilvl="8">
-      <w:startOverride w:val="8"/>
+      <w:startOverride w:val="3"/>
     </w:lvlOverride>
   </w:num>
   <w:num w:numId="1020">
@@ -22709,33 +22383,33 @@
     </w:lvlOverride>
   </w:num>
   <w:num w:numId="1021">
-    <w:abstractNumId w:val="99419"/>
+    <w:abstractNumId w:val="99415"/>
     <w:lvlOverride w:ilvl="0">
-      <w:startOverride w:val="9"/>
+      <w:startOverride w:val="5"/>
     </w:lvlOverride>
     <w:lvlOverride w:ilvl="1">
-      <w:startOverride w:val="9"/>
+      <w:startOverride w:val="5"/>
     </w:lvlOverride>
     <w:lvlOverride w:ilvl="2">
-      <w:startOverride w:val="9"/>
+      <w:startOverride w:val="5"/>
     </w:lvlOverride>
     <w:lvlOverride w:ilvl="3">
-      <w:startOverride w:val="9"/>
+      <w:startOverride w:val="5"/>
     </w:lvlOverride>
     <w:lvlOverride w:ilvl="4">
-      <w:startOverride w:val="9"/>
+      <w:startOverride w:val="5"/>
     </w:lvlOverride>
     <w:lvlOverride w:ilvl="5">
-      <w:startOverride w:val="9"/>
+      <w:startOverride w:val="5"/>
     </w:lvlOverride>
     <w:lvlOverride w:ilvl="6">
-      <w:startOverride w:val="9"/>
+      <w:startOverride w:val="5"/>
     </w:lvlOverride>
     <w:lvlOverride w:ilvl="7">
-      <w:startOverride w:val="9"/>
+      <w:startOverride w:val="5"/>
     </w:lvlOverride>
     <w:lvlOverride w:ilvl="8">
-      <w:startOverride w:val="9"/>
+      <w:startOverride w:val="5"/>
     </w:lvlOverride>
   </w:num>
   <w:num w:numId="1022">
@@ -22769,33 +22443,33 @@
     </w:lvlOverride>
   </w:num>
   <w:num w:numId="1023">
-    <w:abstractNumId w:val="994111"/>
+    <w:abstractNumId w:val="99416"/>
     <w:lvlOverride w:ilvl="0">
-      <w:startOverride w:val="11"/>
+      <w:startOverride w:val="6"/>
     </w:lvlOverride>
     <w:lvlOverride w:ilvl="1">
-      <w:startOverride w:val="11"/>
+      <w:startOverride w:val="6"/>
     </w:lvlOverride>
     <w:lvlOverride w:ilvl="2">
-      <w:startOverride w:val="11"/>
+      <w:startOverride w:val="6"/>
     </w:lvlOverride>
     <w:lvlOverride w:ilvl="3">
-      <w:startOverride w:val="11"/>
+      <w:startOverride w:val="6"/>
     </w:lvlOverride>
     <w:lvlOverride w:ilvl="4">
-      <w:startOverride w:val="11"/>
+      <w:startOverride w:val="6"/>
     </w:lvlOverride>
     <w:lvlOverride w:ilvl="5">
-      <w:startOverride w:val="11"/>
+      <w:startOverride w:val="6"/>
     </w:lvlOverride>
     <w:lvlOverride w:ilvl="6">
-      <w:startOverride w:val="11"/>
+      <w:startOverride w:val="6"/>
     </w:lvlOverride>
     <w:lvlOverride w:ilvl="7">
-      <w:startOverride w:val="11"/>
+      <w:startOverride w:val="6"/>
     </w:lvlOverride>
     <w:lvlOverride w:ilvl="8">
-      <w:startOverride w:val="11"/>
+      <w:startOverride w:val="6"/>
     </w:lvlOverride>
   </w:num>
   <w:num w:numId="1024">
@@ -22829,66 +22503,36 @@
     </w:lvlOverride>
   </w:num>
   <w:num w:numId="1025">
-    <w:abstractNumId w:val="994112"/>
+    <w:abstractNumId w:val="99417"/>
     <w:lvlOverride w:ilvl="0">
-      <w:startOverride w:val="12"/>
+      <w:startOverride w:val="7"/>
     </w:lvlOverride>
     <w:lvlOverride w:ilvl="1">
-      <w:startOverride w:val="12"/>
+      <w:startOverride w:val="7"/>
     </w:lvlOverride>
     <w:lvlOverride w:ilvl="2">
-      <w:startOverride w:val="12"/>
+      <w:startOverride w:val="7"/>
     </w:lvlOverride>
     <w:lvlOverride w:ilvl="3">
-      <w:startOverride w:val="12"/>
+      <w:startOverride w:val="7"/>
     </w:lvlOverride>
     <w:lvlOverride w:ilvl="4">
-      <w:startOverride w:val="12"/>
+      <w:startOverride w:val="7"/>
     </w:lvlOverride>
     <w:lvlOverride w:ilvl="5">
-      <w:startOverride w:val="12"/>
+      <w:startOverride w:val="7"/>
     </w:lvlOverride>
     <w:lvlOverride w:ilvl="6">
-      <w:startOverride w:val="12"/>
+      <w:startOverride w:val="7"/>
     </w:lvlOverride>
     <w:lvlOverride w:ilvl="7">
-      <w:startOverride w:val="12"/>
+      <w:startOverride w:val="7"/>
     </w:lvlOverride>
     <w:lvlOverride w:ilvl="8">
-      <w:startOverride w:val="12"/>
+      <w:startOverride w:val="7"/>
     </w:lvlOverride>
   </w:num>
   <w:num w:numId="1026">
-    <w:abstractNumId w:val="994113"/>
-    <w:lvlOverride w:ilvl="0">
-      <w:startOverride w:val="13"/>
-    </w:lvlOverride>
-    <w:lvlOverride w:ilvl="1">
-      <w:startOverride w:val="13"/>
-    </w:lvlOverride>
-    <w:lvlOverride w:ilvl="2">
-      <w:startOverride w:val="13"/>
-    </w:lvlOverride>
-    <w:lvlOverride w:ilvl="3">
-      <w:startOverride w:val="13"/>
-    </w:lvlOverride>
-    <w:lvlOverride w:ilvl="4">
-      <w:startOverride w:val="13"/>
-    </w:lvlOverride>
-    <w:lvlOverride w:ilvl="5">
-      <w:startOverride w:val="13"/>
-    </w:lvlOverride>
-    <w:lvlOverride w:ilvl="6">
-      <w:startOverride w:val="13"/>
-    </w:lvlOverride>
-    <w:lvlOverride w:ilvl="7">
-      <w:startOverride w:val="13"/>
-    </w:lvlOverride>
-    <w:lvlOverride w:ilvl="8">
-      <w:startOverride w:val="13"/>
-    </w:lvlOverride>
-  </w:num>
-  <w:num w:numId="1027">
     <w:abstractNumId w:val="99731"/>
     <w:lvlOverride w:ilvl="0">
       <w:startOverride w:val="1"/>
@@ -22916,6 +22560,36 @@
     </w:lvlOverride>
     <w:lvlOverride w:ilvl="8">
       <w:startOverride w:val="1"/>
+    </w:lvlOverride>
+  </w:num>
+  <w:num w:numId="1027">
+    <w:abstractNumId w:val="99418"/>
+    <w:lvlOverride w:ilvl="0">
+      <w:startOverride w:val="8"/>
+    </w:lvlOverride>
+    <w:lvlOverride w:ilvl="1">
+      <w:startOverride w:val="8"/>
+    </w:lvlOverride>
+    <w:lvlOverride w:ilvl="2">
+      <w:startOverride w:val="8"/>
+    </w:lvlOverride>
+    <w:lvlOverride w:ilvl="3">
+      <w:startOverride w:val="8"/>
+    </w:lvlOverride>
+    <w:lvlOverride w:ilvl="4">
+      <w:startOverride w:val="8"/>
+    </w:lvlOverride>
+    <w:lvlOverride w:ilvl="5">
+      <w:startOverride w:val="8"/>
+    </w:lvlOverride>
+    <w:lvlOverride w:ilvl="6">
+      <w:startOverride w:val="8"/>
+    </w:lvlOverride>
+    <w:lvlOverride w:ilvl="7">
+      <w:startOverride w:val="8"/>
+    </w:lvlOverride>
+    <w:lvlOverride w:ilvl="8">
+      <w:startOverride w:val="8"/>
     </w:lvlOverride>
   </w:num>
   <w:num w:numId="1028">
@@ -22949,6 +22623,246 @@
     </w:lvlOverride>
   </w:num>
   <w:num w:numId="1029">
+    <w:abstractNumId w:val="99419"/>
+    <w:lvlOverride w:ilvl="0">
+      <w:startOverride w:val="9"/>
+    </w:lvlOverride>
+    <w:lvlOverride w:ilvl="1">
+      <w:startOverride w:val="9"/>
+    </w:lvlOverride>
+    <w:lvlOverride w:ilvl="2">
+      <w:startOverride w:val="9"/>
+    </w:lvlOverride>
+    <w:lvlOverride w:ilvl="3">
+      <w:startOverride w:val="9"/>
+    </w:lvlOverride>
+    <w:lvlOverride w:ilvl="4">
+      <w:startOverride w:val="9"/>
+    </w:lvlOverride>
+    <w:lvlOverride w:ilvl="5">
+      <w:startOverride w:val="9"/>
+    </w:lvlOverride>
+    <w:lvlOverride w:ilvl="6">
+      <w:startOverride w:val="9"/>
+    </w:lvlOverride>
+    <w:lvlOverride w:ilvl="7">
+      <w:startOverride w:val="9"/>
+    </w:lvlOverride>
+    <w:lvlOverride w:ilvl="8">
+      <w:startOverride w:val="9"/>
+    </w:lvlOverride>
+  </w:num>
+  <w:num w:numId="1030">
+    <w:abstractNumId w:val="99731"/>
+    <w:lvlOverride w:ilvl="0">
+      <w:startOverride w:val="1"/>
+    </w:lvlOverride>
+    <w:lvlOverride w:ilvl="1">
+      <w:startOverride w:val="1"/>
+    </w:lvlOverride>
+    <w:lvlOverride w:ilvl="2">
+      <w:startOverride w:val="1"/>
+    </w:lvlOverride>
+    <w:lvlOverride w:ilvl="3">
+      <w:startOverride w:val="1"/>
+    </w:lvlOverride>
+    <w:lvlOverride w:ilvl="4">
+      <w:startOverride w:val="1"/>
+    </w:lvlOverride>
+    <w:lvlOverride w:ilvl="5">
+      <w:startOverride w:val="1"/>
+    </w:lvlOverride>
+    <w:lvlOverride w:ilvl="6">
+      <w:startOverride w:val="1"/>
+    </w:lvlOverride>
+    <w:lvlOverride w:ilvl="7">
+      <w:startOverride w:val="1"/>
+    </w:lvlOverride>
+    <w:lvlOverride w:ilvl="8">
+      <w:startOverride w:val="1"/>
+    </w:lvlOverride>
+  </w:num>
+  <w:num w:numId="1031">
+    <w:abstractNumId w:val="994111"/>
+    <w:lvlOverride w:ilvl="0">
+      <w:startOverride w:val="11"/>
+    </w:lvlOverride>
+    <w:lvlOverride w:ilvl="1">
+      <w:startOverride w:val="11"/>
+    </w:lvlOverride>
+    <w:lvlOverride w:ilvl="2">
+      <w:startOverride w:val="11"/>
+    </w:lvlOverride>
+    <w:lvlOverride w:ilvl="3">
+      <w:startOverride w:val="11"/>
+    </w:lvlOverride>
+    <w:lvlOverride w:ilvl="4">
+      <w:startOverride w:val="11"/>
+    </w:lvlOverride>
+    <w:lvlOverride w:ilvl="5">
+      <w:startOverride w:val="11"/>
+    </w:lvlOverride>
+    <w:lvlOverride w:ilvl="6">
+      <w:startOverride w:val="11"/>
+    </w:lvlOverride>
+    <w:lvlOverride w:ilvl="7">
+      <w:startOverride w:val="11"/>
+    </w:lvlOverride>
+    <w:lvlOverride w:ilvl="8">
+      <w:startOverride w:val="11"/>
+    </w:lvlOverride>
+  </w:num>
+  <w:num w:numId="1032">
+    <w:abstractNumId w:val="99731"/>
+    <w:lvlOverride w:ilvl="0">
+      <w:startOverride w:val="1"/>
+    </w:lvlOverride>
+    <w:lvlOverride w:ilvl="1">
+      <w:startOverride w:val="1"/>
+    </w:lvlOverride>
+    <w:lvlOverride w:ilvl="2">
+      <w:startOverride w:val="1"/>
+    </w:lvlOverride>
+    <w:lvlOverride w:ilvl="3">
+      <w:startOverride w:val="1"/>
+    </w:lvlOverride>
+    <w:lvlOverride w:ilvl="4">
+      <w:startOverride w:val="1"/>
+    </w:lvlOverride>
+    <w:lvlOverride w:ilvl="5">
+      <w:startOverride w:val="1"/>
+    </w:lvlOverride>
+    <w:lvlOverride w:ilvl="6">
+      <w:startOverride w:val="1"/>
+    </w:lvlOverride>
+    <w:lvlOverride w:ilvl="7">
+      <w:startOverride w:val="1"/>
+    </w:lvlOverride>
+    <w:lvlOverride w:ilvl="8">
+      <w:startOverride w:val="1"/>
+    </w:lvlOverride>
+  </w:num>
+  <w:num w:numId="1033">
+    <w:abstractNumId w:val="994112"/>
+    <w:lvlOverride w:ilvl="0">
+      <w:startOverride w:val="12"/>
+    </w:lvlOverride>
+    <w:lvlOverride w:ilvl="1">
+      <w:startOverride w:val="12"/>
+    </w:lvlOverride>
+    <w:lvlOverride w:ilvl="2">
+      <w:startOverride w:val="12"/>
+    </w:lvlOverride>
+    <w:lvlOverride w:ilvl="3">
+      <w:startOverride w:val="12"/>
+    </w:lvlOverride>
+    <w:lvlOverride w:ilvl="4">
+      <w:startOverride w:val="12"/>
+    </w:lvlOverride>
+    <w:lvlOverride w:ilvl="5">
+      <w:startOverride w:val="12"/>
+    </w:lvlOverride>
+    <w:lvlOverride w:ilvl="6">
+      <w:startOverride w:val="12"/>
+    </w:lvlOverride>
+    <w:lvlOverride w:ilvl="7">
+      <w:startOverride w:val="12"/>
+    </w:lvlOverride>
+    <w:lvlOverride w:ilvl="8">
+      <w:startOverride w:val="12"/>
+    </w:lvlOverride>
+  </w:num>
+  <w:num w:numId="1034">
+    <w:abstractNumId w:val="994113"/>
+    <w:lvlOverride w:ilvl="0">
+      <w:startOverride w:val="13"/>
+    </w:lvlOverride>
+    <w:lvlOverride w:ilvl="1">
+      <w:startOverride w:val="13"/>
+    </w:lvlOverride>
+    <w:lvlOverride w:ilvl="2">
+      <w:startOverride w:val="13"/>
+    </w:lvlOverride>
+    <w:lvlOverride w:ilvl="3">
+      <w:startOverride w:val="13"/>
+    </w:lvlOverride>
+    <w:lvlOverride w:ilvl="4">
+      <w:startOverride w:val="13"/>
+    </w:lvlOverride>
+    <w:lvlOverride w:ilvl="5">
+      <w:startOverride w:val="13"/>
+    </w:lvlOverride>
+    <w:lvlOverride w:ilvl="6">
+      <w:startOverride w:val="13"/>
+    </w:lvlOverride>
+    <w:lvlOverride w:ilvl="7">
+      <w:startOverride w:val="13"/>
+    </w:lvlOverride>
+    <w:lvlOverride w:ilvl="8">
+      <w:startOverride w:val="13"/>
+    </w:lvlOverride>
+  </w:num>
+  <w:num w:numId="1035">
+    <w:abstractNumId w:val="99731"/>
+    <w:lvlOverride w:ilvl="0">
+      <w:startOverride w:val="1"/>
+    </w:lvlOverride>
+    <w:lvlOverride w:ilvl="1">
+      <w:startOverride w:val="1"/>
+    </w:lvlOverride>
+    <w:lvlOverride w:ilvl="2">
+      <w:startOverride w:val="1"/>
+    </w:lvlOverride>
+    <w:lvlOverride w:ilvl="3">
+      <w:startOverride w:val="1"/>
+    </w:lvlOverride>
+    <w:lvlOverride w:ilvl="4">
+      <w:startOverride w:val="1"/>
+    </w:lvlOverride>
+    <w:lvlOverride w:ilvl="5">
+      <w:startOverride w:val="1"/>
+    </w:lvlOverride>
+    <w:lvlOverride w:ilvl="6">
+      <w:startOverride w:val="1"/>
+    </w:lvlOverride>
+    <w:lvlOverride w:ilvl="7">
+      <w:startOverride w:val="1"/>
+    </w:lvlOverride>
+    <w:lvlOverride w:ilvl="8">
+      <w:startOverride w:val="1"/>
+    </w:lvlOverride>
+  </w:num>
+  <w:num w:numId="1036">
+    <w:abstractNumId w:val="99731"/>
+    <w:lvlOverride w:ilvl="0">
+      <w:startOverride w:val="1"/>
+    </w:lvlOverride>
+    <w:lvlOverride w:ilvl="1">
+      <w:startOverride w:val="1"/>
+    </w:lvlOverride>
+    <w:lvlOverride w:ilvl="2">
+      <w:startOverride w:val="1"/>
+    </w:lvlOverride>
+    <w:lvlOverride w:ilvl="3">
+      <w:startOverride w:val="1"/>
+    </w:lvlOverride>
+    <w:lvlOverride w:ilvl="4">
+      <w:startOverride w:val="1"/>
+    </w:lvlOverride>
+    <w:lvlOverride w:ilvl="5">
+      <w:startOverride w:val="1"/>
+    </w:lvlOverride>
+    <w:lvlOverride w:ilvl="6">
+      <w:startOverride w:val="1"/>
+    </w:lvlOverride>
+    <w:lvlOverride w:ilvl="7">
+      <w:startOverride w:val="1"/>
+    </w:lvlOverride>
+    <w:lvlOverride w:ilvl="8">
+      <w:startOverride w:val="1"/>
+    </w:lvlOverride>
+  </w:num>
+  <w:num w:numId="1037">
     <w:abstractNumId w:val="99731"/>
     <w:lvlOverride w:ilvl="0">
       <w:startOverride w:val="1"/>

--- a/06-学生侧材料/讲义/有机化学/周环反应.docx
+++ b/06-学生侧材料/讲义/有机化学/周环反应.docx
@@ -2,7 +2,7 @@
 <file path=word/document.xml><?xml version="1.0" encoding="utf-8"?>
 <w:document xmlns:w="http://schemas.openxmlformats.org/wordprocessingml/2006/main" xmlns:m="http://schemas.openxmlformats.org/officeDocument/2006/math" xmlns:r="http://schemas.openxmlformats.org/officeDocument/2006/relationships" xmlns:o="urn:schemas-microsoft-com:office:office" xmlns:v="urn:schemas-microsoft-com:vml" xmlns:w10="urn:schemas-microsoft-com:office:word" xmlns:a="http://schemas.openxmlformats.org/drawingml/2006/main" xmlns:pic="http://schemas.openxmlformats.org/drawingml/2006/picture" xmlns:wp="http://schemas.openxmlformats.org/drawingml/2006/wordprocessingDrawing">
   <w:body>
-    <w:bookmarkStart w:id="64" w:name="周环反应"/>
+    <w:bookmarkStart w:id="67" w:name="周环反应"/>
     <w:p>
       <w:pPr>
         <w:pStyle w:val="Heading1"/>
@@ -2303,7 +2303,7 @@
     </w:p>
     <w:bookmarkEnd w:id="18"/>
     <w:bookmarkEnd w:id="19"/>
-    <w:bookmarkStart w:id="27" w:name="三diels-alder-反应"/>
+    <w:bookmarkStart w:id="30" w:name="三diels-alder-反应"/>
     <w:p>
       <w:pPr>
         <w:pStyle w:val="Heading2"/>
@@ -2784,7 +2784,7 @@
       </w:tr>
     </w:tbl>
     <w:bookmarkEnd w:id="21"/>
-    <w:bookmarkStart w:id="22" w:name="endo-规则"/>
+    <w:bookmarkStart w:id="25" w:name="endo-规则"/>
     <w:p>
       <w:pPr>
         <w:pStyle w:val="Heading3"/>
@@ -2868,131 +2868,312 @@
     </w:p>
     <w:p>
       <w:pPr>
-        <w:pStyle w:val="SourceCode"/>
-      </w:pPr>
-      <w:r>
-        <w:rPr>
-          <w:rStyle w:val="VerbatimChar"/>
-          <w:rFonts w:ascii="SimSun" w:hAnsi="SimSun" w:eastAsia="SimSun" w:cs="SimSun"/>
-        </w:rPr>
-        <w:t xml:space="preserve">       EWG                EWG</w:t>
-      </w:r>
-      <w:r>
-        <w:rPr>
-          <w:rFonts w:ascii="SimSun" w:hAnsi="SimSun" w:eastAsia="SimSun" w:cs="SimSun"/>
-        </w:rPr>
-        <w:br/>
-      </w:r>
-      <w:r>
-        <w:rPr>
-          <w:rStyle w:val="VerbatimChar"/>
-          <w:rFonts w:ascii="SimSun" w:hAnsi="SimSun" w:eastAsia="SimSun" w:cs="SimSun"/>
-        </w:rPr>
-        <w:t xml:space="preserve">         \                  /</w:t>
-      </w:r>
-      <w:r>
-        <w:rPr>
-          <w:rFonts w:ascii="SimSun" w:hAnsi="SimSun" w:eastAsia="SimSun" w:cs="SimSun"/>
-        </w:rPr>
-        <w:br/>
-      </w:r>
-      <w:r>
-        <w:rPr>
-          <w:rStyle w:val="VerbatimChar"/>
-          <w:rFonts w:ascii="SimSun" w:hAnsi="SimSun" w:eastAsia="SimSun" w:cs="SimSun"/>
-        </w:rPr>
-        <w:t xml:space="preserve">          C                C</w:t>
-      </w:r>
-      <w:r>
-        <w:rPr>
-          <w:rFonts w:ascii="SimSun" w:hAnsi="SimSun" w:eastAsia="SimSun" w:cs="SimSun"/>
-        </w:rPr>
-        <w:br/>
-      </w:r>
-      <w:r>
-        <w:rPr>
-          <w:rStyle w:val="VerbatimChar"/>
-          <w:rFonts w:ascii="SimSun" w:hAnsi="SimSun" w:eastAsia="SimSun" w:cs="SimSun"/>
-        </w:rPr>
-        <w:t xml:space="preserve">         /  \            /  \</w:t>
-      </w:r>
-      <w:r>
-        <w:rPr>
-          <w:rFonts w:ascii="SimSun" w:hAnsi="SimSun" w:eastAsia="SimSun" w:cs="SimSun"/>
-        </w:rPr>
-        <w:br/>
-      </w:r>
-      <w:r>
-        <w:rPr>
-          <w:rStyle w:val="VerbatimChar"/>
-          <w:rFonts w:ascii="SimSun" w:hAnsi="SimSun" w:eastAsia="SimSun" w:cs="SimSun"/>
-        </w:rPr>
-        <w:t xml:space="preserve">  </w:t>
-      </w:r>
-      <w:r>
-        <w:rPr>
-          <w:rStyle w:val="VerbatimChar"/>
-          <w:rFonts w:hint="eastAsia" w:ascii="SimSun" w:hAnsi="SimSun" w:eastAsia="SimSun" w:cs="SimSun"/>
-        </w:rPr>
-        <w:t xml:space="preserve">二烯</w:t>
-      </w:r>
-      <w:r>
-        <w:rPr>
-          <w:rStyle w:val="VerbatimChar"/>
-          <w:rFonts w:ascii="SimSun" w:hAnsi="SimSun" w:eastAsia="SimSun" w:cs="SimSun"/>
-        </w:rPr>
-        <w:t xml:space="preserve"> +     C  →  endo /    \  </w:t>
-      </w:r>
-      <w:r>
-        <w:rPr>
-          <w:rStyle w:val="VerbatimChar"/>
-          <w:rFonts w:hint="eastAsia" w:ascii="SimSun" w:hAnsi="SimSun" w:eastAsia="SimSun" w:cs="SimSun"/>
-        </w:rPr>
-        <w:t xml:space="preserve">为主</w:t>
-      </w:r>
-      <w:r>
-        <w:rPr>
-          <w:rFonts w:ascii="SimSun" w:hAnsi="SimSun" w:eastAsia="SimSun" w:cs="SimSun"/>
-        </w:rPr>
-        <w:br/>
-      </w:r>
-      <w:r>
-        <w:rPr>
-          <w:rStyle w:val="VerbatimChar"/>
-          <w:rFonts w:ascii="SimSun" w:hAnsi="SimSun" w:eastAsia="SimSun" w:cs="SimSun"/>
-        </w:rPr>
-        <w:t xml:space="preserve">          \ /          \    /</w:t>
-      </w:r>
-      <w:r>
-        <w:rPr>
-          <w:rFonts w:ascii="SimSun" w:hAnsi="SimSun" w:eastAsia="SimSun" w:cs="SimSun"/>
-        </w:rPr>
-        <w:br/>
-      </w:r>
-      <w:r>
-        <w:rPr>
-          <w:rStyle w:val="VerbatimChar"/>
-          <w:rFonts w:ascii="SimSun" w:hAnsi="SimSun" w:eastAsia="SimSun" w:cs="SimSun"/>
-        </w:rPr>
-        <w:t xml:space="preserve">           C            \  /</w:t>
-      </w:r>
-      <w:r>
-        <w:rPr>
-          <w:rFonts w:ascii="SimSun" w:hAnsi="SimSun" w:eastAsia="SimSun" w:cs="SimSun"/>
-        </w:rPr>
-        <w:br/>
-      </w:r>
-      <w:r>
-        <w:rPr>
-          <w:rStyle w:val="VerbatimChar"/>
-          <w:rFonts w:ascii="SimSun" w:hAnsi="SimSun" w:eastAsia="SimSun" w:cs="SimSun"/>
-        </w:rPr>
-        <w:t xml:space="preserve">                           \</w:t>
+        <w:pStyle w:val="BodyText"/>
+        <w:spacing w:before="160" w:after="80"/>
+        <w:jc w:val="center"/>
+      </w:pPr>
+      <w:r>
+        <w:rPr>
+          <w:rFonts w:ascii="Times New Roman" w:hAnsi="Times New Roman" w:eastAsia="FangSong" w:cs="Times New Roman"/>
+          <w:b w:val="0"/>
+          <w:i w:val="0"/>
+          <w:sz w:val="21"/>
+        </w:rPr>
+        <w:drawing>
+          <wp:inline>
+            <wp:extent cx="3600000" cy="799461"/>
+            <wp:effectExtent b="0" l="0" r="0" t="0"/>
+            <wp:docPr descr="Diels-Alder 反应的内型（endo）与外型（exo）产物" title="" id="23" name="Picture"/>
+            <a:graphic>
+              <a:graphicData uri="http://schemas.openxmlformats.org/drawingml/2006/picture">
+                <pic:pic>
+                  <pic:nvPicPr>
+                    <pic:cNvPr descr="13b2e2e7e0ed6d1df87486fe70651e4989b7a9c25d9f3b86018c567cd33a0131.jpg" id="24" name="Picture"/>
+                    <pic:cNvPicPr>
+                      <a:picLocks noChangeArrowheads="1" noChangeAspect="1"/>
+                    </pic:cNvPicPr>
+                  </pic:nvPicPr>
+                  <pic:blipFill>
+                    <a:blip r:embed="rId22"/>
+                    <a:stretch>
+                      <a:fillRect/>
+                    </a:stretch>
+                  </pic:blipFill>
+                  <pic:spPr bwMode="auto">
+                    <a:xfrm>
+                      <a:off x="0" y="0"/>
+                      <a:ext cx="3600000" cy="799461"/>
+                    </a:xfrm>
+                    <a:prstGeom prst="rect">
+                      <a:avLst/>
+                    </a:prstGeom>
+                    <a:noFill/>
+                    <a:ln w="9525">
+                      <a:noFill/>
+                      <a:headEnd/>
+                      <a:tailEnd/>
+                    </a:ln>
+                  </pic:spPr>
+                </pic:pic>
+              </a:graphicData>
+            </a:graphic>
+          </wp:inline>
+        </w:drawing>
+      </w:r>
+      <w:r>
+        <w:rPr>
+          <w:rFonts w:ascii="Times New Roman" w:hAnsi="Times New Roman" w:eastAsia="FangSong" w:cs="Times New Roman"/>
+          <w:b w:val="0"/>
+          <w:i w:val="0"/>
+          <w:sz w:val="21"/>
+        </w:rPr>
+        <w:t xml:space="preserve"> </w:t>
+      </w:r>
+      <w:r>
+        <w:rPr>
+          <w:rFonts w:hint="eastAsia" w:ascii="Times New Roman" w:hAnsi="Times New Roman" w:eastAsia="FangSong" w:cs="Times New Roman"/>
+          <w:b w:val="0"/>
+          <w:i w:val="0"/>
+          <w:iCs/>
+          <w:sz w:val="21"/>
+        </w:rPr>
+        <w:t xml:space="preserve">图</w:t>
+      </w:r>
+      <w:r>
+        <w:rPr>
+          <w:rFonts w:ascii="Times New Roman" w:hAnsi="Times New Roman" w:eastAsia="FangSong" w:cs="Times New Roman"/>
+          <w:b w:val="0"/>
+          <w:i w:val="0"/>
+          <w:iCs/>
+          <w:sz w:val="21"/>
+        </w:rPr>
+        <w:t xml:space="preserve"> Diels-Alder </w:t>
+      </w:r>
+      <w:r>
+        <w:rPr>
+          <w:rFonts w:hint="eastAsia" w:ascii="Times New Roman" w:hAnsi="Times New Roman" w:eastAsia="FangSong" w:cs="Times New Roman"/>
+          <w:b w:val="0"/>
+          <w:i w:val="0"/>
+          <w:iCs/>
+          <w:sz w:val="21"/>
+        </w:rPr>
+        <w:t>反应的内型</w:t>
+      </w:r>
+      <w:r>
+        <w:rPr>
+          <w:rFonts w:hint="eastAsia" w:ascii="Times New Roman" w:hAnsi="Times New Roman" w:eastAsia="FangSong" w:cs="Times New Roman"/>
+          <w:b w:val="0"/>
+          <w:i w:val="0"/>
+          <w:iCs/>
+          <w:sz w:val="21"/>
+        </w:rPr>
+        <w:t>（endo）</w:t>
+      </w:r>
+      <w:r>
+        <w:rPr>
+          <w:rFonts w:hint="eastAsia" w:ascii="Times New Roman" w:hAnsi="Times New Roman" w:eastAsia="FangSong" w:cs="Times New Roman"/>
+          <w:b w:val="0"/>
+          <w:i w:val="0"/>
+          <w:iCs/>
+          <w:sz w:val="21"/>
+        </w:rPr>
+        <w:t>与外型</w:t>
+      </w:r>
+      <w:r>
+        <w:rPr>
+          <w:rFonts w:hint="eastAsia" w:ascii="Times New Roman" w:hAnsi="Times New Roman" w:eastAsia="FangSong" w:cs="Times New Roman"/>
+          <w:b w:val="0"/>
+          <w:i w:val="0"/>
+          <w:iCs/>
+          <w:sz w:val="21"/>
+        </w:rPr>
+        <w:t>（exo）</w:t>
+      </w:r>
+      <w:r>
+        <w:rPr>
+          <w:rFonts w:hint="eastAsia" w:ascii="Times New Roman" w:hAnsi="Times New Roman" w:eastAsia="FangSong" w:cs="Times New Roman"/>
+          <w:b w:val="0"/>
+          <w:i w:val="0"/>
+          <w:iCs/>
+          <w:sz w:val="21"/>
+        </w:rPr>
+        <w:t>产物</w:t>
+      </w:r>
+      <w:r>
+        <w:rPr>
+          <w:rFonts w:hint="eastAsia" w:ascii="Times New Roman" w:hAnsi="Times New Roman" w:eastAsia="FangSong" w:cs="Times New Roman"/>
+          <w:b w:val="0"/>
+          <w:i w:val="0"/>
+          <w:sz w:val="21"/>
+        </w:rPr>
+        <w:t>：</w:t>
+      </w:r>
+      <w:r>
+        <w:rPr>
+          <w:rFonts w:hint="eastAsia" w:ascii="Times New Roman" w:hAnsi="Times New Roman" w:eastAsia="FangSong" w:cs="Times New Roman"/>
+          <w:b w:val="0"/>
+          <w:i w:val="0"/>
+          <w:sz w:val="21"/>
+        </w:rPr>
+        <w:t>亲双烯体上的吸电子基</w:t>
+      </w:r>
+      <w:r>
+        <w:rPr>
+          <w:rFonts w:hint="eastAsia" w:ascii="Times New Roman" w:hAnsi="Times New Roman" w:eastAsia="FangSong" w:cs="Times New Roman"/>
+          <w:b w:val="0"/>
+          <w:i w:val="0"/>
+          <w:sz w:val="21"/>
+        </w:rPr>
+        <w:t>（EWG）</w:t>
+      </w:r>
+      <w:r>
+        <w:rPr>
+          <w:rFonts w:hint="eastAsia" w:ascii="Times New Roman" w:hAnsi="Times New Roman" w:eastAsia="FangSong" w:cs="Times New Roman"/>
+          <w:b w:val="0"/>
+          <w:i w:val="0"/>
+          <w:sz w:val="21"/>
+        </w:rPr>
+        <w:t>在</w:t>
+      </w:r>
+      <w:r>
+        <w:rPr>
+          <w:rFonts w:ascii="Times New Roman" w:hAnsi="Times New Roman" w:eastAsia="FangSong" w:cs="Times New Roman"/>
+          <w:b w:val="0"/>
+          <w:i w:val="0"/>
+          <w:sz w:val="21"/>
+        </w:rPr>
+        <w:t xml:space="preserve"> endo </w:t>
+      </w:r>
+      <w:r>
+        <w:rPr>
+          <w:rFonts w:hint="eastAsia" w:ascii="Times New Roman" w:hAnsi="Times New Roman" w:eastAsia="FangSong" w:cs="Times New Roman"/>
+          <w:b w:val="0"/>
+          <w:i w:val="0"/>
+          <w:sz w:val="21"/>
+        </w:rPr>
+        <w:t xml:space="preserve">过渡态中与二烯</w:t>
+      </w:r>
+      <w:r>
+        <w:rPr>
+          <w:rFonts w:ascii="Times New Roman" w:hAnsi="Times New Roman" w:eastAsia="FangSong" w:cs="Times New Roman"/>
+          <w:b w:val="0"/>
+          <w:i w:val="0"/>
+          <w:sz w:val="21"/>
+        </w:rPr>
+        <w:t xml:space="preserve"> π </w:t>
+      </w:r>
+      <w:r>
+        <w:rPr>
+          <w:rFonts w:hint="eastAsia" w:ascii="Times New Roman" w:hAnsi="Times New Roman" w:eastAsia="FangSong" w:cs="Times New Roman"/>
+          <w:b w:val="0"/>
+          <w:i w:val="0"/>
+          <w:sz w:val="21"/>
+        </w:rPr>
+        <w:t>体系发生次级轨道作用</w:t>
+      </w:r>
+      <w:r>
+        <w:rPr>
+          <w:rFonts w:hint="eastAsia" w:ascii="Times New Roman" w:hAnsi="Times New Roman" w:eastAsia="FangSong" w:cs="Times New Roman"/>
+          <w:b w:val="0"/>
+          <w:i w:val="0"/>
+          <w:sz w:val="21"/>
+        </w:rPr>
+        <w:t>，</w:t>
+      </w:r>
+      <w:r>
+        <w:rPr>
+          <w:rFonts w:hint="eastAsia" w:ascii="Times New Roman" w:hAnsi="Times New Roman" w:eastAsia="FangSong" w:cs="Times New Roman"/>
+          <w:b w:val="0"/>
+          <w:i w:val="0"/>
+          <w:sz w:val="21"/>
+        </w:rPr>
+        <w:t>故</w:t>
+      </w:r>
+      <w:r>
+        <w:rPr>
+          <w:rFonts w:ascii="Times New Roman" w:hAnsi="Times New Roman" w:eastAsia="FangSong" w:cs="Times New Roman"/>
+          <w:b w:val="0"/>
+          <w:i w:val="0"/>
+          <w:sz w:val="21"/>
+        </w:rPr>
+        <w:t xml:space="preserve"> endo </w:t>
+      </w:r>
+      <w:r>
+        <w:rPr>
+          <w:rFonts w:hint="eastAsia" w:ascii="Times New Roman" w:hAnsi="Times New Roman" w:eastAsia="FangSong" w:cs="Times New Roman"/>
+          <w:b w:val="0"/>
+          <w:i w:val="0"/>
+          <w:sz w:val="21"/>
+        </w:rPr>
+        <w:t>为动力学产物</w:t>
+      </w:r>
+      <w:r>
+        <w:rPr>
+          <w:rFonts w:hint="eastAsia" w:ascii="Times New Roman" w:hAnsi="Times New Roman" w:eastAsia="FangSong" w:cs="Times New Roman"/>
+          <w:b w:val="0"/>
+          <w:i w:val="0"/>
+          <w:sz w:val="21"/>
+        </w:rPr>
+        <w:t>、exo</w:t>
+      </w:r>
+      <w:r>
+        <w:rPr>
+          <w:rFonts w:ascii="Times New Roman" w:hAnsi="Times New Roman" w:eastAsia="FangSong" w:cs="Times New Roman"/>
+          <w:b w:val="0"/>
+          <w:i w:val="0"/>
+          <w:sz w:val="21"/>
+        </w:rPr>
+        <w:t xml:space="preserve"> </w:t>
+      </w:r>
+      <w:r>
+        <w:rPr>
+          <w:rFonts w:hint="eastAsia" w:ascii="Times New Roman" w:hAnsi="Times New Roman" w:eastAsia="FangSong" w:cs="Times New Roman"/>
+          <w:b w:val="0"/>
+          <w:i w:val="0"/>
+          <w:sz w:val="21"/>
+        </w:rPr>
+        <w:t>为热力学产物</w:t>
+      </w:r>
+      <w:r>
+        <w:rPr>
+          <w:rFonts w:hint="eastAsia" w:ascii="Times New Roman" w:hAnsi="Times New Roman" w:eastAsia="FangSong" w:cs="Times New Roman"/>
+          <w:b w:val="0"/>
+          <w:i w:val="0"/>
+          <w:sz w:val="21"/>
+        </w:rPr>
+        <w:t>（Clayden</w:t>
+      </w:r>
+      <w:r>
+        <w:rPr>
+          <w:rFonts w:ascii="Times New Roman" w:hAnsi="Times New Roman" w:eastAsia="FangSong" w:cs="Times New Roman"/>
+          <w:b w:val="0"/>
+          <w:i w:val="0"/>
+          <w:sz w:val="21"/>
+        </w:rPr>
+        <w:t xml:space="preserve"> </w:t>
+      </w:r>
+      <w:r>
+        <w:rPr>
+          <w:rFonts w:hint="eastAsia" w:ascii="Times New Roman" w:hAnsi="Times New Roman" w:eastAsia="FangSong" w:cs="Times New Roman"/>
+          <w:b w:val="0"/>
+          <w:i w:val="0"/>
+          <w:sz w:val="21"/>
+        </w:rPr>
+        <w:t>有机化学</w:t>
+      </w:r>
+      <w:r>
+        <w:rPr>
+          <w:rFonts w:hint="eastAsia" w:ascii="Times New Roman" w:hAnsi="Times New Roman" w:eastAsia="FangSong" w:cs="Times New Roman"/>
+          <w:b w:val="0"/>
+          <w:i w:val="0"/>
+          <w:sz w:val="21"/>
+        </w:rPr>
+        <w:t>）</w:t>
       </w:r>
     </w:p>
     <w:p>
       <w:pPr>
-        <w:pStyle w:val="FirstParagraph"/>
+        <w:pStyle w:val="BodyText"/>
         <w:spacing w:after="80"/>
       </w:pPr>
       <w:r>
@@ -3359,8 +3540,8 @@
         <w:t xml:space="preserve"> exo。</w:t>
       </w:r>
     </w:p>
-    <w:bookmarkEnd w:id="22"/>
-    <w:bookmarkStart w:id="23" w:name="区域选择性邻位对位规则"/>
+    <w:bookmarkEnd w:id="25"/>
+    <w:bookmarkStart w:id="26" w:name="区域选择性邻位对位规则"/>
     <w:p>
       <w:pPr>
         <w:pStyle w:val="Heading3"/>
@@ -3687,8 +3868,8 @@
         <w:t>。</w:t>
       </w:r>
     </w:p>
-    <w:bookmarkEnd w:id="23"/>
-    <w:bookmarkStart w:id="24" w:name="反向-diels-alder"/>
+    <w:bookmarkEnd w:id="26"/>
+    <w:bookmarkStart w:id="27" w:name="反向-diels-alder"/>
     <w:p>
       <w:pPr>
         <w:pStyle w:val="Heading3"/>
@@ -3802,8 +3983,8 @@
         <w:t xml:space="preserve"> Retro-D-A。</w:t>
       </w:r>
     </w:p>
-    <w:bookmarkEnd w:id="24"/>
-    <w:bookmarkStart w:id="25" w:name="分子内-diels-alderimda"/>
+    <w:bookmarkEnd w:id="27"/>
+    <w:bookmarkStart w:id="28" w:name="分子内-diels-alderimda"/>
     <w:p>
       <w:pPr>
         <w:pStyle w:val="Heading3"/>
@@ -3889,8 +4070,8 @@
         <w:t>。</w:t>
       </w:r>
     </w:p>
-    <w:bookmarkEnd w:id="25"/>
-    <w:bookmarkStart w:id="26" w:name="特殊变体"/>
+    <w:bookmarkEnd w:id="28"/>
+    <w:bookmarkStart w:id="29" w:name="特殊变体"/>
     <w:p>
       <w:pPr>
         <w:pStyle w:val="Heading3"/>
@@ -4271,9 +4452,9 @@
         </w:pict>
       </w:r>
     </w:p>
-    <w:bookmarkEnd w:id="26"/>
-    <w:bookmarkEnd w:id="27"/>
-    <w:bookmarkStart w:id="31" w:name="四22-环加成"/>
+    <w:bookmarkEnd w:id="29"/>
+    <w:bookmarkEnd w:id="30"/>
+    <w:bookmarkStart w:id="34" w:name="四22-环加成"/>
     <w:p>
       <w:pPr>
         <w:pStyle w:val="Heading2"/>
@@ -4304,7 +4485,7 @@
         <w:t xml:space="preserve">环加成</w:t>
       </w:r>
     </w:p>
-    <w:bookmarkStart w:id="28" w:name="一般规则"/>
+    <w:bookmarkStart w:id="31" w:name="一般规则"/>
     <w:p>
       <w:pPr>
         <w:pStyle w:val="Heading3"/>
@@ -4563,8 +4744,8 @@
         </w:tc>
       </w:tr>
     </w:tbl>
-    <w:bookmarkEnd w:id="28"/>
-    <w:bookmarkStart w:id="29" w:name="烯酮的-22-例外"/>
+    <w:bookmarkEnd w:id="31"/>
+    <w:bookmarkStart w:id="32" w:name="烯酮的-22-例外"/>
     <w:p>
       <w:pPr>
         <w:pStyle w:val="Heading3"/>
@@ -4896,8 +5077,8 @@
         <w:t>）</w:t>
       </w:r>
     </w:p>
-    <w:bookmarkEnd w:id="29"/>
-    <w:bookmarkStart w:id="30" w:name="光环加成"/>
+    <w:bookmarkEnd w:id="32"/>
+    <w:bookmarkStart w:id="33" w:name="光环加成"/>
     <w:p>
       <w:pPr>
         <w:pStyle w:val="Heading3"/>
@@ -5034,9 +5215,9 @@
         </w:pict>
       </w:r>
     </w:p>
-    <w:bookmarkEnd w:id="30"/>
-    <w:bookmarkEnd w:id="31"/>
-    <w:bookmarkStart w:id="36" w:name="五电环化反应"/>
+    <w:bookmarkEnd w:id="33"/>
+    <w:bookmarkEnd w:id="34"/>
+    <w:bookmarkStart w:id="39" w:name="五电环化反应"/>
     <w:p>
       <w:pPr>
         <w:pStyle w:val="Heading2"/>
@@ -5061,7 +5242,7 @@
         <w:t>电环化反应</w:t>
       </w:r>
     </w:p>
-    <w:bookmarkStart w:id="32" w:name="定义"/>
+    <w:bookmarkStart w:id="35" w:name="定义"/>
     <w:p>
       <w:pPr>
         <w:pStyle w:val="Heading3"/>
@@ -5157,8 +5338,8 @@
         <w:t>）。</w:t>
       </w:r>
     </w:p>
-    <w:bookmarkEnd w:id="32"/>
-    <w:bookmarkStart w:id="33" w:name="woodward-hoffmann-规则"/>
+    <w:bookmarkEnd w:id="35"/>
+    <w:bookmarkStart w:id="36" w:name="woodward-hoffmann-规则"/>
     <w:p>
       <w:pPr>
         <w:pStyle w:val="Heading3"/>
@@ -5799,8 +5980,8 @@
         <w:t xml:space="preserve">反式产物</w:t>
       </w:r>
     </w:p>
-    <w:bookmarkEnd w:id="33"/>
-    <w:bookmarkStart w:id="34" w:name="典型例子"/>
+    <w:bookmarkEnd w:id="36"/>
+    <w:bookmarkStart w:id="37" w:name="典型例子"/>
     <w:p>
       <w:pPr>
         <w:pStyle w:val="Heading3"/>
@@ -6044,8 +6225,8 @@
         </w:tc>
       </w:tr>
     </w:tbl>
-    <w:bookmarkEnd w:id="34"/>
-    <w:bookmarkStart w:id="35" w:name="nazarov-环化阳离子-4π-电环化"/>
+    <w:bookmarkEnd w:id="37"/>
+    <w:bookmarkStart w:id="38" w:name="nazarov-环化阳离子-4π-电环化"/>
     <w:p>
       <w:pPr>
         <w:pStyle w:val="Heading3"/>
@@ -6307,9 +6488,9 @@
         </w:pict>
       </w:r>
     </w:p>
-    <w:bookmarkEnd w:id="35"/>
-    <w:bookmarkEnd w:id="36"/>
-    <w:bookmarkStart w:id="43" w:name="六σ-迁移反应"/>
+    <w:bookmarkEnd w:id="38"/>
+    <w:bookmarkEnd w:id="39"/>
+    <w:bookmarkStart w:id="46" w:name="六σ-迁移反应"/>
     <w:p>
       <w:pPr>
         <w:pStyle w:val="Heading2"/>
@@ -6340,7 +6521,7 @@
         <w:t xml:space="preserve">迁移反应</w:t>
       </w:r>
     </w:p>
-    <w:bookmarkStart w:id="37" w:name="定义-1"/>
+    <w:bookmarkStart w:id="40" w:name="定义-1"/>
     <w:p>
       <w:pPr>
         <w:pStyle w:val="Heading3"/>
@@ -6430,8 +6611,8 @@
         <w:t>。</w:t>
       </w:r>
     </w:p>
-    <w:bookmarkEnd w:id="37"/>
-    <w:bookmarkStart w:id="38" w:name="分类"/>
+    <w:bookmarkEnd w:id="40"/>
+    <w:bookmarkStart w:id="41" w:name="分类"/>
     <w:p>
       <w:pPr>
         <w:pStyle w:val="Heading3"/>
@@ -6788,8 +6969,8 @@
         </w:tc>
       </w:tr>
     </w:tbl>
-    <w:bookmarkEnd w:id="38"/>
-    <w:bookmarkStart w:id="39" w:name="h-迁移"/>
+    <w:bookmarkEnd w:id="41"/>
+    <w:bookmarkStart w:id="42" w:name="h-迁移"/>
     <w:p>
       <w:pPr>
         <w:pStyle w:val="Heading3"/>
@@ -6917,70 +7098,167 @@
     </w:p>
     <w:p>
       <w:pPr>
-        <w:pStyle w:val="SourceCode"/>
-      </w:pPr>
-      <w:r>
-        <w:rPr>
-          <w:rStyle w:val="VerbatimChar"/>
-          <w:rFonts w:ascii="SimSun" w:hAnsi="SimSun" w:eastAsia="SimSun" w:cs="SimSun"/>
-        </w:rPr>
-        <w:t xml:space="preserve">      H</w:t>
-      </w:r>
-      <w:r>
-        <w:rPr>
-          <w:rFonts w:ascii="SimSun" w:hAnsi="SimSun" w:eastAsia="SimSun" w:cs="SimSun"/>
-        </w:rPr>
-        <w:br/>
-      </w:r>
-      <w:r>
-        <w:rPr>
-          <w:rStyle w:val="VerbatimChar"/>
-          <w:rFonts w:ascii="SimSun" w:hAnsi="SimSun" w:eastAsia="SimSun" w:cs="SimSun"/>
-        </w:rPr>
-        <w:t xml:space="preserve">      |</w:t>
-      </w:r>
-      <w:r>
-        <w:rPr>
-          <w:rFonts w:ascii="SimSun" w:hAnsi="SimSun" w:eastAsia="SimSun" w:cs="SimSun"/>
-        </w:rPr>
-        <w:br/>
-      </w:r>
-      <w:r>
-        <w:rPr>
-          <w:rStyle w:val="VerbatimChar"/>
-          <w:rFonts w:ascii="SimSun" w:hAnsi="SimSun" w:eastAsia="SimSun" w:cs="SimSun"/>
-        </w:rPr>
-        <w:t xml:space="preserve">    C=C-C=C-C     ——→    C-C=C-C=C</w:t>
-      </w:r>
-      <w:r>
-        <w:rPr>
-          <w:rFonts w:ascii="SimSun" w:hAnsi="SimSun" w:eastAsia="SimSun" w:cs="SimSun"/>
-        </w:rPr>
-        <w:br/>
-      </w:r>
-      <w:r>
-        <w:rPr>
-          <w:rStyle w:val="VerbatimChar"/>
-          <w:rFonts w:ascii="SimSun" w:hAnsi="SimSun" w:eastAsia="SimSun" w:cs="SimSun"/>
-        </w:rPr>
-        <w:t xml:space="preserve">      \ /                  \</w:t>
-      </w:r>
-      <w:r>
-        <w:rPr>
-          <w:rFonts w:ascii="SimSun" w:hAnsi="SimSun" w:eastAsia="SimSun" w:cs="SimSun"/>
-        </w:rPr>
-        <w:br/>
-      </w:r>
-      <w:r>
-        <w:rPr>
-          <w:rStyle w:val="VerbatimChar"/>
-          <w:rFonts w:ascii="SimSun" w:hAnsi="SimSun" w:eastAsia="SimSun" w:cs="SimSun"/>
-        </w:rPr>
-        <w:t xml:space="preserve">       C                    H-C</w:t>
+        <w:pStyle w:val="FirstParagraph"/>
+      </w:pPr>
+      <w:r>
+        <w:rPr>
+          <w:rFonts w:hint="eastAsia" w:ascii="Times New Roman" w:hAnsi="Times New Roman" w:eastAsia="Times New Roman" w:cs="Times New Roman"/>
+        </w:rPr>
+        <w:t>1,5-</w:t>
+      </w:r>
+      <w:r>
+        <w:rPr>
+          <w:rFonts w:hint="eastAsia" w:ascii="Times New Roman" w:hAnsi="Times New Roman" w:eastAsia="FangSong" w:cs="Times New Roman"/>
+        </w:rPr>
+        <w:t>二烯在加热下经</w:t>
+      </w:r>
+      <w:r>
+        <w:rPr>
+          <w:rFonts w:ascii="Times New Roman" w:hAnsi="Times New Roman" w:eastAsia="Times New Roman" w:cs="Times New Roman"/>
+        </w:rPr>
+        <w:t xml:space="preserve"> [3,3]-σ </w:t>
+      </w:r>
+      <w:r>
+        <w:rPr>
+          <w:rFonts w:hint="eastAsia" w:ascii="Times New Roman" w:hAnsi="Times New Roman" w:eastAsia="FangSong" w:cs="Times New Roman"/>
+        </w:rPr>
+        <w:t>迁移异构化</w:t>
+      </w:r>
+      <w:r>
+        <w:rPr>
+          <w:rFonts w:hint="eastAsia" w:ascii="Times New Roman" w:hAnsi="Times New Roman" w:eastAsia="Times New Roman" w:cs="Times New Roman"/>
+        </w:rPr>
+        <w:t>：</w:t>
+      </w:r>
+      <w:r>
+        <w:rPr>
+          <w:rFonts w:hint="eastAsia" w:ascii="Times New Roman" w:hAnsi="Times New Roman" w:eastAsia="FangSong" w:cs="Times New Roman"/>
+        </w:rPr>
+        <w:t>原</w:t>
+      </w:r>
+      <w:r>
+        <w:rPr>
+          <w:rFonts w:ascii="Times New Roman" w:hAnsi="Times New Roman" w:eastAsia="Times New Roman" w:cs="Times New Roman"/>
+        </w:rPr>
+        <w:t xml:space="preserve"> C1=C2 </w:t>
+      </w:r>
+      <w:r>
+        <w:rPr>
+          <w:rFonts w:hint="eastAsia" w:ascii="Times New Roman" w:hAnsi="Times New Roman" w:eastAsia="FangSong" w:cs="Times New Roman"/>
+        </w:rPr>
+        <w:t xml:space="preserve">的</w:t>
+      </w:r>
+      <w:r>
+        <w:rPr>
+          <w:rFonts w:ascii="Times New Roman" w:hAnsi="Times New Roman" w:eastAsia="Times New Roman" w:cs="Times New Roman"/>
+        </w:rPr>
+        <w:t xml:space="preserve"> π </w:t>
+      </w:r>
+      <w:r>
+        <w:rPr>
+          <w:rFonts w:hint="eastAsia" w:ascii="Times New Roman" w:hAnsi="Times New Roman" w:eastAsia="FangSong" w:cs="Times New Roman"/>
+        </w:rPr>
+        <w:t xml:space="preserve">键与</w:t>
+      </w:r>
+      <w:r>
+        <w:rPr>
+          <w:rFonts w:ascii="Times New Roman" w:hAnsi="Times New Roman" w:eastAsia="Times New Roman" w:cs="Times New Roman"/>
+        </w:rPr>
+        <w:t xml:space="preserve"> C5 </w:t>
+      </w:r>
+      <w:r>
+        <w:rPr>
+          <w:rFonts w:hint="eastAsia" w:ascii="Times New Roman" w:hAnsi="Times New Roman" w:eastAsia="FangSong" w:cs="Times New Roman"/>
+        </w:rPr>
+        <w:t xml:space="preserve">上的</w:t>
+      </w:r>
+      <w:r>
+        <w:rPr>
+          <w:rFonts w:ascii="Times New Roman" w:hAnsi="Times New Roman" w:eastAsia="Times New Roman" w:cs="Times New Roman"/>
+        </w:rPr>
+        <w:t xml:space="preserve"> H </w:t>
+      </w:r>
+      <w:r>
+        <w:rPr>
+          <w:rFonts w:hint="eastAsia" w:ascii="Times New Roman" w:hAnsi="Times New Roman" w:eastAsia="FangSong" w:cs="Times New Roman"/>
+        </w:rPr>
+        <w:t>同步迁移</w:t>
+      </w:r>
+      <w:r>
+        <w:rPr>
+          <w:rFonts w:hint="eastAsia" w:ascii="Times New Roman" w:hAnsi="Times New Roman" w:eastAsia="Times New Roman" w:cs="Times New Roman"/>
+        </w:rPr>
+        <w:t>，</w:t>
+      </w:r>
+      <w:r>
+        <w:rPr>
+          <w:rFonts w:hint="eastAsia" w:ascii="Times New Roman" w:hAnsi="Times New Roman" w:eastAsia="FangSong" w:cs="Times New Roman"/>
+        </w:rPr>
+        <w:t>六元环椅式过渡态中两端新形成</w:t>
+      </w:r>
+      <w:r>
+        <w:rPr>
+          <w:rFonts w:ascii="Times New Roman" w:hAnsi="Times New Roman" w:eastAsia="Times New Roman" w:cs="Times New Roman"/>
+        </w:rPr>
+        <w:t xml:space="preserve"> σ </w:t>
+      </w:r>
+      <w:r>
+        <w:rPr>
+          <w:rFonts w:hint="eastAsia" w:ascii="Times New Roman" w:hAnsi="Times New Roman" w:eastAsia="FangSong" w:cs="Times New Roman"/>
+        </w:rPr>
+        <w:t>键</w:t>
+      </w:r>
+      <w:r>
+        <w:rPr>
+          <w:rFonts w:hint="eastAsia" w:ascii="Times New Roman" w:hAnsi="Times New Roman" w:eastAsia="Times New Roman" w:cs="Times New Roman"/>
+        </w:rPr>
+        <w:t>，H</w:t>
+      </w:r>
+      <w:r>
+        <w:rPr>
+          <w:rFonts w:ascii="Times New Roman" w:hAnsi="Times New Roman" w:eastAsia="Times New Roman" w:cs="Times New Roman"/>
+        </w:rPr>
+        <w:t xml:space="preserve"> </w:t>
+      </w:r>
+      <w:r>
+        <w:rPr>
+          <w:rFonts w:hint="eastAsia" w:ascii="Times New Roman" w:hAnsi="Times New Roman" w:eastAsia="FangSong" w:cs="Times New Roman"/>
+        </w:rPr>
+        <w:t>保留在链端</w:t>
+      </w:r>
+      <w:r>
+        <w:rPr>
+          <w:rFonts w:hint="eastAsia" w:ascii="Times New Roman" w:hAnsi="Times New Roman" w:eastAsia="Times New Roman" w:cs="Times New Roman"/>
+        </w:rPr>
+        <w:t>（</w:t>
+      </w:r>
+      <w:r>
+        <w:rPr>
+          <w:rFonts w:hint="eastAsia" w:ascii="Times New Roman" w:hAnsi="Times New Roman" w:eastAsia="FangSong" w:cs="Times New Roman"/>
+        </w:rPr>
+        <w:t>同面迁移</w:t>
+      </w:r>
+      <w:r>
+        <w:rPr>
+          <w:rFonts w:hint="eastAsia" w:ascii="Times New Roman" w:hAnsi="Times New Roman" w:eastAsia="Times New Roman" w:cs="Times New Roman"/>
+        </w:rPr>
+        <w:t>，</w:t>
+      </w:r>
+      <w:r>
+        <w:rPr>
+          <w:rFonts w:hint="eastAsia" w:ascii="Times New Roman" w:hAnsi="Times New Roman" w:eastAsia="FangSong" w:cs="Times New Roman"/>
+        </w:rPr>
+        <w:t>构型保持</w:t>
+      </w:r>
+      <w:r>
+        <w:rPr>
+          <w:rFonts w:hint="eastAsia" w:ascii="Times New Roman" w:hAnsi="Times New Roman" w:eastAsia="Times New Roman" w:cs="Times New Roman"/>
+        </w:rPr>
+        <w:t>）。</w:t>
       </w:r>
     </w:p>
-    <w:bookmarkEnd w:id="39"/>
-    <w:bookmarkStart w:id="40" w:name="σ-迁移cope-重排"/>
+    <w:bookmarkEnd w:id="42"/>
+    <w:bookmarkStart w:id="43" w:name="σ-迁移cope-重排"/>
     <w:p>
       <w:pPr>
         <w:pStyle w:val="Heading3"/>
@@ -7309,8 +7587,8 @@
         <w:t xml:space="preserve">立体专一性</w:t>
       </w:r>
     </w:p>
-    <w:bookmarkEnd w:id="40"/>
-    <w:bookmarkStart w:id="41" w:name="σ-迁移claisen-重排"/>
+    <w:bookmarkEnd w:id="43"/>
+    <w:bookmarkStart w:id="44" w:name="σ-迁移claisen-重排"/>
     <w:p>
       <w:pPr>
         <w:pStyle w:val="Heading3"/>
@@ -7977,8 +8255,8 @@
         <w:t>）</w:t>
       </w:r>
     </w:p>
-    <w:bookmarkEnd w:id="41"/>
-    <w:bookmarkStart w:id="42" w:name="选择规则总结"/>
+    <w:bookmarkEnd w:id="44"/>
+    <w:bookmarkStart w:id="45" w:name="选择规则总结"/>
     <w:p>
       <w:pPr>
         <w:pStyle w:val="Heading3"/>
@@ -8489,9 +8767,9 @@
         </w:pict>
       </w:r>
     </w:p>
-    <w:bookmarkEnd w:id="42"/>
-    <w:bookmarkEnd w:id="43"/>
-    <w:bookmarkStart w:id="47" w:name="七ene-反应"/>
+    <w:bookmarkEnd w:id="45"/>
+    <w:bookmarkEnd w:id="46"/>
+    <w:bookmarkStart w:id="50" w:name="七ene-反应"/>
     <w:p>
       <w:pPr>
         <w:pStyle w:val="Heading2"/>
@@ -8522,7 +8800,7 @@
         <w:t xml:space="preserve">反应</w:t>
       </w:r>
     </w:p>
-    <w:bookmarkStart w:id="44" w:name="定义-2"/>
+    <w:bookmarkStart w:id="47" w:name="定义-2"/>
     <w:p>
       <w:pPr>
         <w:pStyle w:val="Heading3"/>
@@ -8789,8 +9067,8 @@
         </m:oMath>
       </m:oMathPara>
     </w:p>
-    <w:bookmarkEnd w:id="44"/>
-    <w:bookmarkStart w:id="45" w:name="与-d-a-的关系"/>
+    <w:bookmarkEnd w:id="47"/>
+    <w:bookmarkStart w:id="48" w:name="与-d-a-的关系"/>
     <w:p>
       <w:pPr>
         <w:pStyle w:val="Heading3"/>
@@ -8966,8 +9244,8 @@
         </w:pict>
       </w:r>
     </w:p>
-    <w:bookmarkEnd w:id="45"/>
-    <w:bookmarkStart w:id="46" w:name="cheletropic-反应螯变反应"/>
+    <w:bookmarkEnd w:id="48"/>
+    <w:bookmarkStart w:id="49" w:name="cheletropic-反应螯变反应"/>
     <w:p>
       <w:pPr>
         <w:pStyle w:val="Heading3"/>
@@ -9558,9 +9836,9 @@
         </w:pict>
       </w:r>
     </w:p>
-    <w:bookmarkEnd w:id="46"/>
-    <w:bookmarkEnd w:id="47"/>
-    <w:bookmarkStart w:id="51" w:name="八竞赛应用与常见考法"/>
+    <w:bookmarkEnd w:id="49"/>
+    <w:bookmarkEnd w:id="50"/>
+    <w:bookmarkStart w:id="54" w:name="八竞赛应用与常见考法"/>
     <w:p>
       <w:pPr>
         <w:pStyle w:val="Heading2"/>
@@ -9585,7 +9863,7 @@
         <w:t>竞赛应用与常见考法</w:t>
       </w:r>
     </w:p>
-    <w:bookmarkStart w:id="48" w:name="五种考法"/>
+    <w:bookmarkStart w:id="51" w:name="五种考法"/>
     <w:p>
       <w:pPr>
         <w:pStyle w:val="Heading3"/>
@@ -10169,8 +10447,8 @@
         </w:tc>
       </w:tr>
     </w:tbl>
-    <w:bookmarkEnd w:id="48"/>
-    <w:bookmarkStart w:id="49" w:name="记忆工具箱"/>
+    <w:bookmarkEnd w:id="51"/>
+    <w:bookmarkStart w:id="52" w:name="记忆工具箱"/>
     <w:p>
       <w:pPr>
         <w:pStyle w:val="Heading3"/>
@@ -10667,8 +10945,8 @@
         </w:tc>
       </w:tr>
     </w:tbl>
-    <w:bookmarkEnd w:id="49"/>
-    <w:bookmarkStart w:id="50" w:name="高频陷阱"/>
+    <w:bookmarkEnd w:id="52"/>
+    <w:bookmarkStart w:id="53" w:name="高频陷阱"/>
     <w:p>
       <w:pPr>
         <w:pStyle w:val="Heading3"/>
@@ -11136,9 +11414,9 @@
         </w:pict>
       </w:r>
     </w:p>
-    <w:bookmarkEnd w:id="50"/>
-    <w:bookmarkEnd w:id="51"/>
-    <w:bookmarkStart w:id="52" w:name="九反应类型快速鉴别"/>
+    <w:bookmarkEnd w:id="53"/>
+    <w:bookmarkEnd w:id="54"/>
+    <w:bookmarkStart w:id="55" w:name="九反应类型快速鉴别"/>
     <w:p>
       <w:pPr>
         <w:pStyle w:val="Heading2"/>
@@ -11679,8 +11957,8 @@
         </w:pict>
       </w:r>
     </w:p>
-    <w:bookmarkEnd w:id="52"/>
-    <w:bookmarkStart w:id="55" w:name="十关键数据速查"/>
+    <w:bookmarkEnd w:id="55"/>
+    <w:bookmarkStart w:id="58" w:name="十关键数据速查"/>
     <w:p>
       <w:pPr>
         <w:pStyle w:val="Heading2"/>
@@ -11705,7 +11983,7 @@
         <w:t>关键数据速查</w:t>
       </w:r>
     </w:p>
-    <w:bookmarkStart w:id="53" w:name="周环反应-wh-规则速查表"/>
+    <w:bookmarkStart w:id="56" w:name="周环反应-wh-规则速查表"/>
     <w:p>
       <w:pPr>
         <w:pStyle w:val="Heading3"/>
@@ -12330,8 +12608,8 @@
         </w:tc>
       </w:tr>
     </w:tbl>
-    <w:bookmarkEnd w:id="53"/>
-    <w:bookmarkStart w:id="54" w:name="π-电子计数速查"/>
+    <w:bookmarkEnd w:id="56"/>
+    <w:bookmarkStart w:id="57" w:name="π-电子计数速查"/>
     <w:p>
       <w:pPr>
         <w:pStyle w:val="Heading3"/>
@@ -12673,9 +12951,9 @@
         </w:pict>
       </w:r>
     </w:p>
-    <w:bookmarkEnd w:id="54"/>
-    <w:bookmarkEnd w:id="55"/>
-    <w:bookmarkStart w:id="59" w:name="十一练习题"/>
+    <w:bookmarkEnd w:id="57"/>
+    <w:bookmarkEnd w:id="58"/>
+    <w:bookmarkStart w:id="62" w:name="十一练习题"/>
     <w:p>
       <w:pPr>
         <w:pStyle w:val="Heading2"/>
@@ -12821,7 +13099,7 @@
         <w:t>。</w:t>
       </w:r>
     </w:p>
-    <w:bookmarkStart w:id="56" w:name="基础巩固7-题"/>
+    <w:bookmarkStart w:id="59" w:name="基础巩固7-题"/>
     <w:p>
       <w:pPr>
         <w:pStyle w:val="Heading3"/>
@@ -13808,8 +14086,8 @@
         <w:t>）</w:t>
       </w:r>
     </w:p>
-    <w:bookmarkEnd w:id="56"/>
-    <w:bookmarkStart w:id="57" w:name="竞赛入门5-题"/>
+    <w:bookmarkEnd w:id="59"/>
+    <w:bookmarkStart w:id="60" w:name="竞赛入门5-题"/>
     <w:p>
       <w:pPr>
         <w:pStyle w:val="Heading3"/>
@@ -14521,8 +14799,8 @@
         <w:t>。</w:t>
       </w:r>
     </w:p>
-    <w:bookmarkEnd w:id="57"/>
-    <w:bookmarkStart w:id="58" w:name="真题挑战3-题"/>
+    <w:bookmarkEnd w:id="60"/>
+    <w:bookmarkStart w:id="61" w:name="真题挑战3-题"/>
     <w:p>
       <w:pPr>
         <w:pStyle w:val="Heading3"/>
@@ -15593,9 +15871,9 @@
         <w:t>）。</w:t>
       </w:r>
     </w:p>
-    <w:bookmarkEnd w:id="58"/>
-    <w:bookmarkEnd w:id="59"/>
-    <w:bookmarkStart w:id="63" w:name="十二参考答案与提示"/>
+    <w:bookmarkEnd w:id="61"/>
+    <w:bookmarkEnd w:id="62"/>
+    <w:bookmarkStart w:id="66" w:name="十二参考答案与提示"/>
     <w:p>
       <w:pPr>
         <w:pStyle w:val="Heading2"/>
@@ -15620,7 +15898,7 @@
         <w:t>参考答案与提示</w:t>
       </w:r>
     </w:p>
-    <w:bookmarkStart w:id="60" w:name="基础巩固答案"/>
+    <w:bookmarkStart w:id="63" w:name="基础巩固答案"/>
     <w:p>
       <w:pPr>
         <w:pStyle w:val="Heading3"/>
@@ -17398,8 +17676,8 @@
         <w:t>。</w:t>
       </w:r>
     </w:p>
-    <w:bookmarkEnd w:id="60"/>
-    <w:bookmarkStart w:id="61" w:name="竞赛入门答案"/>
+    <w:bookmarkEnd w:id="63"/>
+    <w:bookmarkStart w:id="64" w:name="竞赛入门答案"/>
     <w:p>
       <w:pPr>
         <w:pStyle w:val="Heading3"/>
@@ -19436,8 +19714,8 @@
         <w:t xml:space="preserve"> Diels-Alder”。</w:t>
       </w:r>
     </w:p>
-    <w:bookmarkEnd w:id="61"/>
-    <w:bookmarkStart w:id="62" w:name="真题挑战答案"/>
+    <w:bookmarkEnd w:id="64"/>
+    <w:bookmarkStart w:id="65" w:name="真题挑战答案"/>
     <w:p>
       <w:pPr>
         <w:pStyle w:val="Heading3"/>
@@ -20995,9 +21273,9 @@
         <w:t>）。</w:t>
       </w:r>
     </w:p>
-    <w:bookmarkEnd w:id="62"/>
-    <w:bookmarkEnd w:id="63"/>
-    <w:bookmarkEnd w:id="64"/>
+    <w:bookmarkEnd w:id="65"/>
+    <w:bookmarkEnd w:id="66"/>
+    <w:bookmarkEnd w:id="67"/>
     <w:sectPr>
       <w:footerReference w:type="default" r:id="rId9"/>
       <w:footnotePr>
